--- a/Звіт.docx
+++ b/Звіт.docx
@@ -5,6 +5,7 @@
     <w:p>
       <w:pPr>
         <w:spacing w:before="240" w:after="0" w:line="240" w:lineRule="auto"/>
+        <w:ind w:left="-426" w:firstLine="426"/>
         <w:jc w:val="center"/>
         <w:rPr>
           <w:rFonts w:ascii="Times New Roman" w:hAnsi="Times New Roman" w:cs="Times New Roman"/>
@@ -24,6 +25,7 @@
     <w:p>
       <w:pPr>
         <w:spacing w:before="240" w:after="0" w:line="240" w:lineRule="auto"/>
+        <w:ind w:left="-426" w:firstLine="426"/>
         <w:jc w:val="center"/>
         <w:rPr>
           <w:rFonts w:ascii="Times New Roman" w:hAnsi="Times New Roman" w:cs="Times New Roman"/>
@@ -43,6 +45,7 @@
     <w:p>
       <w:pPr>
         <w:spacing w:before="240" w:after="0" w:line="240" w:lineRule="auto"/>
+        <w:ind w:left="-426" w:firstLine="426"/>
         <w:jc w:val="center"/>
         <w:rPr>
           <w:rFonts w:ascii="Times New Roman" w:hAnsi="Times New Roman" w:cs="Times New Roman"/>
@@ -62,6 +65,7 @@
     <w:p>
       <w:pPr>
         <w:spacing w:after="0" w:line="240" w:lineRule="auto"/>
+        <w:ind w:left="-426" w:firstLine="426"/>
         <w:jc w:val="center"/>
         <w:rPr>
           <w:rFonts w:ascii="Times New Roman" w:hAnsi="Times New Roman" w:cs="Times New Roman"/>
@@ -73,6 +77,7 @@
     <w:p>
       <w:pPr>
         <w:spacing w:after="0" w:line="240" w:lineRule="auto"/>
+        <w:ind w:left="-426" w:firstLine="426"/>
         <w:jc w:val="center"/>
         <w:rPr>
           <w:rFonts w:ascii="Times New Roman" w:hAnsi="Times New Roman" w:cs="Times New Roman"/>
@@ -84,6 +89,7 @@
     <w:p>
       <w:pPr>
         <w:spacing w:after="0" w:line="240" w:lineRule="auto"/>
+        <w:ind w:left="-426" w:firstLine="426"/>
         <w:jc w:val="center"/>
         <w:rPr>
           <w:rFonts w:ascii="Times New Roman" w:hAnsi="Times New Roman" w:cs="Times New Roman"/>
@@ -113,7 +119,7 @@
                     </pic:cNvPicPr>
                   </pic:nvPicPr>
                   <pic:blipFill>
-                    <a:blip r:embed="rId5" cstate="print">
+                    <a:blip r:embed="rId6" cstate="print">
                       <a:extLst>
                         <a:ext uri="{28A0092B-C50C-407E-A947-70E740481C1C}">
                           <a14:useLocalDpi xmlns:a14="http://schemas.microsoft.com/office/drawing/2010/main" val="0"/>
@@ -148,6 +154,7 @@
     <w:p>
       <w:pPr>
         <w:spacing w:after="0" w:line="240" w:lineRule="auto"/>
+        <w:ind w:left="-426" w:firstLine="426"/>
         <w:jc w:val="center"/>
         <w:rPr>
           <w:rFonts w:ascii="Times New Roman" w:hAnsi="Times New Roman" w:cs="Times New Roman"/>
@@ -159,6 +166,7 @@
     <w:p>
       <w:pPr>
         <w:spacing w:after="0" w:line="240" w:lineRule="auto"/>
+        <w:ind w:left="-426" w:firstLine="426"/>
         <w:jc w:val="center"/>
         <w:rPr>
           <w:rFonts w:ascii="Times New Roman" w:hAnsi="Times New Roman" w:cs="Times New Roman"/>
@@ -170,6 +178,7 @@
     <w:p>
       <w:pPr>
         <w:spacing w:after="0" w:line="240" w:lineRule="auto"/>
+        <w:ind w:left="-426" w:firstLine="426"/>
         <w:jc w:val="center"/>
         <w:rPr>
           <w:rFonts w:ascii="Times New Roman" w:hAnsi="Times New Roman" w:cs="Times New Roman"/>
@@ -181,6 +190,7 @@
     <w:p>
       <w:pPr>
         <w:spacing w:after="0" w:line="240" w:lineRule="auto"/>
+        <w:ind w:left="-426" w:firstLine="426"/>
         <w:jc w:val="center"/>
         <w:rPr>
           <w:rFonts w:ascii="Times New Roman" w:hAnsi="Times New Roman" w:cs="Times New Roman"/>
@@ -204,6 +214,7 @@
     <w:p>
       <w:pPr>
         <w:spacing w:after="0" w:line="240" w:lineRule="auto"/>
+        <w:ind w:left="-426" w:firstLine="426"/>
         <w:rPr>
           <w:rFonts w:ascii="Times New Roman" w:hAnsi="Times New Roman" w:cs="Times New Roman"/>
           <w:b/>
@@ -216,6 +227,7 @@
     <w:p>
       <w:pPr>
         <w:spacing w:after="0" w:line="240" w:lineRule="auto"/>
+        <w:ind w:left="-426" w:firstLine="426"/>
         <w:jc w:val="center"/>
         <w:rPr>
           <w:rFonts w:ascii="Times New Roman" w:hAnsi="Times New Roman" w:cs="Times New Roman"/>
@@ -244,13 +256,9 @@
           <w:szCs w:val="28"/>
           <w:lang w:val="en-US"/>
         </w:rPr>
-        <w:t>DigiUni Registry</w:t>
-      </w:r>
-    </w:p>
-    <w:p>
-      <w:pPr>
-        <w:spacing w:after="0" w:line="240" w:lineRule="auto"/>
-        <w:jc w:val="center"/>
+        <w:t>DigiUni</w:t>
+      </w:r>
+      <w:r>
         <w:rPr>
           <w:rFonts w:ascii="Times New Roman" w:hAnsi="Times New Roman" w:cs="Times New Roman"/>
           <w:b/>
@@ -258,24 +266,24 @@
           <w:sz w:val="28"/>
           <w:szCs w:val="28"/>
         </w:rPr>
-      </w:pPr>
-    </w:p>
-    <w:p>
-      <w:pPr>
-        <w:spacing w:after="0" w:line="240" w:lineRule="auto"/>
-        <w:jc w:val="center"/>
+        <w:t xml:space="preserve"> </w:t>
+      </w:r>
+      <w:r>
         <w:rPr>
           <w:rFonts w:ascii="Times New Roman" w:hAnsi="Times New Roman" w:cs="Times New Roman"/>
           <w:b/>
           <w:bCs/>
           <w:sz w:val="28"/>
           <w:szCs w:val="28"/>
-        </w:rPr>
-      </w:pPr>
-    </w:p>
-    <w:p>
-      <w:pPr>
-        <w:spacing w:after="0" w:line="240" w:lineRule="auto"/>
+          <w:lang w:val="en-US"/>
+        </w:rPr>
+        <w:t>Registry</w:t>
+      </w:r>
+    </w:p>
+    <w:p>
+      <w:pPr>
+        <w:spacing w:after="0" w:line="240" w:lineRule="auto"/>
+        <w:ind w:left="-426" w:firstLine="426"/>
         <w:jc w:val="center"/>
         <w:rPr>
           <w:rFonts w:ascii="Times New Roman" w:hAnsi="Times New Roman" w:cs="Times New Roman"/>
@@ -285,7 +293,12 @@
           <w:szCs w:val="28"/>
         </w:rPr>
       </w:pPr>
-      <w:r>
+    </w:p>
+    <w:p>
+      <w:pPr>
+        <w:spacing w:after="0" w:line="240" w:lineRule="auto"/>
+        <w:ind w:left="-426" w:firstLine="426"/>
+        <w:jc w:val="center"/>
         <w:rPr>
           <w:rFonts w:ascii="Times New Roman" w:hAnsi="Times New Roman" w:cs="Times New Roman"/>
           <w:b/>
@@ -293,12 +306,12 @@
           <w:sz w:val="28"/>
           <w:szCs w:val="28"/>
         </w:rPr>
-        <w:t>ЗВІТ</w:t>
-      </w:r>
-    </w:p>
-    <w:p>
-      <w:pPr>
-        <w:spacing w:after="0" w:line="240" w:lineRule="auto"/>
+      </w:pPr>
+    </w:p>
+    <w:p>
+      <w:pPr>
+        <w:spacing w:after="0" w:line="240" w:lineRule="auto"/>
+        <w:ind w:left="-426" w:firstLine="426"/>
         <w:jc w:val="center"/>
         <w:rPr>
           <w:rFonts w:ascii="Times New Roman" w:hAnsi="Times New Roman" w:cs="Times New Roman"/>
@@ -308,11 +321,7 @@
           <w:szCs w:val="28"/>
         </w:rPr>
       </w:pPr>
-    </w:p>
-    <w:p>
-      <w:pPr>
-        <w:spacing w:after="0" w:line="240" w:lineRule="auto"/>
-        <w:jc w:val="center"/>
+      <w:r>
         <w:rPr>
           <w:rFonts w:ascii="Times New Roman" w:hAnsi="Times New Roman" w:cs="Times New Roman"/>
           <w:b/>
@@ -320,12 +329,41 @@
           <w:sz w:val="28"/>
           <w:szCs w:val="28"/>
         </w:rPr>
-      </w:pPr>
-    </w:p>
-    <w:p>
-      <w:pPr>
-        <w:spacing w:after="0" w:line="240" w:lineRule="auto"/>
-        <w:ind w:firstLine="5670"/>
+        <w:t>ЗВІТ</w:t>
+      </w:r>
+    </w:p>
+    <w:p>
+      <w:pPr>
+        <w:spacing w:after="0" w:line="240" w:lineRule="auto"/>
+        <w:ind w:left="-426" w:firstLine="426"/>
+        <w:jc w:val="center"/>
+        <w:rPr>
+          <w:rFonts w:ascii="Times New Roman" w:hAnsi="Times New Roman" w:cs="Times New Roman"/>
+          <w:b/>
+          <w:bCs/>
+          <w:sz w:val="28"/>
+          <w:szCs w:val="28"/>
+        </w:rPr>
+      </w:pPr>
+    </w:p>
+    <w:p>
+      <w:pPr>
+        <w:spacing w:after="0" w:line="240" w:lineRule="auto"/>
+        <w:ind w:left="-426" w:firstLine="426"/>
+        <w:jc w:val="center"/>
+        <w:rPr>
+          <w:rFonts w:ascii="Times New Roman" w:hAnsi="Times New Roman" w:cs="Times New Roman"/>
+          <w:b/>
+          <w:bCs/>
+          <w:sz w:val="28"/>
+          <w:szCs w:val="28"/>
+        </w:rPr>
+      </w:pPr>
+    </w:p>
+    <w:p>
+      <w:pPr>
+        <w:spacing w:after="0" w:line="240" w:lineRule="auto"/>
+        <w:ind w:left="-426" w:firstLine="426"/>
         <w:jc w:val="both"/>
         <w:rPr>
           <w:rFonts w:ascii="Times New Roman" w:hAnsi="Times New Roman" w:cs="Times New Roman"/>
@@ -347,7 +385,7 @@
     <w:p>
       <w:pPr>
         <w:spacing w:after="0" w:line="240" w:lineRule="auto"/>
-        <w:ind w:firstLine="5670"/>
+        <w:ind w:left="-426" w:firstLine="426"/>
         <w:jc w:val="both"/>
         <w:rPr>
           <w:rFonts w:ascii="Times New Roman" w:hAnsi="Times New Roman" w:cs="Times New Roman"/>
@@ -357,7 +395,7 @@
     <w:p>
       <w:pPr>
         <w:spacing w:after="0" w:line="240" w:lineRule="auto"/>
-        <w:ind w:firstLine="5670"/>
+        <w:ind w:left="-426" w:firstLine="426"/>
         <w:jc w:val="both"/>
         <w:rPr>
           <w:rFonts w:ascii="Times New Roman" w:hAnsi="Times New Roman" w:cs="Times New Roman"/>
@@ -373,7 +411,7 @@
     <w:p>
       <w:pPr>
         <w:spacing w:after="0" w:line="240" w:lineRule="auto"/>
-        <w:ind w:firstLine="5670"/>
+        <w:ind w:left="-426" w:firstLine="426"/>
         <w:jc w:val="both"/>
         <w:rPr>
           <w:rFonts w:ascii="Times New Roman" w:hAnsi="Times New Roman" w:cs="Times New Roman"/>
@@ -389,7 +427,7 @@
     <w:p>
       <w:pPr>
         <w:spacing w:after="0" w:line="240" w:lineRule="auto"/>
-        <w:ind w:firstLine="5670"/>
+        <w:ind w:left="-426" w:firstLine="426"/>
         <w:jc w:val="both"/>
         <w:rPr>
           <w:rFonts w:ascii="Times New Roman" w:hAnsi="Times New Roman" w:cs="Times New Roman"/>
@@ -405,7 +443,7 @@
     <w:p>
       <w:pPr>
         <w:spacing w:after="0" w:line="240" w:lineRule="auto"/>
-        <w:ind w:firstLine="5670"/>
+        <w:ind w:left="-426" w:firstLine="426"/>
         <w:jc w:val="both"/>
         <w:rPr>
           <w:rFonts w:ascii="Times New Roman" w:hAnsi="Times New Roman" w:cs="Times New Roman"/>
@@ -421,7 +459,7 @@
     <w:p>
       <w:pPr>
         <w:spacing w:after="0" w:line="240" w:lineRule="auto"/>
-        <w:ind w:firstLine="5670"/>
+        <w:ind w:left="-426" w:firstLine="426"/>
         <w:jc w:val="both"/>
         <w:rPr>
           <w:rFonts w:ascii="Times New Roman" w:hAnsi="Times New Roman" w:cs="Times New Roman"/>
@@ -437,7 +475,7 @@
     <w:p>
       <w:pPr>
         <w:spacing w:after="0" w:line="240" w:lineRule="auto"/>
-        <w:ind w:firstLine="5670"/>
+        <w:ind w:left="-426" w:firstLine="426"/>
         <w:jc w:val="both"/>
         <w:rPr>
           <w:rFonts w:ascii="Times New Roman" w:hAnsi="Times New Roman" w:cs="Times New Roman"/>
@@ -453,7 +491,7 @@
     <w:p>
       <w:pPr>
         <w:spacing w:after="0" w:line="240" w:lineRule="auto"/>
-        <w:ind w:firstLine="5670"/>
+        <w:ind w:left="-426" w:firstLine="426"/>
         <w:jc w:val="both"/>
         <w:rPr>
           <w:rFonts w:ascii="Times New Roman" w:hAnsi="Times New Roman" w:cs="Times New Roman"/>
@@ -463,7 +501,7 @@
     <w:p>
       <w:pPr>
         <w:spacing w:after="0" w:line="240" w:lineRule="auto"/>
-        <w:ind w:firstLine="5670"/>
+        <w:ind w:left="-426" w:firstLine="426"/>
         <w:jc w:val="both"/>
         <w:rPr>
           <w:rFonts w:ascii="Times New Roman" w:hAnsi="Times New Roman" w:cs="Times New Roman"/>
@@ -479,7 +517,7 @@
     <w:p>
       <w:pPr>
         <w:spacing w:after="0" w:line="240" w:lineRule="auto"/>
-        <w:ind w:firstLine="5670"/>
+        <w:ind w:left="-426" w:firstLine="426"/>
         <w:jc w:val="both"/>
         <w:rPr>
           <w:rFonts w:ascii="Times New Roman" w:hAnsi="Times New Roman" w:cs="Times New Roman"/>
@@ -495,7 +533,7 @@
     <w:p>
       <w:pPr>
         <w:spacing w:after="0" w:line="240" w:lineRule="auto"/>
-        <w:ind w:firstLine="5670"/>
+        <w:ind w:left="-426" w:firstLine="426"/>
         <w:jc w:val="both"/>
         <w:rPr>
           <w:rFonts w:ascii="Times New Roman" w:hAnsi="Times New Roman" w:cs="Times New Roman"/>
@@ -511,7 +549,7 @@
     <w:p>
       <w:pPr>
         <w:spacing w:after="0" w:line="240" w:lineRule="auto"/>
-        <w:ind w:firstLine="5670"/>
+        <w:ind w:left="-426" w:firstLine="426"/>
         <w:jc w:val="both"/>
         <w:rPr>
           <w:rFonts w:ascii="Times New Roman" w:hAnsi="Times New Roman" w:cs="Times New Roman"/>
@@ -527,7 +565,7 @@
     <w:p>
       <w:pPr>
         <w:spacing w:after="0" w:line="240" w:lineRule="auto"/>
-        <w:ind w:firstLine="5670"/>
+        <w:ind w:left="-426" w:firstLine="426"/>
         <w:jc w:val="both"/>
         <w:rPr>
           <w:rFonts w:ascii="Times New Roman" w:hAnsi="Times New Roman" w:cs="Times New Roman"/>
@@ -543,7 +581,7 @@
     <w:p>
       <w:pPr>
         <w:spacing w:after="0" w:line="240" w:lineRule="auto"/>
-        <w:ind w:firstLine="5670"/>
+        <w:ind w:left="-426" w:firstLine="426"/>
         <w:jc w:val="both"/>
         <w:rPr>
           <w:rFonts w:ascii="Times New Roman" w:hAnsi="Times New Roman" w:cs="Times New Roman"/>
@@ -553,19 +591,13 @@
         <w:rPr>
           <w:rFonts w:ascii="Times New Roman" w:hAnsi="Times New Roman" w:cs="Times New Roman"/>
         </w:rPr>
-        <w:t xml:space="preserve">забезпечення, гр. </w:t>
-      </w:r>
-      <w:r>
-        <w:rPr>
-          <w:rFonts w:ascii="Times New Roman" w:hAnsi="Times New Roman" w:cs="Times New Roman"/>
-        </w:rPr>
-        <w:t>3</w:t>
-      </w:r>
-    </w:p>
-    <w:p>
-      <w:pPr>
-        <w:spacing w:after="0" w:line="240" w:lineRule="auto"/>
-        <w:ind w:firstLine="5670"/>
+        <w:t>забезпечення, гр. 3</w:t>
+      </w:r>
+    </w:p>
+    <w:p>
+      <w:pPr>
+        <w:spacing w:after="0" w:line="240" w:lineRule="auto"/>
+        <w:ind w:left="-426" w:firstLine="426"/>
         <w:jc w:val="both"/>
         <w:rPr>
           <w:rFonts w:ascii="Times New Roman" w:hAnsi="Times New Roman" w:cs="Times New Roman"/>
@@ -575,7 +607,7 @@
     <w:p>
       <w:pPr>
         <w:spacing w:after="0" w:line="240" w:lineRule="auto"/>
-        <w:ind w:firstLine="5670"/>
+        <w:ind w:left="-426" w:firstLine="426"/>
         <w:jc w:val="both"/>
         <w:rPr>
           <w:rFonts w:ascii="Times New Roman" w:hAnsi="Times New Roman" w:cs="Times New Roman"/>
@@ -591,7 +623,7 @@
     <w:p>
       <w:pPr>
         <w:spacing w:after="0" w:line="240" w:lineRule="auto"/>
-        <w:ind w:firstLine="5670"/>
+        <w:ind w:left="-426" w:firstLine="426"/>
         <w:jc w:val="both"/>
         <w:rPr>
           <w:rFonts w:ascii="Times New Roman" w:hAnsi="Times New Roman" w:cs="Times New Roman"/>
@@ -607,6 +639,7 @@
     <w:p>
       <w:pPr>
         <w:spacing w:after="0" w:line="240" w:lineRule="auto"/>
+        <w:ind w:left="-426" w:firstLine="426"/>
         <w:jc w:val="center"/>
         <w:rPr>
           <w:rFonts w:ascii="Times New Roman" w:hAnsi="Times New Roman" w:cs="Times New Roman"/>
@@ -618,6 +651,7 @@
     <w:p>
       <w:pPr>
         <w:spacing w:after="0" w:line="240" w:lineRule="auto"/>
+        <w:ind w:left="-426" w:firstLine="426"/>
         <w:jc w:val="center"/>
         <w:rPr>
           <w:rFonts w:ascii="Times New Roman" w:hAnsi="Times New Roman" w:cs="Times New Roman"/>
@@ -629,6 +663,7 @@
     <w:p>
       <w:pPr>
         <w:spacing w:after="0" w:line="240" w:lineRule="auto"/>
+        <w:ind w:left="-426" w:firstLine="426"/>
         <w:jc w:val="center"/>
         <w:rPr>
           <w:rFonts w:ascii="Times New Roman" w:hAnsi="Times New Roman" w:cs="Times New Roman"/>
@@ -638,7 +673,1253 @@
         <w:rPr>
           <w:rFonts w:ascii="Times New Roman" w:hAnsi="Times New Roman" w:cs="Times New Roman"/>
         </w:rPr>
-        <w:t>Київ - 2026</w:t>
+        <w:t xml:space="preserve">Київ </w:t>
+      </w:r>
+      <w:r>
+        <w:rPr>
+          <w:rFonts w:ascii="Times New Roman" w:hAnsi="Times New Roman" w:cs="Times New Roman"/>
+        </w:rPr>
+        <w:t>–</w:t>
+      </w:r>
+      <w:r>
+        <w:rPr>
+          <w:rFonts w:ascii="Times New Roman" w:hAnsi="Times New Roman" w:cs="Times New Roman"/>
+        </w:rPr>
+        <w:t xml:space="preserve"> 2026</w:t>
+      </w:r>
+    </w:p>
+    <w:p>
+      <w:pPr>
+        <w:ind w:left="-426" w:firstLine="426"/>
+        <w:rPr>
+          <w:rFonts w:ascii="Times New Roman" w:hAnsi="Times New Roman" w:cs="Times New Roman"/>
+        </w:rPr>
+      </w:pPr>
+      <w:r>
+        <w:rPr>
+          <w:rFonts w:ascii="Times New Roman" w:hAnsi="Times New Roman" w:cs="Times New Roman"/>
+        </w:rPr>
+        <w:br w:type="page"/>
+      </w:r>
+    </w:p>
+    <w:p>
+      <w:pPr>
+        <w:spacing w:after="0" w:line="240" w:lineRule="auto"/>
+        <w:ind w:left="-426" w:firstLine="426"/>
+        <w:jc w:val="center"/>
+        <w:rPr>
+          <w:rFonts w:ascii="Times New Roman" w:hAnsi="Times New Roman" w:cs="Times New Roman"/>
+          <w:b/>
+          <w:bCs/>
+          <w:i/>
+          <w:iCs/>
+          <w:sz w:val="28"/>
+          <w:szCs w:val="28"/>
+        </w:rPr>
+      </w:pPr>
+      <w:r>
+        <w:rPr>
+          <w:rFonts w:ascii="Times New Roman" w:hAnsi="Times New Roman" w:cs="Times New Roman"/>
+          <w:b/>
+          <w:bCs/>
+          <w:i/>
+          <w:iCs/>
+          <w:sz w:val="28"/>
+          <w:szCs w:val="28"/>
+        </w:rPr>
+        <w:lastRenderedPageBreak/>
+        <w:t>Постановка задачі</w:t>
+      </w:r>
+    </w:p>
+    <w:p>
+      <w:pPr>
+        <w:spacing w:after="0" w:line="240" w:lineRule="auto"/>
+        <w:ind w:left="-426" w:firstLine="426"/>
+        <w:jc w:val="both"/>
+        <w:rPr>
+          <w:rFonts w:ascii="Times New Roman" w:hAnsi="Times New Roman" w:cs="Times New Roman"/>
+          <w:sz w:val="28"/>
+          <w:szCs w:val="28"/>
+        </w:rPr>
+      </w:pPr>
+    </w:p>
+    <w:p>
+      <w:pPr>
+        <w:spacing w:after="0" w:line="240" w:lineRule="auto"/>
+        <w:ind w:left="-426" w:firstLine="426"/>
+        <w:jc w:val="both"/>
+        <w:rPr>
+          <w:rFonts w:ascii="Times New Roman" w:hAnsi="Times New Roman" w:cs="Times New Roman"/>
+          <w:sz w:val="28"/>
+          <w:szCs w:val="28"/>
+        </w:rPr>
+      </w:pPr>
+      <w:r>
+        <w:rPr>
+          <w:rFonts w:ascii="Times New Roman" w:hAnsi="Times New Roman" w:cs="Times New Roman"/>
+          <w:b/>
+          <w:bCs/>
+          <w:sz w:val="28"/>
+          <w:szCs w:val="28"/>
+        </w:rPr>
+        <w:t>Головна мета:</w:t>
+      </w:r>
+      <w:r>
+        <w:rPr>
+          <w:rFonts w:ascii="Times New Roman" w:hAnsi="Times New Roman" w:cs="Times New Roman"/>
+          <w:sz w:val="28"/>
+          <w:szCs w:val="28"/>
+        </w:rPr>
+        <w:t xml:space="preserve"> Розробити консольну інформаційну систему обліку студентів та викладачів НаУКМА, яка демонструє комплексне використання технологій курсу Advanced Java.</w:t>
+      </w:r>
+    </w:p>
+    <w:p>
+      <w:pPr>
+        <w:spacing w:after="0" w:line="240" w:lineRule="auto"/>
+        <w:ind w:left="-426" w:firstLine="426"/>
+        <w:jc w:val="both"/>
+        <w:rPr>
+          <w:rFonts w:ascii="Times New Roman" w:hAnsi="Times New Roman" w:cs="Times New Roman"/>
+          <w:sz w:val="28"/>
+          <w:szCs w:val="28"/>
+        </w:rPr>
+      </w:pPr>
+      <w:r>
+        <w:rPr>
+          <w:rFonts w:ascii="Times New Roman" w:hAnsi="Times New Roman" w:cs="Times New Roman"/>
+          <w:b/>
+          <w:bCs/>
+          <w:sz w:val="28"/>
+          <w:szCs w:val="28"/>
+        </w:rPr>
+        <w:t>Основні завдання для реалізації:</w:t>
+      </w:r>
+    </w:p>
+    <w:p>
+      <w:pPr>
+        <w:numPr>
+          <w:ilvl w:val="0"/>
+          <w:numId w:val="1"/>
+        </w:numPr>
+        <w:spacing w:after="0" w:line="240" w:lineRule="auto"/>
+        <w:ind w:left="-426" w:firstLine="426"/>
+        <w:jc w:val="both"/>
+        <w:rPr>
+          <w:rFonts w:ascii="Times New Roman" w:hAnsi="Times New Roman" w:cs="Times New Roman"/>
+          <w:sz w:val="28"/>
+          <w:szCs w:val="28"/>
+        </w:rPr>
+      </w:pPr>
+      <w:r>
+        <w:rPr>
+          <w:rFonts w:ascii="Times New Roman" w:hAnsi="Times New Roman" w:cs="Times New Roman"/>
+          <w:b/>
+          <w:bCs/>
+          <w:sz w:val="28"/>
+          <w:szCs w:val="28"/>
+        </w:rPr>
+        <w:t>Моделювання предметної області:</w:t>
+      </w:r>
+    </w:p>
+    <w:p>
+      <w:pPr>
+        <w:numPr>
+          <w:ilvl w:val="1"/>
+          <w:numId w:val="1"/>
+        </w:numPr>
+        <w:tabs>
+          <w:tab w:val="num" w:pos="1440"/>
+        </w:tabs>
+        <w:spacing w:after="0" w:line="240" w:lineRule="auto"/>
+        <w:ind w:left="-426" w:firstLine="426"/>
+        <w:jc w:val="both"/>
+        <w:rPr>
+          <w:rFonts w:ascii="Times New Roman" w:hAnsi="Times New Roman" w:cs="Times New Roman"/>
+          <w:sz w:val="28"/>
+          <w:szCs w:val="28"/>
+        </w:rPr>
+      </w:pPr>
+      <w:r>
+        <w:rPr>
+          <w:rFonts w:ascii="Times New Roman" w:hAnsi="Times New Roman" w:cs="Times New Roman"/>
+          <w:sz w:val="28"/>
+          <w:szCs w:val="28"/>
+        </w:rPr>
+        <w:t>Створити ієрархічну структуру класів для опису сутностей: «Університет», «Факультет», «Кафедра», а також базового типу «Персона» з похідними класами «Студент» та «Викладач».</w:t>
+      </w:r>
+    </w:p>
+    <w:p>
+      <w:pPr>
+        <w:numPr>
+          <w:ilvl w:val="1"/>
+          <w:numId w:val="1"/>
+        </w:numPr>
+        <w:tabs>
+          <w:tab w:val="num" w:pos="1440"/>
+        </w:tabs>
+        <w:spacing w:after="0" w:line="240" w:lineRule="auto"/>
+        <w:ind w:left="-426" w:firstLine="426"/>
+        <w:jc w:val="both"/>
+        <w:rPr>
+          <w:rFonts w:ascii="Times New Roman" w:hAnsi="Times New Roman" w:cs="Times New Roman"/>
+          <w:sz w:val="28"/>
+          <w:szCs w:val="28"/>
+        </w:rPr>
+      </w:pPr>
+      <w:r>
+        <w:rPr>
+          <w:rFonts w:ascii="Times New Roman" w:hAnsi="Times New Roman" w:cs="Times New Roman"/>
+          <w:sz w:val="28"/>
+          <w:szCs w:val="28"/>
+        </w:rPr>
+        <w:t xml:space="preserve">Забезпечити наявність усіх необхідних </w:t>
+      </w:r>
+      <w:r>
+        <w:rPr>
+          <w:rFonts w:ascii="Times New Roman" w:hAnsi="Times New Roman" w:cs="Times New Roman"/>
+          <w:sz w:val="28"/>
+          <w:szCs w:val="28"/>
+        </w:rPr>
+        <w:t>полей</w:t>
+      </w:r>
+      <w:r>
+        <w:rPr>
+          <w:rFonts w:ascii="Times New Roman" w:hAnsi="Times New Roman" w:cs="Times New Roman"/>
+          <w:sz w:val="28"/>
+          <w:szCs w:val="28"/>
+        </w:rPr>
+        <w:t xml:space="preserve"> для кожної сутності (ідентифікатори, ПІБ, контакти, посилання на завідувачів та деканів, форма навчання тощо).</w:t>
+      </w:r>
+    </w:p>
+    <w:p>
+      <w:pPr>
+        <w:numPr>
+          <w:ilvl w:val="0"/>
+          <w:numId w:val="1"/>
+        </w:numPr>
+        <w:spacing w:after="0" w:line="240" w:lineRule="auto"/>
+        <w:ind w:left="-426" w:firstLine="426"/>
+        <w:jc w:val="both"/>
+        <w:rPr>
+          <w:rFonts w:ascii="Times New Roman" w:hAnsi="Times New Roman" w:cs="Times New Roman"/>
+          <w:sz w:val="28"/>
+          <w:szCs w:val="28"/>
+        </w:rPr>
+      </w:pPr>
+      <w:r>
+        <w:rPr>
+          <w:rFonts w:ascii="Times New Roman" w:hAnsi="Times New Roman" w:cs="Times New Roman"/>
+          <w:b/>
+          <w:bCs/>
+          <w:sz w:val="28"/>
+          <w:szCs w:val="28"/>
+        </w:rPr>
+        <w:t>Керування даними (CRUD-операції):</w:t>
+      </w:r>
+    </w:p>
+    <w:p>
+      <w:pPr>
+        <w:numPr>
+          <w:ilvl w:val="1"/>
+          <w:numId w:val="1"/>
+        </w:numPr>
+        <w:tabs>
+          <w:tab w:val="num" w:pos="1440"/>
+        </w:tabs>
+        <w:spacing w:after="0" w:line="240" w:lineRule="auto"/>
+        <w:ind w:left="-426" w:firstLine="426"/>
+        <w:jc w:val="both"/>
+        <w:rPr>
+          <w:rFonts w:ascii="Times New Roman" w:hAnsi="Times New Roman" w:cs="Times New Roman"/>
+          <w:sz w:val="28"/>
+          <w:szCs w:val="28"/>
+        </w:rPr>
+      </w:pPr>
+      <w:r>
+        <w:rPr>
+          <w:rFonts w:ascii="Times New Roman" w:hAnsi="Times New Roman" w:cs="Times New Roman"/>
+          <w:sz w:val="28"/>
+          <w:szCs w:val="28"/>
+        </w:rPr>
+        <w:t>Реалізувати консольне меню для взаємодії з користувачем.</w:t>
+      </w:r>
+    </w:p>
+    <w:p>
+      <w:pPr>
+        <w:numPr>
+          <w:ilvl w:val="1"/>
+          <w:numId w:val="1"/>
+        </w:numPr>
+        <w:tabs>
+          <w:tab w:val="num" w:pos="1440"/>
+        </w:tabs>
+        <w:spacing w:after="0" w:line="240" w:lineRule="auto"/>
+        <w:ind w:left="-426" w:firstLine="426"/>
+        <w:jc w:val="both"/>
+        <w:rPr>
+          <w:rFonts w:ascii="Times New Roman" w:hAnsi="Times New Roman" w:cs="Times New Roman"/>
+          <w:sz w:val="28"/>
+          <w:szCs w:val="28"/>
+        </w:rPr>
+      </w:pPr>
+      <w:r>
+        <w:rPr>
+          <w:rFonts w:ascii="Times New Roman" w:hAnsi="Times New Roman" w:cs="Times New Roman"/>
+          <w:sz w:val="28"/>
+          <w:szCs w:val="28"/>
+        </w:rPr>
+        <w:t>Забезпечити можливості створення, редагування та видалення факультетів і кафедр.</w:t>
+      </w:r>
+    </w:p>
+    <w:p>
+      <w:pPr>
+        <w:numPr>
+          <w:ilvl w:val="1"/>
+          <w:numId w:val="1"/>
+        </w:numPr>
+        <w:tabs>
+          <w:tab w:val="num" w:pos="1440"/>
+        </w:tabs>
+        <w:spacing w:after="0" w:line="240" w:lineRule="auto"/>
+        <w:ind w:left="-426" w:firstLine="426"/>
+        <w:jc w:val="both"/>
+        <w:rPr>
+          <w:rFonts w:ascii="Times New Roman" w:hAnsi="Times New Roman" w:cs="Times New Roman"/>
+          <w:sz w:val="28"/>
+          <w:szCs w:val="28"/>
+        </w:rPr>
+      </w:pPr>
+      <w:r>
+        <w:rPr>
+          <w:rFonts w:ascii="Times New Roman" w:hAnsi="Times New Roman" w:cs="Times New Roman"/>
+          <w:sz w:val="28"/>
+          <w:szCs w:val="28"/>
+        </w:rPr>
+        <w:t>Реалізувати функціонал додавання, редагування та видалення студентів і викладачів</w:t>
+      </w:r>
+      <w:r>
+        <w:rPr>
+          <w:rFonts w:ascii="Times New Roman" w:hAnsi="Times New Roman" w:cs="Times New Roman"/>
+          <w:sz w:val="28"/>
+          <w:szCs w:val="28"/>
+        </w:rPr>
+        <w:t>.</w:t>
+      </w:r>
+    </w:p>
+    <w:p>
+      <w:pPr>
+        <w:numPr>
+          <w:ilvl w:val="0"/>
+          <w:numId w:val="1"/>
+        </w:numPr>
+        <w:spacing w:after="0" w:line="240" w:lineRule="auto"/>
+        <w:ind w:left="-426" w:firstLine="426"/>
+        <w:jc w:val="both"/>
+        <w:rPr>
+          <w:rFonts w:ascii="Times New Roman" w:hAnsi="Times New Roman" w:cs="Times New Roman"/>
+          <w:sz w:val="28"/>
+          <w:szCs w:val="28"/>
+        </w:rPr>
+      </w:pPr>
+      <w:r>
+        <w:rPr>
+          <w:rFonts w:ascii="Times New Roman" w:hAnsi="Times New Roman" w:cs="Times New Roman"/>
+          <w:b/>
+          <w:bCs/>
+          <w:sz w:val="28"/>
+          <w:szCs w:val="28"/>
+        </w:rPr>
+        <w:t>Збереження та обробка даних:</w:t>
+      </w:r>
+    </w:p>
+    <w:p>
+      <w:pPr>
+        <w:numPr>
+          <w:ilvl w:val="1"/>
+          <w:numId w:val="1"/>
+        </w:numPr>
+        <w:tabs>
+          <w:tab w:val="num" w:pos="1440"/>
+        </w:tabs>
+        <w:spacing w:after="0" w:line="240" w:lineRule="auto"/>
+        <w:ind w:left="-426" w:firstLine="426"/>
+        <w:jc w:val="both"/>
+        <w:rPr>
+          <w:rFonts w:ascii="Times New Roman" w:hAnsi="Times New Roman" w:cs="Times New Roman"/>
+          <w:sz w:val="28"/>
+          <w:szCs w:val="28"/>
+        </w:rPr>
+      </w:pPr>
+      <w:r>
+        <w:rPr>
+          <w:rFonts w:ascii="Times New Roman" w:hAnsi="Times New Roman" w:cs="Times New Roman"/>
+          <w:sz w:val="28"/>
+          <w:szCs w:val="28"/>
+        </w:rPr>
+        <w:t>Організувати збереження даних системи у структурованому вигляді.</w:t>
+      </w:r>
+    </w:p>
+    <w:p>
+      <w:pPr>
+        <w:numPr>
+          <w:ilvl w:val="1"/>
+          <w:numId w:val="1"/>
+        </w:numPr>
+        <w:tabs>
+          <w:tab w:val="num" w:pos="1440"/>
+        </w:tabs>
+        <w:spacing w:after="0" w:line="240" w:lineRule="auto"/>
+        <w:ind w:left="-426" w:firstLine="426"/>
+        <w:jc w:val="both"/>
+        <w:rPr>
+          <w:rFonts w:ascii="Times New Roman" w:hAnsi="Times New Roman" w:cs="Times New Roman"/>
+          <w:sz w:val="28"/>
+          <w:szCs w:val="28"/>
+        </w:rPr>
+      </w:pPr>
+      <w:r>
+        <w:rPr>
+          <w:rFonts w:ascii="Times New Roman" w:hAnsi="Times New Roman" w:cs="Times New Roman"/>
+          <w:sz w:val="28"/>
+          <w:szCs w:val="28"/>
+        </w:rPr>
+        <w:t>Використати сучасні інструменти Java для роботи з даними (Stream API, колекції, I/O).</w:t>
+      </w:r>
+    </w:p>
+    <w:p>
+      <w:pPr>
+        <w:numPr>
+          <w:ilvl w:val="0"/>
+          <w:numId w:val="1"/>
+        </w:numPr>
+        <w:spacing w:after="0" w:line="240" w:lineRule="auto"/>
+        <w:ind w:left="-426" w:firstLine="426"/>
+        <w:jc w:val="both"/>
+        <w:rPr>
+          <w:rFonts w:ascii="Times New Roman" w:hAnsi="Times New Roman" w:cs="Times New Roman"/>
+          <w:sz w:val="28"/>
+          <w:szCs w:val="28"/>
+        </w:rPr>
+      </w:pPr>
+      <w:r>
+        <w:rPr>
+          <w:rFonts w:ascii="Times New Roman" w:hAnsi="Times New Roman" w:cs="Times New Roman"/>
+          <w:b/>
+          <w:bCs/>
+          <w:sz w:val="28"/>
+          <w:szCs w:val="28"/>
+        </w:rPr>
+        <w:t>Технічні та організаційні вимоги:</w:t>
+      </w:r>
+    </w:p>
+    <w:p>
+      <w:pPr>
+        <w:numPr>
+          <w:ilvl w:val="1"/>
+          <w:numId w:val="1"/>
+        </w:numPr>
+        <w:tabs>
+          <w:tab w:val="num" w:pos="1440"/>
+        </w:tabs>
+        <w:spacing w:after="0" w:line="240" w:lineRule="auto"/>
+        <w:ind w:left="-426" w:firstLine="426"/>
+        <w:jc w:val="both"/>
+        <w:rPr>
+          <w:rFonts w:ascii="Times New Roman" w:hAnsi="Times New Roman" w:cs="Times New Roman"/>
+          <w:sz w:val="28"/>
+          <w:szCs w:val="28"/>
+        </w:rPr>
+      </w:pPr>
+      <w:r>
+        <w:rPr>
+          <w:rFonts w:ascii="Times New Roman" w:hAnsi="Times New Roman" w:cs="Times New Roman"/>
+          <w:sz w:val="28"/>
+          <w:szCs w:val="28"/>
+        </w:rPr>
+        <w:t>Покрити в проєкті основні теми Advanced Java (ООП, дженер</w:t>
+      </w:r>
+      <w:r>
+        <w:rPr>
+          <w:rFonts w:ascii="Times New Roman" w:hAnsi="Times New Roman" w:cs="Times New Roman"/>
+          <w:sz w:val="28"/>
+          <w:szCs w:val="28"/>
+        </w:rPr>
+        <w:t>і</w:t>
+      </w:r>
+      <w:r>
+        <w:rPr>
+          <w:rFonts w:ascii="Times New Roman" w:hAnsi="Times New Roman" w:cs="Times New Roman"/>
+          <w:sz w:val="28"/>
+          <w:szCs w:val="28"/>
+        </w:rPr>
+        <w:t>ки, винятки, логування</w:t>
+      </w:r>
+      <w:r>
+        <w:rPr>
+          <w:rFonts w:ascii="Times New Roman" w:hAnsi="Times New Roman" w:cs="Times New Roman"/>
+          <w:sz w:val="28"/>
+          <w:szCs w:val="28"/>
+        </w:rPr>
+        <w:t>, лямбди</w:t>
+      </w:r>
+      <w:r>
+        <w:rPr>
+          <w:rFonts w:ascii="Times New Roman" w:hAnsi="Times New Roman" w:cs="Times New Roman"/>
+          <w:sz w:val="28"/>
+          <w:szCs w:val="28"/>
+        </w:rPr>
+        <w:t xml:space="preserve">, багатопоточність, </w:t>
+      </w:r>
+      <w:r>
+        <w:rPr>
+          <w:rFonts w:ascii="Times New Roman" w:hAnsi="Times New Roman" w:cs="Times New Roman"/>
+          <w:sz w:val="28"/>
+          <w:szCs w:val="28"/>
+          <w:lang w:val="en-US"/>
+        </w:rPr>
+        <w:t>Reflections</w:t>
+      </w:r>
+      <w:r>
+        <w:rPr>
+          <w:rFonts w:ascii="Times New Roman" w:hAnsi="Times New Roman" w:cs="Times New Roman"/>
+          <w:sz w:val="28"/>
+          <w:szCs w:val="28"/>
+        </w:rPr>
+        <w:t>, анотації та тестування).</w:t>
+      </w:r>
+    </w:p>
+    <w:p>
+      <w:pPr>
+        <w:numPr>
+          <w:ilvl w:val="1"/>
+          <w:numId w:val="1"/>
+        </w:numPr>
+        <w:spacing w:after="0" w:line="240" w:lineRule="auto"/>
+        <w:ind w:left="-426" w:firstLine="426"/>
+        <w:jc w:val="both"/>
+        <w:rPr>
+          <w:rFonts w:ascii="Times New Roman" w:hAnsi="Times New Roman" w:cs="Times New Roman"/>
+          <w:sz w:val="28"/>
+          <w:szCs w:val="28"/>
+        </w:rPr>
+      </w:pPr>
+      <w:r>
+        <w:rPr>
+          <w:rFonts w:ascii="Times New Roman" w:hAnsi="Times New Roman" w:cs="Times New Roman"/>
+          <w:sz w:val="28"/>
+          <w:szCs w:val="28"/>
+        </w:rPr>
+        <w:t xml:space="preserve">Організувати </w:t>
+      </w:r>
+      <w:r>
+        <w:rPr>
+          <w:rFonts w:ascii="Times New Roman" w:hAnsi="Times New Roman" w:cs="Times New Roman"/>
+          <w:sz w:val="28"/>
+          <w:szCs w:val="28"/>
+        </w:rPr>
+        <w:t>парну</w:t>
+      </w:r>
+      <w:r>
+        <w:rPr>
+          <w:rFonts w:ascii="Times New Roman" w:hAnsi="Times New Roman" w:cs="Times New Roman"/>
+          <w:sz w:val="28"/>
+          <w:szCs w:val="28"/>
+        </w:rPr>
+        <w:t xml:space="preserve"> роботу </w:t>
+      </w:r>
+      <w:r>
+        <w:rPr>
+          <w:rFonts w:ascii="Times New Roman" w:hAnsi="Times New Roman" w:cs="Times New Roman"/>
+          <w:sz w:val="28"/>
+          <w:szCs w:val="28"/>
+        </w:rPr>
+        <w:t xml:space="preserve">з </w:t>
+      </w:r>
+      <w:r>
+        <w:rPr>
+          <w:rFonts w:ascii="Times New Roman" w:hAnsi="Times New Roman" w:cs="Times New Roman"/>
+          <w:sz w:val="28"/>
+          <w:szCs w:val="28"/>
+        </w:rPr>
+        <w:t>використанням системи контролю версій Git (ведення історії комітів та створення pull requests на GitHub).</w:t>
+      </w:r>
+    </w:p>
+    <w:p>
+      <w:pPr>
+        <w:rPr>
+          <w:rFonts w:ascii="Times New Roman" w:hAnsi="Times New Roman" w:cs="Times New Roman"/>
+          <w:sz w:val="28"/>
+          <w:szCs w:val="28"/>
+        </w:rPr>
+      </w:pPr>
+    </w:p>
+    <w:p>
+      <w:pPr>
+        <w:rPr>
+          <w:rFonts w:ascii="Times New Roman" w:hAnsi="Times New Roman" w:cs="Times New Roman"/>
+          <w:b/>
+          <w:bCs/>
+          <w:i/>
+          <w:iCs/>
+          <w:sz w:val="28"/>
+          <w:szCs w:val="28"/>
+        </w:rPr>
+      </w:pPr>
+      <w:r>
+        <w:rPr>
+          <w:rFonts w:ascii="Times New Roman" w:hAnsi="Times New Roman" w:cs="Times New Roman"/>
+          <w:b/>
+          <w:bCs/>
+          <w:i/>
+          <w:iCs/>
+          <w:sz w:val="28"/>
+          <w:szCs w:val="28"/>
+        </w:rPr>
+        <w:br w:type="page"/>
+      </w:r>
+    </w:p>
+    <w:p>
+      <w:pPr>
+        <w:spacing w:after="0" w:line="240" w:lineRule="auto"/>
+        <w:ind w:left="-426" w:firstLine="426"/>
+        <w:jc w:val="center"/>
+        <w:rPr>
+          <w:rFonts w:ascii="Times New Roman" w:hAnsi="Times New Roman" w:cs="Times New Roman"/>
+          <w:b/>
+          <w:bCs/>
+          <w:i/>
+          <w:iCs/>
+          <w:sz w:val="28"/>
+          <w:szCs w:val="28"/>
+        </w:rPr>
+      </w:pPr>
+      <w:r>
+        <w:rPr>
+          <w:rFonts w:ascii="Times New Roman" w:hAnsi="Times New Roman" w:cs="Times New Roman"/>
+          <w:b/>
+          <w:bCs/>
+          <w:i/>
+          <w:iCs/>
+          <w:sz w:val="28"/>
+          <w:szCs w:val="28"/>
+        </w:rPr>
+        <w:lastRenderedPageBreak/>
+        <w:t>Розподіл ролей</w:t>
+      </w:r>
+    </w:p>
+    <w:p>
+      <w:pPr>
+        <w:spacing w:after="0" w:line="240" w:lineRule="auto"/>
+        <w:ind w:left="-426" w:firstLine="426"/>
+        <w:rPr>
+          <w:rFonts w:ascii="Times New Roman" w:hAnsi="Times New Roman" w:cs="Times New Roman"/>
+          <w:i/>
+          <w:iCs/>
+          <w:sz w:val="28"/>
+          <w:szCs w:val="28"/>
+        </w:rPr>
+      </w:pPr>
+      <w:r>
+        <w:rPr>
+          <w:rFonts w:ascii="Times New Roman" w:hAnsi="Times New Roman" w:cs="Times New Roman"/>
+          <w:i/>
+          <w:iCs/>
+          <w:sz w:val="28"/>
+          <w:szCs w:val="28"/>
+        </w:rPr>
+        <w:t xml:space="preserve">Шепетюк Ангеліна: </w:t>
+      </w:r>
+    </w:p>
+    <w:p>
+      <w:pPr>
+        <w:pStyle w:val="a9"/>
+        <w:numPr>
+          <w:ilvl w:val="0"/>
+          <w:numId w:val="3"/>
+        </w:numPr>
+        <w:spacing w:after="0" w:line="240" w:lineRule="auto"/>
+        <w:rPr>
+          <w:rFonts w:ascii="Times New Roman" w:hAnsi="Times New Roman" w:cs="Times New Roman"/>
+          <w:sz w:val="28"/>
+          <w:szCs w:val="28"/>
+        </w:rPr>
+      </w:pPr>
+      <w:r>
+        <w:rPr>
+          <w:rFonts w:ascii="Times New Roman" w:hAnsi="Times New Roman" w:cs="Times New Roman"/>
+          <w:sz w:val="28"/>
+          <w:szCs w:val="28"/>
+        </w:rPr>
+        <w:t>Управління об’єктами</w:t>
+      </w:r>
+      <w:r>
+        <w:rPr>
+          <w:rFonts w:ascii="Times New Roman" w:hAnsi="Times New Roman" w:cs="Times New Roman"/>
+          <w:sz w:val="28"/>
+          <w:szCs w:val="28"/>
+        </w:rPr>
+        <w:t xml:space="preserve"> Університету, Кафедри та Факультету</w:t>
+      </w:r>
+    </w:p>
+    <w:p>
+      <w:pPr>
+        <w:pStyle w:val="a9"/>
+        <w:numPr>
+          <w:ilvl w:val="1"/>
+          <w:numId w:val="3"/>
+        </w:numPr>
+        <w:spacing w:after="0" w:line="240" w:lineRule="auto"/>
+        <w:rPr>
+          <w:rFonts w:ascii="Times New Roman" w:hAnsi="Times New Roman" w:cs="Times New Roman"/>
+          <w:sz w:val="28"/>
+          <w:szCs w:val="28"/>
+        </w:rPr>
+      </w:pPr>
+      <w:r>
+        <w:rPr>
+          <w:rFonts w:ascii="Times New Roman" w:hAnsi="Times New Roman" w:cs="Times New Roman"/>
+          <w:sz w:val="28"/>
+          <w:szCs w:val="28"/>
+        </w:rPr>
+        <w:t>Створення</w:t>
+      </w:r>
+      <w:r>
+        <w:rPr>
+          <w:rFonts w:ascii="Times New Roman" w:hAnsi="Times New Roman" w:cs="Times New Roman"/>
+          <w:sz w:val="28"/>
+          <w:szCs w:val="28"/>
+        </w:rPr>
+        <w:t xml:space="preserve"> класів з</w:t>
+      </w:r>
+      <w:r>
+        <w:rPr>
+          <w:rFonts w:ascii="Times New Roman" w:hAnsi="Times New Roman" w:cs="Times New Roman"/>
+          <w:sz w:val="28"/>
+          <w:szCs w:val="28"/>
+        </w:rPr>
+        <w:t xml:space="preserve"> базови</w:t>
+      </w:r>
+      <w:r>
+        <w:rPr>
+          <w:rFonts w:ascii="Times New Roman" w:hAnsi="Times New Roman" w:cs="Times New Roman"/>
+          <w:sz w:val="28"/>
+          <w:szCs w:val="28"/>
+        </w:rPr>
+        <w:t>ми</w:t>
+      </w:r>
+      <w:r>
+        <w:rPr>
+          <w:rFonts w:ascii="Times New Roman" w:hAnsi="Times New Roman" w:cs="Times New Roman"/>
+          <w:sz w:val="28"/>
+          <w:szCs w:val="28"/>
+        </w:rPr>
+        <w:t xml:space="preserve"> пол</w:t>
+      </w:r>
+      <w:r>
+        <w:rPr>
+          <w:rFonts w:ascii="Times New Roman" w:hAnsi="Times New Roman" w:cs="Times New Roman"/>
+          <w:sz w:val="28"/>
+          <w:szCs w:val="28"/>
+        </w:rPr>
+        <w:t>ями</w:t>
+      </w:r>
+      <w:r>
+        <w:rPr>
+          <w:rFonts w:ascii="Times New Roman" w:hAnsi="Times New Roman" w:cs="Times New Roman"/>
+          <w:sz w:val="28"/>
+          <w:szCs w:val="28"/>
+        </w:rPr>
+        <w:t>, конструктор</w:t>
+      </w:r>
+      <w:r>
+        <w:rPr>
+          <w:rFonts w:ascii="Times New Roman" w:hAnsi="Times New Roman" w:cs="Times New Roman"/>
+          <w:sz w:val="28"/>
+          <w:szCs w:val="28"/>
+        </w:rPr>
+        <w:t>ами</w:t>
+      </w:r>
+      <w:r>
+        <w:rPr>
+          <w:rFonts w:ascii="Times New Roman" w:hAnsi="Times New Roman" w:cs="Times New Roman"/>
+          <w:sz w:val="28"/>
+          <w:szCs w:val="28"/>
+        </w:rPr>
+        <w:t xml:space="preserve">, </w:t>
+      </w:r>
+      <w:r>
+        <w:rPr>
+          <w:rFonts w:ascii="Times New Roman" w:hAnsi="Times New Roman" w:cs="Times New Roman"/>
+          <w:sz w:val="28"/>
+          <w:szCs w:val="28"/>
+          <w:lang w:val="en-US"/>
+        </w:rPr>
+        <w:t>toString</w:t>
+      </w:r>
+      <w:r>
+        <w:rPr>
+          <w:rFonts w:ascii="Times New Roman" w:hAnsi="Times New Roman" w:cs="Times New Roman"/>
+          <w:sz w:val="28"/>
+          <w:szCs w:val="28"/>
+          <w:lang w:val="ru-RU"/>
+        </w:rPr>
+        <w:t xml:space="preserve">(), </w:t>
+      </w:r>
+      <w:r>
+        <w:rPr>
+          <w:rFonts w:ascii="Times New Roman" w:hAnsi="Times New Roman" w:cs="Times New Roman"/>
+          <w:sz w:val="28"/>
+          <w:szCs w:val="28"/>
+          <w:lang w:val="en-US"/>
+        </w:rPr>
+        <w:t>hashCode</w:t>
+      </w:r>
+      <w:r>
+        <w:rPr>
+          <w:rFonts w:ascii="Times New Roman" w:hAnsi="Times New Roman" w:cs="Times New Roman"/>
+          <w:sz w:val="28"/>
+          <w:szCs w:val="28"/>
+          <w:lang w:val="ru-RU"/>
+        </w:rPr>
+        <w:t xml:space="preserve">() </w:t>
+      </w:r>
+      <w:r>
+        <w:rPr>
+          <w:rFonts w:ascii="Times New Roman" w:hAnsi="Times New Roman" w:cs="Times New Roman"/>
+          <w:sz w:val="28"/>
+          <w:szCs w:val="28"/>
+        </w:rPr>
+        <w:t xml:space="preserve">та </w:t>
+      </w:r>
+      <w:r>
+        <w:rPr>
+          <w:rFonts w:ascii="Times New Roman" w:hAnsi="Times New Roman" w:cs="Times New Roman"/>
+          <w:sz w:val="28"/>
+          <w:szCs w:val="28"/>
+          <w:lang w:val="en-US"/>
+        </w:rPr>
+        <w:t>equals</w:t>
+      </w:r>
+      <w:r>
+        <w:rPr>
+          <w:rFonts w:ascii="Times New Roman" w:hAnsi="Times New Roman" w:cs="Times New Roman"/>
+          <w:sz w:val="28"/>
+          <w:szCs w:val="28"/>
+          <w:lang w:val="ru-RU"/>
+        </w:rPr>
+        <w:t>()</w:t>
+      </w:r>
+    </w:p>
+    <w:p>
+      <w:pPr>
+        <w:pStyle w:val="a9"/>
+        <w:numPr>
+          <w:ilvl w:val="1"/>
+          <w:numId w:val="3"/>
+        </w:numPr>
+        <w:spacing w:after="0" w:line="240" w:lineRule="auto"/>
+        <w:rPr>
+          <w:rFonts w:ascii="Times New Roman" w:hAnsi="Times New Roman" w:cs="Times New Roman"/>
+          <w:sz w:val="28"/>
+          <w:szCs w:val="28"/>
+        </w:rPr>
+      </w:pPr>
+      <w:r>
+        <w:rPr>
+          <w:rFonts w:ascii="Times New Roman" w:hAnsi="Times New Roman" w:cs="Times New Roman"/>
+          <w:sz w:val="28"/>
+          <w:szCs w:val="28"/>
+        </w:rPr>
+        <w:t>Розробка консольних сервісів, що дають опції для видалення/створення/редагування Кафедр та Факультетів</w:t>
+      </w:r>
+    </w:p>
+    <w:p>
+      <w:pPr>
+        <w:pStyle w:val="a9"/>
+        <w:numPr>
+          <w:ilvl w:val="1"/>
+          <w:numId w:val="3"/>
+        </w:numPr>
+        <w:spacing w:after="0" w:line="240" w:lineRule="auto"/>
+        <w:rPr>
+          <w:rFonts w:ascii="Times New Roman" w:hAnsi="Times New Roman" w:cs="Times New Roman"/>
+          <w:sz w:val="28"/>
+          <w:szCs w:val="28"/>
+        </w:rPr>
+      </w:pPr>
+      <w:r>
+        <w:rPr>
+          <w:rFonts w:ascii="Times New Roman" w:hAnsi="Times New Roman" w:cs="Times New Roman"/>
+          <w:sz w:val="28"/>
+          <w:szCs w:val="28"/>
+        </w:rPr>
+        <w:t>Створення методів для пошуку та зберігання Кафедр та Факультетів</w:t>
+      </w:r>
+    </w:p>
+    <w:p>
+      <w:pPr>
+        <w:pStyle w:val="a9"/>
+        <w:numPr>
+          <w:ilvl w:val="0"/>
+          <w:numId w:val="3"/>
+        </w:numPr>
+        <w:spacing w:after="0" w:line="240" w:lineRule="auto"/>
+        <w:rPr>
+          <w:rFonts w:ascii="Times New Roman" w:hAnsi="Times New Roman" w:cs="Times New Roman"/>
+          <w:sz w:val="28"/>
+          <w:szCs w:val="28"/>
+        </w:rPr>
+      </w:pPr>
+      <w:r>
+        <w:rPr>
+          <w:rFonts w:ascii="Times New Roman" w:hAnsi="Times New Roman" w:cs="Times New Roman"/>
+          <w:sz w:val="28"/>
+          <w:szCs w:val="28"/>
+        </w:rPr>
+        <w:t>Авторизація та керування користувачами</w:t>
+      </w:r>
+    </w:p>
+    <w:p>
+      <w:pPr>
+        <w:pStyle w:val="a9"/>
+        <w:numPr>
+          <w:ilvl w:val="1"/>
+          <w:numId w:val="3"/>
+        </w:numPr>
+        <w:spacing w:after="0" w:line="240" w:lineRule="auto"/>
+        <w:rPr>
+          <w:rFonts w:ascii="Times New Roman" w:hAnsi="Times New Roman" w:cs="Times New Roman"/>
+          <w:sz w:val="28"/>
+          <w:szCs w:val="28"/>
+        </w:rPr>
+      </w:pPr>
+      <w:r>
+        <w:rPr>
+          <w:rFonts w:ascii="Times New Roman" w:hAnsi="Times New Roman" w:cs="Times New Roman"/>
+          <w:sz w:val="28"/>
+          <w:szCs w:val="28"/>
+        </w:rPr>
+        <w:t xml:space="preserve">Створення класу </w:t>
+      </w:r>
+      <w:r>
+        <w:rPr>
+          <w:rFonts w:ascii="Times New Roman" w:hAnsi="Times New Roman" w:cs="Times New Roman"/>
+          <w:sz w:val="28"/>
+          <w:szCs w:val="28"/>
+          <w:lang w:val="en-US"/>
+        </w:rPr>
+        <w:t>User</w:t>
+      </w:r>
+    </w:p>
+    <w:p>
+      <w:pPr>
+        <w:pStyle w:val="a9"/>
+        <w:numPr>
+          <w:ilvl w:val="1"/>
+          <w:numId w:val="3"/>
+        </w:numPr>
+        <w:spacing w:after="0" w:line="240" w:lineRule="auto"/>
+        <w:rPr>
+          <w:rFonts w:ascii="Times New Roman" w:hAnsi="Times New Roman" w:cs="Times New Roman"/>
+          <w:sz w:val="28"/>
+          <w:szCs w:val="28"/>
+        </w:rPr>
+      </w:pPr>
+      <w:r>
+        <w:rPr>
+          <w:rFonts w:ascii="Times New Roman" w:hAnsi="Times New Roman" w:cs="Times New Roman"/>
+          <w:sz w:val="28"/>
+          <w:szCs w:val="28"/>
+        </w:rPr>
+        <w:t>Додання можливості входу в акаунт за логіном та паролем</w:t>
+      </w:r>
+    </w:p>
+    <w:p>
+      <w:pPr>
+        <w:pStyle w:val="a9"/>
+        <w:numPr>
+          <w:ilvl w:val="1"/>
+          <w:numId w:val="3"/>
+        </w:numPr>
+        <w:spacing w:after="0" w:line="240" w:lineRule="auto"/>
+        <w:rPr>
+          <w:rFonts w:ascii="Times New Roman" w:hAnsi="Times New Roman" w:cs="Times New Roman"/>
+          <w:sz w:val="28"/>
+          <w:szCs w:val="28"/>
+        </w:rPr>
+      </w:pPr>
+      <w:r>
+        <w:rPr>
+          <w:rFonts w:ascii="Times New Roman" w:hAnsi="Times New Roman" w:cs="Times New Roman"/>
+          <w:sz w:val="28"/>
+          <w:szCs w:val="28"/>
+        </w:rPr>
+        <w:t>Перевірка прав доступу для ролей (Користувач, Адмін, Менеджер) з використанням побітових масок</w:t>
+      </w:r>
+    </w:p>
+    <w:p>
+      <w:pPr>
+        <w:pStyle w:val="a9"/>
+        <w:numPr>
+          <w:ilvl w:val="1"/>
+          <w:numId w:val="3"/>
+        </w:numPr>
+        <w:spacing w:after="0" w:line="240" w:lineRule="auto"/>
+        <w:rPr>
+          <w:rFonts w:ascii="Times New Roman" w:hAnsi="Times New Roman" w:cs="Times New Roman"/>
+          <w:sz w:val="28"/>
+          <w:szCs w:val="28"/>
+        </w:rPr>
+      </w:pPr>
+      <w:r>
+        <w:rPr>
+          <w:rFonts w:ascii="Times New Roman" w:hAnsi="Times New Roman" w:cs="Times New Roman"/>
+          <w:sz w:val="28"/>
+          <w:szCs w:val="28"/>
+        </w:rPr>
+        <w:t>Створення сервісу та меню для керування акаунтами</w:t>
+      </w:r>
+    </w:p>
+    <w:p>
+      <w:pPr>
+        <w:pStyle w:val="a9"/>
+        <w:numPr>
+          <w:ilvl w:val="1"/>
+          <w:numId w:val="3"/>
+        </w:numPr>
+        <w:spacing w:after="0" w:line="240" w:lineRule="auto"/>
+        <w:rPr>
+          <w:rFonts w:ascii="Times New Roman" w:hAnsi="Times New Roman" w:cs="Times New Roman"/>
+          <w:sz w:val="28"/>
+          <w:szCs w:val="28"/>
+        </w:rPr>
+      </w:pPr>
+      <w:r>
+        <w:rPr>
+          <w:rFonts w:ascii="Times New Roman" w:hAnsi="Times New Roman" w:cs="Times New Roman"/>
+          <w:sz w:val="28"/>
+          <w:szCs w:val="28"/>
+        </w:rPr>
+        <w:t xml:space="preserve">Побітове </w:t>
+      </w:r>
+      <w:r>
+        <w:rPr>
+          <w:rFonts w:ascii="Times New Roman" w:hAnsi="Times New Roman" w:cs="Times New Roman"/>
+          <w:sz w:val="28"/>
+          <w:szCs w:val="28"/>
+          <w:lang w:val="en-US"/>
+        </w:rPr>
+        <w:t>XOR-</w:t>
+      </w:r>
+      <w:r>
+        <w:rPr>
+          <w:rFonts w:ascii="Times New Roman" w:hAnsi="Times New Roman" w:cs="Times New Roman"/>
+          <w:sz w:val="28"/>
+          <w:szCs w:val="28"/>
+        </w:rPr>
+        <w:t>шифрування паролю</w:t>
+      </w:r>
+    </w:p>
+    <w:p>
+      <w:pPr>
+        <w:pStyle w:val="a9"/>
+        <w:numPr>
+          <w:ilvl w:val="1"/>
+          <w:numId w:val="3"/>
+        </w:numPr>
+        <w:spacing w:after="0" w:line="240" w:lineRule="auto"/>
+        <w:rPr>
+          <w:rFonts w:ascii="Times New Roman" w:hAnsi="Times New Roman" w:cs="Times New Roman"/>
+          <w:sz w:val="28"/>
+          <w:szCs w:val="28"/>
+        </w:rPr>
+      </w:pPr>
+      <w:r>
+        <w:rPr>
+          <w:rFonts w:ascii="Times New Roman" w:hAnsi="Times New Roman" w:cs="Times New Roman"/>
+          <w:sz w:val="28"/>
+          <w:szCs w:val="28"/>
+        </w:rPr>
+        <w:t xml:space="preserve">Серіалізація користувачів до </w:t>
+      </w:r>
+      <w:r>
+        <w:rPr>
+          <w:rFonts w:ascii="Times New Roman" w:hAnsi="Times New Roman" w:cs="Times New Roman"/>
+          <w:sz w:val="28"/>
+          <w:szCs w:val="28"/>
+          <w:lang w:val="ru-RU"/>
+        </w:rPr>
+        <w:t>.</w:t>
+      </w:r>
+      <w:r>
+        <w:rPr>
+          <w:rFonts w:ascii="Times New Roman" w:hAnsi="Times New Roman" w:cs="Times New Roman"/>
+          <w:sz w:val="28"/>
+          <w:szCs w:val="28"/>
+          <w:lang w:val="en-US"/>
+        </w:rPr>
+        <w:t>json</w:t>
+      </w:r>
+      <w:r>
+        <w:rPr>
+          <w:rFonts w:ascii="Times New Roman" w:hAnsi="Times New Roman" w:cs="Times New Roman"/>
+          <w:sz w:val="28"/>
+          <w:szCs w:val="28"/>
+          <w:lang w:val="ru-RU"/>
+        </w:rPr>
+        <w:t xml:space="preserve"> </w:t>
+      </w:r>
+      <w:r>
+        <w:rPr>
+          <w:rFonts w:ascii="Times New Roman" w:hAnsi="Times New Roman" w:cs="Times New Roman"/>
+          <w:sz w:val="28"/>
+          <w:szCs w:val="28"/>
+        </w:rPr>
+        <w:t xml:space="preserve">файлу </w:t>
+      </w:r>
+    </w:p>
+    <w:p>
+      <w:pPr>
+        <w:pStyle w:val="a9"/>
+        <w:numPr>
+          <w:ilvl w:val="0"/>
+          <w:numId w:val="3"/>
+        </w:numPr>
+        <w:spacing w:after="0" w:line="240" w:lineRule="auto"/>
+        <w:rPr>
+          <w:rFonts w:ascii="Times New Roman" w:hAnsi="Times New Roman" w:cs="Times New Roman"/>
+          <w:sz w:val="28"/>
+          <w:szCs w:val="28"/>
+        </w:rPr>
+      </w:pPr>
+      <w:r>
+        <w:rPr>
+          <w:rFonts w:ascii="Times New Roman" w:hAnsi="Times New Roman" w:cs="Times New Roman"/>
+          <w:sz w:val="28"/>
+          <w:szCs w:val="28"/>
+        </w:rPr>
+        <w:t>Валідація та логування</w:t>
+      </w:r>
+    </w:p>
+    <w:p>
+      <w:pPr>
+        <w:pStyle w:val="a9"/>
+        <w:numPr>
+          <w:ilvl w:val="1"/>
+          <w:numId w:val="3"/>
+        </w:numPr>
+        <w:spacing w:after="0" w:line="240" w:lineRule="auto"/>
+        <w:rPr>
+          <w:rFonts w:ascii="Times New Roman" w:hAnsi="Times New Roman" w:cs="Times New Roman"/>
+          <w:sz w:val="28"/>
+          <w:szCs w:val="28"/>
+        </w:rPr>
+      </w:pPr>
+      <w:r>
+        <w:rPr>
+          <w:rFonts w:ascii="Times New Roman" w:hAnsi="Times New Roman" w:cs="Times New Roman"/>
+          <w:sz w:val="28"/>
+          <w:szCs w:val="28"/>
+        </w:rPr>
+        <w:t>Перетворення звичайного виводу в консоль у логування в файл+консоль</w:t>
+      </w:r>
+    </w:p>
+    <w:p>
+      <w:pPr>
+        <w:pStyle w:val="a9"/>
+        <w:numPr>
+          <w:ilvl w:val="1"/>
+          <w:numId w:val="3"/>
+        </w:numPr>
+        <w:spacing w:after="0" w:line="240" w:lineRule="auto"/>
+        <w:rPr>
+          <w:rFonts w:ascii="Times New Roman" w:hAnsi="Times New Roman" w:cs="Times New Roman"/>
+          <w:sz w:val="28"/>
+          <w:szCs w:val="28"/>
+        </w:rPr>
+      </w:pPr>
+      <w:r>
+        <w:rPr>
+          <w:rFonts w:ascii="Times New Roman" w:hAnsi="Times New Roman" w:cs="Times New Roman"/>
+          <w:sz w:val="28"/>
+          <w:szCs w:val="28"/>
+        </w:rPr>
+        <w:t xml:space="preserve">Створення методів для коректного отримання </w:t>
+      </w:r>
+      <w:r>
+        <w:rPr>
+          <w:rFonts w:ascii="Times New Roman" w:hAnsi="Times New Roman" w:cs="Times New Roman"/>
+          <w:sz w:val="28"/>
+          <w:szCs w:val="28"/>
+        </w:rPr>
+        <w:t xml:space="preserve">числових </w:t>
+      </w:r>
+      <w:r>
+        <w:rPr>
+          <w:rFonts w:ascii="Times New Roman" w:hAnsi="Times New Roman" w:cs="Times New Roman"/>
+          <w:sz w:val="28"/>
+          <w:szCs w:val="28"/>
+        </w:rPr>
+        <w:t>даних від користувача</w:t>
+      </w:r>
+    </w:p>
+    <w:p>
+      <w:pPr>
+        <w:pStyle w:val="a9"/>
+        <w:numPr>
+          <w:ilvl w:val="1"/>
+          <w:numId w:val="3"/>
+        </w:numPr>
+        <w:spacing w:after="0" w:line="240" w:lineRule="auto"/>
+        <w:rPr>
+          <w:rFonts w:ascii="Times New Roman" w:hAnsi="Times New Roman" w:cs="Times New Roman"/>
+          <w:sz w:val="28"/>
+          <w:szCs w:val="28"/>
+        </w:rPr>
+      </w:pPr>
+      <w:r>
+        <w:rPr>
+          <w:rFonts w:ascii="Times New Roman" w:hAnsi="Times New Roman" w:cs="Times New Roman"/>
+          <w:sz w:val="28"/>
+          <w:szCs w:val="28"/>
+        </w:rPr>
+        <w:t>Перевірка валідності даних, що стосуються Кафедри та Факультету</w:t>
+      </w:r>
+    </w:p>
+    <w:p>
+      <w:pPr>
+        <w:spacing w:after="0" w:line="240" w:lineRule="auto"/>
+        <w:rPr>
+          <w:rFonts w:ascii="Times New Roman" w:hAnsi="Times New Roman" w:cs="Times New Roman"/>
+          <w:sz w:val="28"/>
+          <w:szCs w:val="28"/>
+        </w:rPr>
+      </w:pPr>
+      <w:r>
+        <w:rPr>
+          <w:rFonts w:ascii="Times New Roman" w:hAnsi="Times New Roman" w:cs="Times New Roman"/>
+          <w:sz w:val="28"/>
+          <w:szCs w:val="28"/>
+        </w:rPr>
+        <w:t xml:space="preserve">Трухан Дар’я: </w:t>
+      </w:r>
+    </w:p>
+    <w:p>
+      <w:pPr>
+        <w:spacing w:after="0" w:line="240" w:lineRule="auto"/>
+        <w:rPr>
+          <w:rFonts w:ascii="Times New Roman" w:hAnsi="Times New Roman" w:cs="Times New Roman"/>
+          <w:sz w:val="28"/>
+          <w:szCs w:val="28"/>
+        </w:rPr>
+      </w:pPr>
+      <w:r>
+        <w:rPr>
+          <w:rFonts w:ascii="Times New Roman" w:hAnsi="Times New Roman" w:cs="Times New Roman"/>
+          <w:sz w:val="28"/>
+          <w:szCs w:val="28"/>
+        </w:rPr>
+        <w:t xml:space="preserve">Спільно: </w:t>
       </w:r>
     </w:p>
     <w:sectPr>
@@ -649,6 +1930,338 @@
     </w:sectPr>
   </w:body>
 </w:document>
+</file>
+
+<file path=word/numbering.xml><?xml version="1.0" encoding="utf-8"?>
+<w:numbering xmlns:wpc="http://schemas.microsoft.com/office/word/2010/wordprocessingCanvas" xmlns:cx="http://schemas.microsoft.com/office/drawing/2014/chartex" xmlns:cx1="http://schemas.microsoft.com/office/drawing/2015/9/8/chartex" xmlns:cx2="http://schemas.microsoft.com/office/drawing/2015/10/21/chartex" xmlns:cx3="http://schemas.microsoft.com/office/drawing/2016/5/9/chartex" xmlns:cx4="http://schemas.microsoft.com/office/drawing/2016/5/10/chartex" xmlns:cx5="http://schemas.microsoft.com/office/drawing/2016/5/11/chartex" xmlns:cx6="http://schemas.microsoft.com/office/drawing/2016/5/12/chartex" xmlns:cx7="http://schemas.microsoft.com/office/drawing/2016/5/13/chartex" xmlns:cx8="http://schemas.microsoft.com/office/drawing/2016/5/14/chartex" xmlns:mc="http://schemas.openxmlformats.org/markup-compatibility/2006" xmlns:aink="http://schemas.microsoft.com/office/drawing/2016/ink" xmlns:am3d="http://schemas.microsoft.com/office/drawing/2017/model3d" xmlns:o="urn:schemas-microsoft-com:office:office" xmlns:oel="http://schemas.microsoft.com/office/2019/extlst" xmlns:r="http://schemas.openxmlformats.org/officeDocument/2006/relationships" xmlns:m="http://schemas.openxmlformats.org/officeDocument/2006/math" xmlns:v="urn:schemas-microsoft-com:vml" xmlns:wp14="http://schemas.microsoft.com/office/word/2010/wordprocessingDrawing" xmlns:wp="http://schemas.openxmlformats.org/drawingml/2006/wordprocessingDrawing" xmlns:w10="urn:schemas-microsoft-com:office:word" xmlns:w="http://schemas.openxmlformats.org/wordprocessingml/2006/main" xmlns:w14="http://schemas.microsoft.com/office/word/2010/wordml" xmlns:w15="http://schemas.microsoft.com/office/word/2012/wordml" xmlns:w16cex="http://schemas.microsoft.com/office/word/2018/wordml/cex" xmlns:w16cid="http://schemas.microsoft.com/office/word/2016/wordml/cid" xmlns:w16="http://schemas.microsoft.com/office/word/2018/wordml" xmlns:w16du="http://schemas.microsoft.com/office/word/2023/wordml/word16du" xmlns:w16sdtdh="http://schemas.microsoft.com/office/word/2020/wordml/sdtdatahash" xmlns:w16sdtfl="http://schemas.microsoft.com/office/word/2024/wordml/sdtformatlock" xmlns:w16se="http://schemas.microsoft.com/office/word/2015/wordml/symex" xmlns:wpg="http://schemas.microsoft.com/office/word/2010/wordprocessingGroup" xmlns:wpi="http://schemas.microsoft.com/office/word/2010/wordprocessingInk" xmlns:wne="http://schemas.microsoft.com/office/word/2006/wordml" xmlns:wps="http://schemas.microsoft.com/office/word/2010/wordprocessingShape" mc:Ignorable="w14 w15 w16se w16cid w16 w16cex w16sdtdh w16sdtfl w16du wp14">
+  <w:abstractNum w:abstractNumId="0" w15:restartNumberingAfterBreak="0">
+    <w:nsid w:val="030042AD"/>
+    <w:multiLevelType w:val="multilevel"/>
+    <w:tmpl w:val="1F40323C"/>
+    <w:lvl w:ilvl="0">
+      <w:start w:val="1"/>
+      <w:numFmt w:val="decimal"/>
+      <w:lvlText w:val="%1."/>
+      <w:lvlJc w:val="left"/>
+      <w:pPr>
+        <w:tabs>
+          <w:tab w:val="num" w:pos="720"/>
+        </w:tabs>
+        <w:ind w:left="720" w:hanging="360"/>
+      </w:pPr>
+    </w:lvl>
+    <w:lvl w:ilvl="1">
+      <w:start w:val="1"/>
+      <w:numFmt w:val="bullet"/>
+      <w:lvlText w:val=""/>
+      <w:lvlJc w:val="left"/>
+      <w:pPr>
+        <w:ind w:left="1440" w:hanging="360"/>
+      </w:pPr>
+      <w:rPr>
+        <w:rFonts w:ascii="Symbol" w:hAnsi="Symbol" w:hint="default"/>
+      </w:rPr>
+    </w:lvl>
+    <w:lvl w:ilvl="2" w:tentative="1">
+      <w:start w:val="1"/>
+      <w:numFmt w:val="decimal"/>
+      <w:lvlText w:val="%3."/>
+      <w:lvlJc w:val="left"/>
+      <w:pPr>
+        <w:tabs>
+          <w:tab w:val="num" w:pos="2160"/>
+        </w:tabs>
+        <w:ind w:left="2160" w:hanging="360"/>
+      </w:pPr>
+    </w:lvl>
+    <w:lvl w:ilvl="3" w:tentative="1">
+      <w:start w:val="1"/>
+      <w:numFmt w:val="decimal"/>
+      <w:lvlText w:val="%4."/>
+      <w:lvlJc w:val="left"/>
+      <w:pPr>
+        <w:tabs>
+          <w:tab w:val="num" w:pos="2880"/>
+        </w:tabs>
+        <w:ind w:left="2880" w:hanging="360"/>
+      </w:pPr>
+    </w:lvl>
+    <w:lvl w:ilvl="4" w:tentative="1">
+      <w:start w:val="1"/>
+      <w:numFmt w:val="decimal"/>
+      <w:lvlText w:val="%5."/>
+      <w:lvlJc w:val="left"/>
+      <w:pPr>
+        <w:tabs>
+          <w:tab w:val="num" w:pos="3600"/>
+        </w:tabs>
+        <w:ind w:left="3600" w:hanging="360"/>
+      </w:pPr>
+    </w:lvl>
+    <w:lvl w:ilvl="5" w:tentative="1">
+      <w:start w:val="1"/>
+      <w:numFmt w:val="decimal"/>
+      <w:lvlText w:val="%6."/>
+      <w:lvlJc w:val="left"/>
+      <w:pPr>
+        <w:tabs>
+          <w:tab w:val="num" w:pos="4320"/>
+        </w:tabs>
+        <w:ind w:left="4320" w:hanging="360"/>
+      </w:pPr>
+    </w:lvl>
+    <w:lvl w:ilvl="6" w:tentative="1">
+      <w:start w:val="1"/>
+      <w:numFmt w:val="decimal"/>
+      <w:lvlText w:val="%7."/>
+      <w:lvlJc w:val="left"/>
+      <w:pPr>
+        <w:tabs>
+          <w:tab w:val="num" w:pos="5040"/>
+        </w:tabs>
+        <w:ind w:left="5040" w:hanging="360"/>
+      </w:pPr>
+    </w:lvl>
+    <w:lvl w:ilvl="7" w:tentative="1">
+      <w:start w:val="1"/>
+      <w:numFmt w:val="decimal"/>
+      <w:lvlText w:val="%8."/>
+      <w:lvlJc w:val="left"/>
+      <w:pPr>
+        <w:tabs>
+          <w:tab w:val="num" w:pos="5760"/>
+        </w:tabs>
+        <w:ind w:left="5760" w:hanging="360"/>
+      </w:pPr>
+    </w:lvl>
+    <w:lvl w:ilvl="8" w:tentative="1">
+      <w:start w:val="1"/>
+      <w:numFmt w:val="decimal"/>
+      <w:lvlText w:val="%9."/>
+      <w:lvlJc w:val="left"/>
+      <w:pPr>
+        <w:tabs>
+          <w:tab w:val="num" w:pos="6480"/>
+        </w:tabs>
+        <w:ind w:left="6480" w:hanging="360"/>
+      </w:pPr>
+    </w:lvl>
+  </w:abstractNum>
+  <w:abstractNum w:abstractNumId="1" w15:restartNumberingAfterBreak="0">
+    <w:nsid w:val="133807CA"/>
+    <w:multiLevelType w:val="hybridMultilevel"/>
+    <w:tmpl w:val="01E0550E"/>
+    <w:lvl w:ilvl="0" w:tplc="0422000F">
+      <w:start w:val="1"/>
+      <w:numFmt w:val="decimal"/>
+      <w:lvlText w:val="%1."/>
+      <w:lvlJc w:val="left"/>
+      <w:pPr>
+        <w:ind w:left="720" w:hanging="360"/>
+      </w:pPr>
+      <w:rPr>
+        <w:rFonts w:hint="default"/>
+      </w:rPr>
+    </w:lvl>
+    <w:lvl w:ilvl="1" w:tplc="04220001">
+      <w:start w:val="1"/>
+      <w:numFmt w:val="bullet"/>
+      <w:lvlText w:val=""/>
+      <w:lvlJc w:val="left"/>
+      <w:pPr>
+        <w:ind w:left="1440" w:hanging="360"/>
+      </w:pPr>
+      <w:rPr>
+        <w:rFonts w:ascii="Symbol" w:hAnsi="Symbol" w:hint="default"/>
+      </w:rPr>
+    </w:lvl>
+    <w:lvl w:ilvl="2" w:tplc="0422001B" w:tentative="1">
+      <w:start w:val="1"/>
+      <w:numFmt w:val="lowerRoman"/>
+      <w:lvlText w:val="%3."/>
+      <w:lvlJc w:val="right"/>
+      <w:pPr>
+        <w:ind w:left="2160" w:hanging="180"/>
+      </w:pPr>
+    </w:lvl>
+    <w:lvl w:ilvl="3" w:tplc="0422000F" w:tentative="1">
+      <w:start w:val="1"/>
+      <w:numFmt w:val="decimal"/>
+      <w:lvlText w:val="%4."/>
+      <w:lvlJc w:val="left"/>
+      <w:pPr>
+        <w:ind w:left="2880" w:hanging="360"/>
+      </w:pPr>
+    </w:lvl>
+    <w:lvl w:ilvl="4" w:tplc="04220019" w:tentative="1">
+      <w:start w:val="1"/>
+      <w:numFmt w:val="lowerLetter"/>
+      <w:lvlText w:val="%5."/>
+      <w:lvlJc w:val="left"/>
+      <w:pPr>
+        <w:ind w:left="3600" w:hanging="360"/>
+      </w:pPr>
+    </w:lvl>
+    <w:lvl w:ilvl="5" w:tplc="0422001B" w:tentative="1">
+      <w:start w:val="1"/>
+      <w:numFmt w:val="lowerRoman"/>
+      <w:lvlText w:val="%6."/>
+      <w:lvlJc w:val="right"/>
+      <w:pPr>
+        <w:ind w:left="4320" w:hanging="180"/>
+      </w:pPr>
+    </w:lvl>
+    <w:lvl w:ilvl="6" w:tplc="0422000F" w:tentative="1">
+      <w:start w:val="1"/>
+      <w:numFmt w:val="decimal"/>
+      <w:lvlText w:val="%7."/>
+      <w:lvlJc w:val="left"/>
+      <w:pPr>
+        <w:ind w:left="5040" w:hanging="360"/>
+      </w:pPr>
+    </w:lvl>
+    <w:lvl w:ilvl="7" w:tplc="04220019" w:tentative="1">
+      <w:start w:val="1"/>
+      <w:numFmt w:val="lowerLetter"/>
+      <w:lvlText w:val="%8."/>
+      <w:lvlJc w:val="left"/>
+      <w:pPr>
+        <w:ind w:left="5760" w:hanging="360"/>
+      </w:pPr>
+    </w:lvl>
+    <w:lvl w:ilvl="8" w:tplc="0422001B" w:tentative="1">
+      <w:start w:val="1"/>
+      <w:numFmt w:val="lowerRoman"/>
+      <w:lvlText w:val="%9."/>
+      <w:lvlJc w:val="right"/>
+      <w:pPr>
+        <w:ind w:left="6480" w:hanging="180"/>
+      </w:pPr>
+    </w:lvl>
+  </w:abstractNum>
+  <w:abstractNum w:abstractNumId="2" w15:restartNumberingAfterBreak="0">
+    <w:nsid w:val="1DE457E2"/>
+    <w:multiLevelType w:val="hybridMultilevel"/>
+    <w:tmpl w:val="822065C6"/>
+    <w:lvl w:ilvl="0" w:tplc="04220001">
+      <w:start w:val="1"/>
+      <w:numFmt w:val="bullet"/>
+      <w:lvlText w:val=""/>
+      <w:lvlJc w:val="left"/>
+      <w:pPr>
+        <w:ind w:left="1440" w:hanging="360"/>
+      </w:pPr>
+      <w:rPr>
+        <w:rFonts w:ascii="Symbol" w:hAnsi="Symbol" w:hint="default"/>
+      </w:rPr>
+    </w:lvl>
+    <w:lvl w:ilvl="1" w:tplc="04220003" w:tentative="1">
+      <w:start w:val="1"/>
+      <w:numFmt w:val="bullet"/>
+      <w:lvlText w:val="o"/>
+      <w:lvlJc w:val="left"/>
+      <w:pPr>
+        <w:ind w:left="2160" w:hanging="360"/>
+      </w:pPr>
+      <w:rPr>
+        <w:rFonts w:ascii="Courier New" w:hAnsi="Courier New" w:cs="Courier New" w:hint="default"/>
+      </w:rPr>
+    </w:lvl>
+    <w:lvl w:ilvl="2" w:tplc="04220005" w:tentative="1">
+      <w:start w:val="1"/>
+      <w:numFmt w:val="bullet"/>
+      <w:lvlText w:val=""/>
+      <w:lvlJc w:val="left"/>
+      <w:pPr>
+        <w:ind w:left="2880" w:hanging="360"/>
+      </w:pPr>
+      <w:rPr>
+        <w:rFonts w:ascii="Wingdings" w:hAnsi="Wingdings" w:hint="default"/>
+      </w:rPr>
+    </w:lvl>
+    <w:lvl w:ilvl="3" w:tplc="04220001" w:tentative="1">
+      <w:start w:val="1"/>
+      <w:numFmt w:val="bullet"/>
+      <w:lvlText w:val=""/>
+      <w:lvlJc w:val="left"/>
+      <w:pPr>
+        <w:ind w:left="3600" w:hanging="360"/>
+      </w:pPr>
+      <w:rPr>
+        <w:rFonts w:ascii="Symbol" w:hAnsi="Symbol" w:hint="default"/>
+      </w:rPr>
+    </w:lvl>
+    <w:lvl w:ilvl="4" w:tplc="04220003" w:tentative="1">
+      <w:start w:val="1"/>
+      <w:numFmt w:val="bullet"/>
+      <w:lvlText w:val="o"/>
+      <w:lvlJc w:val="left"/>
+      <w:pPr>
+        <w:ind w:left="4320" w:hanging="360"/>
+      </w:pPr>
+      <w:rPr>
+        <w:rFonts w:ascii="Courier New" w:hAnsi="Courier New" w:cs="Courier New" w:hint="default"/>
+      </w:rPr>
+    </w:lvl>
+    <w:lvl w:ilvl="5" w:tplc="04220005" w:tentative="1">
+      <w:start w:val="1"/>
+      <w:numFmt w:val="bullet"/>
+      <w:lvlText w:val=""/>
+      <w:lvlJc w:val="left"/>
+      <w:pPr>
+        <w:ind w:left="5040" w:hanging="360"/>
+      </w:pPr>
+      <w:rPr>
+        <w:rFonts w:ascii="Wingdings" w:hAnsi="Wingdings" w:hint="default"/>
+      </w:rPr>
+    </w:lvl>
+    <w:lvl w:ilvl="6" w:tplc="04220001" w:tentative="1">
+      <w:start w:val="1"/>
+      <w:numFmt w:val="bullet"/>
+      <w:lvlText w:val=""/>
+      <w:lvlJc w:val="left"/>
+      <w:pPr>
+        <w:ind w:left="5760" w:hanging="360"/>
+      </w:pPr>
+      <w:rPr>
+        <w:rFonts w:ascii="Symbol" w:hAnsi="Symbol" w:hint="default"/>
+      </w:rPr>
+    </w:lvl>
+    <w:lvl w:ilvl="7" w:tplc="04220003" w:tentative="1">
+      <w:start w:val="1"/>
+      <w:numFmt w:val="bullet"/>
+      <w:lvlText w:val="o"/>
+      <w:lvlJc w:val="left"/>
+      <w:pPr>
+        <w:ind w:left="6480" w:hanging="360"/>
+      </w:pPr>
+      <w:rPr>
+        <w:rFonts w:ascii="Courier New" w:hAnsi="Courier New" w:cs="Courier New" w:hint="default"/>
+      </w:rPr>
+    </w:lvl>
+    <w:lvl w:ilvl="8" w:tplc="04220005" w:tentative="1">
+      <w:start w:val="1"/>
+      <w:numFmt w:val="bullet"/>
+      <w:lvlText w:val=""/>
+      <w:lvlJc w:val="left"/>
+      <w:pPr>
+        <w:ind w:left="7200" w:hanging="360"/>
+      </w:pPr>
+      <w:rPr>
+        <w:rFonts w:ascii="Wingdings" w:hAnsi="Wingdings" w:hint="default"/>
+      </w:rPr>
+    </w:lvl>
+  </w:abstractNum>
+  <w:num w:numId="1" w16cid:durableId="920262297">
+    <w:abstractNumId w:val="0"/>
+  </w:num>
+  <w:num w:numId="2" w16cid:durableId="598953078">
+    <w:abstractNumId w:val="2"/>
+  </w:num>
+  <w:num w:numId="3" w16cid:durableId="758252360">
+    <w:abstractNumId w:val="1"/>
+  </w:num>
+</w:numbering>
 </file>
 
 <file path=word/styles.xml><?xml version="1.0" encoding="utf-8"?>
@@ -1254,7 +2867,6 @@
   <w:style w:type="character" w:default="1" w:styleId="a0">
     <w:name w:val="Default Paragraph Font"/>
     <w:uiPriority w:val="1"/>
-    <w:semiHidden/>
     <w:unhideWhenUsed/>
   </w:style>
   <w:style w:type="table" w:default="1" w:styleId="a1">

--- a/Звіт.docx
+++ b/Звіт.docx
@@ -237,6 +237,7 @@
           <w:szCs w:val="28"/>
         </w:rPr>
       </w:pPr>
+      <w:proofErr w:type="spellStart"/>
       <w:r>
         <w:rPr>
           <w:rFonts w:ascii="Times New Roman" w:hAnsi="Times New Roman" w:cs="Times New Roman"/>
@@ -245,8 +246,9 @@
           <w:sz w:val="28"/>
           <w:szCs w:val="28"/>
         </w:rPr>
-        <w:t xml:space="preserve">Проєкт: </w:t>
-      </w:r>
+        <w:t>Проєкт</w:t>
+      </w:r>
+      <w:proofErr w:type="spellEnd"/>
       <w:r>
         <w:rPr>
           <w:rFonts w:ascii="Times New Roman" w:hAnsi="Times New Roman" w:cs="Times New Roman"/>
@@ -254,10 +256,10 @@
           <w:bCs/>
           <w:sz w:val="28"/>
           <w:szCs w:val="28"/>
-          <w:lang w:val="en-US"/>
-        </w:rPr>
-        <w:t>DigiUni</w:t>
-      </w:r>
+        </w:rPr>
+        <w:t xml:space="preserve">: </w:t>
+      </w:r>
+      <w:proofErr w:type="spellStart"/>
       <w:r>
         <w:rPr>
           <w:rFonts w:ascii="Times New Roman" w:hAnsi="Times New Roman" w:cs="Times New Roman"/>
@@ -265,9 +267,11 @@
           <w:bCs/>
           <w:sz w:val="28"/>
           <w:szCs w:val="28"/>
-        </w:rPr>
-        <w:t xml:space="preserve"> </w:t>
-      </w:r>
+          <w:lang w:val="en-US"/>
+        </w:rPr>
+        <w:t>DigiUni</w:t>
+      </w:r>
+      <w:proofErr w:type="spellEnd"/>
       <w:r>
         <w:rPr>
           <w:rFonts w:ascii="Times New Roman" w:hAnsi="Times New Roman" w:cs="Times New Roman"/>
@@ -275,6 +279,16 @@
           <w:bCs/>
           <w:sz w:val="28"/>
           <w:szCs w:val="28"/>
+        </w:rPr>
+        <w:t xml:space="preserve"> </w:t>
+      </w:r>
+      <w:r>
+        <w:rPr>
+          <w:rFonts w:ascii="Times New Roman" w:hAnsi="Times New Roman" w:cs="Times New Roman"/>
+          <w:b/>
+          <w:bCs/>
+          <w:sz w:val="28"/>
+          <w:szCs w:val="28"/>
           <w:lang w:val="en-US"/>
         </w:rPr>
         <w:t>Registry</w:t>
@@ -401,11 +415,19 @@
           <w:rFonts w:ascii="Times New Roman" w:hAnsi="Times New Roman" w:cs="Times New Roman"/>
         </w:rPr>
       </w:pPr>
-      <w:r>
-        <w:rPr>
-          <w:rFonts w:ascii="Times New Roman" w:hAnsi="Times New Roman" w:cs="Times New Roman"/>
-        </w:rPr>
-        <w:t>Шепетюк Ангеліна</w:t>
+      <w:proofErr w:type="spellStart"/>
+      <w:r>
+        <w:rPr>
+          <w:rFonts w:ascii="Times New Roman" w:hAnsi="Times New Roman" w:cs="Times New Roman"/>
+        </w:rPr>
+        <w:t>Шепетюк</w:t>
+      </w:r>
+      <w:proofErr w:type="spellEnd"/>
+      <w:r>
+        <w:rPr>
+          <w:rFonts w:ascii="Times New Roman" w:hAnsi="Times New Roman" w:cs="Times New Roman"/>
+        </w:rPr>
+        <w:t xml:space="preserve"> Ангеліна</w:t>
       </w:r>
     </w:p>
     <w:p>
@@ -421,8 +443,16 @@
         <w:rPr>
           <w:rFonts w:ascii="Times New Roman" w:hAnsi="Times New Roman" w:cs="Times New Roman"/>
         </w:rPr>
-        <w:t>Студентка 1 курсу НаУКМА</w:t>
-      </w:r>
+        <w:t xml:space="preserve">Студентка 1 курсу </w:t>
+      </w:r>
+      <w:proofErr w:type="spellStart"/>
+      <w:r>
+        <w:rPr>
+          <w:rFonts w:ascii="Times New Roman" w:hAnsi="Times New Roman" w:cs="Times New Roman"/>
+        </w:rPr>
+        <w:t>НаУКМА</w:t>
+      </w:r>
+      <w:proofErr w:type="spellEnd"/>
     </w:p>
     <w:p>
       <w:pPr>
@@ -527,8 +557,16 @@
         <w:rPr>
           <w:rFonts w:ascii="Times New Roman" w:hAnsi="Times New Roman" w:cs="Times New Roman"/>
         </w:rPr>
-        <w:t>Студентка 1 курсу НаУКМА</w:t>
-      </w:r>
+        <w:t xml:space="preserve">Студентка 1 курсу </w:t>
+      </w:r>
+      <w:proofErr w:type="spellStart"/>
+      <w:r>
+        <w:rPr>
+          <w:rFonts w:ascii="Times New Roman" w:hAnsi="Times New Roman" w:cs="Times New Roman"/>
+        </w:rPr>
+        <w:t>НаУКМА</w:t>
+      </w:r>
+      <w:proofErr w:type="spellEnd"/>
     </w:p>
     <w:p>
       <w:pPr>
@@ -770,7 +808,61 @@
           <w:sz w:val="28"/>
           <w:szCs w:val="28"/>
         </w:rPr>
-        <w:t xml:space="preserve"> Розробити консольну інформаційну систему обліку студентів та викладачів НаУКМА, яка демонструє комплексне використання технологій курсу Advanced Java.</w:t>
+        <w:t xml:space="preserve"> Розробити консольну інформаційну систему обліку студентів та викладачів </w:t>
+      </w:r>
+      <w:proofErr w:type="spellStart"/>
+      <w:r>
+        <w:rPr>
+          <w:rFonts w:ascii="Times New Roman" w:hAnsi="Times New Roman" w:cs="Times New Roman"/>
+          <w:sz w:val="28"/>
+          <w:szCs w:val="28"/>
+        </w:rPr>
+        <w:t>НаУКМА</w:t>
+      </w:r>
+      <w:proofErr w:type="spellEnd"/>
+      <w:r>
+        <w:rPr>
+          <w:rFonts w:ascii="Times New Roman" w:hAnsi="Times New Roman" w:cs="Times New Roman"/>
+          <w:sz w:val="28"/>
+          <w:szCs w:val="28"/>
+        </w:rPr>
+        <w:t xml:space="preserve">, яка демонструє комплексне використання технологій курсу </w:t>
+      </w:r>
+      <w:proofErr w:type="spellStart"/>
+      <w:r>
+        <w:rPr>
+          <w:rFonts w:ascii="Times New Roman" w:hAnsi="Times New Roman" w:cs="Times New Roman"/>
+          <w:sz w:val="28"/>
+          <w:szCs w:val="28"/>
+        </w:rPr>
+        <w:t>Advanced</w:t>
+      </w:r>
+      <w:proofErr w:type="spellEnd"/>
+      <w:r>
+        <w:rPr>
+          <w:rFonts w:ascii="Times New Roman" w:hAnsi="Times New Roman" w:cs="Times New Roman"/>
+          <w:sz w:val="28"/>
+          <w:szCs w:val="28"/>
+        </w:rPr>
+        <w:t xml:space="preserve"> </w:t>
+      </w:r>
+      <w:proofErr w:type="spellStart"/>
+      <w:r>
+        <w:rPr>
+          <w:rFonts w:ascii="Times New Roman" w:hAnsi="Times New Roman" w:cs="Times New Roman"/>
+          <w:sz w:val="28"/>
+          <w:szCs w:val="28"/>
+        </w:rPr>
+        <w:t>Java</w:t>
+      </w:r>
+      <w:proofErr w:type="spellEnd"/>
+      <w:r>
+        <w:rPr>
+          <w:rFonts w:ascii="Times New Roman" w:hAnsi="Times New Roman" w:cs="Times New Roman"/>
+          <w:sz w:val="28"/>
+          <w:szCs w:val="28"/>
+        </w:rPr>
+        <w:t>.</w:t>
       </w:r>
     </w:p>
     <w:p>
@@ -874,6 +966,7 @@
         </w:rPr>
         <w:t xml:space="preserve">Забезпечити наявність усіх необхідних </w:t>
       </w:r>
+      <w:proofErr w:type="spellStart"/>
       <w:r>
         <w:rPr>
           <w:rFonts w:ascii="Times New Roman" w:hAnsi="Times New Roman" w:cs="Times New Roman"/>
@@ -882,6 +975,7 @@
         </w:rPr>
         <w:t>полей</w:t>
       </w:r>
+      <w:proofErr w:type="spellEnd"/>
       <w:r>
         <w:rPr>
           <w:rFonts w:ascii="Times New Roman" w:hAnsi="Times New Roman" w:cs="Times New Roman"/>
@@ -1083,7 +1177,43 @@
           <w:sz w:val="28"/>
           <w:szCs w:val="28"/>
         </w:rPr>
-        <w:t>Використати сучасні інструменти Java для роботи з даними (Stream API, колекції, I/O).</w:t>
+        <w:t xml:space="preserve">Використати сучасні інструменти </w:t>
+      </w:r>
+      <w:proofErr w:type="spellStart"/>
+      <w:r>
+        <w:rPr>
+          <w:rFonts w:ascii="Times New Roman" w:hAnsi="Times New Roman" w:cs="Times New Roman"/>
+          <w:sz w:val="28"/>
+          <w:szCs w:val="28"/>
+        </w:rPr>
+        <w:t>Java</w:t>
+      </w:r>
+      <w:proofErr w:type="spellEnd"/>
+      <w:r>
+        <w:rPr>
+          <w:rFonts w:ascii="Times New Roman" w:hAnsi="Times New Roman" w:cs="Times New Roman"/>
+          <w:sz w:val="28"/>
+          <w:szCs w:val="28"/>
+        </w:rPr>
+        <w:t xml:space="preserve"> для роботи з даними (</w:t>
+      </w:r>
+      <w:proofErr w:type="spellStart"/>
+      <w:r>
+        <w:rPr>
+          <w:rFonts w:ascii="Times New Roman" w:hAnsi="Times New Roman" w:cs="Times New Roman"/>
+          <w:sz w:val="28"/>
+          <w:szCs w:val="28"/>
+        </w:rPr>
+        <w:t>Stream</w:t>
+      </w:r>
+      <w:proofErr w:type="spellEnd"/>
+      <w:r>
+        <w:rPr>
+          <w:rFonts w:ascii="Times New Roman" w:hAnsi="Times New Roman" w:cs="Times New Roman"/>
+          <w:sz w:val="28"/>
+          <w:szCs w:val="28"/>
+        </w:rPr>
+        <w:t xml:space="preserve"> API, колекції, I/O).</w:t>
       </w:r>
     </w:p>
     <w:p>
@@ -1136,7 +1266,70 @@
           <w:sz w:val="28"/>
           <w:szCs w:val="28"/>
         </w:rPr>
-        <w:t>Покрити в проєкті основні теми Advanced Java (ООП, дженер</w:t>
+        <w:t xml:space="preserve">Покрити в </w:t>
+      </w:r>
+      <w:proofErr w:type="spellStart"/>
+      <w:r>
+        <w:rPr>
+          <w:rFonts w:ascii="Times New Roman" w:hAnsi="Times New Roman" w:cs="Times New Roman"/>
+          <w:sz w:val="28"/>
+          <w:szCs w:val="28"/>
+        </w:rPr>
+        <w:t>проєкті</w:t>
+      </w:r>
+      <w:proofErr w:type="spellEnd"/>
+      <w:r>
+        <w:rPr>
+          <w:rFonts w:ascii="Times New Roman" w:hAnsi="Times New Roman" w:cs="Times New Roman"/>
+          <w:sz w:val="28"/>
+          <w:szCs w:val="28"/>
+        </w:rPr>
+        <w:t xml:space="preserve"> основні теми </w:t>
+      </w:r>
+      <w:proofErr w:type="spellStart"/>
+      <w:r>
+        <w:rPr>
+          <w:rFonts w:ascii="Times New Roman" w:hAnsi="Times New Roman" w:cs="Times New Roman"/>
+          <w:sz w:val="28"/>
+          <w:szCs w:val="28"/>
+        </w:rPr>
+        <w:t>Advanced</w:t>
+      </w:r>
+      <w:proofErr w:type="spellEnd"/>
+      <w:r>
+        <w:rPr>
+          <w:rFonts w:ascii="Times New Roman" w:hAnsi="Times New Roman" w:cs="Times New Roman"/>
+          <w:sz w:val="28"/>
+          <w:szCs w:val="28"/>
+        </w:rPr>
+        <w:t xml:space="preserve"> </w:t>
+      </w:r>
+      <w:proofErr w:type="spellStart"/>
+      <w:r>
+        <w:rPr>
+          <w:rFonts w:ascii="Times New Roman" w:hAnsi="Times New Roman" w:cs="Times New Roman"/>
+          <w:sz w:val="28"/>
+          <w:szCs w:val="28"/>
+        </w:rPr>
+        <w:t>Java</w:t>
+      </w:r>
+      <w:proofErr w:type="spellEnd"/>
+      <w:r>
+        <w:rPr>
+          <w:rFonts w:ascii="Times New Roman" w:hAnsi="Times New Roman" w:cs="Times New Roman"/>
+          <w:sz w:val="28"/>
+          <w:szCs w:val="28"/>
+        </w:rPr>
+        <w:t xml:space="preserve"> (ООП, </w:t>
+      </w:r>
+      <w:proofErr w:type="spellStart"/>
+      <w:r>
+        <w:rPr>
+          <w:rFonts w:ascii="Times New Roman" w:hAnsi="Times New Roman" w:cs="Times New Roman"/>
+          <w:sz w:val="28"/>
+          <w:szCs w:val="28"/>
+        </w:rPr>
+        <w:t>дженер</w:t>
       </w:r>
       <w:r>
         <w:rPr>
@@ -1152,8 +1345,27 @@
           <w:sz w:val="28"/>
           <w:szCs w:val="28"/>
         </w:rPr>
-        <w:t>ки, винятки, логування</w:t>
-      </w:r>
+        <w:t>ки</w:t>
+      </w:r>
+      <w:proofErr w:type="spellEnd"/>
+      <w:r>
+        <w:rPr>
+          <w:rFonts w:ascii="Times New Roman" w:hAnsi="Times New Roman" w:cs="Times New Roman"/>
+          <w:sz w:val="28"/>
+          <w:szCs w:val="28"/>
+        </w:rPr>
+        <w:t xml:space="preserve">, винятки, </w:t>
+      </w:r>
+      <w:proofErr w:type="spellStart"/>
+      <w:r>
+        <w:rPr>
+          <w:rFonts w:ascii="Times New Roman" w:hAnsi="Times New Roman" w:cs="Times New Roman"/>
+          <w:sz w:val="28"/>
+          <w:szCs w:val="28"/>
+        </w:rPr>
+        <w:t>логування</w:t>
+      </w:r>
+      <w:proofErr w:type="spellEnd"/>
       <w:r>
         <w:rPr>
           <w:rFonts w:ascii="Times New Roman" w:hAnsi="Times New Roman" w:cs="Times New Roman"/>
@@ -1168,7 +1380,25 @@
           <w:sz w:val="28"/>
           <w:szCs w:val="28"/>
         </w:rPr>
-        <w:t xml:space="preserve">, багатопоточність, </w:t>
+        <w:t xml:space="preserve">, </w:t>
+      </w:r>
+      <w:proofErr w:type="spellStart"/>
+      <w:r>
+        <w:rPr>
+          <w:rFonts w:ascii="Times New Roman" w:hAnsi="Times New Roman" w:cs="Times New Roman"/>
+          <w:sz w:val="28"/>
+          <w:szCs w:val="28"/>
+        </w:rPr>
+        <w:t>багатопоточність</w:t>
+      </w:r>
+      <w:proofErr w:type="spellEnd"/>
+      <w:r>
+        <w:rPr>
+          <w:rFonts w:ascii="Times New Roman" w:hAnsi="Times New Roman" w:cs="Times New Roman"/>
+          <w:sz w:val="28"/>
+          <w:szCs w:val="28"/>
+        </w:rPr>
+        <w:t xml:space="preserve">, </w:t>
       </w:r>
       <w:r>
         <w:rPr>
@@ -1241,7 +1471,97 @@
           <w:sz w:val="28"/>
           <w:szCs w:val="28"/>
         </w:rPr>
-        <w:t>використанням системи контролю версій Git (ведення історії комітів та створення pull requests на GitHub).</w:t>
+        <w:t xml:space="preserve">використанням системи контролю версій </w:t>
+      </w:r>
+      <w:proofErr w:type="spellStart"/>
+      <w:r>
+        <w:rPr>
+          <w:rFonts w:ascii="Times New Roman" w:hAnsi="Times New Roman" w:cs="Times New Roman"/>
+          <w:sz w:val="28"/>
+          <w:szCs w:val="28"/>
+        </w:rPr>
+        <w:t>Git</w:t>
+      </w:r>
+      <w:proofErr w:type="spellEnd"/>
+      <w:r>
+        <w:rPr>
+          <w:rFonts w:ascii="Times New Roman" w:hAnsi="Times New Roman" w:cs="Times New Roman"/>
+          <w:sz w:val="28"/>
+          <w:szCs w:val="28"/>
+        </w:rPr>
+        <w:t xml:space="preserve"> (ведення історії </w:t>
+      </w:r>
+      <w:proofErr w:type="spellStart"/>
+      <w:r>
+        <w:rPr>
+          <w:rFonts w:ascii="Times New Roman" w:hAnsi="Times New Roman" w:cs="Times New Roman"/>
+          <w:sz w:val="28"/>
+          <w:szCs w:val="28"/>
+        </w:rPr>
+        <w:t>комітів</w:t>
+      </w:r>
+      <w:proofErr w:type="spellEnd"/>
+      <w:r>
+        <w:rPr>
+          <w:rFonts w:ascii="Times New Roman" w:hAnsi="Times New Roman" w:cs="Times New Roman"/>
+          <w:sz w:val="28"/>
+          <w:szCs w:val="28"/>
+        </w:rPr>
+        <w:t xml:space="preserve"> та створення </w:t>
+      </w:r>
+      <w:proofErr w:type="spellStart"/>
+      <w:r>
+        <w:rPr>
+          <w:rFonts w:ascii="Times New Roman" w:hAnsi="Times New Roman" w:cs="Times New Roman"/>
+          <w:sz w:val="28"/>
+          <w:szCs w:val="28"/>
+        </w:rPr>
+        <w:t>pull</w:t>
+      </w:r>
+      <w:proofErr w:type="spellEnd"/>
+      <w:r>
+        <w:rPr>
+          <w:rFonts w:ascii="Times New Roman" w:hAnsi="Times New Roman" w:cs="Times New Roman"/>
+          <w:sz w:val="28"/>
+          <w:szCs w:val="28"/>
+        </w:rPr>
+        <w:t xml:space="preserve"> </w:t>
+      </w:r>
+      <w:proofErr w:type="spellStart"/>
+      <w:r>
+        <w:rPr>
+          <w:rFonts w:ascii="Times New Roman" w:hAnsi="Times New Roman" w:cs="Times New Roman"/>
+          <w:sz w:val="28"/>
+          <w:szCs w:val="28"/>
+        </w:rPr>
+        <w:t>requests</w:t>
+      </w:r>
+      <w:proofErr w:type="spellEnd"/>
+      <w:r>
+        <w:rPr>
+          <w:rFonts w:ascii="Times New Roman" w:hAnsi="Times New Roman" w:cs="Times New Roman"/>
+          <w:sz w:val="28"/>
+          <w:szCs w:val="28"/>
+        </w:rPr>
+        <w:t xml:space="preserve"> на </w:t>
+      </w:r>
+      <w:proofErr w:type="spellStart"/>
+      <w:r>
+        <w:rPr>
+          <w:rFonts w:ascii="Times New Roman" w:hAnsi="Times New Roman" w:cs="Times New Roman"/>
+          <w:sz w:val="28"/>
+          <w:szCs w:val="28"/>
+        </w:rPr>
+        <w:t>GitHub</w:t>
+      </w:r>
+      <w:proofErr w:type="spellEnd"/>
+      <w:r>
+        <w:rPr>
+          <w:rFonts w:ascii="Times New Roman" w:hAnsi="Times New Roman" w:cs="Times New Roman"/>
+          <w:sz w:val="28"/>
+          <w:szCs w:val="28"/>
+        </w:rPr>
+        <w:t>).</w:t>
       </w:r>
     </w:p>
     <w:p>
@@ -1319,6 +1639,7 @@
           <w:szCs w:val="28"/>
         </w:rPr>
       </w:pPr>
+      <w:proofErr w:type="spellStart"/>
       <w:r>
         <w:rPr>
           <w:rFonts w:ascii="Times New Roman" w:hAnsi="Times New Roman" w:cs="Times New Roman"/>
@@ -1327,12 +1648,23 @@
           <w:sz w:val="28"/>
           <w:szCs w:val="28"/>
         </w:rPr>
-        <w:t xml:space="preserve">Шепетюк Ангеліна: </w:t>
-      </w:r>
-    </w:p>
-    <w:p>
-      <w:pPr>
-        <w:pStyle w:val="a9"/>
+        <w:t>Шепетюк</w:t>
+      </w:r>
+      <w:proofErr w:type="spellEnd"/>
+      <w:r>
+        <w:rPr>
+          <w:rFonts w:ascii="Times New Roman" w:hAnsi="Times New Roman" w:cs="Times New Roman"/>
+          <w:i/>
+          <w:iCs/>
+          <w:sz w:val="28"/>
+          <w:szCs w:val="28"/>
+        </w:rPr>
+        <w:t xml:space="preserve"> Ангеліна: </w:t>
+      </w:r>
+    </w:p>
+    <w:p>
+      <w:pPr>
+        <w:pStyle w:val="ListParagraph"/>
         <w:numPr>
           <w:ilvl w:val="0"/>
           <w:numId w:val="3"/>
@@ -1363,7 +1695,7 @@
     </w:p>
     <w:p>
       <w:pPr>
-        <w:pStyle w:val="a9"/>
+        <w:pStyle w:val="ListParagraph"/>
         <w:numPr>
           <w:ilvl w:val="1"/>
           <w:numId w:val="3"/>
@@ -1447,6 +1779,7 @@
         </w:rPr>
         <w:t xml:space="preserve">, </w:t>
       </w:r>
+      <w:proofErr w:type="spellStart"/>
       <w:r>
         <w:rPr>
           <w:rFonts w:ascii="Times New Roman" w:hAnsi="Times New Roman" w:cs="Times New Roman"/>
@@ -1456,6 +1789,7 @@
         </w:rPr>
         <w:t>toString</w:t>
       </w:r>
+      <w:proofErr w:type="spellEnd"/>
       <w:r>
         <w:rPr>
           <w:rFonts w:ascii="Times New Roman" w:hAnsi="Times New Roman" w:cs="Times New Roman"/>
@@ -1465,6 +1799,7 @@
         </w:rPr>
         <w:t xml:space="preserve">(), </w:t>
       </w:r>
+      <w:proofErr w:type="spellStart"/>
       <w:r>
         <w:rPr>
           <w:rFonts w:ascii="Times New Roman" w:hAnsi="Times New Roman" w:cs="Times New Roman"/>
@@ -1474,6 +1809,7 @@
         </w:rPr>
         <w:t>hashCode</w:t>
       </w:r>
+      <w:proofErr w:type="spellEnd"/>
       <w:r>
         <w:rPr>
           <w:rFonts w:ascii="Times New Roman" w:hAnsi="Times New Roman" w:cs="Times New Roman"/>
@@ -1512,7 +1848,7 @@
     </w:p>
     <w:p>
       <w:pPr>
-        <w:pStyle w:val="a9"/>
+        <w:pStyle w:val="ListParagraph"/>
         <w:numPr>
           <w:ilvl w:val="1"/>
           <w:numId w:val="3"/>
@@ -1535,7 +1871,7 @@
     </w:p>
     <w:p>
       <w:pPr>
-        <w:pStyle w:val="a9"/>
+        <w:pStyle w:val="ListParagraph"/>
         <w:numPr>
           <w:ilvl w:val="1"/>
           <w:numId w:val="3"/>
@@ -1558,7 +1894,7 @@
     </w:p>
     <w:p>
       <w:pPr>
-        <w:pStyle w:val="a9"/>
+        <w:pStyle w:val="ListParagraph"/>
         <w:numPr>
           <w:ilvl w:val="0"/>
           <w:numId w:val="3"/>
@@ -1581,7 +1917,7 @@
     </w:p>
     <w:p>
       <w:pPr>
-        <w:pStyle w:val="a9"/>
+        <w:pStyle w:val="ListParagraph"/>
         <w:numPr>
           <w:ilvl w:val="1"/>
           <w:numId w:val="3"/>
@@ -1613,7 +1949,7 @@
     </w:p>
     <w:p>
       <w:pPr>
-        <w:pStyle w:val="a9"/>
+        <w:pStyle w:val="ListParagraph"/>
         <w:numPr>
           <w:ilvl w:val="1"/>
           <w:numId w:val="3"/>
@@ -1636,7 +1972,7 @@
     </w:p>
     <w:p>
       <w:pPr>
-        <w:pStyle w:val="a9"/>
+        <w:pStyle w:val="ListParagraph"/>
         <w:numPr>
           <w:ilvl w:val="1"/>
           <w:numId w:val="3"/>
@@ -1654,12 +1990,30 @@
           <w:sz w:val="28"/>
           <w:szCs w:val="28"/>
         </w:rPr>
-        <w:t>Перевірка прав доступу для ролей (Користувач, Адмін, Менеджер) з використанням побітових масок</w:t>
-      </w:r>
-    </w:p>
-    <w:p>
-      <w:pPr>
-        <w:pStyle w:val="a9"/>
+        <w:t xml:space="preserve">Перевірка прав доступу для ролей (Користувач, </w:t>
+      </w:r>
+      <w:proofErr w:type="spellStart"/>
+      <w:r>
+        <w:rPr>
+          <w:rFonts w:ascii="Times New Roman" w:hAnsi="Times New Roman" w:cs="Times New Roman"/>
+          <w:sz w:val="28"/>
+          <w:szCs w:val="28"/>
+        </w:rPr>
+        <w:t>Адмін</w:t>
+      </w:r>
+      <w:proofErr w:type="spellEnd"/>
+      <w:r>
+        <w:rPr>
+          <w:rFonts w:ascii="Times New Roman" w:hAnsi="Times New Roman" w:cs="Times New Roman"/>
+          <w:sz w:val="28"/>
+          <w:szCs w:val="28"/>
+        </w:rPr>
+        <w:t>, Менеджер) з використанням побітових масок</w:t>
+      </w:r>
+    </w:p>
+    <w:p>
+      <w:pPr>
+        <w:pStyle w:val="ListParagraph"/>
         <w:numPr>
           <w:ilvl w:val="1"/>
           <w:numId w:val="3"/>
@@ -1682,7 +2036,7 @@
     </w:p>
     <w:p>
       <w:pPr>
-        <w:pStyle w:val="a9"/>
+        <w:pStyle w:val="ListParagraph"/>
         <w:numPr>
           <w:ilvl w:val="1"/>
           <w:numId w:val="3"/>
@@ -1722,7 +2076,7 @@
     </w:p>
     <w:p>
       <w:pPr>
-        <w:pStyle w:val="a9"/>
+        <w:pStyle w:val="ListParagraph"/>
         <w:numPr>
           <w:ilvl w:val="1"/>
           <w:numId w:val="3"/>
@@ -1751,6 +2105,7 @@
         </w:rPr>
         <w:t>.</w:t>
       </w:r>
+      <w:proofErr w:type="spellStart"/>
       <w:r>
         <w:rPr>
           <w:rFonts w:ascii="Times New Roman" w:hAnsi="Times New Roman" w:cs="Times New Roman"/>
@@ -1760,6 +2115,7 @@
         </w:rPr>
         <w:t>json</w:t>
       </w:r>
+      <w:proofErr w:type="spellEnd"/>
       <w:r>
         <w:rPr>
           <w:rFonts w:ascii="Times New Roman" w:hAnsi="Times New Roman" w:cs="Times New Roman"/>
@@ -1780,7 +2136,7 @@
     </w:p>
     <w:p>
       <w:pPr>
-        <w:pStyle w:val="a9"/>
+        <w:pStyle w:val="ListParagraph"/>
         <w:numPr>
           <w:ilvl w:val="0"/>
           <w:numId w:val="3"/>
@@ -1792,18 +2148,38 @@
           <w:szCs w:val="28"/>
         </w:rPr>
       </w:pPr>
-      <w:r>
-        <w:rPr>
-          <w:rFonts w:ascii="Times New Roman" w:hAnsi="Times New Roman" w:cs="Times New Roman"/>
-          <w:sz w:val="28"/>
-          <w:szCs w:val="28"/>
-        </w:rPr>
-        <w:t>Валідація та логування</w:t>
-      </w:r>
-    </w:p>
-    <w:p>
-      <w:pPr>
-        <w:pStyle w:val="a9"/>
+      <w:proofErr w:type="spellStart"/>
+      <w:r>
+        <w:rPr>
+          <w:rFonts w:ascii="Times New Roman" w:hAnsi="Times New Roman" w:cs="Times New Roman"/>
+          <w:sz w:val="28"/>
+          <w:szCs w:val="28"/>
+        </w:rPr>
+        <w:t>Валідація</w:t>
+      </w:r>
+      <w:proofErr w:type="spellEnd"/>
+      <w:r>
+        <w:rPr>
+          <w:rFonts w:ascii="Times New Roman" w:hAnsi="Times New Roman" w:cs="Times New Roman"/>
+          <w:sz w:val="28"/>
+          <w:szCs w:val="28"/>
+        </w:rPr>
+        <w:t xml:space="preserve"> та </w:t>
+      </w:r>
+      <w:proofErr w:type="spellStart"/>
+      <w:r>
+        <w:rPr>
+          <w:rFonts w:ascii="Times New Roman" w:hAnsi="Times New Roman" w:cs="Times New Roman"/>
+          <w:sz w:val="28"/>
+          <w:szCs w:val="28"/>
+        </w:rPr>
+        <w:t>логування</w:t>
+      </w:r>
+      <w:proofErr w:type="spellEnd"/>
+    </w:p>
+    <w:p>
+      <w:pPr>
+        <w:pStyle w:val="ListParagraph"/>
         <w:numPr>
           <w:ilvl w:val="1"/>
           <w:numId w:val="3"/>
@@ -1821,12 +2197,40 @@
           <w:sz w:val="28"/>
           <w:szCs w:val="28"/>
         </w:rPr>
-        <w:t>Перетворення звичайного виводу в консоль у логування в файл+консоль</w:t>
-      </w:r>
-    </w:p>
-    <w:p>
-      <w:pPr>
-        <w:pStyle w:val="a9"/>
+        <w:t xml:space="preserve">Перетворення звичайного виводу в консоль у </w:t>
+      </w:r>
+      <w:proofErr w:type="spellStart"/>
+      <w:r>
+        <w:rPr>
+          <w:rFonts w:ascii="Times New Roman" w:hAnsi="Times New Roman" w:cs="Times New Roman"/>
+          <w:sz w:val="28"/>
+          <w:szCs w:val="28"/>
+        </w:rPr>
+        <w:t>логування</w:t>
+      </w:r>
+      <w:proofErr w:type="spellEnd"/>
+      <w:r>
+        <w:rPr>
+          <w:rFonts w:ascii="Times New Roman" w:hAnsi="Times New Roman" w:cs="Times New Roman"/>
+          <w:sz w:val="28"/>
+          <w:szCs w:val="28"/>
+        </w:rPr>
+        <w:t xml:space="preserve"> в </w:t>
+      </w:r>
+      <w:proofErr w:type="spellStart"/>
+      <w:r>
+        <w:rPr>
+          <w:rFonts w:ascii="Times New Roman" w:hAnsi="Times New Roman" w:cs="Times New Roman"/>
+          <w:sz w:val="28"/>
+          <w:szCs w:val="28"/>
+        </w:rPr>
+        <w:t>файл+консоль</w:t>
+      </w:r>
+      <w:proofErr w:type="spellEnd"/>
+    </w:p>
+    <w:p>
+      <w:pPr>
+        <w:pStyle w:val="ListParagraph"/>
         <w:numPr>
           <w:ilvl w:val="1"/>
           <w:numId w:val="3"/>
@@ -1865,7 +2269,7 @@
     </w:p>
     <w:p>
       <w:pPr>
-        <w:pStyle w:val="a9"/>
+        <w:pStyle w:val="ListParagraph"/>
         <w:numPr>
           <w:ilvl w:val="1"/>
           <w:numId w:val="3"/>
@@ -1888,16 +2292,33 @@
     </w:p>
     <w:p>
       <w:pPr>
-        <w:spacing w:after="0" w:line="240" w:lineRule="auto"/>
-        <w:rPr>
-          <w:rFonts w:ascii="Times New Roman" w:hAnsi="Times New Roman" w:cs="Times New Roman"/>
-          <w:sz w:val="28"/>
-          <w:szCs w:val="28"/>
-        </w:rPr>
-      </w:pPr>
-      <w:r>
-        <w:rPr>
-          <w:rFonts w:ascii="Times New Roman" w:hAnsi="Times New Roman" w:cs="Times New Roman"/>
+        <w:pStyle w:val="ListParagraph"/>
+        <w:spacing w:after="0" w:line="240" w:lineRule="auto"/>
+        <w:ind w:left="1440"/>
+        <w:rPr>
+          <w:rFonts w:ascii="Times New Roman" w:hAnsi="Times New Roman" w:cs="Times New Roman"/>
+          <w:sz w:val="28"/>
+          <w:szCs w:val="28"/>
+        </w:rPr>
+      </w:pPr>
+    </w:p>
+    <w:p>
+      <w:pPr>
+        <w:spacing w:after="0" w:line="240" w:lineRule="auto"/>
+        <w:rPr>
+          <w:rFonts w:ascii="Times New Roman" w:hAnsi="Times New Roman" w:cs="Times New Roman"/>
+          <w:i/>
+          <w:iCs/>
+          <w:sz w:val="28"/>
+          <w:szCs w:val="28"/>
+          <w:lang w:val="en-US"/>
+        </w:rPr>
+      </w:pPr>
+      <w:r>
+        <w:rPr>
+          <w:rFonts w:ascii="Times New Roman" w:hAnsi="Times New Roman" w:cs="Times New Roman"/>
+          <w:i/>
+          <w:iCs/>
           <w:sz w:val="28"/>
           <w:szCs w:val="28"/>
         </w:rPr>
@@ -1906,20 +2327,1145 @@
     </w:p>
     <w:p>
       <w:pPr>
-        <w:spacing w:after="0" w:line="240" w:lineRule="auto"/>
-        <w:rPr>
-          <w:rFonts w:ascii="Times New Roman" w:hAnsi="Times New Roman" w:cs="Times New Roman"/>
-          <w:sz w:val="28"/>
-          <w:szCs w:val="28"/>
-        </w:rPr>
-      </w:pPr>
-      <w:r>
-        <w:rPr>
-          <w:rFonts w:ascii="Times New Roman" w:hAnsi="Times New Roman" w:cs="Times New Roman"/>
-          <w:sz w:val="28"/>
-          <w:szCs w:val="28"/>
-        </w:rPr>
-        <w:t xml:space="preserve">Спільно: </w:t>
+        <w:pStyle w:val="ListParagraph"/>
+        <w:numPr>
+          <w:ilvl w:val="0"/>
+          <w:numId w:val="4"/>
+        </w:numPr>
+        <w:spacing w:after="0" w:line="240" w:lineRule="auto"/>
+        <w:rPr>
+          <w:rFonts w:ascii="Times New Roman" w:hAnsi="Times New Roman" w:cs="Times New Roman"/>
+          <w:sz w:val="28"/>
+          <w:szCs w:val="28"/>
+        </w:rPr>
+      </w:pPr>
+      <w:r>
+        <w:rPr>
+          <w:rFonts w:ascii="Times New Roman" w:hAnsi="Times New Roman" w:cs="Times New Roman"/>
+          <w:sz w:val="28"/>
+          <w:szCs w:val="28"/>
+        </w:rPr>
+        <w:t xml:space="preserve">Управління об’єктами </w:t>
+      </w:r>
+      <w:r>
+        <w:rPr>
+          <w:rFonts w:ascii="Times New Roman" w:hAnsi="Times New Roman" w:cs="Times New Roman"/>
+          <w:sz w:val="28"/>
+          <w:szCs w:val="28"/>
+        </w:rPr>
+        <w:t>Студента та Вчителя</w:t>
+      </w:r>
+    </w:p>
+    <w:p>
+      <w:pPr>
+        <w:pStyle w:val="ListParagraph"/>
+        <w:numPr>
+          <w:ilvl w:val="1"/>
+          <w:numId w:val="4"/>
+        </w:numPr>
+        <w:spacing w:after="0" w:line="240" w:lineRule="auto"/>
+        <w:rPr>
+          <w:rFonts w:ascii="Times New Roman" w:hAnsi="Times New Roman" w:cs="Times New Roman"/>
+          <w:sz w:val="28"/>
+          <w:szCs w:val="28"/>
+        </w:rPr>
+      </w:pPr>
+      <w:r>
+        <w:rPr>
+          <w:rFonts w:ascii="Times New Roman" w:hAnsi="Times New Roman" w:cs="Times New Roman"/>
+          <w:sz w:val="28"/>
+          <w:szCs w:val="28"/>
+        </w:rPr>
+        <w:t xml:space="preserve">Створення </w:t>
+      </w:r>
+      <w:r>
+        <w:rPr>
+          <w:rFonts w:ascii="Times New Roman" w:eastAsia="Times New Roman" w:hAnsi="Times New Roman" w:cs="Times New Roman"/>
+          <w:color w:val="000000"/>
+          <w:kern w:val="0"/>
+          <w:sz w:val="28"/>
+          <w:szCs w:val="28"/>
+          <w:lang w:val="en-UA"/>
+          <w14:ligatures w14:val="none"/>
+        </w:rPr>
+        <w:t>базового класу Person та спадкоємців Student і Teacher з повною реалізацією конструкторів, методів toString(), hashCode() та equals().</w:t>
+      </w:r>
+    </w:p>
+    <w:p>
+      <w:pPr>
+        <w:pStyle w:val="ListParagraph"/>
+        <w:numPr>
+          <w:ilvl w:val="1"/>
+          <w:numId w:val="4"/>
+        </w:numPr>
+        <w:spacing w:after="0" w:line="240" w:lineRule="auto"/>
+        <w:rPr>
+          <w:rFonts w:ascii="Times New Roman" w:hAnsi="Times New Roman" w:cs="Times New Roman"/>
+          <w:sz w:val="28"/>
+          <w:szCs w:val="28"/>
+        </w:rPr>
+      </w:pPr>
+      <w:r>
+        <w:rPr>
+          <w:rFonts w:ascii="Times New Roman" w:hAnsi="Times New Roman" w:cs="Times New Roman"/>
+          <w:sz w:val="28"/>
+          <w:szCs w:val="28"/>
+        </w:rPr>
+        <w:t xml:space="preserve">Розробка консольних сервісів, що дають опції для видалення/створення/редагування </w:t>
+      </w:r>
+      <w:r>
+        <w:rPr>
+          <w:rFonts w:ascii="Times New Roman" w:hAnsi="Times New Roman" w:cs="Times New Roman"/>
+          <w:sz w:val="28"/>
+          <w:szCs w:val="28"/>
+        </w:rPr>
+        <w:t>Студентів</w:t>
+      </w:r>
+      <w:r>
+        <w:rPr>
+          <w:rFonts w:ascii="Times New Roman" w:hAnsi="Times New Roman" w:cs="Times New Roman"/>
+          <w:sz w:val="28"/>
+          <w:szCs w:val="28"/>
+        </w:rPr>
+        <w:t xml:space="preserve"> та </w:t>
+      </w:r>
+      <w:r>
+        <w:rPr>
+          <w:rFonts w:ascii="Times New Roman" w:hAnsi="Times New Roman" w:cs="Times New Roman"/>
+          <w:sz w:val="28"/>
+          <w:szCs w:val="28"/>
+        </w:rPr>
+        <w:t>Вчителів</w:t>
+      </w:r>
+    </w:p>
+    <w:p>
+      <w:pPr>
+        <w:pStyle w:val="ListParagraph"/>
+        <w:numPr>
+          <w:ilvl w:val="1"/>
+          <w:numId w:val="4"/>
+        </w:numPr>
+        <w:spacing w:after="0" w:line="240" w:lineRule="auto"/>
+        <w:rPr>
+          <w:rFonts w:ascii="Times New Roman" w:hAnsi="Times New Roman" w:cs="Times New Roman"/>
+          <w:sz w:val="28"/>
+          <w:szCs w:val="28"/>
+        </w:rPr>
+      </w:pPr>
+      <w:r>
+        <w:rPr>
+          <w:rFonts w:ascii="Times New Roman" w:hAnsi="Times New Roman" w:cs="Times New Roman"/>
+          <w:sz w:val="28"/>
+          <w:szCs w:val="28"/>
+        </w:rPr>
+        <w:t xml:space="preserve">Створення методів для пошуку та зберігання </w:t>
+      </w:r>
+      <w:r>
+        <w:rPr>
+          <w:rFonts w:ascii="Times New Roman" w:hAnsi="Times New Roman" w:cs="Times New Roman"/>
+          <w:sz w:val="28"/>
+          <w:szCs w:val="28"/>
+        </w:rPr>
+        <w:t>Студентів</w:t>
+      </w:r>
+      <w:r>
+        <w:rPr>
+          <w:rFonts w:ascii="Times New Roman" w:hAnsi="Times New Roman" w:cs="Times New Roman"/>
+          <w:sz w:val="28"/>
+          <w:szCs w:val="28"/>
+        </w:rPr>
+        <w:t xml:space="preserve"> та </w:t>
+      </w:r>
+      <w:r>
+        <w:rPr>
+          <w:rFonts w:ascii="Times New Roman" w:hAnsi="Times New Roman" w:cs="Times New Roman"/>
+          <w:sz w:val="28"/>
+          <w:szCs w:val="28"/>
+        </w:rPr>
+        <w:t>Вчителів</w:t>
+      </w:r>
+    </w:p>
+    <w:p>
+      <w:pPr>
+        <w:pStyle w:val="ListParagraph"/>
+        <w:numPr>
+          <w:ilvl w:val="1"/>
+          <w:numId w:val="4"/>
+        </w:numPr>
+        <w:spacing w:after="0" w:line="240" w:lineRule="auto"/>
+        <w:rPr>
+          <w:rFonts w:ascii="Times New Roman" w:hAnsi="Times New Roman" w:cs="Times New Roman"/>
+          <w:sz w:val="28"/>
+          <w:szCs w:val="28"/>
+        </w:rPr>
+      </w:pPr>
+      <w:r>
+        <w:rPr>
+          <w:rFonts w:ascii="Times New Roman" w:hAnsi="Times New Roman" w:cs="Times New Roman"/>
+          <w:sz w:val="28"/>
+          <w:szCs w:val="28"/>
+        </w:rPr>
+        <w:t xml:space="preserve">Реалізація логіки </w:t>
+      </w:r>
+      <w:r>
+        <w:rPr>
+          <w:rFonts w:ascii="Times New Roman" w:eastAsia="Times New Roman" w:hAnsi="Times New Roman" w:cs="Times New Roman"/>
+          <w:color w:val="000000"/>
+          <w:kern w:val="0"/>
+          <w:sz w:val="28"/>
+          <w:szCs w:val="28"/>
+          <w:lang w:val="en-UA"/>
+          <w14:ligatures w14:val="none"/>
+        </w:rPr>
+        <w:t>автоматичного підрахунку віку на основі дати народження та стажу роботи</w:t>
+      </w:r>
+      <w:r>
+        <w:rPr>
+          <w:rFonts w:ascii="Times New Roman" w:eastAsia="Times New Roman" w:hAnsi="Times New Roman" w:cs="Times New Roman"/>
+          <w:color w:val="000000"/>
+          <w:kern w:val="0"/>
+          <w:sz w:val="28"/>
+          <w:szCs w:val="28"/>
+          <w14:ligatures w14:val="none"/>
+        </w:rPr>
+        <w:t xml:space="preserve"> викладачів</w:t>
+      </w:r>
+      <w:r>
+        <w:rPr>
+          <w:rFonts w:ascii="Times New Roman" w:eastAsia="Times New Roman" w:hAnsi="Times New Roman" w:cs="Times New Roman"/>
+          <w:color w:val="000000"/>
+          <w:kern w:val="0"/>
+          <w:sz w:val="28"/>
+          <w:szCs w:val="28"/>
+          <w:lang w:val="en-US"/>
+          <w14:ligatures w14:val="none"/>
+        </w:rPr>
+        <w:t xml:space="preserve"> </w:t>
+      </w:r>
+      <w:r>
+        <w:rPr>
+          <w:rFonts w:ascii="Times New Roman" w:eastAsia="Times New Roman" w:hAnsi="Times New Roman" w:cs="Times New Roman"/>
+          <w:color w:val="000000"/>
+          <w:kern w:val="0"/>
+          <w:sz w:val="28"/>
+          <w:szCs w:val="28"/>
+          <w14:ligatures w14:val="none"/>
+        </w:rPr>
+        <w:t xml:space="preserve">через </w:t>
+      </w:r>
+      <w:proofErr w:type="spellStart"/>
+      <w:r>
+        <w:rPr>
+          <w:rFonts w:ascii="Times New Roman" w:hAnsi="Times New Roman" w:cs="Times New Roman"/>
+          <w:color w:val="333333"/>
+          <w:sz w:val="28"/>
+          <w:szCs w:val="28"/>
+          <w:shd w:val="clear" w:color="auto" w:fill="FFFFFF"/>
+        </w:rPr>
+        <w:t>Java</w:t>
+      </w:r>
+      <w:proofErr w:type="spellEnd"/>
+      <w:r>
+        <w:rPr>
+          <w:rFonts w:ascii="Times New Roman" w:hAnsi="Times New Roman" w:cs="Times New Roman"/>
+          <w:color w:val="333333"/>
+          <w:sz w:val="28"/>
+          <w:szCs w:val="28"/>
+          <w:shd w:val="clear" w:color="auto" w:fill="FFFFFF"/>
+        </w:rPr>
+        <w:t xml:space="preserve"> </w:t>
+      </w:r>
+      <w:proofErr w:type="spellStart"/>
+      <w:r>
+        <w:rPr>
+          <w:rFonts w:ascii="Times New Roman" w:hAnsi="Times New Roman" w:cs="Times New Roman"/>
+          <w:color w:val="333333"/>
+          <w:sz w:val="28"/>
+          <w:szCs w:val="28"/>
+          <w:shd w:val="clear" w:color="auto" w:fill="FFFFFF"/>
+        </w:rPr>
+        <w:t>Time</w:t>
+      </w:r>
+      <w:proofErr w:type="spellEnd"/>
+      <w:r>
+        <w:rPr>
+          <w:rFonts w:ascii="Times New Roman" w:hAnsi="Times New Roman" w:cs="Times New Roman"/>
+          <w:color w:val="333333"/>
+          <w:sz w:val="28"/>
+          <w:szCs w:val="28"/>
+          <w:shd w:val="clear" w:color="auto" w:fill="FFFFFF"/>
+        </w:rPr>
+        <w:t xml:space="preserve"> API</w:t>
+      </w:r>
+      <w:r>
+        <w:rPr>
+          <w:rStyle w:val="apple-converted-space"/>
+          <w:rFonts w:ascii="Arial" w:hAnsi="Arial" w:cs="Arial"/>
+          <w:color w:val="333333"/>
+          <w:shd w:val="clear" w:color="auto" w:fill="FFFFFF"/>
+        </w:rPr>
+        <w:t xml:space="preserve"> </w:t>
+      </w:r>
+      <w:r>
+        <w:rPr>
+          <w:rFonts w:ascii="Times New Roman" w:eastAsia="Times New Roman" w:hAnsi="Times New Roman" w:cs="Times New Roman"/>
+          <w:color w:val="000000"/>
+          <w:kern w:val="0"/>
+          <w:sz w:val="28"/>
+          <w:szCs w:val="28"/>
+          <w14:ligatures w14:val="none"/>
+        </w:rPr>
+        <w:t>.</w:t>
+      </w:r>
+    </w:p>
+    <w:p>
+      <w:pPr>
+        <w:pStyle w:val="ListParagraph"/>
+        <w:numPr>
+          <w:ilvl w:val="0"/>
+          <w:numId w:val="4"/>
+        </w:numPr>
+        <w:spacing w:before="100" w:beforeAutospacing="1" w:after="100" w:afterAutospacing="1" w:line="240" w:lineRule="auto"/>
+        <w:rPr>
+          <w:rFonts w:ascii="Times New Roman" w:eastAsia="Times New Roman" w:hAnsi="Times New Roman" w:cs="Times New Roman"/>
+          <w:color w:val="000000"/>
+          <w:kern w:val="0"/>
+          <w:sz w:val="28"/>
+          <w:szCs w:val="28"/>
+          <w:lang w:val="en-UA"/>
+          <w14:ligatures w14:val="none"/>
+        </w:rPr>
+      </w:pPr>
+      <w:r>
+        <w:rPr>
+          <w:rFonts w:ascii="Times New Roman" w:eastAsia="Times New Roman" w:hAnsi="Times New Roman" w:cs="Times New Roman"/>
+          <w:color w:val="000000"/>
+          <w:kern w:val="0"/>
+          <w:sz w:val="28"/>
+          <w:szCs w:val="28"/>
+          <w:lang w:val="en-UA"/>
+          <w14:ligatures w14:val="none"/>
+        </w:rPr>
+        <w:t xml:space="preserve"> Обробка даних </w:t>
+      </w:r>
+    </w:p>
+    <w:p>
+      <w:pPr>
+        <w:pStyle w:val="ListParagraph"/>
+        <w:numPr>
+          <w:ilvl w:val="0"/>
+          <w:numId w:val="12"/>
+        </w:numPr>
+        <w:spacing w:before="100" w:beforeAutospacing="1" w:after="100" w:afterAutospacing="1" w:line="240" w:lineRule="auto"/>
+        <w:rPr>
+          <w:rFonts w:ascii="Times New Roman" w:eastAsia="Times New Roman" w:hAnsi="Times New Roman" w:cs="Times New Roman"/>
+          <w:color w:val="000000"/>
+          <w:kern w:val="0"/>
+          <w:sz w:val="28"/>
+          <w:szCs w:val="28"/>
+          <w:lang w:val="en-UA"/>
+          <w14:ligatures w14:val="none"/>
+        </w:rPr>
+      </w:pPr>
+      <w:r>
+        <w:rPr>
+          <w:rFonts w:ascii="Times New Roman" w:eastAsia="Times New Roman" w:hAnsi="Times New Roman" w:cs="Times New Roman"/>
+          <w:color w:val="000000"/>
+          <w:kern w:val="0"/>
+          <w:sz w:val="28"/>
+          <w:szCs w:val="28"/>
+          <w:lang w:val="en-UA"/>
+          <w14:ligatures w14:val="none"/>
+        </w:rPr>
+        <w:t>Реалізація складних зв'язків для викладачів: один викладач може належати до кількох кафедр одночасно.</w:t>
+      </w:r>
+    </w:p>
+    <w:p>
+      <w:pPr>
+        <w:pStyle w:val="ListParagraph"/>
+        <w:numPr>
+          <w:ilvl w:val="0"/>
+          <w:numId w:val="12"/>
+        </w:numPr>
+        <w:spacing w:before="100" w:beforeAutospacing="1" w:after="100" w:afterAutospacing="1" w:line="240" w:lineRule="auto"/>
+        <w:rPr>
+          <w:rFonts w:ascii="Times New Roman" w:eastAsia="Times New Roman" w:hAnsi="Times New Roman" w:cs="Times New Roman"/>
+          <w:color w:val="000000"/>
+          <w:kern w:val="0"/>
+          <w:sz w:val="28"/>
+          <w:szCs w:val="28"/>
+          <w:lang w:val="en-UA"/>
+          <w14:ligatures w14:val="none"/>
+        </w:rPr>
+      </w:pPr>
+      <w:r>
+        <w:rPr>
+          <w:rFonts w:ascii="Times New Roman" w:eastAsia="Times New Roman" w:hAnsi="Times New Roman" w:cs="Times New Roman"/>
+          <w:color w:val="000000"/>
+          <w:kern w:val="0"/>
+          <w:sz w:val="28"/>
+          <w:szCs w:val="28"/>
+          <w:lang w:val="en-UA"/>
+          <w14:ligatures w14:val="none"/>
+        </w:rPr>
+        <w:t>Розробка системи реєстрації студентів у навчальних групах з автоматичним підтягуванням факультету та кафедри.</w:t>
+      </w:r>
+    </w:p>
+    <w:p>
+      <w:pPr>
+        <w:pStyle w:val="ListParagraph"/>
+        <w:numPr>
+          <w:ilvl w:val="0"/>
+          <w:numId w:val="12"/>
+        </w:numPr>
+        <w:spacing w:before="100" w:beforeAutospacing="1" w:after="100" w:afterAutospacing="1" w:line="240" w:lineRule="auto"/>
+        <w:rPr>
+          <w:rFonts w:ascii="Times New Roman" w:eastAsia="Times New Roman" w:hAnsi="Times New Roman" w:cs="Times New Roman"/>
+          <w:color w:val="000000"/>
+          <w:kern w:val="0"/>
+          <w:sz w:val="28"/>
+          <w:szCs w:val="28"/>
+          <w:lang w:val="en-UA"/>
+          <w14:ligatures w14:val="none"/>
+        </w:rPr>
+      </w:pPr>
+      <w:r>
+        <w:rPr>
+          <w:rFonts w:ascii="Times New Roman" w:eastAsia="Times New Roman" w:hAnsi="Times New Roman" w:cs="Times New Roman"/>
+          <w:color w:val="000000"/>
+          <w:kern w:val="0"/>
+          <w:sz w:val="28"/>
+          <w:szCs w:val="28"/>
+          <w:lang w:val="en-UA"/>
+          <w14:ligatures w14:val="none"/>
+        </w:rPr>
+        <w:t>Збереження та завантаження даних студентів у форматі </w:t>
+      </w:r>
+      <w:r>
+        <w:rPr>
+          <w:rFonts w:ascii="Times New Roman" w:eastAsia="Times New Roman" w:hAnsi="Times New Roman" w:cs="Times New Roman"/>
+          <w:color w:val="000000"/>
+          <w:kern w:val="0"/>
+          <w:sz w:val="28"/>
+          <w:szCs w:val="28"/>
+          <w:lang w:val="en-UA"/>
+          <w14:ligatures w14:val="none"/>
+        </w:rPr>
+        <w:t>.</w:t>
+      </w:r>
+      <w:r>
+        <w:rPr>
+          <w:rFonts w:ascii="Times New Roman" w:eastAsia="Times New Roman" w:hAnsi="Times New Roman" w:cs="Times New Roman"/>
+          <w:color w:val="000000"/>
+          <w:kern w:val="0"/>
+          <w:sz w:val="28"/>
+          <w:szCs w:val="28"/>
+          <w:lang w:val="en-US"/>
+          <w14:ligatures w14:val="none"/>
+        </w:rPr>
+        <w:t>csv</w:t>
+      </w:r>
+      <w:r>
+        <w:rPr>
+          <w:rFonts w:ascii="Times New Roman" w:eastAsia="Times New Roman" w:hAnsi="Times New Roman" w:cs="Times New Roman"/>
+          <w:color w:val="000000"/>
+          <w:kern w:val="0"/>
+          <w:sz w:val="28"/>
+          <w:szCs w:val="28"/>
+          <w:lang w:val="en-UA"/>
+          <w14:ligatures w14:val="none"/>
+        </w:rPr>
+        <w:t> з використанням Java NIO.2 </w:t>
+      </w:r>
+      <w:r>
+        <w:rPr>
+          <w:rFonts w:ascii="Times New Roman" w:eastAsia="Times New Roman" w:hAnsi="Times New Roman" w:cs="Times New Roman"/>
+          <w:color w:val="000000"/>
+          <w:kern w:val="0"/>
+          <w:sz w:val="28"/>
+          <w:szCs w:val="28"/>
+          <w:lang w:val="en-UA"/>
+          <w14:ligatures w14:val="none"/>
+        </w:rPr>
+        <w:t>.</w:t>
+      </w:r>
+    </w:p>
+    <w:p>
+      <w:pPr>
+        <w:pStyle w:val="ListParagraph"/>
+        <w:spacing w:before="100" w:beforeAutospacing="1" w:after="100" w:afterAutospacing="1" w:line="240" w:lineRule="auto"/>
+        <w:rPr>
+          <w:rFonts w:ascii="Times New Roman" w:eastAsia="Times New Roman" w:hAnsi="Times New Roman" w:cs="Times New Roman"/>
+          <w:color w:val="000000"/>
+          <w:kern w:val="0"/>
+          <w:sz w:val="28"/>
+          <w:szCs w:val="28"/>
+          <w:lang w:val="en-UA"/>
+          <w14:ligatures w14:val="none"/>
+        </w:rPr>
+      </w:pPr>
+    </w:p>
+    <w:p>
+      <w:pPr>
+        <w:pStyle w:val="ListParagraph"/>
+        <w:numPr>
+          <w:ilvl w:val="0"/>
+          <w:numId w:val="4"/>
+        </w:numPr>
+        <w:spacing w:before="100" w:beforeAutospacing="1" w:after="100" w:afterAutospacing="1" w:line="240" w:lineRule="auto"/>
+        <w:rPr>
+          <w:rFonts w:ascii="Times New Roman" w:eastAsia="Times New Roman" w:hAnsi="Times New Roman" w:cs="Times New Roman"/>
+          <w:color w:val="000000"/>
+          <w:kern w:val="0"/>
+          <w:sz w:val="28"/>
+          <w:szCs w:val="28"/>
+          <w:lang w:val="en-UA"/>
+          <w14:ligatures w14:val="none"/>
+        </w:rPr>
+      </w:pPr>
+      <w:r>
+        <w:rPr>
+          <w:rFonts w:ascii="Times New Roman" w:eastAsia="Times New Roman" w:hAnsi="Times New Roman" w:cs="Times New Roman"/>
+          <w:color w:val="000000"/>
+          <w:kern w:val="0"/>
+          <w:sz w:val="28"/>
+          <w:szCs w:val="28"/>
+          <w:lang w:val="en-UA"/>
+          <w14:ligatures w14:val="none"/>
+        </w:rPr>
+        <w:lastRenderedPageBreak/>
+        <w:t xml:space="preserve"> Тестування та </w:t>
+      </w:r>
+      <w:r>
+        <w:rPr>
+          <w:rFonts w:ascii="Times New Roman" w:eastAsia="Times New Roman" w:hAnsi="Times New Roman" w:cs="Times New Roman"/>
+          <w:color w:val="000000"/>
+          <w:kern w:val="0"/>
+          <w:sz w:val="28"/>
+          <w:szCs w:val="28"/>
+          <w14:ligatures w14:val="none"/>
+        </w:rPr>
+        <w:t>винятки</w:t>
+      </w:r>
+    </w:p>
+    <w:p>
+      <w:pPr>
+        <w:pStyle w:val="ListParagraph"/>
+        <w:numPr>
+          <w:ilvl w:val="0"/>
+          <w:numId w:val="14"/>
+        </w:numPr>
+        <w:spacing w:before="100" w:beforeAutospacing="1" w:after="100" w:afterAutospacing="1" w:line="240" w:lineRule="auto"/>
+        <w:rPr>
+          <w:rFonts w:ascii="Times New Roman" w:eastAsia="Times New Roman" w:hAnsi="Times New Roman" w:cs="Times New Roman"/>
+          <w:color w:val="000000"/>
+          <w:kern w:val="0"/>
+          <w:sz w:val="28"/>
+          <w:szCs w:val="28"/>
+          <w:lang w:val="en-UA"/>
+          <w14:ligatures w14:val="none"/>
+        </w:rPr>
+      </w:pPr>
+      <w:r>
+        <w:rPr>
+          <w:rFonts w:ascii="Times New Roman" w:eastAsia="Times New Roman" w:hAnsi="Times New Roman" w:cs="Times New Roman"/>
+          <w:color w:val="000000"/>
+          <w:kern w:val="0"/>
+          <w:sz w:val="28"/>
+          <w:szCs w:val="28"/>
+          <w:lang w:val="en-UA"/>
+          <w14:ligatures w14:val="none"/>
+        </w:rPr>
+        <w:t>Написання тестів (JUnit 5) для перевірки критичної логіки: зміна курсів, розрахунок віку, валідація навантаження викладачів.</w:t>
+      </w:r>
+    </w:p>
+    <w:p>
+      <w:pPr>
+        <w:pStyle w:val="ListParagraph"/>
+        <w:numPr>
+          <w:ilvl w:val="0"/>
+          <w:numId w:val="14"/>
+        </w:numPr>
+        <w:spacing w:before="100" w:beforeAutospacing="1" w:after="100" w:afterAutospacing="1" w:line="240" w:lineRule="auto"/>
+        <w:rPr>
+          <w:rFonts w:ascii="Times New Roman" w:eastAsia="Times New Roman" w:hAnsi="Times New Roman" w:cs="Times New Roman"/>
+          <w:color w:val="000000"/>
+          <w:kern w:val="0"/>
+          <w:sz w:val="28"/>
+          <w:szCs w:val="28"/>
+          <w:lang w:val="en-UA"/>
+          <w14:ligatures w14:val="none"/>
+        </w:rPr>
+      </w:pPr>
+      <w:r>
+        <w:rPr>
+          <w:rFonts w:ascii="Times New Roman" w:eastAsia="Times New Roman" w:hAnsi="Times New Roman" w:cs="Times New Roman"/>
+          <w:color w:val="000000"/>
+          <w:kern w:val="0"/>
+          <w:sz w:val="28"/>
+          <w:szCs w:val="28"/>
+          <w:lang w:val="en-UA"/>
+          <w14:ligatures w14:val="none"/>
+        </w:rPr>
+        <w:t>Створення ієрархії</w:t>
+      </w:r>
+      <w:r>
+        <w:rPr>
+          <w:rFonts w:ascii="Times New Roman" w:eastAsia="Times New Roman" w:hAnsi="Times New Roman" w:cs="Times New Roman"/>
+          <w:color w:val="000000"/>
+          <w:kern w:val="0"/>
+          <w:sz w:val="28"/>
+          <w:szCs w:val="28"/>
+          <w:lang w:val="en-UA"/>
+          <w14:ligatures w14:val="none"/>
+        </w:rPr>
+        <w:t xml:space="preserve"> </w:t>
+      </w:r>
+      <w:r>
+        <w:rPr>
+          <w:rFonts w:ascii="Times New Roman" w:eastAsia="Times New Roman" w:hAnsi="Times New Roman" w:cs="Times New Roman"/>
+          <w:color w:val="000000"/>
+          <w:kern w:val="0"/>
+          <w:sz w:val="28"/>
+          <w:szCs w:val="28"/>
+          <w:lang w:val="en-UA"/>
+          <w14:ligatures w14:val="none"/>
+        </w:rPr>
+        <w:t>власних</w:t>
+      </w:r>
+      <w:r>
+        <w:rPr>
+          <w:rFonts w:ascii="Times New Roman" w:eastAsia="Times New Roman" w:hAnsi="Times New Roman" w:cs="Times New Roman"/>
+          <w:color w:val="000000"/>
+          <w:kern w:val="0"/>
+          <w:sz w:val="28"/>
+          <w:szCs w:val="28"/>
+          <w:lang w:val="en-UA"/>
+          <w14:ligatures w14:val="none"/>
+        </w:rPr>
+        <w:t xml:space="preserve"> </w:t>
+      </w:r>
+      <w:r>
+        <w:rPr>
+          <w:rFonts w:ascii="Times New Roman" w:eastAsia="Times New Roman" w:hAnsi="Times New Roman" w:cs="Times New Roman"/>
+          <w:color w:val="000000"/>
+          <w:kern w:val="0"/>
+          <w:sz w:val="28"/>
+          <w:szCs w:val="28"/>
+          <w:lang w:val="en-UA"/>
+          <w14:ligatures w14:val="none"/>
+        </w:rPr>
+        <w:t>винятків</w:t>
+      </w:r>
+      <w:r>
+        <w:rPr>
+          <w:rFonts w:ascii="Times New Roman" w:eastAsia="Times New Roman" w:hAnsi="Times New Roman" w:cs="Times New Roman"/>
+          <w:color w:val="000000"/>
+          <w:kern w:val="0"/>
+          <w:sz w:val="28"/>
+          <w:szCs w:val="28"/>
+          <w:lang w:val="en-UA"/>
+          <w14:ligatures w14:val="none"/>
+        </w:rPr>
+        <w:t xml:space="preserve">: </w:t>
+      </w:r>
+      <w:r>
+        <w:rPr>
+          <w:rFonts w:ascii="Times New Roman" w:eastAsia="Times New Roman" w:hAnsi="Times New Roman" w:cs="Times New Roman"/>
+          <w:color w:val="000000"/>
+          <w:kern w:val="0"/>
+          <w:sz w:val="28"/>
+          <w:szCs w:val="28"/>
+          <w:lang w:val="en-UA"/>
+          <w14:ligatures w14:val="none"/>
+        </w:rPr>
+        <w:t>RegistryException</w:t>
+      </w:r>
+      <w:r>
+        <w:rPr>
+          <w:rFonts w:ascii="Times New Roman" w:eastAsia="Times New Roman" w:hAnsi="Times New Roman" w:cs="Times New Roman"/>
+          <w:color w:val="000000"/>
+          <w:kern w:val="0"/>
+          <w:sz w:val="28"/>
+          <w:szCs w:val="28"/>
+          <w:lang w:val="en-UA"/>
+          <w14:ligatures w14:val="none"/>
+        </w:rPr>
+        <w:t xml:space="preserve">,  </w:t>
+      </w:r>
+      <w:r>
+        <w:rPr>
+          <w:rFonts w:ascii="Times New Roman" w:eastAsia="Times New Roman" w:hAnsi="Times New Roman" w:cs="Times New Roman"/>
+          <w:color w:val="000000"/>
+          <w:kern w:val="0"/>
+          <w:sz w:val="28"/>
+          <w:szCs w:val="28"/>
+          <w:lang w:val="en-UA"/>
+          <w14:ligatures w14:val="none"/>
+        </w:rPr>
+        <w:t>ValidationException, DenialException для безпечної обробки помилок.</w:t>
+      </w:r>
+    </w:p>
+    <w:p>
+      <w:pPr>
+        <w:spacing w:before="100" w:beforeAutospacing="1" w:after="100" w:afterAutospacing="1" w:line="240" w:lineRule="auto"/>
+        <w:outlineLvl w:val="2"/>
+        <w:rPr>
+          <w:rFonts w:ascii="Times New Roman" w:eastAsia="Times New Roman" w:hAnsi="Times New Roman" w:cs="Times New Roman"/>
+          <w:i/>
+          <w:iCs/>
+          <w:color w:val="000000"/>
+          <w:kern w:val="0"/>
+          <w:sz w:val="28"/>
+          <w:szCs w:val="28"/>
+          <w:lang w:val="en-UA"/>
+          <w14:ligatures w14:val="none"/>
+        </w:rPr>
+      </w:pPr>
+      <w:r>
+        <w:rPr>
+          <w:rFonts w:ascii="Times New Roman" w:eastAsia="Times New Roman" w:hAnsi="Times New Roman" w:cs="Times New Roman"/>
+          <w:i/>
+          <w:iCs/>
+          <w:color w:val="000000"/>
+          <w:kern w:val="0"/>
+          <w:sz w:val="28"/>
+          <w:szCs w:val="28"/>
+          <w:lang w:val="en-UA"/>
+          <w14:ligatures w14:val="none"/>
+        </w:rPr>
+        <w:t>Спільно:</w:t>
+      </w:r>
+    </w:p>
+    <w:p>
+      <w:pPr>
+        <w:pStyle w:val="ListParagraph"/>
+        <w:numPr>
+          <w:ilvl w:val="0"/>
+          <w:numId w:val="17"/>
+        </w:numPr>
+        <w:spacing w:before="100" w:beforeAutospacing="1" w:after="100" w:afterAutospacing="1" w:line="240" w:lineRule="auto"/>
+        <w:rPr>
+          <w:rFonts w:ascii="Times New Roman" w:eastAsia="Times New Roman" w:hAnsi="Times New Roman" w:cs="Times New Roman"/>
+          <w:color w:val="000000"/>
+          <w:kern w:val="0"/>
+          <w:sz w:val="28"/>
+          <w:szCs w:val="28"/>
+          <w:lang w:val="en-UA"/>
+          <w14:ligatures w14:val="none"/>
+        </w:rPr>
+      </w:pPr>
+      <w:r>
+        <w:rPr>
+          <w:rFonts w:ascii="Times New Roman" w:eastAsia="Times New Roman" w:hAnsi="Times New Roman" w:cs="Times New Roman"/>
+          <w:color w:val="000000"/>
+          <w:kern w:val="0"/>
+          <w:sz w:val="28"/>
+          <w:szCs w:val="28"/>
+          <w:lang w:val="en-UA"/>
+          <w14:ligatures w14:val="none"/>
+        </w:rPr>
+        <w:t>Архітектура системи та Репозиторій</w:t>
+      </w:r>
+    </w:p>
+    <w:p>
+      <w:pPr>
+        <w:pStyle w:val="ListParagraph"/>
+        <w:numPr>
+          <w:ilvl w:val="0"/>
+          <w:numId w:val="15"/>
+        </w:numPr>
+        <w:spacing w:before="100" w:beforeAutospacing="1" w:after="100" w:afterAutospacing="1" w:line="240" w:lineRule="auto"/>
+        <w:rPr>
+          <w:rFonts w:ascii="Times New Roman" w:eastAsia="Times New Roman" w:hAnsi="Times New Roman" w:cs="Times New Roman"/>
+          <w:color w:val="000000"/>
+          <w:kern w:val="0"/>
+          <w:sz w:val="28"/>
+          <w:szCs w:val="28"/>
+          <w:lang w:val="en-UA"/>
+          <w14:ligatures w14:val="none"/>
+        </w:rPr>
+      </w:pPr>
+      <w:r>
+        <w:rPr>
+          <w:rFonts w:ascii="Times New Roman" w:eastAsia="Times New Roman" w:hAnsi="Times New Roman" w:cs="Times New Roman"/>
+          <w:color w:val="000000"/>
+          <w:kern w:val="0"/>
+          <w:sz w:val="28"/>
+          <w:szCs w:val="28"/>
+          <w:lang w:val="en-UA"/>
+          <w14:ligatures w14:val="none"/>
+        </w:rPr>
+        <w:t>Проєктування</w:t>
+      </w:r>
+      <w:r>
+        <w:rPr>
+          <w:rFonts w:ascii="Times New Roman" w:eastAsia="Times New Roman" w:hAnsi="Times New Roman" w:cs="Times New Roman"/>
+          <w:color w:val="000000"/>
+          <w:kern w:val="0"/>
+          <w:sz w:val="28"/>
+          <w:szCs w:val="28"/>
+          <w14:ligatures w14:val="none"/>
+        </w:rPr>
+        <w:t xml:space="preserve"> </w:t>
+      </w:r>
+      <w:r>
+        <w:rPr>
+          <w:rFonts w:ascii="Times New Roman" w:eastAsia="Times New Roman" w:hAnsi="Times New Roman" w:cs="Times New Roman"/>
+          <w:color w:val="000000"/>
+          <w:kern w:val="0"/>
+          <w:sz w:val="28"/>
+          <w:szCs w:val="28"/>
+          <w:lang w:val="en-UA"/>
+          <w14:ligatures w14:val="none"/>
+        </w:rPr>
+        <w:t>структури університету: University</w:t>
+      </w:r>
+    </w:p>
+    <w:p>
+      <w:pPr>
+        <w:pStyle w:val="ListParagraph"/>
+        <w:spacing w:before="100" w:beforeAutospacing="1" w:after="100" w:afterAutospacing="1" w:line="240" w:lineRule="auto"/>
+        <w:ind w:left="1346"/>
+        <w:rPr>
+          <w:rFonts w:ascii="Times New Roman" w:eastAsia="Times New Roman" w:hAnsi="Times New Roman" w:cs="Times New Roman"/>
+          <w:color w:val="000000"/>
+          <w:kern w:val="0"/>
+          <w:sz w:val="28"/>
+          <w:szCs w:val="28"/>
+          <w14:ligatures w14:val="none"/>
+        </w:rPr>
+      </w:pPr>
+      <w:r>
+        <w:rPr>
+          <w:rFonts w:ascii="Calibri" w:eastAsia="Times New Roman" w:hAnsi="Calibri" w:cs="Calibri"/>
+          <w:color w:val="000000"/>
+          <w:kern w:val="0"/>
+          <w:sz w:val="28"/>
+          <w:szCs w:val="28"/>
+          <w:lang w:val="en-UA"/>
+          <w14:ligatures w14:val="none"/>
+        </w:rPr>
+        <w:t> </w:t>
+      </w:r>
+      <w:r>
+        <w:rPr>
+          <w:rFonts w:ascii="Calibri" w:eastAsia="Times New Roman" w:hAnsi="Calibri" w:cs="Calibri"/>
+          <w:color w:val="000000"/>
+          <w:kern w:val="0"/>
+          <w:sz w:val="28"/>
+          <w:szCs w:val="28"/>
+          <w14:ligatures w14:val="none"/>
+        </w:rPr>
+        <w:t>-</w:t>
+      </w:r>
+      <w:r>
+        <w:rPr>
+          <w:rFonts w:ascii="Calibri" w:eastAsia="Times New Roman" w:hAnsi="Calibri" w:cs="Calibri"/>
+          <w:color w:val="000000"/>
+          <w:kern w:val="0"/>
+          <w:sz w:val="28"/>
+          <w:szCs w:val="28"/>
+          <w:lang w:val="en-US"/>
+          <w14:ligatures w14:val="none"/>
+        </w:rPr>
+        <w:t>&gt;</w:t>
+      </w:r>
+      <w:r>
+        <w:rPr>
+          <w:rFonts w:ascii="Times New Roman" w:eastAsia="Times New Roman" w:hAnsi="Times New Roman" w:cs="Times New Roman"/>
+          <w:color w:val="000000"/>
+          <w:kern w:val="0"/>
+          <w:sz w:val="28"/>
+          <w:szCs w:val="28"/>
+          <w:lang w:val="en-UA"/>
+          <w14:ligatures w14:val="none"/>
+        </w:rPr>
+        <w:t> Faculty</w:t>
+      </w:r>
+      <w:r>
+        <w:rPr>
+          <w:rFonts w:ascii="Calibri" w:eastAsia="Times New Roman" w:hAnsi="Calibri" w:cs="Calibri"/>
+          <w:color w:val="000000"/>
+          <w:kern w:val="0"/>
+          <w:sz w:val="28"/>
+          <w:szCs w:val="28"/>
+          <w:lang w:val="en-UA"/>
+          <w14:ligatures w14:val="none"/>
+        </w:rPr>
+        <w:t xml:space="preserve"> -&gt;</w:t>
+      </w:r>
+      <w:r>
+        <w:rPr>
+          <w:rFonts w:ascii="Times New Roman" w:eastAsia="Times New Roman" w:hAnsi="Times New Roman" w:cs="Times New Roman"/>
+          <w:color w:val="000000"/>
+          <w:kern w:val="0"/>
+          <w:sz w:val="28"/>
+          <w:szCs w:val="28"/>
+          <w:lang w:val="en-UA"/>
+          <w14:ligatures w14:val="none"/>
+        </w:rPr>
+        <w:t> Department </w:t>
+      </w:r>
+      <w:r>
+        <w:rPr>
+          <w:rFonts w:ascii="Calibri" w:eastAsia="Times New Roman" w:hAnsi="Calibri" w:cs="Calibri"/>
+          <w:color w:val="000000"/>
+          <w:kern w:val="0"/>
+          <w:sz w:val="28"/>
+          <w:szCs w:val="28"/>
+          <w:lang w:val="en-UA"/>
+          <w14:ligatures w14:val="none"/>
+        </w:rPr>
+        <w:t>-&gt;</w:t>
+      </w:r>
+      <w:r>
+        <w:rPr>
+          <w:rFonts w:ascii="Times New Roman" w:eastAsia="Times New Roman" w:hAnsi="Times New Roman" w:cs="Times New Roman"/>
+          <w:color w:val="000000"/>
+          <w:kern w:val="0"/>
+          <w:sz w:val="28"/>
+          <w:szCs w:val="28"/>
+          <w:lang w:val="en-UA"/>
+          <w14:ligatures w14:val="none"/>
+        </w:rPr>
+        <w:t> Group </w:t>
+      </w:r>
+      <w:r>
+        <w:rPr>
+          <w:rFonts w:ascii="Calibri" w:eastAsia="Times New Roman" w:hAnsi="Calibri" w:cs="Calibri"/>
+          <w:color w:val="000000"/>
+          <w:kern w:val="0"/>
+          <w:sz w:val="28"/>
+          <w:szCs w:val="28"/>
+          <w:lang w:val="en-UA"/>
+          <w14:ligatures w14:val="none"/>
+        </w:rPr>
+        <w:t>-&gt;</w:t>
+      </w:r>
+      <w:r>
+        <w:rPr>
+          <w:rFonts w:ascii="Times New Roman" w:eastAsia="Times New Roman" w:hAnsi="Times New Roman" w:cs="Times New Roman"/>
+          <w:color w:val="000000"/>
+          <w:kern w:val="0"/>
+          <w:sz w:val="28"/>
+          <w:szCs w:val="28"/>
+          <w:lang w:val="en-UA"/>
+          <w14:ligatures w14:val="none"/>
+        </w:rPr>
+        <w:t> Student.</w:t>
+      </w:r>
+    </w:p>
+    <w:p>
+      <w:pPr>
+        <w:pStyle w:val="ListParagraph"/>
+        <w:numPr>
+          <w:ilvl w:val="0"/>
+          <w:numId w:val="15"/>
+        </w:numPr>
+        <w:spacing w:before="100" w:beforeAutospacing="1" w:after="100" w:afterAutospacing="1" w:line="240" w:lineRule="auto"/>
+        <w:rPr>
+          <w:rFonts w:ascii="Times New Roman" w:eastAsia="Times New Roman" w:hAnsi="Times New Roman" w:cs="Times New Roman"/>
+          <w:color w:val="000000"/>
+          <w:kern w:val="0"/>
+          <w:sz w:val="28"/>
+          <w:szCs w:val="28"/>
+          <w14:ligatures w14:val="none"/>
+        </w:rPr>
+      </w:pPr>
+      <w:r>
+        <w:rPr>
+          <w:rFonts w:ascii="Times New Roman" w:eastAsia="Times New Roman" w:hAnsi="Times New Roman" w:cs="Times New Roman"/>
+          <w:color w:val="000000"/>
+          <w:kern w:val="0"/>
+          <w:sz w:val="28"/>
+          <w:szCs w:val="28"/>
+          <w:lang w:val="en-UA"/>
+          <w14:ligatures w14:val="none"/>
+        </w:rPr>
+        <w:t xml:space="preserve">Створення класу Repository, який забезпечує доступ до всіх об'єктів системи та </w:t>
+      </w:r>
+      <w:r>
+        <w:rPr>
+          <w:rFonts w:ascii="Times New Roman" w:eastAsia="Times New Roman" w:hAnsi="Times New Roman" w:cs="Times New Roman"/>
+          <w:color w:val="000000"/>
+          <w:kern w:val="0"/>
+          <w:sz w:val="28"/>
+          <w:szCs w:val="28"/>
+          <w14:ligatures w14:val="none"/>
+        </w:rPr>
+        <w:t>робить їх унікальними</w:t>
+      </w:r>
+      <w:r>
+        <w:rPr>
+          <w:rFonts w:ascii="Times New Roman" w:eastAsia="Times New Roman" w:hAnsi="Times New Roman" w:cs="Times New Roman"/>
+          <w:color w:val="000000"/>
+          <w:kern w:val="0"/>
+          <w:sz w:val="28"/>
+          <w:szCs w:val="28"/>
+          <w:lang w:val="en-UA"/>
+          <w14:ligatures w14:val="none"/>
+        </w:rPr>
+        <w:t xml:space="preserve"> (використа</w:t>
+      </w:r>
+      <w:r>
+        <w:rPr>
+          <w:rFonts w:ascii="Times New Roman" w:eastAsia="Times New Roman" w:hAnsi="Times New Roman" w:cs="Times New Roman"/>
+          <w:color w:val="000000"/>
+          <w:kern w:val="0"/>
+          <w:sz w:val="28"/>
+          <w:szCs w:val="28"/>
+          <w14:ligatures w14:val="none"/>
+        </w:rPr>
+        <w:t>но</w:t>
+      </w:r>
+      <w:r>
+        <w:rPr>
+          <w:rFonts w:ascii="Times New Roman" w:eastAsia="Times New Roman" w:hAnsi="Times New Roman" w:cs="Times New Roman"/>
+          <w:color w:val="000000"/>
+          <w:kern w:val="0"/>
+          <w:sz w:val="28"/>
+          <w:szCs w:val="28"/>
+          <w:lang w:val="en-UA"/>
+          <w14:ligatures w14:val="none"/>
+        </w:rPr>
+        <w:t> Map</w:t>
+      </w:r>
+      <w:r>
+        <w:rPr>
+          <w:rFonts w:ascii="Times New Roman" w:eastAsia="Times New Roman" w:hAnsi="Times New Roman" w:cs="Times New Roman"/>
+          <w:color w:val="000000"/>
+          <w:kern w:val="0"/>
+          <w:sz w:val="28"/>
+          <w:szCs w:val="28"/>
+          <w14:ligatures w14:val="none"/>
+        </w:rPr>
+        <w:t xml:space="preserve">, </w:t>
+      </w:r>
+      <w:r>
+        <w:rPr>
+          <w:rFonts w:ascii="Times New Roman" w:eastAsia="Times New Roman" w:hAnsi="Times New Roman" w:cs="Times New Roman"/>
+          <w:color w:val="000000"/>
+          <w:kern w:val="0"/>
+          <w:sz w:val="28"/>
+          <w:szCs w:val="28"/>
+          <w:lang w:val="en-UA"/>
+          <w14:ligatures w14:val="none"/>
+        </w:rPr>
+        <w:t>Set).</w:t>
+      </w:r>
+    </w:p>
+    <w:p>
+      <w:pPr>
+        <w:pStyle w:val="ListParagraph"/>
+        <w:numPr>
+          <w:ilvl w:val="0"/>
+          <w:numId w:val="17"/>
+        </w:numPr>
+        <w:spacing w:before="100" w:beforeAutospacing="1" w:after="100" w:afterAutospacing="1" w:line="240" w:lineRule="auto"/>
+        <w:rPr>
+          <w:rFonts w:ascii="Times New Roman" w:eastAsia="Times New Roman" w:hAnsi="Times New Roman" w:cs="Times New Roman"/>
+          <w:color w:val="000000"/>
+          <w:kern w:val="0"/>
+          <w:sz w:val="28"/>
+          <w:szCs w:val="28"/>
+          <w:lang w:val="en-UA"/>
+          <w14:ligatures w14:val="none"/>
+        </w:rPr>
+      </w:pPr>
+      <w:r>
+        <w:rPr>
+          <w:rFonts w:ascii="Times New Roman" w:eastAsia="Times New Roman" w:hAnsi="Times New Roman" w:cs="Times New Roman"/>
+          <w:color w:val="000000"/>
+          <w:kern w:val="0"/>
+          <w:sz w:val="28"/>
+          <w:szCs w:val="28"/>
+          <w:lang w:val="en-UA"/>
+          <w14:ligatures w14:val="none"/>
+        </w:rPr>
+        <w:t xml:space="preserve"> Консольний інтерфейс та навігація</w:t>
+      </w:r>
+    </w:p>
+    <w:p>
+      <w:pPr>
+        <w:pStyle w:val="ListParagraph"/>
+        <w:numPr>
+          <w:ilvl w:val="0"/>
+          <w:numId w:val="15"/>
+        </w:numPr>
+        <w:spacing w:before="100" w:beforeAutospacing="1" w:after="100" w:afterAutospacing="1" w:line="240" w:lineRule="auto"/>
+        <w:rPr>
+          <w:rFonts w:ascii="Times New Roman" w:eastAsia="Times New Roman" w:hAnsi="Times New Roman" w:cs="Times New Roman"/>
+          <w:color w:val="000000"/>
+          <w:kern w:val="0"/>
+          <w:sz w:val="28"/>
+          <w:szCs w:val="28"/>
+          <w:lang w:val="en-UA"/>
+          <w14:ligatures w14:val="none"/>
+        </w:rPr>
+      </w:pPr>
+      <w:r>
+        <w:rPr>
+          <w:rFonts w:ascii="Times New Roman" w:eastAsia="Times New Roman" w:hAnsi="Times New Roman" w:cs="Times New Roman"/>
+          <w:color w:val="000000"/>
+          <w:kern w:val="0"/>
+          <w:sz w:val="28"/>
+          <w:szCs w:val="28"/>
+          <w:lang w:val="en-UA"/>
+          <w14:ligatures w14:val="none"/>
+        </w:rPr>
+        <w:t>Розробка гнучкого головного меню з розподілом прав доступу залежно від ролі авторизованого користувача.</w:t>
+      </w:r>
+    </w:p>
+    <w:p>
+      <w:pPr>
+        <w:pStyle w:val="ListParagraph"/>
+        <w:numPr>
+          <w:ilvl w:val="0"/>
+          <w:numId w:val="15"/>
+        </w:numPr>
+        <w:spacing w:before="100" w:beforeAutospacing="1" w:after="100" w:afterAutospacing="1" w:line="240" w:lineRule="auto"/>
+        <w:rPr>
+          <w:rFonts w:ascii="Times New Roman" w:hAnsi="Times New Roman" w:cs="Times New Roman"/>
+          <w:sz w:val="28"/>
+          <w:szCs w:val="28"/>
+        </w:rPr>
+      </w:pPr>
+      <w:r>
+        <w:rPr>
+          <w:rFonts w:ascii="Times New Roman" w:eastAsia="Times New Roman" w:hAnsi="Times New Roman" w:cs="Times New Roman"/>
+          <w:color w:val="000000"/>
+          <w:kern w:val="0"/>
+          <w:sz w:val="28"/>
+          <w:szCs w:val="28"/>
+          <w:lang w:val="en-UA"/>
+          <w14:ligatures w14:val="none"/>
+        </w:rPr>
+        <w:t>Використання механізму </w:t>
+      </w:r>
+      <w:r>
+        <w:rPr>
+          <w:rFonts w:ascii="Times New Roman" w:eastAsia="Times New Roman" w:hAnsi="Times New Roman" w:cs="Times New Roman"/>
+          <w:color w:val="000000"/>
+          <w:kern w:val="0"/>
+          <w:sz w:val="28"/>
+          <w:szCs w:val="28"/>
+          <w:lang w:val="en-US"/>
+          <w14:ligatures w14:val="none"/>
+        </w:rPr>
+        <w:t>s</w:t>
+      </w:r>
+      <w:r>
+        <w:rPr>
+          <w:rFonts w:ascii="Times New Roman" w:eastAsia="Times New Roman" w:hAnsi="Times New Roman" w:cs="Times New Roman"/>
+          <w:color w:val="000000"/>
+          <w:kern w:val="0"/>
+          <w:sz w:val="28"/>
+          <w:szCs w:val="28"/>
+          <w:lang w:val="en-UA"/>
+          <w14:ligatures w14:val="none"/>
+        </w:rPr>
+        <w:t>ealed interfaces для ConsoleService, що забезпечує чітку структуру сервісів і безпеку типів при виклику підменю.</w:t>
       </w:r>
     </w:p>
     <w:sectPr>
@@ -2048,6 +3594,152 @@
     </w:lvl>
   </w:abstractNum>
   <w:abstractNum w:abstractNumId="1" w15:restartNumberingAfterBreak="0">
+    <w:nsid w:val="0E213B76"/>
+    <w:multiLevelType w:val="multilevel"/>
+    <w:tmpl w:val="03DC6A02"/>
+    <w:lvl w:ilvl="0">
+      <w:start w:val="1"/>
+      <w:numFmt w:val="bullet"/>
+      <w:lvlText w:val=""/>
+      <w:lvlJc w:val="left"/>
+      <w:pPr>
+        <w:ind w:left="1440" w:hanging="360"/>
+      </w:pPr>
+      <w:rPr>
+        <w:rFonts w:ascii="Symbol" w:hAnsi="Symbol" w:hint="default"/>
+        <w:sz w:val="20"/>
+      </w:rPr>
+    </w:lvl>
+    <w:lvl w:ilvl="1" w:tentative="1">
+      <w:start w:val="1"/>
+      <w:numFmt w:val="bullet"/>
+      <w:lvlText w:val="o"/>
+      <w:lvlJc w:val="left"/>
+      <w:pPr>
+        <w:tabs>
+          <w:tab w:val="num" w:pos="1440"/>
+        </w:tabs>
+        <w:ind w:left="1440" w:hanging="360"/>
+      </w:pPr>
+      <w:rPr>
+        <w:rFonts w:ascii="Courier New" w:hAnsi="Courier New" w:hint="default"/>
+        <w:sz w:val="20"/>
+      </w:rPr>
+    </w:lvl>
+    <w:lvl w:ilvl="2" w:tentative="1">
+      <w:start w:val="1"/>
+      <w:numFmt w:val="bullet"/>
+      <w:lvlText w:val=""/>
+      <w:lvlJc w:val="left"/>
+      <w:pPr>
+        <w:tabs>
+          <w:tab w:val="num" w:pos="2160"/>
+        </w:tabs>
+        <w:ind w:left="2160" w:hanging="360"/>
+      </w:pPr>
+      <w:rPr>
+        <w:rFonts w:ascii="Wingdings" w:hAnsi="Wingdings" w:hint="default"/>
+        <w:sz w:val="20"/>
+      </w:rPr>
+    </w:lvl>
+    <w:lvl w:ilvl="3" w:tentative="1">
+      <w:start w:val="1"/>
+      <w:numFmt w:val="bullet"/>
+      <w:lvlText w:val=""/>
+      <w:lvlJc w:val="left"/>
+      <w:pPr>
+        <w:tabs>
+          <w:tab w:val="num" w:pos="2880"/>
+        </w:tabs>
+        <w:ind w:left="2880" w:hanging="360"/>
+      </w:pPr>
+      <w:rPr>
+        <w:rFonts w:ascii="Wingdings" w:hAnsi="Wingdings" w:hint="default"/>
+        <w:sz w:val="20"/>
+      </w:rPr>
+    </w:lvl>
+    <w:lvl w:ilvl="4" w:tentative="1">
+      <w:start w:val="1"/>
+      <w:numFmt w:val="bullet"/>
+      <w:lvlText w:val=""/>
+      <w:lvlJc w:val="left"/>
+      <w:pPr>
+        <w:tabs>
+          <w:tab w:val="num" w:pos="3600"/>
+        </w:tabs>
+        <w:ind w:left="3600" w:hanging="360"/>
+      </w:pPr>
+      <w:rPr>
+        <w:rFonts w:ascii="Wingdings" w:hAnsi="Wingdings" w:hint="default"/>
+        <w:sz w:val="20"/>
+      </w:rPr>
+    </w:lvl>
+    <w:lvl w:ilvl="5" w:tentative="1">
+      <w:start w:val="1"/>
+      <w:numFmt w:val="bullet"/>
+      <w:lvlText w:val=""/>
+      <w:lvlJc w:val="left"/>
+      <w:pPr>
+        <w:tabs>
+          <w:tab w:val="num" w:pos="4320"/>
+        </w:tabs>
+        <w:ind w:left="4320" w:hanging="360"/>
+      </w:pPr>
+      <w:rPr>
+        <w:rFonts w:ascii="Wingdings" w:hAnsi="Wingdings" w:hint="default"/>
+        <w:sz w:val="20"/>
+      </w:rPr>
+    </w:lvl>
+    <w:lvl w:ilvl="6" w:tentative="1">
+      <w:start w:val="1"/>
+      <w:numFmt w:val="bullet"/>
+      <w:lvlText w:val=""/>
+      <w:lvlJc w:val="left"/>
+      <w:pPr>
+        <w:tabs>
+          <w:tab w:val="num" w:pos="5040"/>
+        </w:tabs>
+        <w:ind w:left="5040" w:hanging="360"/>
+      </w:pPr>
+      <w:rPr>
+        <w:rFonts w:ascii="Wingdings" w:hAnsi="Wingdings" w:hint="default"/>
+        <w:sz w:val="20"/>
+      </w:rPr>
+    </w:lvl>
+    <w:lvl w:ilvl="7" w:tentative="1">
+      <w:start w:val="1"/>
+      <w:numFmt w:val="bullet"/>
+      <w:lvlText w:val=""/>
+      <w:lvlJc w:val="left"/>
+      <w:pPr>
+        <w:tabs>
+          <w:tab w:val="num" w:pos="5760"/>
+        </w:tabs>
+        <w:ind w:left="5760" w:hanging="360"/>
+      </w:pPr>
+      <w:rPr>
+        <w:rFonts w:ascii="Wingdings" w:hAnsi="Wingdings" w:hint="default"/>
+        <w:sz w:val="20"/>
+      </w:rPr>
+    </w:lvl>
+    <w:lvl w:ilvl="8" w:tentative="1">
+      <w:start w:val="1"/>
+      <w:numFmt w:val="bullet"/>
+      <w:lvlText w:val=""/>
+      <w:lvlJc w:val="left"/>
+      <w:pPr>
+        <w:tabs>
+          <w:tab w:val="num" w:pos="6480"/>
+        </w:tabs>
+        <w:ind w:left="6480" w:hanging="360"/>
+      </w:pPr>
+      <w:rPr>
+        <w:rFonts w:ascii="Wingdings" w:hAnsi="Wingdings" w:hint="default"/>
+        <w:sz w:val="20"/>
+      </w:rPr>
+    </w:lvl>
+  </w:abstractNum>
+  <w:abstractNum w:abstractNumId="2" w15:restartNumberingAfterBreak="0">
     <w:nsid w:val="133807CA"/>
     <w:multiLevelType w:val="hybridMultilevel"/>
     <w:tmpl w:val="01E0550E"/>
@@ -2139,7 +3831,7 @@
       </w:pPr>
     </w:lvl>
   </w:abstractNum>
-  <w:abstractNum w:abstractNumId="2" w15:restartNumberingAfterBreak="0">
+  <w:abstractNum w:abstractNumId="3" w15:restartNumberingAfterBreak="0">
     <w:nsid w:val="1DE457E2"/>
     <w:multiLevelType w:val="hybridMultilevel"/>
     <w:tmpl w:val="822065C6"/>
@@ -2249,6 +3941,1795 @@
       </w:pPr>
       <w:rPr>
         <w:rFonts w:ascii="Wingdings" w:hAnsi="Wingdings" w:hint="default"/>
+      </w:rPr>
+    </w:lvl>
+  </w:abstractNum>
+  <w:abstractNum w:abstractNumId="4" w15:restartNumberingAfterBreak="0">
+    <w:nsid w:val="22694739"/>
+    <w:multiLevelType w:val="hybridMultilevel"/>
+    <w:tmpl w:val="A6B84A5E"/>
+    <w:lvl w:ilvl="0" w:tplc="04090001">
+      <w:start w:val="1"/>
+      <w:numFmt w:val="bullet"/>
+      <w:lvlText w:val=""/>
+      <w:lvlJc w:val="left"/>
+      <w:pPr>
+        <w:ind w:left="1440" w:hanging="360"/>
+      </w:pPr>
+      <w:rPr>
+        <w:rFonts w:ascii="Symbol" w:hAnsi="Symbol" w:hint="default"/>
+      </w:rPr>
+    </w:lvl>
+    <w:lvl w:ilvl="1" w:tplc="04090003" w:tentative="1">
+      <w:start w:val="1"/>
+      <w:numFmt w:val="bullet"/>
+      <w:lvlText w:val="o"/>
+      <w:lvlJc w:val="left"/>
+      <w:pPr>
+        <w:ind w:left="2160" w:hanging="360"/>
+      </w:pPr>
+      <w:rPr>
+        <w:rFonts w:ascii="Courier New" w:hAnsi="Courier New" w:cs="Courier New" w:hint="default"/>
+      </w:rPr>
+    </w:lvl>
+    <w:lvl w:ilvl="2" w:tplc="04090005" w:tentative="1">
+      <w:start w:val="1"/>
+      <w:numFmt w:val="bullet"/>
+      <w:lvlText w:val=""/>
+      <w:lvlJc w:val="left"/>
+      <w:pPr>
+        <w:ind w:left="2880" w:hanging="360"/>
+      </w:pPr>
+      <w:rPr>
+        <w:rFonts w:ascii="Wingdings" w:hAnsi="Wingdings" w:hint="default"/>
+      </w:rPr>
+    </w:lvl>
+    <w:lvl w:ilvl="3" w:tplc="04090001" w:tentative="1">
+      <w:start w:val="1"/>
+      <w:numFmt w:val="bullet"/>
+      <w:lvlText w:val=""/>
+      <w:lvlJc w:val="left"/>
+      <w:pPr>
+        <w:ind w:left="3600" w:hanging="360"/>
+      </w:pPr>
+      <w:rPr>
+        <w:rFonts w:ascii="Symbol" w:hAnsi="Symbol" w:hint="default"/>
+      </w:rPr>
+    </w:lvl>
+    <w:lvl w:ilvl="4" w:tplc="04090003" w:tentative="1">
+      <w:start w:val="1"/>
+      <w:numFmt w:val="bullet"/>
+      <w:lvlText w:val="o"/>
+      <w:lvlJc w:val="left"/>
+      <w:pPr>
+        <w:ind w:left="4320" w:hanging="360"/>
+      </w:pPr>
+      <w:rPr>
+        <w:rFonts w:ascii="Courier New" w:hAnsi="Courier New" w:cs="Courier New" w:hint="default"/>
+      </w:rPr>
+    </w:lvl>
+    <w:lvl w:ilvl="5" w:tplc="04090005" w:tentative="1">
+      <w:start w:val="1"/>
+      <w:numFmt w:val="bullet"/>
+      <w:lvlText w:val=""/>
+      <w:lvlJc w:val="left"/>
+      <w:pPr>
+        <w:ind w:left="5040" w:hanging="360"/>
+      </w:pPr>
+      <w:rPr>
+        <w:rFonts w:ascii="Wingdings" w:hAnsi="Wingdings" w:hint="default"/>
+      </w:rPr>
+    </w:lvl>
+    <w:lvl w:ilvl="6" w:tplc="04090001" w:tentative="1">
+      <w:start w:val="1"/>
+      <w:numFmt w:val="bullet"/>
+      <w:lvlText w:val=""/>
+      <w:lvlJc w:val="left"/>
+      <w:pPr>
+        <w:ind w:left="5760" w:hanging="360"/>
+      </w:pPr>
+      <w:rPr>
+        <w:rFonts w:ascii="Symbol" w:hAnsi="Symbol" w:hint="default"/>
+      </w:rPr>
+    </w:lvl>
+    <w:lvl w:ilvl="7" w:tplc="04090003" w:tentative="1">
+      <w:start w:val="1"/>
+      <w:numFmt w:val="bullet"/>
+      <w:lvlText w:val="o"/>
+      <w:lvlJc w:val="left"/>
+      <w:pPr>
+        <w:ind w:left="6480" w:hanging="360"/>
+      </w:pPr>
+      <w:rPr>
+        <w:rFonts w:ascii="Courier New" w:hAnsi="Courier New" w:cs="Courier New" w:hint="default"/>
+      </w:rPr>
+    </w:lvl>
+    <w:lvl w:ilvl="8" w:tplc="04090005" w:tentative="1">
+      <w:start w:val="1"/>
+      <w:numFmt w:val="bullet"/>
+      <w:lvlText w:val=""/>
+      <w:lvlJc w:val="left"/>
+      <w:pPr>
+        <w:ind w:left="7200" w:hanging="360"/>
+      </w:pPr>
+      <w:rPr>
+        <w:rFonts w:ascii="Wingdings" w:hAnsi="Wingdings" w:hint="default"/>
+      </w:rPr>
+    </w:lvl>
+  </w:abstractNum>
+  <w:abstractNum w:abstractNumId="5" w15:restartNumberingAfterBreak="0">
+    <w:nsid w:val="299B5A42"/>
+    <w:multiLevelType w:val="multilevel"/>
+    <w:tmpl w:val="C1B8315C"/>
+    <w:lvl w:ilvl="0">
+      <w:start w:val="1"/>
+      <w:numFmt w:val="bullet"/>
+      <w:lvlText w:val=""/>
+      <w:lvlJc w:val="left"/>
+      <w:pPr>
+        <w:tabs>
+          <w:tab w:val="num" w:pos="720"/>
+        </w:tabs>
+        <w:ind w:left="720" w:hanging="360"/>
+      </w:pPr>
+      <w:rPr>
+        <w:rFonts w:ascii="Symbol" w:hAnsi="Symbol" w:hint="default"/>
+        <w:sz w:val="20"/>
+      </w:rPr>
+    </w:lvl>
+    <w:lvl w:ilvl="1" w:tentative="1">
+      <w:start w:val="1"/>
+      <w:numFmt w:val="bullet"/>
+      <w:lvlText w:val="o"/>
+      <w:lvlJc w:val="left"/>
+      <w:pPr>
+        <w:tabs>
+          <w:tab w:val="num" w:pos="1440"/>
+        </w:tabs>
+        <w:ind w:left="1440" w:hanging="360"/>
+      </w:pPr>
+      <w:rPr>
+        <w:rFonts w:ascii="Courier New" w:hAnsi="Courier New" w:hint="default"/>
+        <w:sz w:val="20"/>
+      </w:rPr>
+    </w:lvl>
+    <w:lvl w:ilvl="2" w:tentative="1">
+      <w:start w:val="1"/>
+      <w:numFmt w:val="bullet"/>
+      <w:lvlText w:val=""/>
+      <w:lvlJc w:val="left"/>
+      <w:pPr>
+        <w:tabs>
+          <w:tab w:val="num" w:pos="2160"/>
+        </w:tabs>
+        <w:ind w:left="2160" w:hanging="360"/>
+      </w:pPr>
+      <w:rPr>
+        <w:rFonts w:ascii="Wingdings" w:hAnsi="Wingdings" w:hint="default"/>
+        <w:sz w:val="20"/>
+      </w:rPr>
+    </w:lvl>
+    <w:lvl w:ilvl="3" w:tentative="1">
+      <w:start w:val="1"/>
+      <w:numFmt w:val="bullet"/>
+      <w:lvlText w:val=""/>
+      <w:lvlJc w:val="left"/>
+      <w:pPr>
+        <w:tabs>
+          <w:tab w:val="num" w:pos="2880"/>
+        </w:tabs>
+        <w:ind w:left="2880" w:hanging="360"/>
+      </w:pPr>
+      <w:rPr>
+        <w:rFonts w:ascii="Wingdings" w:hAnsi="Wingdings" w:hint="default"/>
+        <w:sz w:val="20"/>
+      </w:rPr>
+    </w:lvl>
+    <w:lvl w:ilvl="4" w:tentative="1">
+      <w:start w:val="1"/>
+      <w:numFmt w:val="bullet"/>
+      <w:lvlText w:val=""/>
+      <w:lvlJc w:val="left"/>
+      <w:pPr>
+        <w:tabs>
+          <w:tab w:val="num" w:pos="3600"/>
+        </w:tabs>
+        <w:ind w:left="3600" w:hanging="360"/>
+      </w:pPr>
+      <w:rPr>
+        <w:rFonts w:ascii="Wingdings" w:hAnsi="Wingdings" w:hint="default"/>
+        <w:sz w:val="20"/>
+      </w:rPr>
+    </w:lvl>
+    <w:lvl w:ilvl="5" w:tentative="1">
+      <w:start w:val="1"/>
+      <w:numFmt w:val="bullet"/>
+      <w:lvlText w:val=""/>
+      <w:lvlJc w:val="left"/>
+      <w:pPr>
+        <w:tabs>
+          <w:tab w:val="num" w:pos="4320"/>
+        </w:tabs>
+        <w:ind w:left="4320" w:hanging="360"/>
+      </w:pPr>
+      <w:rPr>
+        <w:rFonts w:ascii="Wingdings" w:hAnsi="Wingdings" w:hint="default"/>
+        <w:sz w:val="20"/>
+      </w:rPr>
+    </w:lvl>
+    <w:lvl w:ilvl="6" w:tentative="1">
+      <w:start w:val="1"/>
+      <w:numFmt w:val="bullet"/>
+      <w:lvlText w:val=""/>
+      <w:lvlJc w:val="left"/>
+      <w:pPr>
+        <w:tabs>
+          <w:tab w:val="num" w:pos="5040"/>
+        </w:tabs>
+        <w:ind w:left="5040" w:hanging="360"/>
+      </w:pPr>
+      <w:rPr>
+        <w:rFonts w:ascii="Wingdings" w:hAnsi="Wingdings" w:hint="default"/>
+        <w:sz w:val="20"/>
+      </w:rPr>
+    </w:lvl>
+    <w:lvl w:ilvl="7" w:tentative="1">
+      <w:start w:val="1"/>
+      <w:numFmt w:val="bullet"/>
+      <w:lvlText w:val=""/>
+      <w:lvlJc w:val="left"/>
+      <w:pPr>
+        <w:tabs>
+          <w:tab w:val="num" w:pos="5760"/>
+        </w:tabs>
+        <w:ind w:left="5760" w:hanging="360"/>
+      </w:pPr>
+      <w:rPr>
+        <w:rFonts w:ascii="Wingdings" w:hAnsi="Wingdings" w:hint="default"/>
+        <w:sz w:val="20"/>
+      </w:rPr>
+    </w:lvl>
+    <w:lvl w:ilvl="8" w:tentative="1">
+      <w:start w:val="1"/>
+      <w:numFmt w:val="bullet"/>
+      <w:lvlText w:val=""/>
+      <w:lvlJc w:val="left"/>
+      <w:pPr>
+        <w:tabs>
+          <w:tab w:val="num" w:pos="6480"/>
+        </w:tabs>
+        <w:ind w:left="6480" w:hanging="360"/>
+      </w:pPr>
+      <w:rPr>
+        <w:rFonts w:ascii="Wingdings" w:hAnsi="Wingdings" w:hint="default"/>
+        <w:sz w:val="20"/>
+      </w:rPr>
+    </w:lvl>
+  </w:abstractNum>
+  <w:abstractNum w:abstractNumId="6" w15:restartNumberingAfterBreak="0">
+    <w:nsid w:val="2F230FC1"/>
+    <w:multiLevelType w:val="multilevel"/>
+    <w:tmpl w:val="1346EB34"/>
+    <w:lvl w:ilvl="0">
+      <w:start w:val="1"/>
+      <w:numFmt w:val="bullet"/>
+      <w:lvlText w:val=""/>
+      <w:lvlJc w:val="left"/>
+      <w:pPr>
+        <w:tabs>
+          <w:tab w:val="num" w:pos="720"/>
+        </w:tabs>
+        <w:ind w:left="720" w:hanging="360"/>
+      </w:pPr>
+      <w:rPr>
+        <w:rFonts w:ascii="Symbol" w:hAnsi="Symbol" w:hint="default"/>
+        <w:sz w:val="20"/>
+      </w:rPr>
+    </w:lvl>
+    <w:lvl w:ilvl="1" w:tentative="1">
+      <w:start w:val="1"/>
+      <w:numFmt w:val="bullet"/>
+      <w:lvlText w:val="o"/>
+      <w:lvlJc w:val="left"/>
+      <w:pPr>
+        <w:tabs>
+          <w:tab w:val="num" w:pos="1440"/>
+        </w:tabs>
+        <w:ind w:left="1440" w:hanging="360"/>
+      </w:pPr>
+      <w:rPr>
+        <w:rFonts w:ascii="Courier New" w:hAnsi="Courier New" w:hint="default"/>
+        <w:sz w:val="20"/>
+      </w:rPr>
+    </w:lvl>
+    <w:lvl w:ilvl="2" w:tentative="1">
+      <w:start w:val="1"/>
+      <w:numFmt w:val="bullet"/>
+      <w:lvlText w:val=""/>
+      <w:lvlJc w:val="left"/>
+      <w:pPr>
+        <w:tabs>
+          <w:tab w:val="num" w:pos="2160"/>
+        </w:tabs>
+        <w:ind w:left="2160" w:hanging="360"/>
+      </w:pPr>
+      <w:rPr>
+        <w:rFonts w:ascii="Wingdings" w:hAnsi="Wingdings" w:hint="default"/>
+        <w:sz w:val="20"/>
+      </w:rPr>
+    </w:lvl>
+    <w:lvl w:ilvl="3" w:tentative="1">
+      <w:start w:val="1"/>
+      <w:numFmt w:val="bullet"/>
+      <w:lvlText w:val=""/>
+      <w:lvlJc w:val="left"/>
+      <w:pPr>
+        <w:tabs>
+          <w:tab w:val="num" w:pos="2880"/>
+        </w:tabs>
+        <w:ind w:left="2880" w:hanging="360"/>
+      </w:pPr>
+      <w:rPr>
+        <w:rFonts w:ascii="Wingdings" w:hAnsi="Wingdings" w:hint="default"/>
+        <w:sz w:val="20"/>
+      </w:rPr>
+    </w:lvl>
+    <w:lvl w:ilvl="4" w:tentative="1">
+      <w:start w:val="1"/>
+      <w:numFmt w:val="bullet"/>
+      <w:lvlText w:val=""/>
+      <w:lvlJc w:val="left"/>
+      <w:pPr>
+        <w:tabs>
+          <w:tab w:val="num" w:pos="3600"/>
+        </w:tabs>
+        <w:ind w:left="3600" w:hanging="360"/>
+      </w:pPr>
+      <w:rPr>
+        <w:rFonts w:ascii="Wingdings" w:hAnsi="Wingdings" w:hint="default"/>
+        <w:sz w:val="20"/>
+      </w:rPr>
+    </w:lvl>
+    <w:lvl w:ilvl="5" w:tentative="1">
+      <w:start w:val="1"/>
+      <w:numFmt w:val="bullet"/>
+      <w:lvlText w:val=""/>
+      <w:lvlJc w:val="left"/>
+      <w:pPr>
+        <w:tabs>
+          <w:tab w:val="num" w:pos="4320"/>
+        </w:tabs>
+        <w:ind w:left="4320" w:hanging="360"/>
+      </w:pPr>
+      <w:rPr>
+        <w:rFonts w:ascii="Wingdings" w:hAnsi="Wingdings" w:hint="default"/>
+        <w:sz w:val="20"/>
+      </w:rPr>
+    </w:lvl>
+    <w:lvl w:ilvl="6" w:tentative="1">
+      <w:start w:val="1"/>
+      <w:numFmt w:val="bullet"/>
+      <w:lvlText w:val=""/>
+      <w:lvlJc w:val="left"/>
+      <w:pPr>
+        <w:tabs>
+          <w:tab w:val="num" w:pos="5040"/>
+        </w:tabs>
+        <w:ind w:left="5040" w:hanging="360"/>
+      </w:pPr>
+      <w:rPr>
+        <w:rFonts w:ascii="Wingdings" w:hAnsi="Wingdings" w:hint="default"/>
+        <w:sz w:val="20"/>
+      </w:rPr>
+    </w:lvl>
+    <w:lvl w:ilvl="7" w:tentative="1">
+      <w:start w:val="1"/>
+      <w:numFmt w:val="bullet"/>
+      <w:lvlText w:val=""/>
+      <w:lvlJc w:val="left"/>
+      <w:pPr>
+        <w:tabs>
+          <w:tab w:val="num" w:pos="5760"/>
+        </w:tabs>
+        <w:ind w:left="5760" w:hanging="360"/>
+      </w:pPr>
+      <w:rPr>
+        <w:rFonts w:ascii="Wingdings" w:hAnsi="Wingdings" w:hint="default"/>
+        <w:sz w:val="20"/>
+      </w:rPr>
+    </w:lvl>
+    <w:lvl w:ilvl="8" w:tentative="1">
+      <w:start w:val="1"/>
+      <w:numFmt w:val="bullet"/>
+      <w:lvlText w:val=""/>
+      <w:lvlJc w:val="left"/>
+      <w:pPr>
+        <w:tabs>
+          <w:tab w:val="num" w:pos="6480"/>
+        </w:tabs>
+        <w:ind w:left="6480" w:hanging="360"/>
+      </w:pPr>
+      <w:rPr>
+        <w:rFonts w:ascii="Wingdings" w:hAnsi="Wingdings" w:hint="default"/>
+        <w:sz w:val="20"/>
+      </w:rPr>
+    </w:lvl>
+  </w:abstractNum>
+  <w:abstractNum w:abstractNumId="7" w15:restartNumberingAfterBreak="0">
+    <w:nsid w:val="32831513"/>
+    <w:multiLevelType w:val="hybridMultilevel"/>
+    <w:tmpl w:val="91643826"/>
+    <w:lvl w:ilvl="0" w:tplc="04090001">
+      <w:start w:val="1"/>
+      <w:numFmt w:val="bullet"/>
+      <w:lvlText w:val=""/>
+      <w:lvlJc w:val="left"/>
+      <w:pPr>
+        <w:ind w:left="1346" w:hanging="360"/>
+      </w:pPr>
+      <w:rPr>
+        <w:rFonts w:ascii="Symbol" w:hAnsi="Symbol" w:hint="default"/>
+      </w:rPr>
+    </w:lvl>
+    <w:lvl w:ilvl="1" w:tplc="04090003" w:tentative="1">
+      <w:start w:val="1"/>
+      <w:numFmt w:val="bullet"/>
+      <w:lvlText w:val="o"/>
+      <w:lvlJc w:val="left"/>
+      <w:pPr>
+        <w:ind w:left="2066" w:hanging="360"/>
+      </w:pPr>
+      <w:rPr>
+        <w:rFonts w:ascii="Courier New" w:hAnsi="Courier New" w:cs="Courier New" w:hint="default"/>
+      </w:rPr>
+    </w:lvl>
+    <w:lvl w:ilvl="2" w:tplc="04090005" w:tentative="1">
+      <w:start w:val="1"/>
+      <w:numFmt w:val="bullet"/>
+      <w:lvlText w:val=""/>
+      <w:lvlJc w:val="left"/>
+      <w:pPr>
+        <w:ind w:left="2786" w:hanging="360"/>
+      </w:pPr>
+      <w:rPr>
+        <w:rFonts w:ascii="Wingdings" w:hAnsi="Wingdings" w:hint="default"/>
+      </w:rPr>
+    </w:lvl>
+    <w:lvl w:ilvl="3" w:tplc="04090001" w:tentative="1">
+      <w:start w:val="1"/>
+      <w:numFmt w:val="bullet"/>
+      <w:lvlText w:val=""/>
+      <w:lvlJc w:val="left"/>
+      <w:pPr>
+        <w:ind w:left="3506" w:hanging="360"/>
+      </w:pPr>
+      <w:rPr>
+        <w:rFonts w:ascii="Symbol" w:hAnsi="Symbol" w:hint="default"/>
+      </w:rPr>
+    </w:lvl>
+    <w:lvl w:ilvl="4" w:tplc="04090003" w:tentative="1">
+      <w:start w:val="1"/>
+      <w:numFmt w:val="bullet"/>
+      <w:lvlText w:val="o"/>
+      <w:lvlJc w:val="left"/>
+      <w:pPr>
+        <w:ind w:left="4226" w:hanging="360"/>
+      </w:pPr>
+      <w:rPr>
+        <w:rFonts w:ascii="Courier New" w:hAnsi="Courier New" w:cs="Courier New" w:hint="default"/>
+      </w:rPr>
+    </w:lvl>
+    <w:lvl w:ilvl="5" w:tplc="04090005" w:tentative="1">
+      <w:start w:val="1"/>
+      <w:numFmt w:val="bullet"/>
+      <w:lvlText w:val=""/>
+      <w:lvlJc w:val="left"/>
+      <w:pPr>
+        <w:ind w:left="4946" w:hanging="360"/>
+      </w:pPr>
+      <w:rPr>
+        <w:rFonts w:ascii="Wingdings" w:hAnsi="Wingdings" w:hint="default"/>
+      </w:rPr>
+    </w:lvl>
+    <w:lvl w:ilvl="6" w:tplc="04090001" w:tentative="1">
+      <w:start w:val="1"/>
+      <w:numFmt w:val="bullet"/>
+      <w:lvlText w:val=""/>
+      <w:lvlJc w:val="left"/>
+      <w:pPr>
+        <w:ind w:left="5666" w:hanging="360"/>
+      </w:pPr>
+      <w:rPr>
+        <w:rFonts w:ascii="Symbol" w:hAnsi="Symbol" w:hint="default"/>
+      </w:rPr>
+    </w:lvl>
+    <w:lvl w:ilvl="7" w:tplc="04090003" w:tentative="1">
+      <w:start w:val="1"/>
+      <w:numFmt w:val="bullet"/>
+      <w:lvlText w:val="o"/>
+      <w:lvlJc w:val="left"/>
+      <w:pPr>
+        <w:ind w:left="6386" w:hanging="360"/>
+      </w:pPr>
+      <w:rPr>
+        <w:rFonts w:ascii="Courier New" w:hAnsi="Courier New" w:cs="Courier New" w:hint="default"/>
+      </w:rPr>
+    </w:lvl>
+    <w:lvl w:ilvl="8" w:tplc="04090005" w:tentative="1">
+      <w:start w:val="1"/>
+      <w:numFmt w:val="bullet"/>
+      <w:lvlText w:val=""/>
+      <w:lvlJc w:val="left"/>
+      <w:pPr>
+        <w:ind w:left="7106" w:hanging="360"/>
+      </w:pPr>
+      <w:rPr>
+        <w:rFonts w:ascii="Wingdings" w:hAnsi="Wingdings" w:hint="default"/>
+      </w:rPr>
+    </w:lvl>
+  </w:abstractNum>
+  <w:abstractNum w:abstractNumId="8" w15:restartNumberingAfterBreak="0">
+    <w:nsid w:val="33FF6FB3"/>
+    <w:multiLevelType w:val="hybridMultilevel"/>
+    <w:tmpl w:val="0D5C069E"/>
+    <w:lvl w:ilvl="0" w:tplc="04090001">
+      <w:start w:val="1"/>
+      <w:numFmt w:val="bullet"/>
+      <w:lvlText w:val=""/>
+      <w:lvlJc w:val="left"/>
+      <w:pPr>
+        <w:ind w:left="1424" w:hanging="360"/>
+      </w:pPr>
+      <w:rPr>
+        <w:rFonts w:ascii="Symbol" w:hAnsi="Symbol" w:hint="default"/>
+      </w:rPr>
+    </w:lvl>
+    <w:lvl w:ilvl="1" w:tplc="04090003" w:tentative="1">
+      <w:start w:val="1"/>
+      <w:numFmt w:val="bullet"/>
+      <w:lvlText w:val="o"/>
+      <w:lvlJc w:val="left"/>
+      <w:pPr>
+        <w:ind w:left="2144" w:hanging="360"/>
+      </w:pPr>
+      <w:rPr>
+        <w:rFonts w:ascii="Courier New" w:hAnsi="Courier New" w:cs="Courier New" w:hint="default"/>
+      </w:rPr>
+    </w:lvl>
+    <w:lvl w:ilvl="2" w:tplc="04090005" w:tentative="1">
+      <w:start w:val="1"/>
+      <w:numFmt w:val="bullet"/>
+      <w:lvlText w:val=""/>
+      <w:lvlJc w:val="left"/>
+      <w:pPr>
+        <w:ind w:left="2864" w:hanging="360"/>
+      </w:pPr>
+      <w:rPr>
+        <w:rFonts w:ascii="Wingdings" w:hAnsi="Wingdings" w:hint="default"/>
+      </w:rPr>
+    </w:lvl>
+    <w:lvl w:ilvl="3" w:tplc="04090001" w:tentative="1">
+      <w:start w:val="1"/>
+      <w:numFmt w:val="bullet"/>
+      <w:lvlText w:val=""/>
+      <w:lvlJc w:val="left"/>
+      <w:pPr>
+        <w:ind w:left="3584" w:hanging="360"/>
+      </w:pPr>
+      <w:rPr>
+        <w:rFonts w:ascii="Symbol" w:hAnsi="Symbol" w:hint="default"/>
+      </w:rPr>
+    </w:lvl>
+    <w:lvl w:ilvl="4" w:tplc="04090003" w:tentative="1">
+      <w:start w:val="1"/>
+      <w:numFmt w:val="bullet"/>
+      <w:lvlText w:val="o"/>
+      <w:lvlJc w:val="left"/>
+      <w:pPr>
+        <w:ind w:left="4304" w:hanging="360"/>
+      </w:pPr>
+      <w:rPr>
+        <w:rFonts w:ascii="Courier New" w:hAnsi="Courier New" w:cs="Courier New" w:hint="default"/>
+      </w:rPr>
+    </w:lvl>
+    <w:lvl w:ilvl="5" w:tplc="04090005" w:tentative="1">
+      <w:start w:val="1"/>
+      <w:numFmt w:val="bullet"/>
+      <w:lvlText w:val=""/>
+      <w:lvlJc w:val="left"/>
+      <w:pPr>
+        <w:ind w:left="5024" w:hanging="360"/>
+      </w:pPr>
+      <w:rPr>
+        <w:rFonts w:ascii="Wingdings" w:hAnsi="Wingdings" w:hint="default"/>
+      </w:rPr>
+    </w:lvl>
+    <w:lvl w:ilvl="6" w:tplc="04090001" w:tentative="1">
+      <w:start w:val="1"/>
+      <w:numFmt w:val="bullet"/>
+      <w:lvlText w:val=""/>
+      <w:lvlJc w:val="left"/>
+      <w:pPr>
+        <w:ind w:left="5744" w:hanging="360"/>
+      </w:pPr>
+      <w:rPr>
+        <w:rFonts w:ascii="Symbol" w:hAnsi="Symbol" w:hint="default"/>
+      </w:rPr>
+    </w:lvl>
+    <w:lvl w:ilvl="7" w:tplc="04090003" w:tentative="1">
+      <w:start w:val="1"/>
+      <w:numFmt w:val="bullet"/>
+      <w:lvlText w:val="o"/>
+      <w:lvlJc w:val="left"/>
+      <w:pPr>
+        <w:ind w:left="6464" w:hanging="360"/>
+      </w:pPr>
+      <w:rPr>
+        <w:rFonts w:ascii="Courier New" w:hAnsi="Courier New" w:cs="Courier New" w:hint="default"/>
+      </w:rPr>
+    </w:lvl>
+    <w:lvl w:ilvl="8" w:tplc="04090005" w:tentative="1">
+      <w:start w:val="1"/>
+      <w:numFmt w:val="bullet"/>
+      <w:lvlText w:val=""/>
+      <w:lvlJc w:val="left"/>
+      <w:pPr>
+        <w:ind w:left="7184" w:hanging="360"/>
+      </w:pPr>
+      <w:rPr>
+        <w:rFonts w:ascii="Wingdings" w:hAnsi="Wingdings" w:hint="default"/>
+      </w:rPr>
+    </w:lvl>
+  </w:abstractNum>
+  <w:abstractNum w:abstractNumId="9" w15:restartNumberingAfterBreak="0">
+    <w:nsid w:val="48BF04B9"/>
+    <w:multiLevelType w:val="hybridMultilevel"/>
+    <w:tmpl w:val="01E0550E"/>
+    <w:lvl w:ilvl="0" w:tplc="FFFFFFFF">
+      <w:start w:val="1"/>
+      <w:numFmt w:val="decimal"/>
+      <w:lvlText w:val="%1."/>
+      <w:lvlJc w:val="left"/>
+      <w:pPr>
+        <w:ind w:left="720" w:hanging="360"/>
+      </w:pPr>
+      <w:rPr>
+        <w:rFonts w:hint="default"/>
+      </w:rPr>
+    </w:lvl>
+    <w:lvl w:ilvl="1" w:tplc="FFFFFFFF">
+      <w:start w:val="1"/>
+      <w:numFmt w:val="bullet"/>
+      <w:lvlText w:val=""/>
+      <w:lvlJc w:val="left"/>
+      <w:pPr>
+        <w:ind w:left="1440" w:hanging="360"/>
+      </w:pPr>
+      <w:rPr>
+        <w:rFonts w:ascii="Symbol" w:hAnsi="Symbol" w:hint="default"/>
+      </w:rPr>
+    </w:lvl>
+    <w:lvl w:ilvl="2" w:tplc="FFFFFFFF" w:tentative="1">
+      <w:start w:val="1"/>
+      <w:numFmt w:val="lowerRoman"/>
+      <w:lvlText w:val="%3."/>
+      <w:lvlJc w:val="right"/>
+      <w:pPr>
+        <w:ind w:left="2160" w:hanging="180"/>
+      </w:pPr>
+    </w:lvl>
+    <w:lvl w:ilvl="3" w:tplc="FFFFFFFF" w:tentative="1">
+      <w:start w:val="1"/>
+      <w:numFmt w:val="decimal"/>
+      <w:lvlText w:val="%4."/>
+      <w:lvlJc w:val="left"/>
+      <w:pPr>
+        <w:ind w:left="2880" w:hanging="360"/>
+      </w:pPr>
+    </w:lvl>
+    <w:lvl w:ilvl="4" w:tplc="FFFFFFFF" w:tentative="1">
+      <w:start w:val="1"/>
+      <w:numFmt w:val="lowerLetter"/>
+      <w:lvlText w:val="%5."/>
+      <w:lvlJc w:val="left"/>
+      <w:pPr>
+        <w:ind w:left="3600" w:hanging="360"/>
+      </w:pPr>
+    </w:lvl>
+    <w:lvl w:ilvl="5" w:tplc="FFFFFFFF" w:tentative="1">
+      <w:start w:val="1"/>
+      <w:numFmt w:val="lowerRoman"/>
+      <w:lvlText w:val="%6."/>
+      <w:lvlJc w:val="right"/>
+      <w:pPr>
+        <w:ind w:left="4320" w:hanging="180"/>
+      </w:pPr>
+    </w:lvl>
+    <w:lvl w:ilvl="6" w:tplc="FFFFFFFF" w:tentative="1">
+      <w:start w:val="1"/>
+      <w:numFmt w:val="decimal"/>
+      <w:lvlText w:val="%7."/>
+      <w:lvlJc w:val="left"/>
+      <w:pPr>
+        <w:ind w:left="5040" w:hanging="360"/>
+      </w:pPr>
+    </w:lvl>
+    <w:lvl w:ilvl="7" w:tplc="FFFFFFFF" w:tentative="1">
+      <w:start w:val="1"/>
+      <w:numFmt w:val="lowerLetter"/>
+      <w:lvlText w:val="%8."/>
+      <w:lvlJc w:val="left"/>
+      <w:pPr>
+        <w:ind w:left="5760" w:hanging="360"/>
+      </w:pPr>
+    </w:lvl>
+    <w:lvl w:ilvl="8" w:tplc="FFFFFFFF" w:tentative="1">
+      <w:start w:val="1"/>
+      <w:numFmt w:val="lowerRoman"/>
+      <w:lvlText w:val="%9."/>
+      <w:lvlJc w:val="right"/>
+      <w:pPr>
+        <w:ind w:left="6480" w:hanging="180"/>
+      </w:pPr>
+    </w:lvl>
+  </w:abstractNum>
+  <w:abstractNum w:abstractNumId="10" w15:restartNumberingAfterBreak="0">
+    <w:nsid w:val="51DF21A9"/>
+    <w:multiLevelType w:val="multilevel"/>
+    <w:tmpl w:val="EF46D666"/>
+    <w:lvl w:ilvl="0">
+      <w:start w:val="1"/>
+      <w:numFmt w:val="bullet"/>
+      <w:lvlText w:val=""/>
+      <w:lvlJc w:val="left"/>
+      <w:pPr>
+        <w:tabs>
+          <w:tab w:val="num" w:pos="720"/>
+        </w:tabs>
+        <w:ind w:left="720" w:hanging="360"/>
+      </w:pPr>
+      <w:rPr>
+        <w:rFonts w:ascii="Symbol" w:hAnsi="Symbol" w:hint="default"/>
+        <w:sz w:val="20"/>
+      </w:rPr>
+    </w:lvl>
+    <w:lvl w:ilvl="1" w:tentative="1">
+      <w:start w:val="1"/>
+      <w:numFmt w:val="bullet"/>
+      <w:lvlText w:val="o"/>
+      <w:lvlJc w:val="left"/>
+      <w:pPr>
+        <w:tabs>
+          <w:tab w:val="num" w:pos="1440"/>
+        </w:tabs>
+        <w:ind w:left="1440" w:hanging="360"/>
+      </w:pPr>
+      <w:rPr>
+        <w:rFonts w:ascii="Courier New" w:hAnsi="Courier New" w:hint="default"/>
+        <w:sz w:val="20"/>
+      </w:rPr>
+    </w:lvl>
+    <w:lvl w:ilvl="2" w:tentative="1">
+      <w:start w:val="1"/>
+      <w:numFmt w:val="bullet"/>
+      <w:lvlText w:val=""/>
+      <w:lvlJc w:val="left"/>
+      <w:pPr>
+        <w:tabs>
+          <w:tab w:val="num" w:pos="2160"/>
+        </w:tabs>
+        <w:ind w:left="2160" w:hanging="360"/>
+      </w:pPr>
+      <w:rPr>
+        <w:rFonts w:ascii="Wingdings" w:hAnsi="Wingdings" w:hint="default"/>
+        <w:sz w:val="20"/>
+      </w:rPr>
+    </w:lvl>
+    <w:lvl w:ilvl="3" w:tentative="1">
+      <w:start w:val="1"/>
+      <w:numFmt w:val="bullet"/>
+      <w:lvlText w:val=""/>
+      <w:lvlJc w:val="left"/>
+      <w:pPr>
+        <w:tabs>
+          <w:tab w:val="num" w:pos="2880"/>
+        </w:tabs>
+        <w:ind w:left="2880" w:hanging="360"/>
+      </w:pPr>
+      <w:rPr>
+        <w:rFonts w:ascii="Wingdings" w:hAnsi="Wingdings" w:hint="default"/>
+        <w:sz w:val="20"/>
+      </w:rPr>
+    </w:lvl>
+    <w:lvl w:ilvl="4" w:tentative="1">
+      <w:start w:val="1"/>
+      <w:numFmt w:val="bullet"/>
+      <w:lvlText w:val=""/>
+      <w:lvlJc w:val="left"/>
+      <w:pPr>
+        <w:tabs>
+          <w:tab w:val="num" w:pos="3600"/>
+        </w:tabs>
+        <w:ind w:left="3600" w:hanging="360"/>
+      </w:pPr>
+      <w:rPr>
+        <w:rFonts w:ascii="Wingdings" w:hAnsi="Wingdings" w:hint="default"/>
+        <w:sz w:val="20"/>
+      </w:rPr>
+    </w:lvl>
+    <w:lvl w:ilvl="5" w:tentative="1">
+      <w:start w:val="1"/>
+      <w:numFmt w:val="bullet"/>
+      <w:lvlText w:val=""/>
+      <w:lvlJc w:val="left"/>
+      <w:pPr>
+        <w:tabs>
+          <w:tab w:val="num" w:pos="4320"/>
+        </w:tabs>
+        <w:ind w:left="4320" w:hanging="360"/>
+      </w:pPr>
+      <w:rPr>
+        <w:rFonts w:ascii="Wingdings" w:hAnsi="Wingdings" w:hint="default"/>
+        <w:sz w:val="20"/>
+      </w:rPr>
+    </w:lvl>
+    <w:lvl w:ilvl="6" w:tentative="1">
+      <w:start w:val="1"/>
+      <w:numFmt w:val="bullet"/>
+      <w:lvlText w:val=""/>
+      <w:lvlJc w:val="left"/>
+      <w:pPr>
+        <w:tabs>
+          <w:tab w:val="num" w:pos="5040"/>
+        </w:tabs>
+        <w:ind w:left="5040" w:hanging="360"/>
+      </w:pPr>
+      <w:rPr>
+        <w:rFonts w:ascii="Wingdings" w:hAnsi="Wingdings" w:hint="default"/>
+        <w:sz w:val="20"/>
+      </w:rPr>
+    </w:lvl>
+    <w:lvl w:ilvl="7" w:tentative="1">
+      <w:start w:val="1"/>
+      <w:numFmt w:val="bullet"/>
+      <w:lvlText w:val=""/>
+      <w:lvlJc w:val="left"/>
+      <w:pPr>
+        <w:tabs>
+          <w:tab w:val="num" w:pos="5760"/>
+        </w:tabs>
+        <w:ind w:left="5760" w:hanging="360"/>
+      </w:pPr>
+      <w:rPr>
+        <w:rFonts w:ascii="Wingdings" w:hAnsi="Wingdings" w:hint="default"/>
+        <w:sz w:val="20"/>
+      </w:rPr>
+    </w:lvl>
+    <w:lvl w:ilvl="8" w:tentative="1">
+      <w:start w:val="1"/>
+      <w:numFmt w:val="bullet"/>
+      <w:lvlText w:val=""/>
+      <w:lvlJc w:val="left"/>
+      <w:pPr>
+        <w:tabs>
+          <w:tab w:val="num" w:pos="6480"/>
+        </w:tabs>
+        <w:ind w:left="6480" w:hanging="360"/>
+      </w:pPr>
+      <w:rPr>
+        <w:rFonts w:ascii="Wingdings" w:hAnsi="Wingdings" w:hint="default"/>
+        <w:sz w:val="20"/>
+      </w:rPr>
+    </w:lvl>
+  </w:abstractNum>
+  <w:abstractNum w:abstractNumId="11" w15:restartNumberingAfterBreak="0">
+    <w:nsid w:val="59D03B42"/>
+    <w:multiLevelType w:val="multilevel"/>
+    <w:tmpl w:val="43440128"/>
+    <w:lvl w:ilvl="0">
+      <w:start w:val="1"/>
+      <w:numFmt w:val="bullet"/>
+      <w:lvlText w:val=""/>
+      <w:lvlJc w:val="left"/>
+      <w:pPr>
+        <w:tabs>
+          <w:tab w:val="num" w:pos="720"/>
+        </w:tabs>
+        <w:ind w:left="720" w:hanging="360"/>
+      </w:pPr>
+      <w:rPr>
+        <w:rFonts w:ascii="Symbol" w:hAnsi="Symbol" w:hint="default"/>
+        <w:sz w:val="20"/>
+      </w:rPr>
+    </w:lvl>
+    <w:lvl w:ilvl="1" w:tentative="1">
+      <w:start w:val="1"/>
+      <w:numFmt w:val="bullet"/>
+      <w:lvlText w:val="o"/>
+      <w:lvlJc w:val="left"/>
+      <w:pPr>
+        <w:tabs>
+          <w:tab w:val="num" w:pos="1440"/>
+        </w:tabs>
+        <w:ind w:left="1440" w:hanging="360"/>
+      </w:pPr>
+      <w:rPr>
+        <w:rFonts w:ascii="Courier New" w:hAnsi="Courier New" w:hint="default"/>
+        <w:sz w:val="20"/>
+      </w:rPr>
+    </w:lvl>
+    <w:lvl w:ilvl="2" w:tentative="1">
+      <w:start w:val="1"/>
+      <w:numFmt w:val="bullet"/>
+      <w:lvlText w:val=""/>
+      <w:lvlJc w:val="left"/>
+      <w:pPr>
+        <w:tabs>
+          <w:tab w:val="num" w:pos="2160"/>
+        </w:tabs>
+        <w:ind w:left="2160" w:hanging="360"/>
+      </w:pPr>
+      <w:rPr>
+        <w:rFonts w:ascii="Wingdings" w:hAnsi="Wingdings" w:hint="default"/>
+        <w:sz w:val="20"/>
+      </w:rPr>
+    </w:lvl>
+    <w:lvl w:ilvl="3" w:tentative="1">
+      <w:start w:val="1"/>
+      <w:numFmt w:val="bullet"/>
+      <w:lvlText w:val=""/>
+      <w:lvlJc w:val="left"/>
+      <w:pPr>
+        <w:tabs>
+          <w:tab w:val="num" w:pos="2880"/>
+        </w:tabs>
+        <w:ind w:left="2880" w:hanging="360"/>
+      </w:pPr>
+      <w:rPr>
+        <w:rFonts w:ascii="Wingdings" w:hAnsi="Wingdings" w:hint="default"/>
+        <w:sz w:val="20"/>
+      </w:rPr>
+    </w:lvl>
+    <w:lvl w:ilvl="4" w:tentative="1">
+      <w:start w:val="1"/>
+      <w:numFmt w:val="bullet"/>
+      <w:lvlText w:val=""/>
+      <w:lvlJc w:val="left"/>
+      <w:pPr>
+        <w:tabs>
+          <w:tab w:val="num" w:pos="3600"/>
+        </w:tabs>
+        <w:ind w:left="3600" w:hanging="360"/>
+      </w:pPr>
+      <w:rPr>
+        <w:rFonts w:ascii="Wingdings" w:hAnsi="Wingdings" w:hint="default"/>
+        <w:sz w:val="20"/>
+      </w:rPr>
+    </w:lvl>
+    <w:lvl w:ilvl="5" w:tentative="1">
+      <w:start w:val="1"/>
+      <w:numFmt w:val="bullet"/>
+      <w:lvlText w:val=""/>
+      <w:lvlJc w:val="left"/>
+      <w:pPr>
+        <w:tabs>
+          <w:tab w:val="num" w:pos="4320"/>
+        </w:tabs>
+        <w:ind w:left="4320" w:hanging="360"/>
+      </w:pPr>
+      <w:rPr>
+        <w:rFonts w:ascii="Wingdings" w:hAnsi="Wingdings" w:hint="default"/>
+        <w:sz w:val="20"/>
+      </w:rPr>
+    </w:lvl>
+    <w:lvl w:ilvl="6" w:tentative="1">
+      <w:start w:val="1"/>
+      <w:numFmt w:val="bullet"/>
+      <w:lvlText w:val=""/>
+      <w:lvlJc w:val="left"/>
+      <w:pPr>
+        <w:tabs>
+          <w:tab w:val="num" w:pos="5040"/>
+        </w:tabs>
+        <w:ind w:left="5040" w:hanging="360"/>
+      </w:pPr>
+      <w:rPr>
+        <w:rFonts w:ascii="Wingdings" w:hAnsi="Wingdings" w:hint="default"/>
+        <w:sz w:val="20"/>
+      </w:rPr>
+    </w:lvl>
+    <w:lvl w:ilvl="7" w:tentative="1">
+      <w:start w:val="1"/>
+      <w:numFmt w:val="bullet"/>
+      <w:lvlText w:val=""/>
+      <w:lvlJc w:val="left"/>
+      <w:pPr>
+        <w:tabs>
+          <w:tab w:val="num" w:pos="5760"/>
+        </w:tabs>
+        <w:ind w:left="5760" w:hanging="360"/>
+      </w:pPr>
+      <w:rPr>
+        <w:rFonts w:ascii="Wingdings" w:hAnsi="Wingdings" w:hint="default"/>
+        <w:sz w:val="20"/>
+      </w:rPr>
+    </w:lvl>
+    <w:lvl w:ilvl="8" w:tentative="1">
+      <w:start w:val="1"/>
+      <w:numFmt w:val="bullet"/>
+      <w:lvlText w:val=""/>
+      <w:lvlJc w:val="left"/>
+      <w:pPr>
+        <w:tabs>
+          <w:tab w:val="num" w:pos="6480"/>
+        </w:tabs>
+        <w:ind w:left="6480" w:hanging="360"/>
+      </w:pPr>
+      <w:rPr>
+        <w:rFonts w:ascii="Wingdings" w:hAnsi="Wingdings" w:hint="default"/>
+        <w:sz w:val="20"/>
+      </w:rPr>
+    </w:lvl>
+  </w:abstractNum>
+  <w:abstractNum w:abstractNumId="12" w15:restartNumberingAfterBreak="0">
+    <w:nsid w:val="5B1324BE"/>
+    <w:multiLevelType w:val="hybridMultilevel"/>
+    <w:tmpl w:val="994C83B2"/>
+    <w:lvl w:ilvl="0" w:tplc="04090001">
+      <w:start w:val="1"/>
+      <w:numFmt w:val="bullet"/>
+      <w:lvlText w:val=""/>
+      <w:lvlJc w:val="left"/>
+      <w:pPr>
+        <w:ind w:left="1440" w:hanging="360"/>
+      </w:pPr>
+      <w:rPr>
+        <w:rFonts w:ascii="Symbol" w:hAnsi="Symbol" w:hint="default"/>
+      </w:rPr>
+    </w:lvl>
+    <w:lvl w:ilvl="1" w:tplc="04090003" w:tentative="1">
+      <w:start w:val="1"/>
+      <w:numFmt w:val="bullet"/>
+      <w:lvlText w:val="o"/>
+      <w:lvlJc w:val="left"/>
+      <w:pPr>
+        <w:ind w:left="2160" w:hanging="360"/>
+      </w:pPr>
+      <w:rPr>
+        <w:rFonts w:ascii="Courier New" w:hAnsi="Courier New" w:cs="Courier New" w:hint="default"/>
+      </w:rPr>
+    </w:lvl>
+    <w:lvl w:ilvl="2" w:tplc="04090005" w:tentative="1">
+      <w:start w:val="1"/>
+      <w:numFmt w:val="bullet"/>
+      <w:lvlText w:val=""/>
+      <w:lvlJc w:val="left"/>
+      <w:pPr>
+        <w:ind w:left="2880" w:hanging="360"/>
+      </w:pPr>
+      <w:rPr>
+        <w:rFonts w:ascii="Wingdings" w:hAnsi="Wingdings" w:hint="default"/>
+      </w:rPr>
+    </w:lvl>
+    <w:lvl w:ilvl="3" w:tplc="04090001" w:tentative="1">
+      <w:start w:val="1"/>
+      <w:numFmt w:val="bullet"/>
+      <w:lvlText w:val=""/>
+      <w:lvlJc w:val="left"/>
+      <w:pPr>
+        <w:ind w:left="3600" w:hanging="360"/>
+      </w:pPr>
+      <w:rPr>
+        <w:rFonts w:ascii="Symbol" w:hAnsi="Symbol" w:hint="default"/>
+      </w:rPr>
+    </w:lvl>
+    <w:lvl w:ilvl="4" w:tplc="04090003" w:tentative="1">
+      <w:start w:val="1"/>
+      <w:numFmt w:val="bullet"/>
+      <w:lvlText w:val="o"/>
+      <w:lvlJc w:val="left"/>
+      <w:pPr>
+        <w:ind w:left="4320" w:hanging="360"/>
+      </w:pPr>
+      <w:rPr>
+        <w:rFonts w:ascii="Courier New" w:hAnsi="Courier New" w:cs="Courier New" w:hint="default"/>
+      </w:rPr>
+    </w:lvl>
+    <w:lvl w:ilvl="5" w:tplc="04090005" w:tentative="1">
+      <w:start w:val="1"/>
+      <w:numFmt w:val="bullet"/>
+      <w:lvlText w:val=""/>
+      <w:lvlJc w:val="left"/>
+      <w:pPr>
+        <w:ind w:left="5040" w:hanging="360"/>
+      </w:pPr>
+      <w:rPr>
+        <w:rFonts w:ascii="Wingdings" w:hAnsi="Wingdings" w:hint="default"/>
+      </w:rPr>
+    </w:lvl>
+    <w:lvl w:ilvl="6" w:tplc="04090001" w:tentative="1">
+      <w:start w:val="1"/>
+      <w:numFmt w:val="bullet"/>
+      <w:lvlText w:val=""/>
+      <w:lvlJc w:val="left"/>
+      <w:pPr>
+        <w:ind w:left="5760" w:hanging="360"/>
+      </w:pPr>
+      <w:rPr>
+        <w:rFonts w:ascii="Symbol" w:hAnsi="Symbol" w:hint="default"/>
+      </w:rPr>
+    </w:lvl>
+    <w:lvl w:ilvl="7" w:tplc="04090003" w:tentative="1">
+      <w:start w:val="1"/>
+      <w:numFmt w:val="bullet"/>
+      <w:lvlText w:val="o"/>
+      <w:lvlJc w:val="left"/>
+      <w:pPr>
+        <w:ind w:left="6480" w:hanging="360"/>
+      </w:pPr>
+      <w:rPr>
+        <w:rFonts w:ascii="Courier New" w:hAnsi="Courier New" w:cs="Courier New" w:hint="default"/>
+      </w:rPr>
+    </w:lvl>
+    <w:lvl w:ilvl="8" w:tplc="04090005" w:tentative="1">
+      <w:start w:val="1"/>
+      <w:numFmt w:val="bullet"/>
+      <w:lvlText w:val=""/>
+      <w:lvlJc w:val="left"/>
+      <w:pPr>
+        <w:ind w:left="7200" w:hanging="360"/>
+      </w:pPr>
+      <w:rPr>
+        <w:rFonts w:ascii="Wingdings" w:hAnsi="Wingdings" w:hint="default"/>
+      </w:rPr>
+    </w:lvl>
+  </w:abstractNum>
+  <w:abstractNum w:abstractNumId="13" w15:restartNumberingAfterBreak="0">
+    <w:nsid w:val="5CDD5E65"/>
+    <w:multiLevelType w:val="multilevel"/>
+    <w:tmpl w:val="0EA2BB20"/>
+    <w:lvl w:ilvl="0">
+      <w:start w:val="1"/>
+      <w:numFmt w:val="bullet"/>
+      <w:lvlText w:val=""/>
+      <w:lvlJc w:val="left"/>
+      <w:pPr>
+        <w:tabs>
+          <w:tab w:val="num" w:pos="720"/>
+        </w:tabs>
+        <w:ind w:left="720" w:hanging="360"/>
+      </w:pPr>
+      <w:rPr>
+        <w:rFonts w:ascii="Symbol" w:hAnsi="Symbol" w:hint="default"/>
+        <w:sz w:val="20"/>
+      </w:rPr>
+    </w:lvl>
+    <w:lvl w:ilvl="1" w:tentative="1">
+      <w:start w:val="1"/>
+      <w:numFmt w:val="bullet"/>
+      <w:lvlText w:val="o"/>
+      <w:lvlJc w:val="left"/>
+      <w:pPr>
+        <w:tabs>
+          <w:tab w:val="num" w:pos="1440"/>
+        </w:tabs>
+        <w:ind w:left="1440" w:hanging="360"/>
+      </w:pPr>
+      <w:rPr>
+        <w:rFonts w:ascii="Courier New" w:hAnsi="Courier New" w:hint="default"/>
+        <w:sz w:val="20"/>
+      </w:rPr>
+    </w:lvl>
+    <w:lvl w:ilvl="2" w:tentative="1">
+      <w:start w:val="1"/>
+      <w:numFmt w:val="bullet"/>
+      <w:lvlText w:val=""/>
+      <w:lvlJc w:val="left"/>
+      <w:pPr>
+        <w:tabs>
+          <w:tab w:val="num" w:pos="2160"/>
+        </w:tabs>
+        <w:ind w:left="2160" w:hanging="360"/>
+      </w:pPr>
+      <w:rPr>
+        <w:rFonts w:ascii="Wingdings" w:hAnsi="Wingdings" w:hint="default"/>
+        <w:sz w:val="20"/>
+      </w:rPr>
+    </w:lvl>
+    <w:lvl w:ilvl="3" w:tentative="1">
+      <w:start w:val="1"/>
+      <w:numFmt w:val="bullet"/>
+      <w:lvlText w:val=""/>
+      <w:lvlJc w:val="left"/>
+      <w:pPr>
+        <w:tabs>
+          <w:tab w:val="num" w:pos="2880"/>
+        </w:tabs>
+        <w:ind w:left="2880" w:hanging="360"/>
+      </w:pPr>
+      <w:rPr>
+        <w:rFonts w:ascii="Wingdings" w:hAnsi="Wingdings" w:hint="default"/>
+        <w:sz w:val="20"/>
+      </w:rPr>
+    </w:lvl>
+    <w:lvl w:ilvl="4" w:tentative="1">
+      <w:start w:val="1"/>
+      <w:numFmt w:val="bullet"/>
+      <w:lvlText w:val=""/>
+      <w:lvlJc w:val="left"/>
+      <w:pPr>
+        <w:tabs>
+          <w:tab w:val="num" w:pos="3600"/>
+        </w:tabs>
+        <w:ind w:left="3600" w:hanging="360"/>
+      </w:pPr>
+      <w:rPr>
+        <w:rFonts w:ascii="Wingdings" w:hAnsi="Wingdings" w:hint="default"/>
+        <w:sz w:val="20"/>
+      </w:rPr>
+    </w:lvl>
+    <w:lvl w:ilvl="5" w:tentative="1">
+      <w:start w:val="1"/>
+      <w:numFmt w:val="bullet"/>
+      <w:lvlText w:val=""/>
+      <w:lvlJc w:val="left"/>
+      <w:pPr>
+        <w:tabs>
+          <w:tab w:val="num" w:pos="4320"/>
+        </w:tabs>
+        <w:ind w:left="4320" w:hanging="360"/>
+      </w:pPr>
+      <w:rPr>
+        <w:rFonts w:ascii="Wingdings" w:hAnsi="Wingdings" w:hint="default"/>
+        <w:sz w:val="20"/>
+      </w:rPr>
+    </w:lvl>
+    <w:lvl w:ilvl="6" w:tentative="1">
+      <w:start w:val="1"/>
+      <w:numFmt w:val="bullet"/>
+      <w:lvlText w:val=""/>
+      <w:lvlJc w:val="left"/>
+      <w:pPr>
+        <w:tabs>
+          <w:tab w:val="num" w:pos="5040"/>
+        </w:tabs>
+        <w:ind w:left="5040" w:hanging="360"/>
+      </w:pPr>
+      <w:rPr>
+        <w:rFonts w:ascii="Wingdings" w:hAnsi="Wingdings" w:hint="default"/>
+        <w:sz w:val="20"/>
+      </w:rPr>
+    </w:lvl>
+    <w:lvl w:ilvl="7" w:tentative="1">
+      <w:start w:val="1"/>
+      <w:numFmt w:val="bullet"/>
+      <w:lvlText w:val=""/>
+      <w:lvlJc w:val="left"/>
+      <w:pPr>
+        <w:tabs>
+          <w:tab w:val="num" w:pos="5760"/>
+        </w:tabs>
+        <w:ind w:left="5760" w:hanging="360"/>
+      </w:pPr>
+      <w:rPr>
+        <w:rFonts w:ascii="Wingdings" w:hAnsi="Wingdings" w:hint="default"/>
+        <w:sz w:val="20"/>
+      </w:rPr>
+    </w:lvl>
+    <w:lvl w:ilvl="8" w:tentative="1">
+      <w:start w:val="1"/>
+      <w:numFmt w:val="bullet"/>
+      <w:lvlText w:val=""/>
+      <w:lvlJc w:val="left"/>
+      <w:pPr>
+        <w:tabs>
+          <w:tab w:val="num" w:pos="6480"/>
+        </w:tabs>
+        <w:ind w:left="6480" w:hanging="360"/>
+      </w:pPr>
+      <w:rPr>
+        <w:rFonts w:ascii="Wingdings" w:hAnsi="Wingdings" w:hint="default"/>
+        <w:sz w:val="20"/>
+      </w:rPr>
+    </w:lvl>
+  </w:abstractNum>
+  <w:abstractNum w:abstractNumId="14" w15:restartNumberingAfterBreak="0">
+    <w:nsid w:val="5D152DDD"/>
+    <w:multiLevelType w:val="hybridMultilevel"/>
+    <w:tmpl w:val="E00242D6"/>
+    <w:lvl w:ilvl="0" w:tplc="0409000F">
+      <w:start w:val="1"/>
+      <w:numFmt w:val="decimal"/>
+      <w:lvlText w:val="%1."/>
+      <w:lvlJc w:val="left"/>
+      <w:pPr>
+        <w:ind w:left="720" w:hanging="360"/>
+      </w:pPr>
+      <w:rPr>
+        <w:rFonts w:hint="default"/>
+      </w:rPr>
+    </w:lvl>
+    <w:lvl w:ilvl="1" w:tplc="04090019" w:tentative="1">
+      <w:start w:val="1"/>
+      <w:numFmt w:val="lowerLetter"/>
+      <w:lvlText w:val="%2."/>
+      <w:lvlJc w:val="left"/>
+      <w:pPr>
+        <w:ind w:left="1440" w:hanging="360"/>
+      </w:pPr>
+    </w:lvl>
+    <w:lvl w:ilvl="2" w:tplc="0409001B" w:tentative="1">
+      <w:start w:val="1"/>
+      <w:numFmt w:val="lowerRoman"/>
+      <w:lvlText w:val="%3."/>
+      <w:lvlJc w:val="right"/>
+      <w:pPr>
+        <w:ind w:left="2160" w:hanging="180"/>
+      </w:pPr>
+    </w:lvl>
+    <w:lvl w:ilvl="3" w:tplc="0409000F" w:tentative="1">
+      <w:start w:val="1"/>
+      <w:numFmt w:val="decimal"/>
+      <w:lvlText w:val="%4."/>
+      <w:lvlJc w:val="left"/>
+      <w:pPr>
+        <w:ind w:left="2880" w:hanging="360"/>
+      </w:pPr>
+    </w:lvl>
+    <w:lvl w:ilvl="4" w:tplc="04090019" w:tentative="1">
+      <w:start w:val="1"/>
+      <w:numFmt w:val="lowerLetter"/>
+      <w:lvlText w:val="%5."/>
+      <w:lvlJc w:val="left"/>
+      <w:pPr>
+        <w:ind w:left="3600" w:hanging="360"/>
+      </w:pPr>
+    </w:lvl>
+    <w:lvl w:ilvl="5" w:tplc="0409001B" w:tentative="1">
+      <w:start w:val="1"/>
+      <w:numFmt w:val="lowerRoman"/>
+      <w:lvlText w:val="%6."/>
+      <w:lvlJc w:val="right"/>
+      <w:pPr>
+        <w:ind w:left="4320" w:hanging="180"/>
+      </w:pPr>
+    </w:lvl>
+    <w:lvl w:ilvl="6" w:tplc="0409000F" w:tentative="1">
+      <w:start w:val="1"/>
+      <w:numFmt w:val="decimal"/>
+      <w:lvlText w:val="%7."/>
+      <w:lvlJc w:val="left"/>
+      <w:pPr>
+        <w:ind w:left="5040" w:hanging="360"/>
+      </w:pPr>
+    </w:lvl>
+    <w:lvl w:ilvl="7" w:tplc="04090019" w:tentative="1">
+      <w:start w:val="1"/>
+      <w:numFmt w:val="lowerLetter"/>
+      <w:lvlText w:val="%8."/>
+      <w:lvlJc w:val="left"/>
+      <w:pPr>
+        <w:ind w:left="5760" w:hanging="360"/>
+      </w:pPr>
+    </w:lvl>
+    <w:lvl w:ilvl="8" w:tplc="0409001B" w:tentative="1">
+      <w:start w:val="1"/>
+      <w:numFmt w:val="lowerRoman"/>
+      <w:lvlText w:val="%9."/>
+      <w:lvlJc w:val="right"/>
+      <w:pPr>
+        <w:ind w:left="6480" w:hanging="180"/>
+      </w:pPr>
+    </w:lvl>
+  </w:abstractNum>
+  <w:abstractNum w:abstractNumId="15" w15:restartNumberingAfterBreak="0">
+    <w:nsid w:val="5D8C0472"/>
+    <w:multiLevelType w:val="hybridMultilevel"/>
+    <w:tmpl w:val="6D2A7716"/>
+    <w:lvl w:ilvl="0" w:tplc="04090001">
+      <w:start w:val="1"/>
+      <w:numFmt w:val="bullet"/>
+      <w:lvlText w:val=""/>
+      <w:lvlJc w:val="left"/>
+      <w:pPr>
+        <w:ind w:left="1440" w:hanging="360"/>
+      </w:pPr>
+      <w:rPr>
+        <w:rFonts w:ascii="Symbol" w:hAnsi="Symbol" w:hint="default"/>
+      </w:rPr>
+    </w:lvl>
+    <w:lvl w:ilvl="1" w:tplc="04090003" w:tentative="1">
+      <w:start w:val="1"/>
+      <w:numFmt w:val="bullet"/>
+      <w:lvlText w:val="o"/>
+      <w:lvlJc w:val="left"/>
+      <w:pPr>
+        <w:ind w:left="2160" w:hanging="360"/>
+      </w:pPr>
+      <w:rPr>
+        <w:rFonts w:ascii="Courier New" w:hAnsi="Courier New" w:cs="Courier New" w:hint="default"/>
+      </w:rPr>
+    </w:lvl>
+    <w:lvl w:ilvl="2" w:tplc="04090005" w:tentative="1">
+      <w:start w:val="1"/>
+      <w:numFmt w:val="bullet"/>
+      <w:lvlText w:val=""/>
+      <w:lvlJc w:val="left"/>
+      <w:pPr>
+        <w:ind w:left="2880" w:hanging="360"/>
+      </w:pPr>
+      <w:rPr>
+        <w:rFonts w:ascii="Wingdings" w:hAnsi="Wingdings" w:hint="default"/>
+      </w:rPr>
+    </w:lvl>
+    <w:lvl w:ilvl="3" w:tplc="04090001" w:tentative="1">
+      <w:start w:val="1"/>
+      <w:numFmt w:val="bullet"/>
+      <w:lvlText w:val=""/>
+      <w:lvlJc w:val="left"/>
+      <w:pPr>
+        <w:ind w:left="3600" w:hanging="360"/>
+      </w:pPr>
+      <w:rPr>
+        <w:rFonts w:ascii="Symbol" w:hAnsi="Symbol" w:hint="default"/>
+      </w:rPr>
+    </w:lvl>
+    <w:lvl w:ilvl="4" w:tplc="04090003" w:tentative="1">
+      <w:start w:val="1"/>
+      <w:numFmt w:val="bullet"/>
+      <w:lvlText w:val="o"/>
+      <w:lvlJc w:val="left"/>
+      <w:pPr>
+        <w:ind w:left="4320" w:hanging="360"/>
+      </w:pPr>
+      <w:rPr>
+        <w:rFonts w:ascii="Courier New" w:hAnsi="Courier New" w:cs="Courier New" w:hint="default"/>
+      </w:rPr>
+    </w:lvl>
+    <w:lvl w:ilvl="5" w:tplc="04090005" w:tentative="1">
+      <w:start w:val="1"/>
+      <w:numFmt w:val="bullet"/>
+      <w:lvlText w:val=""/>
+      <w:lvlJc w:val="left"/>
+      <w:pPr>
+        <w:ind w:left="5040" w:hanging="360"/>
+      </w:pPr>
+      <w:rPr>
+        <w:rFonts w:ascii="Wingdings" w:hAnsi="Wingdings" w:hint="default"/>
+      </w:rPr>
+    </w:lvl>
+    <w:lvl w:ilvl="6" w:tplc="04090001" w:tentative="1">
+      <w:start w:val="1"/>
+      <w:numFmt w:val="bullet"/>
+      <w:lvlText w:val=""/>
+      <w:lvlJc w:val="left"/>
+      <w:pPr>
+        <w:ind w:left="5760" w:hanging="360"/>
+      </w:pPr>
+      <w:rPr>
+        <w:rFonts w:ascii="Symbol" w:hAnsi="Symbol" w:hint="default"/>
+      </w:rPr>
+    </w:lvl>
+    <w:lvl w:ilvl="7" w:tplc="04090003" w:tentative="1">
+      <w:start w:val="1"/>
+      <w:numFmt w:val="bullet"/>
+      <w:lvlText w:val="o"/>
+      <w:lvlJc w:val="left"/>
+      <w:pPr>
+        <w:ind w:left="6480" w:hanging="360"/>
+      </w:pPr>
+      <w:rPr>
+        <w:rFonts w:ascii="Courier New" w:hAnsi="Courier New" w:cs="Courier New" w:hint="default"/>
+      </w:rPr>
+    </w:lvl>
+    <w:lvl w:ilvl="8" w:tplc="04090005" w:tentative="1">
+      <w:start w:val="1"/>
+      <w:numFmt w:val="bullet"/>
+      <w:lvlText w:val=""/>
+      <w:lvlJc w:val="left"/>
+      <w:pPr>
+        <w:ind w:left="7200" w:hanging="360"/>
+      </w:pPr>
+      <w:rPr>
+        <w:rFonts w:ascii="Wingdings" w:hAnsi="Wingdings" w:hint="default"/>
+      </w:rPr>
+    </w:lvl>
+  </w:abstractNum>
+  <w:abstractNum w:abstractNumId="16" w15:restartNumberingAfterBreak="0">
+    <w:nsid w:val="65E14181"/>
+    <w:multiLevelType w:val="multilevel"/>
+    <w:tmpl w:val="5E100B04"/>
+    <w:lvl w:ilvl="0">
+      <w:start w:val="1"/>
+      <w:numFmt w:val="bullet"/>
+      <w:lvlText w:val=""/>
+      <w:lvlJc w:val="left"/>
+      <w:pPr>
+        <w:tabs>
+          <w:tab w:val="num" w:pos="720"/>
+        </w:tabs>
+        <w:ind w:left="720" w:hanging="360"/>
+      </w:pPr>
+      <w:rPr>
+        <w:rFonts w:ascii="Symbol" w:hAnsi="Symbol" w:hint="default"/>
+        <w:sz w:val="20"/>
+      </w:rPr>
+    </w:lvl>
+    <w:lvl w:ilvl="1" w:tentative="1">
+      <w:start w:val="1"/>
+      <w:numFmt w:val="bullet"/>
+      <w:lvlText w:val="o"/>
+      <w:lvlJc w:val="left"/>
+      <w:pPr>
+        <w:tabs>
+          <w:tab w:val="num" w:pos="1440"/>
+        </w:tabs>
+        <w:ind w:left="1440" w:hanging="360"/>
+      </w:pPr>
+      <w:rPr>
+        <w:rFonts w:ascii="Courier New" w:hAnsi="Courier New" w:hint="default"/>
+        <w:sz w:val="20"/>
+      </w:rPr>
+    </w:lvl>
+    <w:lvl w:ilvl="2" w:tentative="1">
+      <w:start w:val="1"/>
+      <w:numFmt w:val="bullet"/>
+      <w:lvlText w:val=""/>
+      <w:lvlJc w:val="left"/>
+      <w:pPr>
+        <w:tabs>
+          <w:tab w:val="num" w:pos="2160"/>
+        </w:tabs>
+        <w:ind w:left="2160" w:hanging="360"/>
+      </w:pPr>
+      <w:rPr>
+        <w:rFonts w:ascii="Wingdings" w:hAnsi="Wingdings" w:hint="default"/>
+        <w:sz w:val="20"/>
+      </w:rPr>
+    </w:lvl>
+    <w:lvl w:ilvl="3" w:tentative="1">
+      <w:start w:val="1"/>
+      <w:numFmt w:val="bullet"/>
+      <w:lvlText w:val=""/>
+      <w:lvlJc w:val="left"/>
+      <w:pPr>
+        <w:tabs>
+          <w:tab w:val="num" w:pos="2880"/>
+        </w:tabs>
+        <w:ind w:left="2880" w:hanging="360"/>
+      </w:pPr>
+      <w:rPr>
+        <w:rFonts w:ascii="Wingdings" w:hAnsi="Wingdings" w:hint="default"/>
+        <w:sz w:val="20"/>
+      </w:rPr>
+    </w:lvl>
+    <w:lvl w:ilvl="4" w:tentative="1">
+      <w:start w:val="1"/>
+      <w:numFmt w:val="bullet"/>
+      <w:lvlText w:val=""/>
+      <w:lvlJc w:val="left"/>
+      <w:pPr>
+        <w:tabs>
+          <w:tab w:val="num" w:pos="3600"/>
+        </w:tabs>
+        <w:ind w:left="3600" w:hanging="360"/>
+      </w:pPr>
+      <w:rPr>
+        <w:rFonts w:ascii="Wingdings" w:hAnsi="Wingdings" w:hint="default"/>
+        <w:sz w:val="20"/>
+      </w:rPr>
+    </w:lvl>
+    <w:lvl w:ilvl="5" w:tentative="1">
+      <w:start w:val="1"/>
+      <w:numFmt w:val="bullet"/>
+      <w:lvlText w:val=""/>
+      <w:lvlJc w:val="left"/>
+      <w:pPr>
+        <w:tabs>
+          <w:tab w:val="num" w:pos="4320"/>
+        </w:tabs>
+        <w:ind w:left="4320" w:hanging="360"/>
+      </w:pPr>
+      <w:rPr>
+        <w:rFonts w:ascii="Wingdings" w:hAnsi="Wingdings" w:hint="default"/>
+        <w:sz w:val="20"/>
+      </w:rPr>
+    </w:lvl>
+    <w:lvl w:ilvl="6" w:tentative="1">
+      <w:start w:val="1"/>
+      <w:numFmt w:val="bullet"/>
+      <w:lvlText w:val=""/>
+      <w:lvlJc w:val="left"/>
+      <w:pPr>
+        <w:tabs>
+          <w:tab w:val="num" w:pos="5040"/>
+        </w:tabs>
+        <w:ind w:left="5040" w:hanging="360"/>
+      </w:pPr>
+      <w:rPr>
+        <w:rFonts w:ascii="Wingdings" w:hAnsi="Wingdings" w:hint="default"/>
+        <w:sz w:val="20"/>
+      </w:rPr>
+    </w:lvl>
+    <w:lvl w:ilvl="7" w:tentative="1">
+      <w:start w:val="1"/>
+      <w:numFmt w:val="bullet"/>
+      <w:lvlText w:val=""/>
+      <w:lvlJc w:val="left"/>
+      <w:pPr>
+        <w:tabs>
+          <w:tab w:val="num" w:pos="5760"/>
+        </w:tabs>
+        <w:ind w:left="5760" w:hanging="360"/>
+      </w:pPr>
+      <w:rPr>
+        <w:rFonts w:ascii="Wingdings" w:hAnsi="Wingdings" w:hint="default"/>
+        <w:sz w:val="20"/>
+      </w:rPr>
+    </w:lvl>
+    <w:lvl w:ilvl="8" w:tentative="1">
+      <w:start w:val="1"/>
+      <w:numFmt w:val="bullet"/>
+      <w:lvlText w:val=""/>
+      <w:lvlJc w:val="left"/>
+      <w:pPr>
+        <w:tabs>
+          <w:tab w:val="num" w:pos="6480"/>
+        </w:tabs>
+        <w:ind w:left="6480" w:hanging="360"/>
+      </w:pPr>
+      <w:rPr>
+        <w:rFonts w:ascii="Wingdings" w:hAnsi="Wingdings" w:hint="default"/>
+        <w:sz w:val="20"/>
+      </w:rPr>
+    </w:lvl>
+  </w:abstractNum>
+  <w:abstractNum w:abstractNumId="17" w15:restartNumberingAfterBreak="0">
+    <w:nsid w:val="7CE376EF"/>
+    <w:multiLevelType w:val="multilevel"/>
+    <w:tmpl w:val="067E91D8"/>
+    <w:lvl w:ilvl="0">
+      <w:start w:val="1"/>
+      <w:numFmt w:val="bullet"/>
+      <w:lvlText w:val=""/>
+      <w:lvlJc w:val="left"/>
+      <w:pPr>
+        <w:tabs>
+          <w:tab w:val="num" w:pos="720"/>
+        </w:tabs>
+        <w:ind w:left="720" w:hanging="360"/>
+      </w:pPr>
+      <w:rPr>
+        <w:rFonts w:ascii="Symbol" w:hAnsi="Symbol" w:hint="default"/>
+        <w:sz w:val="20"/>
+      </w:rPr>
+    </w:lvl>
+    <w:lvl w:ilvl="1" w:tentative="1">
+      <w:start w:val="1"/>
+      <w:numFmt w:val="bullet"/>
+      <w:lvlText w:val="o"/>
+      <w:lvlJc w:val="left"/>
+      <w:pPr>
+        <w:tabs>
+          <w:tab w:val="num" w:pos="1440"/>
+        </w:tabs>
+        <w:ind w:left="1440" w:hanging="360"/>
+      </w:pPr>
+      <w:rPr>
+        <w:rFonts w:ascii="Courier New" w:hAnsi="Courier New" w:hint="default"/>
+        <w:sz w:val="20"/>
+      </w:rPr>
+    </w:lvl>
+    <w:lvl w:ilvl="2" w:tentative="1">
+      <w:start w:val="1"/>
+      <w:numFmt w:val="bullet"/>
+      <w:lvlText w:val=""/>
+      <w:lvlJc w:val="left"/>
+      <w:pPr>
+        <w:tabs>
+          <w:tab w:val="num" w:pos="2160"/>
+        </w:tabs>
+        <w:ind w:left="2160" w:hanging="360"/>
+      </w:pPr>
+      <w:rPr>
+        <w:rFonts w:ascii="Wingdings" w:hAnsi="Wingdings" w:hint="default"/>
+        <w:sz w:val="20"/>
+      </w:rPr>
+    </w:lvl>
+    <w:lvl w:ilvl="3" w:tentative="1">
+      <w:start w:val="1"/>
+      <w:numFmt w:val="bullet"/>
+      <w:lvlText w:val=""/>
+      <w:lvlJc w:val="left"/>
+      <w:pPr>
+        <w:tabs>
+          <w:tab w:val="num" w:pos="2880"/>
+        </w:tabs>
+        <w:ind w:left="2880" w:hanging="360"/>
+      </w:pPr>
+      <w:rPr>
+        <w:rFonts w:ascii="Wingdings" w:hAnsi="Wingdings" w:hint="default"/>
+        <w:sz w:val="20"/>
+      </w:rPr>
+    </w:lvl>
+    <w:lvl w:ilvl="4" w:tentative="1">
+      <w:start w:val="1"/>
+      <w:numFmt w:val="bullet"/>
+      <w:lvlText w:val=""/>
+      <w:lvlJc w:val="left"/>
+      <w:pPr>
+        <w:tabs>
+          <w:tab w:val="num" w:pos="3600"/>
+        </w:tabs>
+        <w:ind w:left="3600" w:hanging="360"/>
+      </w:pPr>
+      <w:rPr>
+        <w:rFonts w:ascii="Wingdings" w:hAnsi="Wingdings" w:hint="default"/>
+        <w:sz w:val="20"/>
+      </w:rPr>
+    </w:lvl>
+    <w:lvl w:ilvl="5" w:tentative="1">
+      <w:start w:val="1"/>
+      <w:numFmt w:val="bullet"/>
+      <w:lvlText w:val=""/>
+      <w:lvlJc w:val="left"/>
+      <w:pPr>
+        <w:tabs>
+          <w:tab w:val="num" w:pos="4320"/>
+        </w:tabs>
+        <w:ind w:left="4320" w:hanging="360"/>
+      </w:pPr>
+      <w:rPr>
+        <w:rFonts w:ascii="Wingdings" w:hAnsi="Wingdings" w:hint="default"/>
+        <w:sz w:val="20"/>
+      </w:rPr>
+    </w:lvl>
+    <w:lvl w:ilvl="6" w:tentative="1">
+      <w:start w:val="1"/>
+      <w:numFmt w:val="bullet"/>
+      <w:lvlText w:val=""/>
+      <w:lvlJc w:val="left"/>
+      <w:pPr>
+        <w:tabs>
+          <w:tab w:val="num" w:pos="5040"/>
+        </w:tabs>
+        <w:ind w:left="5040" w:hanging="360"/>
+      </w:pPr>
+      <w:rPr>
+        <w:rFonts w:ascii="Wingdings" w:hAnsi="Wingdings" w:hint="default"/>
+        <w:sz w:val="20"/>
+      </w:rPr>
+    </w:lvl>
+    <w:lvl w:ilvl="7" w:tentative="1">
+      <w:start w:val="1"/>
+      <w:numFmt w:val="bullet"/>
+      <w:lvlText w:val=""/>
+      <w:lvlJc w:val="left"/>
+      <w:pPr>
+        <w:tabs>
+          <w:tab w:val="num" w:pos="5760"/>
+        </w:tabs>
+        <w:ind w:left="5760" w:hanging="360"/>
+      </w:pPr>
+      <w:rPr>
+        <w:rFonts w:ascii="Wingdings" w:hAnsi="Wingdings" w:hint="default"/>
+        <w:sz w:val="20"/>
+      </w:rPr>
+    </w:lvl>
+    <w:lvl w:ilvl="8" w:tentative="1">
+      <w:start w:val="1"/>
+      <w:numFmt w:val="bullet"/>
+      <w:lvlText w:val=""/>
+      <w:lvlJc w:val="left"/>
+      <w:pPr>
+        <w:tabs>
+          <w:tab w:val="num" w:pos="6480"/>
+        </w:tabs>
+        <w:ind w:left="6480" w:hanging="360"/>
+      </w:pPr>
+      <w:rPr>
+        <w:rFonts w:ascii="Wingdings" w:hAnsi="Wingdings" w:hint="default"/>
+        <w:sz w:val="20"/>
       </w:rPr>
     </w:lvl>
   </w:abstractNum>
@@ -2256,10 +5737,55 @@
     <w:abstractNumId w:val="0"/>
   </w:num>
   <w:num w:numId="2" w16cid:durableId="598953078">
+    <w:abstractNumId w:val="3"/>
+  </w:num>
+  <w:num w:numId="3" w16cid:durableId="758252360">
     <w:abstractNumId w:val="2"/>
   </w:num>
-  <w:num w:numId="3" w16cid:durableId="758252360">
+  <w:num w:numId="4" w16cid:durableId="1683818145">
+    <w:abstractNumId w:val="9"/>
+  </w:num>
+  <w:num w:numId="5" w16cid:durableId="1490172876">
+    <w:abstractNumId w:val="17"/>
+  </w:num>
+  <w:num w:numId="6" w16cid:durableId="1532769053">
+    <w:abstractNumId w:val="6"/>
+  </w:num>
+  <w:num w:numId="7" w16cid:durableId="37164495">
+    <w:abstractNumId w:val="5"/>
+  </w:num>
+  <w:num w:numId="8" w16cid:durableId="1848136394">
+    <w:abstractNumId w:val="11"/>
+  </w:num>
+  <w:num w:numId="9" w16cid:durableId="1813323409">
+    <w:abstractNumId w:val="16"/>
+  </w:num>
+  <w:num w:numId="10" w16cid:durableId="721177706">
+    <w:abstractNumId w:val="13"/>
+  </w:num>
+  <w:num w:numId="11" w16cid:durableId="1468474352">
+    <w:abstractNumId w:val="10"/>
+  </w:num>
+  <w:num w:numId="12" w16cid:durableId="406267961">
+    <w:abstractNumId w:val="15"/>
+  </w:num>
+  <w:num w:numId="13" w16cid:durableId="1465779106">
     <w:abstractNumId w:val="1"/>
+  </w:num>
+  <w:num w:numId="14" w16cid:durableId="2136481024">
+    <w:abstractNumId w:val="8"/>
+  </w:num>
+  <w:num w:numId="15" w16cid:durableId="226956496">
+    <w:abstractNumId w:val="7"/>
+  </w:num>
+  <w:num w:numId="16" w16cid:durableId="1355497389">
+    <w:abstractNumId w:val="4"/>
+  </w:num>
+  <w:num w:numId="17" w16cid:durableId="1747415153">
+    <w:abstractNumId w:val="14"/>
+  </w:num>
+  <w:num w:numId="18" w16cid:durableId="1941793484">
+    <w:abstractNumId w:val="12"/>
   </w:num>
 </w:numbering>
 </file>
@@ -2661,15 +6187,15 @@
     <w:lsdException w:name="Unresolved Mention" w:semiHidden="1" w:unhideWhenUsed="1"/>
     <w:lsdException w:name="Smart Link" w:semiHidden="1" w:unhideWhenUsed="1"/>
   </w:latentStyles>
-  <w:style w:type="paragraph" w:default="1" w:styleId="a">
+  <w:style w:type="paragraph" w:default="1" w:styleId="Normal">
     <w:name w:val="Normal"/>
     <w:qFormat/>
   </w:style>
-  <w:style w:type="paragraph" w:styleId="1">
+  <w:style w:type="paragraph" w:styleId="Heading1">
     <w:name w:val="heading 1"/>
-    <w:basedOn w:val="a"/>
-    <w:next w:val="a"/>
-    <w:link w:val="10"/>
+    <w:basedOn w:val="Normal"/>
+    <w:next w:val="Normal"/>
+    <w:link w:val="Heading1Char"/>
     <w:uiPriority w:val="9"/>
     <w:qFormat/>
     <w:rsid w:val="00921904"/>
@@ -2686,11 +6212,11 @@
       <w:szCs w:val="40"/>
     </w:rPr>
   </w:style>
-  <w:style w:type="paragraph" w:styleId="2">
+  <w:style w:type="paragraph" w:styleId="Heading2">
     <w:name w:val="heading 2"/>
-    <w:basedOn w:val="a"/>
-    <w:next w:val="a"/>
-    <w:link w:val="20"/>
+    <w:basedOn w:val="Normal"/>
+    <w:next w:val="Normal"/>
+    <w:link w:val="Heading2Char"/>
     <w:uiPriority w:val="9"/>
     <w:semiHidden/>
     <w:unhideWhenUsed/>
@@ -2709,13 +6235,12 @@
       <w:szCs w:val="32"/>
     </w:rPr>
   </w:style>
-  <w:style w:type="paragraph" w:styleId="3">
+  <w:style w:type="paragraph" w:styleId="Heading3">
     <w:name w:val="heading 3"/>
-    <w:basedOn w:val="a"/>
-    <w:next w:val="a"/>
-    <w:link w:val="30"/>
+    <w:basedOn w:val="Normal"/>
+    <w:next w:val="Normal"/>
+    <w:link w:val="Heading3Char"/>
     <w:uiPriority w:val="9"/>
-    <w:semiHidden/>
     <w:unhideWhenUsed/>
     <w:qFormat/>
     <w:rsid w:val="00921904"/>
@@ -2732,11 +6257,11 @@
       <w:szCs w:val="28"/>
     </w:rPr>
   </w:style>
-  <w:style w:type="paragraph" w:styleId="4">
+  <w:style w:type="paragraph" w:styleId="Heading4">
     <w:name w:val="heading 4"/>
-    <w:basedOn w:val="a"/>
-    <w:next w:val="a"/>
-    <w:link w:val="40"/>
+    <w:basedOn w:val="Normal"/>
+    <w:next w:val="Normal"/>
+    <w:link w:val="Heading4Char"/>
     <w:uiPriority w:val="9"/>
     <w:semiHidden/>
     <w:unhideWhenUsed/>
@@ -2755,11 +6280,11 @@
       <w:color w:val="0F4761" w:themeColor="accent1" w:themeShade="BF"/>
     </w:rPr>
   </w:style>
-  <w:style w:type="paragraph" w:styleId="5">
+  <w:style w:type="paragraph" w:styleId="Heading5">
     <w:name w:val="heading 5"/>
-    <w:basedOn w:val="a"/>
-    <w:next w:val="a"/>
-    <w:link w:val="50"/>
+    <w:basedOn w:val="Normal"/>
+    <w:next w:val="Normal"/>
+    <w:link w:val="Heading5Char"/>
     <w:uiPriority w:val="9"/>
     <w:semiHidden/>
     <w:unhideWhenUsed/>
@@ -2776,11 +6301,11 @@
       <w:color w:val="0F4761" w:themeColor="accent1" w:themeShade="BF"/>
     </w:rPr>
   </w:style>
-  <w:style w:type="paragraph" w:styleId="6">
+  <w:style w:type="paragraph" w:styleId="Heading6">
     <w:name w:val="heading 6"/>
-    <w:basedOn w:val="a"/>
-    <w:next w:val="a"/>
-    <w:link w:val="60"/>
+    <w:basedOn w:val="Normal"/>
+    <w:next w:val="Normal"/>
+    <w:link w:val="Heading6Char"/>
     <w:uiPriority w:val="9"/>
     <w:semiHidden/>
     <w:unhideWhenUsed/>
@@ -2799,11 +6324,11 @@
       <w:color w:val="595959" w:themeColor="text1" w:themeTint="A6"/>
     </w:rPr>
   </w:style>
-  <w:style w:type="paragraph" w:styleId="7">
+  <w:style w:type="paragraph" w:styleId="Heading7">
     <w:name w:val="heading 7"/>
-    <w:basedOn w:val="a"/>
-    <w:next w:val="a"/>
-    <w:link w:val="70"/>
+    <w:basedOn w:val="Normal"/>
+    <w:next w:val="Normal"/>
+    <w:link w:val="Heading7Char"/>
     <w:uiPriority w:val="9"/>
     <w:semiHidden/>
     <w:unhideWhenUsed/>
@@ -2820,11 +6345,11 @@
       <w:color w:val="595959" w:themeColor="text1" w:themeTint="A6"/>
     </w:rPr>
   </w:style>
-  <w:style w:type="paragraph" w:styleId="8">
+  <w:style w:type="paragraph" w:styleId="Heading8">
     <w:name w:val="heading 8"/>
-    <w:basedOn w:val="a"/>
-    <w:next w:val="a"/>
-    <w:link w:val="80"/>
+    <w:basedOn w:val="Normal"/>
+    <w:next w:val="Normal"/>
+    <w:link w:val="Heading8Char"/>
     <w:uiPriority w:val="9"/>
     <w:semiHidden/>
     <w:unhideWhenUsed/>
@@ -2843,11 +6368,11 @@
       <w:color w:val="272727" w:themeColor="text1" w:themeTint="D8"/>
     </w:rPr>
   </w:style>
-  <w:style w:type="paragraph" w:styleId="9">
+  <w:style w:type="paragraph" w:styleId="Heading9">
     <w:name w:val="heading 9"/>
-    <w:basedOn w:val="a"/>
-    <w:next w:val="a"/>
-    <w:link w:val="90"/>
+    <w:basedOn w:val="Normal"/>
+    <w:next w:val="Normal"/>
+    <w:link w:val="Heading9Char"/>
     <w:uiPriority w:val="9"/>
     <w:semiHidden/>
     <w:unhideWhenUsed/>
@@ -2864,12 +6389,13 @@
       <w:color w:val="272727" w:themeColor="text1" w:themeTint="D8"/>
     </w:rPr>
   </w:style>
-  <w:style w:type="character" w:default="1" w:styleId="a0">
+  <w:style w:type="character" w:default="1" w:styleId="DefaultParagraphFont">
     <w:name w:val="Default Paragraph Font"/>
     <w:uiPriority w:val="1"/>
+    <w:semiHidden/>
     <w:unhideWhenUsed/>
   </w:style>
-  <w:style w:type="table" w:default="1" w:styleId="a1">
+  <w:style w:type="table" w:default="1" w:styleId="TableNormal">
     <w:name w:val="Normal Table"/>
     <w:uiPriority w:val="99"/>
     <w:semiHidden/>
@@ -2884,16 +6410,16 @@
       </w:tblCellMar>
     </w:tblPr>
   </w:style>
-  <w:style w:type="numbering" w:default="1" w:styleId="a2">
+  <w:style w:type="numbering" w:default="1" w:styleId="NoList">
     <w:name w:val="No List"/>
     <w:uiPriority w:val="99"/>
     <w:semiHidden/>
     <w:unhideWhenUsed/>
   </w:style>
-  <w:style w:type="character" w:customStyle="1" w:styleId="10">
-    <w:name w:val="Заголовок 1 Знак"/>
-    <w:basedOn w:val="a0"/>
-    <w:link w:val="1"/>
+  <w:style w:type="character" w:customStyle="1" w:styleId="Heading1Char">
+    <w:name w:val="Heading 1 Char"/>
+    <w:basedOn w:val="DefaultParagraphFont"/>
+    <w:link w:val="Heading1"/>
     <w:uiPriority w:val="9"/>
     <w:rsid w:val="00921904"/>
     <w:rPr>
@@ -2903,10 +6429,10 @@
       <w:szCs w:val="40"/>
     </w:rPr>
   </w:style>
-  <w:style w:type="character" w:customStyle="1" w:styleId="20">
-    <w:name w:val="Заголовок 2 Знак"/>
-    <w:basedOn w:val="a0"/>
-    <w:link w:val="2"/>
+  <w:style w:type="character" w:customStyle="1" w:styleId="Heading2Char">
+    <w:name w:val="Heading 2 Char"/>
+    <w:basedOn w:val="DefaultParagraphFont"/>
+    <w:link w:val="Heading2"/>
     <w:uiPriority w:val="9"/>
     <w:semiHidden/>
     <w:rsid w:val="00921904"/>
@@ -2917,12 +6443,11 @@
       <w:szCs w:val="32"/>
     </w:rPr>
   </w:style>
-  <w:style w:type="character" w:customStyle="1" w:styleId="30">
-    <w:name w:val="Заголовок 3 Знак"/>
-    <w:basedOn w:val="a0"/>
-    <w:link w:val="3"/>
+  <w:style w:type="character" w:customStyle="1" w:styleId="Heading3Char">
+    <w:name w:val="Heading 3 Char"/>
+    <w:basedOn w:val="DefaultParagraphFont"/>
+    <w:link w:val="Heading3"/>
     <w:uiPriority w:val="9"/>
-    <w:semiHidden/>
     <w:rsid w:val="00921904"/>
     <w:rPr>
       <w:rFonts w:eastAsiaTheme="majorEastAsia" w:cstheme="majorBidi"/>
@@ -2931,10 +6456,10 @@
       <w:szCs w:val="28"/>
     </w:rPr>
   </w:style>
-  <w:style w:type="character" w:customStyle="1" w:styleId="40">
-    <w:name w:val="Заголовок 4 Знак"/>
-    <w:basedOn w:val="a0"/>
-    <w:link w:val="4"/>
+  <w:style w:type="character" w:customStyle="1" w:styleId="Heading4Char">
+    <w:name w:val="Heading 4 Char"/>
+    <w:basedOn w:val="DefaultParagraphFont"/>
+    <w:link w:val="Heading4"/>
     <w:uiPriority w:val="9"/>
     <w:semiHidden/>
     <w:rsid w:val="00921904"/>
@@ -2945,10 +6470,10 @@
       <w:color w:val="0F4761" w:themeColor="accent1" w:themeShade="BF"/>
     </w:rPr>
   </w:style>
-  <w:style w:type="character" w:customStyle="1" w:styleId="50">
-    <w:name w:val="Заголовок 5 Знак"/>
-    <w:basedOn w:val="a0"/>
-    <w:link w:val="5"/>
+  <w:style w:type="character" w:customStyle="1" w:styleId="Heading5Char">
+    <w:name w:val="Heading 5 Char"/>
+    <w:basedOn w:val="DefaultParagraphFont"/>
+    <w:link w:val="Heading5"/>
     <w:uiPriority w:val="9"/>
     <w:semiHidden/>
     <w:rsid w:val="00921904"/>
@@ -2957,10 +6482,10 @@
       <w:color w:val="0F4761" w:themeColor="accent1" w:themeShade="BF"/>
     </w:rPr>
   </w:style>
-  <w:style w:type="character" w:customStyle="1" w:styleId="60">
-    <w:name w:val="Заголовок 6 Знак"/>
-    <w:basedOn w:val="a0"/>
-    <w:link w:val="6"/>
+  <w:style w:type="character" w:customStyle="1" w:styleId="Heading6Char">
+    <w:name w:val="Heading 6 Char"/>
+    <w:basedOn w:val="DefaultParagraphFont"/>
+    <w:link w:val="Heading6"/>
     <w:uiPriority w:val="9"/>
     <w:semiHidden/>
     <w:rsid w:val="00921904"/>
@@ -2971,10 +6496,10 @@
       <w:color w:val="595959" w:themeColor="text1" w:themeTint="A6"/>
     </w:rPr>
   </w:style>
-  <w:style w:type="character" w:customStyle="1" w:styleId="70">
-    <w:name w:val="Заголовок 7 Знак"/>
-    <w:basedOn w:val="a0"/>
-    <w:link w:val="7"/>
+  <w:style w:type="character" w:customStyle="1" w:styleId="Heading7Char">
+    <w:name w:val="Heading 7 Char"/>
+    <w:basedOn w:val="DefaultParagraphFont"/>
+    <w:link w:val="Heading7"/>
     <w:uiPriority w:val="9"/>
     <w:semiHidden/>
     <w:rsid w:val="00921904"/>
@@ -2983,10 +6508,10 @@
       <w:color w:val="595959" w:themeColor="text1" w:themeTint="A6"/>
     </w:rPr>
   </w:style>
-  <w:style w:type="character" w:customStyle="1" w:styleId="80">
-    <w:name w:val="Заголовок 8 Знак"/>
-    <w:basedOn w:val="a0"/>
-    <w:link w:val="8"/>
+  <w:style w:type="character" w:customStyle="1" w:styleId="Heading8Char">
+    <w:name w:val="Heading 8 Char"/>
+    <w:basedOn w:val="DefaultParagraphFont"/>
+    <w:link w:val="Heading8"/>
     <w:uiPriority w:val="9"/>
     <w:semiHidden/>
     <w:rsid w:val="00921904"/>
@@ -2997,10 +6522,10 @@
       <w:color w:val="272727" w:themeColor="text1" w:themeTint="D8"/>
     </w:rPr>
   </w:style>
-  <w:style w:type="character" w:customStyle="1" w:styleId="90">
-    <w:name w:val="Заголовок 9 Знак"/>
-    <w:basedOn w:val="a0"/>
-    <w:link w:val="9"/>
+  <w:style w:type="character" w:customStyle="1" w:styleId="Heading9Char">
+    <w:name w:val="Heading 9 Char"/>
+    <w:basedOn w:val="DefaultParagraphFont"/>
+    <w:link w:val="Heading9"/>
     <w:uiPriority w:val="9"/>
     <w:semiHidden/>
     <w:rsid w:val="00921904"/>
@@ -3009,11 +6534,11 @@
       <w:color w:val="272727" w:themeColor="text1" w:themeTint="D8"/>
     </w:rPr>
   </w:style>
-  <w:style w:type="paragraph" w:styleId="a3">
+  <w:style w:type="paragraph" w:styleId="Title">
     <w:name w:val="Title"/>
-    <w:basedOn w:val="a"/>
-    <w:next w:val="a"/>
-    <w:link w:val="a4"/>
+    <w:basedOn w:val="Normal"/>
+    <w:next w:val="Normal"/>
+    <w:link w:val="TitleChar"/>
     <w:uiPriority w:val="10"/>
     <w:qFormat/>
     <w:rsid w:val="00921904"/>
@@ -3029,10 +6554,10 @@
       <w:szCs w:val="56"/>
     </w:rPr>
   </w:style>
-  <w:style w:type="character" w:customStyle="1" w:styleId="a4">
-    <w:name w:val="Назва Знак"/>
-    <w:basedOn w:val="a0"/>
-    <w:link w:val="a3"/>
+  <w:style w:type="character" w:customStyle="1" w:styleId="TitleChar">
+    <w:name w:val="Title Char"/>
+    <w:basedOn w:val="DefaultParagraphFont"/>
+    <w:link w:val="Title"/>
     <w:uiPriority w:val="10"/>
     <w:rsid w:val="00921904"/>
     <w:rPr>
@@ -3043,11 +6568,11 @@
       <w:szCs w:val="56"/>
     </w:rPr>
   </w:style>
-  <w:style w:type="paragraph" w:styleId="a5">
+  <w:style w:type="paragraph" w:styleId="Subtitle">
     <w:name w:val="Subtitle"/>
-    <w:basedOn w:val="a"/>
-    <w:next w:val="a"/>
-    <w:link w:val="a6"/>
+    <w:basedOn w:val="Normal"/>
+    <w:next w:val="Normal"/>
+    <w:link w:val="SubtitleChar"/>
     <w:uiPriority w:val="11"/>
     <w:qFormat/>
     <w:rsid w:val="00921904"/>
@@ -3064,10 +6589,10 @@
       <w:szCs w:val="28"/>
     </w:rPr>
   </w:style>
-  <w:style w:type="character" w:customStyle="1" w:styleId="a6">
-    <w:name w:val="Підзаголовок Знак"/>
-    <w:basedOn w:val="a0"/>
-    <w:link w:val="a5"/>
+  <w:style w:type="character" w:customStyle="1" w:styleId="SubtitleChar">
+    <w:name w:val="Subtitle Char"/>
+    <w:basedOn w:val="DefaultParagraphFont"/>
+    <w:link w:val="Subtitle"/>
     <w:uiPriority w:val="11"/>
     <w:rsid w:val="00921904"/>
     <w:rPr>
@@ -3078,11 +6603,11 @@
       <w:szCs w:val="28"/>
     </w:rPr>
   </w:style>
-  <w:style w:type="paragraph" w:styleId="a7">
+  <w:style w:type="paragraph" w:styleId="Quote">
     <w:name w:val="Quote"/>
-    <w:basedOn w:val="a"/>
-    <w:next w:val="a"/>
-    <w:link w:val="a8"/>
+    <w:basedOn w:val="Normal"/>
+    <w:next w:val="Normal"/>
+    <w:link w:val="QuoteChar"/>
     <w:uiPriority w:val="29"/>
     <w:qFormat/>
     <w:rsid w:val="00921904"/>
@@ -3096,10 +6621,10 @@
       <w:color w:val="404040" w:themeColor="text1" w:themeTint="BF"/>
     </w:rPr>
   </w:style>
-  <w:style w:type="character" w:customStyle="1" w:styleId="a8">
-    <w:name w:val="Цитата Знак"/>
-    <w:basedOn w:val="a0"/>
-    <w:link w:val="a7"/>
+  <w:style w:type="character" w:customStyle="1" w:styleId="QuoteChar">
+    <w:name w:val="Quote Char"/>
+    <w:basedOn w:val="DefaultParagraphFont"/>
+    <w:link w:val="Quote"/>
     <w:uiPriority w:val="29"/>
     <w:rsid w:val="00921904"/>
     <w:rPr>
@@ -3108,9 +6633,9 @@
       <w:color w:val="404040" w:themeColor="text1" w:themeTint="BF"/>
     </w:rPr>
   </w:style>
-  <w:style w:type="paragraph" w:styleId="a9">
+  <w:style w:type="paragraph" w:styleId="ListParagraph">
     <w:name w:val="List Paragraph"/>
-    <w:basedOn w:val="a"/>
+    <w:basedOn w:val="Normal"/>
     <w:uiPriority w:val="34"/>
     <w:qFormat/>
     <w:rsid w:val="00921904"/>
@@ -3119,9 +6644,9 @@
       <w:contextualSpacing/>
     </w:pPr>
   </w:style>
-  <w:style w:type="character" w:styleId="aa">
+  <w:style w:type="character" w:styleId="IntenseEmphasis">
     <w:name w:val="Intense Emphasis"/>
-    <w:basedOn w:val="a0"/>
+    <w:basedOn w:val="DefaultParagraphFont"/>
     <w:uiPriority w:val="21"/>
     <w:qFormat/>
     <w:rsid w:val="00921904"/>
@@ -3131,11 +6656,11 @@
       <w:color w:val="0F4761" w:themeColor="accent1" w:themeShade="BF"/>
     </w:rPr>
   </w:style>
-  <w:style w:type="paragraph" w:styleId="ab">
+  <w:style w:type="paragraph" w:styleId="IntenseQuote">
     <w:name w:val="Intense Quote"/>
-    <w:basedOn w:val="a"/>
-    <w:next w:val="a"/>
-    <w:link w:val="ac"/>
+    <w:basedOn w:val="Normal"/>
+    <w:next w:val="Normal"/>
+    <w:link w:val="IntenseQuoteChar"/>
     <w:uiPriority w:val="30"/>
     <w:qFormat/>
     <w:rsid w:val="00921904"/>
@@ -3154,10 +6679,10 @@
       <w:color w:val="0F4761" w:themeColor="accent1" w:themeShade="BF"/>
     </w:rPr>
   </w:style>
-  <w:style w:type="character" w:customStyle="1" w:styleId="ac">
-    <w:name w:val="Насичена цитата Знак"/>
-    <w:basedOn w:val="a0"/>
-    <w:link w:val="ab"/>
+  <w:style w:type="character" w:customStyle="1" w:styleId="IntenseQuoteChar">
+    <w:name w:val="Intense Quote Char"/>
+    <w:basedOn w:val="DefaultParagraphFont"/>
+    <w:link w:val="IntenseQuote"/>
     <w:uiPriority w:val="30"/>
     <w:rsid w:val="00921904"/>
     <w:rPr>
@@ -3166,9 +6691,9 @@
       <w:color w:val="0F4761" w:themeColor="accent1" w:themeShade="BF"/>
     </w:rPr>
   </w:style>
-  <w:style w:type="character" w:styleId="ad">
+  <w:style w:type="character" w:styleId="IntenseReference">
     <w:name w:val="Intense Reference"/>
-    <w:basedOn w:val="a0"/>
+    <w:basedOn w:val="DefaultParagraphFont"/>
     <w:uiPriority w:val="32"/>
     <w:qFormat/>
     <w:rsid w:val="00921904"/>
@@ -3178,6 +6703,41 @@
       <w:smallCaps/>
       <w:color w:val="0F4761" w:themeColor="accent1" w:themeShade="BF"/>
       <w:spacing w:val="5"/>
+    </w:rPr>
+  </w:style>
+  <w:style w:type="paragraph" w:styleId="NormalWeb">
+    <w:name w:val="Normal (Web)"/>
+    <w:basedOn w:val="Normal"/>
+    <w:uiPriority w:val="99"/>
+    <w:semiHidden/>
+    <w:unhideWhenUsed/>
+    <w:rsid w:val="00E87BC9"/>
+    <w:pPr>
+      <w:spacing w:before="100" w:beforeAutospacing="1" w:after="100" w:afterAutospacing="1" w:line="240" w:lineRule="auto"/>
+    </w:pPr>
+    <w:rPr>
+      <w:rFonts w:ascii="Times New Roman" w:eastAsia="Times New Roman" w:hAnsi="Times New Roman" w:cs="Times New Roman"/>
+      <w:kern w:val="0"/>
+      <w:lang w:val="en-UA"/>
+      <w14:ligatures w14:val="none"/>
+    </w:rPr>
+  </w:style>
+  <w:style w:type="character" w:customStyle="1" w:styleId="apple-converted-space">
+    <w:name w:val="apple-converted-space"/>
+    <w:basedOn w:val="DefaultParagraphFont"/>
+    <w:rsid w:val="00E87BC9"/>
+  </w:style>
+  <w:style w:type="character" w:styleId="HTMLCode">
+    <w:name w:val="HTML Code"/>
+    <w:basedOn w:val="DefaultParagraphFont"/>
+    <w:uiPriority w:val="99"/>
+    <w:semiHidden/>
+    <w:unhideWhenUsed/>
+    <w:rsid w:val="00E87BC9"/>
+    <w:rPr>
+      <w:rFonts w:ascii="Courier New" w:eastAsia="Times New Roman" w:hAnsi="Courier New" w:cs="Courier New"/>
+      <w:sz w:val="20"/>
+      <w:szCs w:val="20"/>
     </w:rPr>
   </w:style>
 </w:styles>

--- a/Звіт.docx
+++ b/Звіт.docx
@@ -237,7 +237,6 @@
           <w:szCs w:val="28"/>
         </w:rPr>
       </w:pPr>
-      <w:proofErr w:type="spellStart"/>
       <w:r>
         <w:rPr>
           <w:rFonts w:ascii="Times New Roman" w:hAnsi="Times New Roman" w:cs="Times New Roman"/>
@@ -246,9 +245,8 @@
           <w:sz w:val="28"/>
           <w:szCs w:val="28"/>
         </w:rPr>
-        <w:t>Проєкт</w:t>
-      </w:r>
-      <w:proofErr w:type="spellEnd"/>
+        <w:t xml:space="preserve">Проєкт: </w:t>
+      </w:r>
       <w:r>
         <w:rPr>
           <w:rFonts w:ascii="Times New Roman" w:hAnsi="Times New Roman" w:cs="Times New Roman"/>
@@ -256,22 +254,10 @@
           <w:bCs/>
           <w:sz w:val="28"/>
           <w:szCs w:val="28"/>
-        </w:rPr>
-        <w:t xml:space="preserve">: </w:t>
-      </w:r>
-      <w:proofErr w:type="spellStart"/>
-      <w:r>
-        <w:rPr>
-          <w:rFonts w:ascii="Times New Roman" w:hAnsi="Times New Roman" w:cs="Times New Roman"/>
-          <w:b/>
-          <w:bCs/>
-          <w:sz w:val="28"/>
-          <w:szCs w:val="28"/>
           <w:lang w:val="en-US"/>
         </w:rPr>
         <w:t>DigiUni</w:t>
       </w:r>
-      <w:proofErr w:type="spellEnd"/>
       <w:r>
         <w:rPr>
           <w:rFonts w:ascii="Times New Roman" w:hAnsi="Times New Roman" w:cs="Times New Roman"/>
@@ -363,7 +349,7 @@
     <w:p>
       <w:pPr>
         <w:spacing w:after="0" w:line="240" w:lineRule="auto"/>
-        <w:ind w:left="-426" w:firstLine="426"/>
+        <w:ind w:left="-426" w:firstLine="6380"/>
         <w:jc w:val="center"/>
         <w:rPr>
           <w:rFonts w:ascii="Times New Roman" w:hAnsi="Times New Roman" w:cs="Times New Roman"/>
@@ -377,7 +363,7 @@
     <w:p>
       <w:pPr>
         <w:spacing w:after="0" w:line="240" w:lineRule="auto"/>
-        <w:ind w:left="-426" w:firstLine="426"/>
+        <w:ind w:left="-426" w:firstLine="6380"/>
         <w:jc w:val="both"/>
         <w:rPr>
           <w:rFonts w:ascii="Times New Roman" w:hAnsi="Times New Roman" w:cs="Times New Roman"/>
@@ -399,7 +385,7 @@
     <w:p>
       <w:pPr>
         <w:spacing w:after="0" w:line="240" w:lineRule="auto"/>
-        <w:ind w:left="-426" w:firstLine="426"/>
+        <w:ind w:left="-426" w:firstLine="6380"/>
         <w:jc w:val="both"/>
         <w:rPr>
           <w:rFonts w:ascii="Times New Roman" w:hAnsi="Times New Roman" w:cs="Times New Roman"/>
@@ -409,31 +395,23 @@
     <w:p>
       <w:pPr>
         <w:spacing w:after="0" w:line="240" w:lineRule="auto"/>
-        <w:ind w:left="-426" w:firstLine="426"/>
+        <w:ind w:left="-426" w:firstLine="6380"/>
         <w:jc w:val="both"/>
         <w:rPr>
           <w:rFonts w:ascii="Times New Roman" w:hAnsi="Times New Roman" w:cs="Times New Roman"/>
         </w:rPr>
       </w:pPr>
-      <w:proofErr w:type="spellStart"/>
-      <w:r>
-        <w:rPr>
-          <w:rFonts w:ascii="Times New Roman" w:hAnsi="Times New Roman" w:cs="Times New Roman"/>
-        </w:rPr>
-        <w:t>Шепетюк</w:t>
-      </w:r>
-      <w:proofErr w:type="spellEnd"/>
-      <w:r>
-        <w:rPr>
-          <w:rFonts w:ascii="Times New Roman" w:hAnsi="Times New Roman" w:cs="Times New Roman"/>
-        </w:rPr>
-        <w:t xml:space="preserve"> Ангеліна</w:t>
+      <w:r>
+        <w:rPr>
+          <w:rFonts w:ascii="Times New Roman" w:hAnsi="Times New Roman" w:cs="Times New Roman"/>
+        </w:rPr>
+        <w:t>Шепетюк Ангеліна</w:t>
       </w:r>
     </w:p>
     <w:p>
       <w:pPr>
         <w:spacing w:after="0" w:line="240" w:lineRule="auto"/>
-        <w:ind w:left="-426" w:firstLine="426"/>
+        <w:ind w:left="-426" w:firstLine="6380"/>
         <w:jc w:val="both"/>
         <w:rPr>
           <w:rFonts w:ascii="Times New Roman" w:hAnsi="Times New Roman" w:cs="Times New Roman"/>
@@ -443,21 +421,13 @@
         <w:rPr>
           <w:rFonts w:ascii="Times New Roman" w:hAnsi="Times New Roman" w:cs="Times New Roman"/>
         </w:rPr>
-        <w:t xml:space="preserve">Студентка 1 курсу </w:t>
-      </w:r>
-      <w:proofErr w:type="spellStart"/>
-      <w:r>
-        <w:rPr>
-          <w:rFonts w:ascii="Times New Roman" w:hAnsi="Times New Roman" w:cs="Times New Roman"/>
-        </w:rPr>
-        <w:t>НаУКМА</w:t>
-      </w:r>
-      <w:proofErr w:type="spellEnd"/>
+        <w:t>Студентка 1 курсу НаУКМА</w:t>
+      </w:r>
     </w:p>
     <w:p>
       <w:pPr>
         <w:spacing w:after="0" w:line="240" w:lineRule="auto"/>
-        <w:ind w:left="-426" w:firstLine="426"/>
+        <w:ind w:left="-426" w:firstLine="6380"/>
         <w:jc w:val="both"/>
         <w:rPr>
           <w:rFonts w:ascii="Times New Roman" w:hAnsi="Times New Roman" w:cs="Times New Roman"/>
@@ -473,7 +443,7 @@
     <w:p>
       <w:pPr>
         <w:spacing w:after="0" w:line="240" w:lineRule="auto"/>
-        <w:ind w:left="-426" w:firstLine="426"/>
+        <w:ind w:left="-426" w:firstLine="6380"/>
         <w:jc w:val="both"/>
         <w:rPr>
           <w:rFonts w:ascii="Times New Roman" w:hAnsi="Times New Roman" w:cs="Times New Roman"/>
@@ -489,7 +459,7 @@
     <w:p>
       <w:pPr>
         <w:spacing w:after="0" w:line="240" w:lineRule="auto"/>
-        <w:ind w:left="-426" w:firstLine="426"/>
+        <w:ind w:left="-426" w:firstLine="6380"/>
         <w:jc w:val="both"/>
         <w:rPr>
           <w:rFonts w:ascii="Times New Roman" w:hAnsi="Times New Roman" w:cs="Times New Roman"/>
@@ -505,7 +475,7 @@
     <w:p>
       <w:pPr>
         <w:spacing w:after="0" w:line="240" w:lineRule="auto"/>
-        <w:ind w:left="-426" w:firstLine="426"/>
+        <w:ind w:left="-426" w:firstLine="6380"/>
         <w:jc w:val="both"/>
         <w:rPr>
           <w:rFonts w:ascii="Times New Roman" w:hAnsi="Times New Roman" w:cs="Times New Roman"/>
@@ -521,7 +491,7 @@
     <w:p>
       <w:pPr>
         <w:spacing w:after="0" w:line="240" w:lineRule="auto"/>
-        <w:ind w:left="-426" w:firstLine="426"/>
+        <w:ind w:left="-426" w:firstLine="6380"/>
         <w:jc w:val="both"/>
         <w:rPr>
           <w:rFonts w:ascii="Times New Roman" w:hAnsi="Times New Roman" w:cs="Times New Roman"/>
@@ -531,7 +501,7 @@
     <w:p>
       <w:pPr>
         <w:spacing w:after="0" w:line="240" w:lineRule="auto"/>
-        <w:ind w:left="-426" w:firstLine="426"/>
+        <w:ind w:left="-426" w:firstLine="6380"/>
         <w:jc w:val="both"/>
         <w:rPr>
           <w:rFonts w:ascii="Times New Roman" w:hAnsi="Times New Roman" w:cs="Times New Roman"/>
@@ -547,7 +517,7 @@
     <w:p>
       <w:pPr>
         <w:spacing w:after="0" w:line="240" w:lineRule="auto"/>
-        <w:ind w:left="-426" w:firstLine="426"/>
+        <w:ind w:left="-426" w:firstLine="6380"/>
         <w:jc w:val="both"/>
         <w:rPr>
           <w:rFonts w:ascii="Times New Roman" w:hAnsi="Times New Roman" w:cs="Times New Roman"/>
@@ -557,21 +527,13 @@
         <w:rPr>
           <w:rFonts w:ascii="Times New Roman" w:hAnsi="Times New Roman" w:cs="Times New Roman"/>
         </w:rPr>
-        <w:t xml:space="preserve">Студентка 1 курсу </w:t>
-      </w:r>
-      <w:proofErr w:type="spellStart"/>
-      <w:r>
-        <w:rPr>
-          <w:rFonts w:ascii="Times New Roman" w:hAnsi="Times New Roman" w:cs="Times New Roman"/>
-        </w:rPr>
-        <w:t>НаУКМА</w:t>
-      </w:r>
-      <w:proofErr w:type="spellEnd"/>
+        <w:t>Студентка 1 курсу НаУКМА</w:t>
+      </w:r>
     </w:p>
     <w:p>
       <w:pPr>
         <w:spacing w:after="0" w:line="240" w:lineRule="auto"/>
-        <w:ind w:left="-426" w:firstLine="426"/>
+        <w:ind w:left="-426" w:firstLine="6380"/>
         <w:jc w:val="both"/>
         <w:rPr>
           <w:rFonts w:ascii="Times New Roman" w:hAnsi="Times New Roman" w:cs="Times New Roman"/>
@@ -587,7 +549,7 @@
     <w:p>
       <w:pPr>
         <w:spacing w:after="0" w:line="240" w:lineRule="auto"/>
-        <w:ind w:left="-426" w:firstLine="426"/>
+        <w:ind w:left="-426" w:firstLine="6380"/>
         <w:jc w:val="both"/>
         <w:rPr>
           <w:rFonts w:ascii="Times New Roman" w:hAnsi="Times New Roman" w:cs="Times New Roman"/>
@@ -603,7 +565,7 @@
     <w:p>
       <w:pPr>
         <w:spacing w:after="0" w:line="240" w:lineRule="auto"/>
-        <w:ind w:left="-426" w:firstLine="426"/>
+        <w:ind w:left="-426" w:firstLine="6380"/>
         <w:jc w:val="both"/>
         <w:rPr>
           <w:rFonts w:ascii="Times New Roman" w:hAnsi="Times New Roman" w:cs="Times New Roman"/>
@@ -619,7 +581,7 @@
     <w:p>
       <w:pPr>
         <w:spacing w:after="0" w:line="240" w:lineRule="auto"/>
-        <w:ind w:left="-426" w:firstLine="426"/>
+        <w:ind w:left="-426" w:firstLine="6380"/>
         <w:jc w:val="both"/>
         <w:rPr>
           <w:rFonts w:ascii="Times New Roman" w:hAnsi="Times New Roman" w:cs="Times New Roman"/>
@@ -635,7 +597,7 @@
     <w:p>
       <w:pPr>
         <w:spacing w:after="0" w:line="240" w:lineRule="auto"/>
-        <w:ind w:left="-426" w:firstLine="426"/>
+        <w:ind w:left="-426" w:firstLine="6380"/>
         <w:jc w:val="both"/>
         <w:rPr>
           <w:rFonts w:ascii="Times New Roman" w:hAnsi="Times New Roman" w:cs="Times New Roman"/>
@@ -645,7 +607,7 @@
     <w:p>
       <w:pPr>
         <w:spacing w:after="0" w:line="240" w:lineRule="auto"/>
-        <w:ind w:left="-426" w:firstLine="426"/>
+        <w:ind w:left="-426" w:firstLine="6380"/>
         <w:jc w:val="both"/>
         <w:rPr>
           <w:rFonts w:ascii="Times New Roman" w:hAnsi="Times New Roman" w:cs="Times New Roman"/>
@@ -661,7 +623,7 @@
     <w:p>
       <w:pPr>
         <w:spacing w:after="0" w:line="240" w:lineRule="auto"/>
-        <w:ind w:left="-426" w:firstLine="426"/>
+        <w:ind w:left="-426" w:firstLine="6380"/>
         <w:jc w:val="both"/>
         <w:rPr>
           <w:rFonts w:ascii="Times New Roman" w:hAnsi="Times New Roman" w:cs="Times New Roman"/>
@@ -808,7 +770,7 @@
           <w:sz w:val="28"/>
           <w:szCs w:val="28"/>
         </w:rPr>
-        <w:t xml:space="preserve"> Розробити консольну інформаційну систему обліку студентів та викладачів </w:t>
+        <w:t xml:space="preserve"> Розробити консольну інформаційну систему обліку студентів та викладачів НаУКМА, яка демонструє комплексне використання технологій курсу </w:t>
       </w:r>
       <w:proofErr w:type="spellStart"/>
       <w:r>
@@ -817,7 +779,7 @@
           <w:sz w:val="28"/>
           <w:szCs w:val="28"/>
         </w:rPr>
-        <w:t>НаУКМА</w:t>
+        <w:t>Advanced</w:t>
       </w:r>
       <w:proofErr w:type="spellEnd"/>
       <w:r>
@@ -826,43 +788,7 @@
           <w:sz w:val="28"/>
           <w:szCs w:val="28"/>
         </w:rPr>
-        <w:t xml:space="preserve">, яка демонструє комплексне використання технологій курсу </w:t>
-      </w:r>
-      <w:proofErr w:type="spellStart"/>
-      <w:r>
-        <w:rPr>
-          <w:rFonts w:ascii="Times New Roman" w:hAnsi="Times New Roman" w:cs="Times New Roman"/>
-          <w:sz w:val="28"/>
-          <w:szCs w:val="28"/>
-        </w:rPr>
-        <w:t>Advanced</w:t>
-      </w:r>
-      <w:proofErr w:type="spellEnd"/>
-      <w:r>
-        <w:rPr>
-          <w:rFonts w:ascii="Times New Roman" w:hAnsi="Times New Roman" w:cs="Times New Roman"/>
-          <w:sz w:val="28"/>
-          <w:szCs w:val="28"/>
-        </w:rPr>
-        <w:t xml:space="preserve"> </w:t>
-      </w:r>
-      <w:proofErr w:type="spellStart"/>
-      <w:r>
-        <w:rPr>
-          <w:rFonts w:ascii="Times New Roman" w:hAnsi="Times New Roman" w:cs="Times New Roman"/>
-          <w:sz w:val="28"/>
-          <w:szCs w:val="28"/>
-        </w:rPr>
-        <w:t>Java</w:t>
-      </w:r>
-      <w:proofErr w:type="spellEnd"/>
-      <w:r>
-        <w:rPr>
-          <w:rFonts w:ascii="Times New Roman" w:hAnsi="Times New Roman" w:cs="Times New Roman"/>
-          <w:sz w:val="28"/>
-          <w:szCs w:val="28"/>
-        </w:rPr>
-        <w:t>.</w:t>
+        <w:t xml:space="preserve"> Java.</w:t>
       </w:r>
     </w:p>
     <w:p>
@@ -1177,25 +1103,7 @@
           <w:sz w:val="28"/>
           <w:szCs w:val="28"/>
         </w:rPr>
-        <w:t xml:space="preserve">Використати сучасні інструменти </w:t>
-      </w:r>
-      <w:proofErr w:type="spellStart"/>
-      <w:r>
-        <w:rPr>
-          <w:rFonts w:ascii="Times New Roman" w:hAnsi="Times New Roman" w:cs="Times New Roman"/>
-          <w:sz w:val="28"/>
-          <w:szCs w:val="28"/>
-        </w:rPr>
-        <w:t>Java</w:t>
-      </w:r>
-      <w:proofErr w:type="spellEnd"/>
-      <w:r>
-        <w:rPr>
-          <w:rFonts w:ascii="Times New Roman" w:hAnsi="Times New Roman" w:cs="Times New Roman"/>
-          <w:sz w:val="28"/>
-          <w:szCs w:val="28"/>
-        </w:rPr>
-        <w:t xml:space="preserve"> для роботи з даними (</w:t>
+        <w:t>Використати сучасні інструменти Java для роботи з даними (</w:t>
       </w:r>
       <w:proofErr w:type="spellStart"/>
       <w:r>
@@ -1266,7 +1174,7 @@
           <w:sz w:val="28"/>
           <w:szCs w:val="28"/>
         </w:rPr>
-        <w:t xml:space="preserve">Покрити в </w:t>
+        <w:t xml:space="preserve">Покрити в проєкті основні теми </w:t>
       </w:r>
       <w:proofErr w:type="spellStart"/>
       <w:r>
@@ -1275,7 +1183,7 @@
           <w:sz w:val="28"/>
           <w:szCs w:val="28"/>
         </w:rPr>
-        <w:t>проєкті</w:t>
+        <w:t>Advanced</w:t>
       </w:r>
       <w:proofErr w:type="spellEnd"/>
       <w:r>
@@ -1284,43 +1192,7 @@
           <w:sz w:val="28"/>
           <w:szCs w:val="28"/>
         </w:rPr>
-        <w:t xml:space="preserve"> основні теми </w:t>
-      </w:r>
-      <w:proofErr w:type="spellStart"/>
-      <w:r>
-        <w:rPr>
-          <w:rFonts w:ascii="Times New Roman" w:hAnsi="Times New Roman" w:cs="Times New Roman"/>
-          <w:sz w:val="28"/>
-          <w:szCs w:val="28"/>
-        </w:rPr>
-        <w:t>Advanced</w:t>
-      </w:r>
-      <w:proofErr w:type="spellEnd"/>
-      <w:r>
-        <w:rPr>
-          <w:rFonts w:ascii="Times New Roman" w:hAnsi="Times New Roman" w:cs="Times New Roman"/>
-          <w:sz w:val="28"/>
-          <w:szCs w:val="28"/>
-        </w:rPr>
-        <w:t xml:space="preserve"> </w:t>
-      </w:r>
-      <w:proofErr w:type="spellStart"/>
-      <w:r>
-        <w:rPr>
-          <w:rFonts w:ascii="Times New Roman" w:hAnsi="Times New Roman" w:cs="Times New Roman"/>
-          <w:sz w:val="28"/>
-          <w:szCs w:val="28"/>
-        </w:rPr>
-        <w:t>Java</w:t>
-      </w:r>
-      <w:proofErr w:type="spellEnd"/>
-      <w:r>
-        <w:rPr>
-          <w:rFonts w:ascii="Times New Roman" w:hAnsi="Times New Roman" w:cs="Times New Roman"/>
-          <w:sz w:val="28"/>
-          <w:szCs w:val="28"/>
-        </w:rPr>
-        <w:t xml:space="preserve"> (ООП, </w:t>
+        <w:t xml:space="preserve"> Java (ООП, </w:t>
       </w:r>
       <w:proofErr w:type="spellStart"/>
       <w:r>
@@ -1639,7 +1511,6 @@
           <w:szCs w:val="28"/>
         </w:rPr>
       </w:pPr>
-      <w:proofErr w:type="spellStart"/>
       <w:r>
         <w:rPr>
           <w:rFonts w:ascii="Times New Roman" w:hAnsi="Times New Roman" w:cs="Times New Roman"/>
@@ -1648,23 +1519,12 @@
           <w:sz w:val="28"/>
           <w:szCs w:val="28"/>
         </w:rPr>
-        <w:t>Шепетюк</w:t>
-      </w:r>
-      <w:proofErr w:type="spellEnd"/>
-      <w:r>
-        <w:rPr>
-          <w:rFonts w:ascii="Times New Roman" w:hAnsi="Times New Roman" w:cs="Times New Roman"/>
-          <w:i/>
-          <w:iCs/>
-          <w:sz w:val="28"/>
-          <w:szCs w:val="28"/>
-        </w:rPr>
-        <w:t xml:space="preserve"> Ангеліна: </w:t>
-      </w:r>
-    </w:p>
-    <w:p>
-      <w:pPr>
-        <w:pStyle w:val="ListParagraph"/>
+        <w:t xml:space="preserve">Шепетюк Ангеліна: </w:t>
+      </w:r>
+    </w:p>
+    <w:p>
+      <w:pPr>
+        <w:pStyle w:val="a9"/>
         <w:numPr>
           <w:ilvl w:val="0"/>
           <w:numId w:val="3"/>
@@ -1695,7 +1555,7 @@
     </w:p>
     <w:p>
       <w:pPr>
-        <w:pStyle w:val="ListParagraph"/>
+        <w:pStyle w:val="a9"/>
         <w:numPr>
           <w:ilvl w:val="1"/>
           <w:numId w:val="3"/>
@@ -1848,7 +1708,7 @@
     </w:p>
     <w:p>
       <w:pPr>
-        <w:pStyle w:val="ListParagraph"/>
+        <w:pStyle w:val="a9"/>
         <w:numPr>
           <w:ilvl w:val="1"/>
           <w:numId w:val="3"/>
@@ -1871,7 +1731,7 @@
     </w:p>
     <w:p>
       <w:pPr>
-        <w:pStyle w:val="ListParagraph"/>
+        <w:pStyle w:val="a9"/>
         <w:numPr>
           <w:ilvl w:val="1"/>
           <w:numId w:val="3"/>
@@ -1894,7 +1754,7 @@
     </w:p>
     <w:p>
       <w:pPr>
-        <w:pStyle w:val="ListParagraph"/>
+        <w:pStyle w:val="a9"/>
         <w:numPr>
           <w:ilvl w:val="0"/>
           <w:numId w:val="3"/>
@@ -1917,7 +1777,7 @@
     </w:p>
     <w:p>
       <w:pPr>
-        <w:pStyle w:val="ListParagraph"/>
+        <w:pStyle w:val="a9"/>
         <w:numPr>
           <w:ilvl w:val="1"/>
           <w:numId w:val="3"/>
@@ -1949,7 +1809,7 @@
     </w:p>
     <w:p>
       <w:pPr>
-        <w:pStyle w:val="ListParagraph"/>
+        <w:pStyle w:val="a9"/>
         <w:numPr>
           <w:ilvl w:val="1"/>
           <w:numId w:val="3"/>
@@ -1972,7 +1832,7 @@
     </w:p>
     <w:p>
       <w:pPr>
-        <w:pStyle w:val="ListParagraph"/>
+        <w:pStyle w:val="a9"/>
         <w:numPr>
           <w:ilvl w:val="1"/>
           <w:numId w:val="3"/>
@@ -2013,7 +1873,7 @@
     </w:p>
     <w:p>
       <w:pPr>
-        <w:pStyle w:val="ListParagraph"/>
+        <w:pStyle w:val="a9"/>
         <w:numPr>
           <w:ilvl w:val="1"/>
           <w:numId w:val="3"/>
@@ -2036,7 +1896,7 @@
     </w:p>
     <w:p>
       <w:pPr>
-        <w:pStyle w:val="ListParagraph"/>
+        <w:pStyle w:val="a9"/>
         <w:numPr>
           <w:ilvl w:val="1"/>
           <w:numId w:val="3"/>
@@ -2076,7 +1936,7 @@
     </w:p>
     <w:p>
       <w:pPr>
-        <w:pStyle w:val="ListParagraph"/>
+        <w:pStyle w:val="a9"/>
         <w:numPr>
           <w:ilvl w:val="1"/>
           <w:numId w:val="3"/>
@@ -2136,7 +1996,7 @@
     </w:p>
     <w:p>
       <w:pPr>
-        <w:pStyle w:val="ListParagraph"/>
+        <w:pStyle w:val="a9"/>
         <w:numPr>
           <w:ilvl w:val="0"/>
           <w:numId w:val="3"/>
@@ -2179,7 +2039,7 @@
     </w:p>
     <w:p>
       <w:pPr>
-        <w:pStyle w:val="ListParagraph"/>
+        <w:pStyle w:val="a9"/>
         <w:numPr>
           <w:ilvl w:val="1"/>
           <w:numId w:val="3"/>
@@ -2230,7 +2090,7 @@
     </w:p>
     <w:p>
       <w:pPr>
-        <w:pStyle w:val="ListParagraph"/>
+        <w:pStyle w:val="a9"/>
         <w:numPr>
           <w:ilvl w:val="1"/>
           <w:numId w:val="3"/>
@@ -2269,7 +2129,7 @@
     </w:p>
     <w:p>
       <w:pPr>
-        <w:pStyle w:val="ListParagraph"/>
+        <w:pStyle w:val="a9"/>
         <w:numPr>
           <w:ilvl w:val="1"/>
           <w:numId w:val="3"/>
@@ -2292,7 +2152,7 @@
     </w:p>
     <w:p>
       <w:pPr>
-        <w:pStyle w:val="ListParagraph"/>
+        <w:pStyle w:val="a9"/>
         <w:spacing w:after="0" w:line="240" w:lineRule="auto"/>
         <w:ind w:left="1440"/>
         <w:rPr>
@@ -2327,7 +2187,7 @@
     </w:p>
     <w:p>
       <w:pPr>
-        <w:pStyle w:val="ListParagraph"/>
+        <w:pStyle w:val="a9"/>
         <w:numPr>
           <w:ilvl w:val="0"/>
           <w:numId w:val="4"/>
@@ -2345,20 +2205,12 @@
           <w:sz w:val="28"/>
           <w:szCs w:val="28"/>
         </w:rPr>
-        <w:t xml:space="preserve">Управління об’єктами </w:t>
-      </w:r>
-      <w:r>
-        <w:rPr>
-          <w:rFonts w:ascii="Times New Roman" w:hAnsi="Times New Roman" w:cs="Times New Roman"/>
-          <w:sz w:val="28"/>
-          <w:szCs w:val="28"/>
-        </w:rPr>
-        <w:t>Студента та Вчителя</w:t>
-      </w:r>
-    </w:p>
-    <w:p>
-      <w:pPr>
-        <w:pStyle w:val="ListParagraph"/>
+        <w:t>Управління об’єктами Студента та Вчителя</w:t>
+      </w:r>
+    </w:p>
+    <w:p>
+      <w:pPr>
+        <w:pStyle w:val="a9"/>
         <w:numPr>
           <w:ilvl w:val="1"/>
           <w:numId w:val="4"/>
@@ -2385,15 +2237,158 @@
           <w:kern w:val="0"/>
           <w:sz w:val="28"/>
           <w:szCs w:val="28"/>
-          <w:lang w:val="en-UA"/>
-          <w14:ligatures w14:val="none"/>
-        </w:rPr>
-        <w:t>базового класу Person та спадкоємців Student і Teacher з повною реалізацією конструкторів, методів toString(), hashCode() та equals().</w:t>
-      </w:r>
-    </w:p>
-    <w:p>
-      <w:pPr>
-        <w:pStyle w:val="ListParagraph"/>
+          <w14:ligatures w14:val="none"/>
+        </w:rPr>
+        <w:t>базового класу </w:t>
+      </w:r>
+      <w:proofErr w:type="spellStart"/>
+      <w:r>
+        <w:rPr>
+          <w:rFonts w:ascii="Times New Roman" w:eastAsia="Times New Roman" w:hAnsi="Times New Roman" w:cs="Times New Roman"/>
+          <w:color w:val="000000"/>
+          <w:kern w:val="0"/>
+          <w:sz w:val="28"/>
+          <w:szCs w:val="28"/>
+          <w14:ligatures w14:val="none"/>
+        </w:rPr>
+        <w:t>Person</w:t>
+      </w:r>
+      <w:proofErr w:type="spellEnd"/>
+      <w:r>
+        <w:rPr>
+          <w:rFonts w:ascii="Times New Roman" w:eastAsia="Times New Roman" w:hAnsi="Times New Roman" w:cs="Times New Roman"/>
+          <w:color w:val="000000"/>
+          <w:kern w:val="0"/>
+          <w:sz w:val="28"/>
+          <w:szCs w:val="28"/>
+          <w14:ligatures w14:val="none"/>
+        </w:rPr>
+        <w:t> та спадкоємців </w:t>
+      </w:r>
+      <w:proofErr w:type="spellStart"/>
+      <w:r>
+        <w:rPr>
+          <w:rFonts w:ascii="Times New Roman" w:eastAsia="Times New Roman" w:hAnsi="Times New Roman" w:cs="Times New Roman"/>
+          <w:color w:val="000000"/>
+          <w:kern w:val="0"/>
+          <w:sz w:val="28"/>
+          <w:szCs w:val="28"/>
+          <w14:ligatures w14:val="none"/>
+        </w:rPr>
+        <w:t>Student</w:t>
+      </w:r>
+      <w:proofErr w:type="spellEnd"/>
+      <w:r>
+        <w:rPr>
+          <w:rFonts w:ascii="Times New Roman" w:eastAsia="Times New Roman" w:hAnsi="Times New Roman" w:cs="Times New Roman"/>
+          <w:color w:val="000000"/>
+          <w:kern w:val="0"/>
+          <w:sz w:val="28"/>
+          <w:szCs w:val="28"/>
+          <w14:ligatures w14:val="none"/>
+        </w:rPr>
+        <w:t> і </w:t>
+      </w:r>
+      <w:proofErr w:type="spellStart"/>
+      <w:r>
+        <w:rPr>
+          <w:rFonts w:ascii="Times New Roman" w:eastAsia="Times New Roman" w:hAnsi="Times New Roman" w:cs="Times New Roman"/>
+          <w:color w:val="000000"/>
+          <w:kern w:val="0"/>
+          <w:sz w:val="28"/>
+          <w:szCs w:val="28"/>
+          <w14:ligatures w14:val="none"/>
+        </w:rPr>
+        <w:t>Teacher</w:t>
+      </w:r>
+      <w:proofErr w:type="spellEnd"/>
+      <w:r>
+        <w:rPr>
+          <w:rFonts w:ascii="Times New Roman" w:eastAsia="Times New Roman" w:hAnsi="Times New Roman" w:cs="Times New Roman"/>
+          <w:color w:val="000000"/>
+          <w:kern w:val="0"/>
+          <w:sz w:val="28"/>
+          <w:szCs w:val="28"/>
+          <w14:ligatures w14:val="none"/>
+        </w:rPr>
+        <w:t> з повною реалізацією конструкторів, методів </w:t>
+      </w:r>
+      <w:proofErr w:type="spellStart"/>
+      <w:r>
+        <w:rPr>
+          <w:rFonts w:ascii="Times New Roman" w:eastAsia="Times New Roman" w:hAnsi="Times New Roman" w:cs="Times New Roman"/>
+          <w:color w:val="000000"/>
+          <w:kern w:val="0"/>
+          <w:sz w:val="28"/>
+          <w:szCs w:val="28"/>
+          <w14:ligatures w14:val="none"/>
+        </w:rPr>
+        <w:t>toString</w:t>
+      </w:r>
+      <w:proofErr w:type="spellEnd"/>
+      <w:r>
+        <w:rPr>
+          <w:rFonts w:ascii="Times New Roman" w:eastAsia="Times New Roman" w:hAnsi="Times New Roman" w:cs="Times New Roman"/>
+          <w:color w:val="000000"/>
+          <w:kern w:val="0"/>
+          <w:sz w:val="28"/>
+          <w:szCs w:val="28"/>
+          <w14:ligatures w14:val="none"/>
+        </w:rPr>
+        <w:t>(), </w:t>
+      </w:r>
+      <w:proofErr w:type="spellStart"/>
+      <w:r>
+        <w:rPr>
+          <w:rFonts w:ascii="Times New Roman" w:eastAsia="Times New Roman" w:hAnsi="Times New Roman" w:cs="Times New Roman"/>
+          <w:color w:val="000000"/>
+          <w:kern w:val="0"/>
+          <w:sz w:val="28"/>
+          <w:szCs w:val="28"/>
+          <w14:ligatures w14:val="none"/>
+        </w:rPr>
+        <w:t>hashCode</w:t>
+      </w:r>
+      <w:proofErr w:type="spellEnd"/>
+      <w:r>
+        <w:rPr>
+          <w:rFonts w:ascii="Times New Roman" w:eastAsia="Times New Roman" w:hAnsi="Times New Roman" w:cs="Times New Roman"/>
+          <w:color w:val="000000"/>
+          <w:kern w:val="0"/>
+          <w:sz w:val="28"/>
+          <w:szCs w:val="28"/>
+          <w14:ligatures w14:val="none"/>
+        </w:rPr>
+        <w:t>() та </w:t>
+      </w:r>
+      <w:proofErr w:type="spellStart"/>
+      <w:r>
+        <w:rPr>
+          <w:rFonts w:ascii="Times New Roman" w:eastAsia="Times New Roman" w:hAnsi="Times New Roman" w:cs="Times New Roman"/>
+          <w:color w:val="000000"/>
+          <w:kern w:val="0"/>
+          <w:sz w:val="28"/>
+          <w:szCs w:val="28"/>
+          <w14:ligatures w14:val="none"/>
+        </w:rPr>
+        <w:t>equals</w:t>
+      </w:r>
+      <w:proofErr w:type="spellEnd"/>
+      <w:r>
+        <w:rPr>
+          <w:rFonts w:ascii="Times New Roman" w:eastAsia="Times New Roman" w:hAnsi="Times New Roman" w:cs="Times New Roman"/>
+          <w:color w:val="000000"/>
+          <w:kern w:val="0"/>
+          <w:sz w:val="28"/>
+          <w:szCs w:val="28"/>
+          <w14:ligatures w14:val="none"/>
+        </w:rPr>
+        <w:t>().</w:t>
+      </w:r>
+    </w:p>
+    <w:p>
+      <w:pPr>
+        <w:pStyle w:val="a9"/>
         <w:numPr>
           <w:ilvl w:val="1"/>
           <w:numId w:val="4"/>
@@ -2411,36 +2406,12 @@
           <w:sz w:val="28"/>
           <w:szCs w:val="28"/>
         </w:rPr>
-        <w:t xml:space="preserve">Розробка консольних сервісів, що дають опції для видалення/створення/редагування </w:t>
-      </w:r>
-      <w:r>
-        <w:rPr>
-          <w:rFonts w:ascii="Times New Roman" w:hAnsi="Times New Roman" w:cs="Times New Roman"/>
-          <w:sz w:val="28"/>
-          <w:szCs w:val="28"/>
-        </w:rPr>
-        <w:t>Студентів</w:t>
-      </w:r>
-      <w:r>
-        <w:rPr>
-          <w:rFonts w:ascii="Times New Roman" w:hAnsi="Times New Roman" w:cs="Times New Roman"/>
-          <w:sz w:val="28"/>
-          <w:szCs w:val="28"/>
-        </w:rPr>
-        <w:t xml:space="preserve"> та </w:t>
-      </w:r>
-      <w:r>
-        <w:rPr>
-          <w:rFonts w:ascii="Times New Roman" w:hAnsi="Times New Roman" w:cs="Times New Roman"/>
-          <w:sz w:val="28"/>
-          <w:szCs w:val="28"/>
-        </w:rPr>
-        <w:t>Вчителів</w:t>
-      </w:r>
-    </w:p>
-    <w:p>
-      <w:pPr>
-        <w:pStyle w:val="ListParagraph"/>
+        <w:t>Розробка консольних сервісів, що дають опції для видалення/створення/редагування Студентів та Вчителів</w:t>
+      </w:r>
+    </w:p>
+    <w:p>
+      <w:pPr>
+        <w:pStyle w:val="a9"/>
         <w:numPr>
           <w:ilvl w:val="1"/>
           <w:numId w:val="4"/>
@@ -2458,36 +2429,12 @@
           <w:sz w:val="28"/>
           <w:szCs w:val="28"/>
         </w:rPr>
-        <w:t xml:space="preserve">Створення методів для пошуку та зберігання </w:t>
-      </w:r>
-      <w:r>
-        <w:rPr>
-          <w:rFonts w:ascii="Times New Roman" w:hAnsi="Times New Roman" w:cs="Times New Roman"/>
-          <w:sz w:val="28"/>
-          <w:szCs w:val="28"/>
-        </w:rPr>
-        <w:t>Студентів</w:t>
-      </w:r>
-      <w:r>
-        <w:rPr>
-          <w:rFonts w:ascii="Times New Roman" w:hAnsi="Times New Roman" w:cs="Times New Roman"/>
-          <w:sz w:val="28"/>
-          <w:szCs w:val="28"/>
-        </w:rPr>
-        <w:t xml:space="preserve"> та </w:t>
-      </w:r>
-      <w:r>
-        <w:rPr>
-          <w:rFonts w:ascii="Times New Roman" w:hAnsi="Times New Roman" w:cs="Times New Roman"/>
-          <w:sz w:val="28"/>
-          <w:szCs w:val="28"/>
-        </w:rPr>
-        <w:t>Вчителів</w:t>
-      </w:r>
-    </w:p>
-    <w:p>
-      <w:pPr>
-        <w:pStyle w:val="ListParagraph"/>
+        <w:t>Створення методів для пошуку та зберігання Студентів та Вчителів</w:t>
+      </w:r>
+    </w:p>
+    <w:p>
+      <w:pPr>
+        <w:pStyle w:val="a9"/>
         <w:numPr>
           <w:ilvl w:val="1"/>
           <w:numId w:val="4"/>
@@ -2514,7 +2461,6 @@
           <w:kern w:val="0"/>
           <w:sz w:val="28"/>
           <w:szCs w:val="28"/>
-          <w:lang w:val="en-UA"/>
           <w14:ligatures w14:val="none"/>
         </w:rPr>
         <w:t>автоматичного підрахунку віку на основі дати народження та стажу роботи</w:t>
@@ -2537,7 +2483,7 @@
           <w:kern w:val="0"/>
           <w:sz w:val="28"/>
           <w:szCs w:val="28"/>
-          <w:lang w:val="en-US"/>
+          <w:lang w:val="ru-RU"/>
           <w14:ligatures w14:val="none"/>
         </w:rPr>
         <w:t xml:space="preserve"> </w:t>
@@ -2553,7 +2499,6 @@
         </w:rPr>
         <w:t xml:space="preserve">через </w:t>
       </w:r>
-      <w:proofErr w:type="spellStart"/>
       <w:r>
         <w:rPr>
           <w:rFonts w:ascii="Times New Roman" w:hAnsi="Times New Roman" w:cs="Times New Roman"/>
@@ -2562,18 +2507,7 @@
           <w:szCs w:val="28"/>
           <w:shd w:val="clear" w:color="auto" w:fill="FFFFFF"/>
         </w:rPr>
-        <w:t>Java</w:t>
-      </w:r>
-      <w:proofErr w:type="spellEnd"/>
-      <w:r>
-        <w:rPr>
-          <w:rFonts w:ascii="Times New Roman" w:hAnsi="Times New Roman" w:cs="Times New Roman"/>
-          <w:color w:val="333333"/>
-          <w:sz w:val="28"/>
-          <w:szCs w:val="28"/>
-          <w:shd w:val="clear" w:color="auto" w:fill="FFFFFF"/>
-        </w:rPr>
-        <w:t xml:space="preserve"> </w:t>
+        <w:t xml:space="preserve">Java </w:t>
       </w:r>
       <w:proofErr w:type="spellStart"/>
       <w:r>
@@ -2620,7 +2554,7 @@
     </w:p>
     <w:p>
       <w:pPr>
-        <w:pStyle w:val="ListParagraph"/>
+        <w:pStyle w:val="a9"/>
         <w:numPr>
           <w:ilvl w:val="0"/>
           <w:numId w:val="4"/>
@@ -2632,18 +2566,16 @@
           <w:kern w:val="0"/>
           <w:sz w:val="28"/>
           <w:szCs w:val="28"/>
-          <w:lang w:val="en-UA"/>
-          <w14:ligatures w14:val="none"/>
-        </w:rPr>
-      </w:pPr>
-      <w:r>
-        <w:rPr>
-          <w:rFonts w:ascii="Times New Roman" w:eastAsia="Times New Roman" w:hAnsi="Times New Roman" w:cs="Times New Roman"/>
-          <w:color w:val="000000"/>
-          <w:kern w:val="0"/>
-          <w:sz w:val="28"/>
-          <w:szCs w:val="28"/>
-          <w:lang w:val="en-UA"/>
+          <w14:ligatures w14:val="none"/>
+        </w:rPr>
+      </w:pPr>
+      <w:r>
+        <w:rPr>
+          <w:rFonts w:ascii="Times New Roman" w:eastAsia="Times New Roman" w:hAnsi="Times New Roman" w:cs="Times New Roman"/>
+          <w:color w:val="000000"/>
+          <w:kern w:val="0"/>
+          <w:sz w:val="28"/>
+          <w:szCs w:val="28"/>
           <w14:ligatures w14:val="none"/>
         </w:rPr>
         <w:t xml:space="preserve"> Обробка даних </w:t>
@@ -2651,7 +2583,7 @@
     </w:p>
     <w:p>
       <w:pPr>
-        <w:pStyle w:val="ListParagraph"/>
+        <w:pStyle w:val="a9"/>
         <w:numPr>
           <w:ilvl w:val="0"/>
           <w:numId w:val="12"/>
@@ -2663,26 +2595,48 @@
           <w:kern w:val="0"/>
           <w:sz w:val="28"/>
           <w:szCs w:val="28"/>
-          <w:lang w:val="en-UA"/>
-          <w14:ligatures w14:val="none"/>
-        </w:rPr>
-      </w:pPr>
-      <w:r>
-        <w:rPr>
-          <w:rFonts w:ascii="Times New Roman" w:eastAsia="Times New Roman" w:hAnsi="Times New Roman" w:cs="Times New Roman"/>
-          <w:color w:val="000000"/>
-          <w:kern w:val="0"/>
-          <w:sz w:val="28"/>
-          <w:szCs w:val="28"/>
-          <w:lang w:val="en-UA"/>
-          <w14:ligatures w14:val="none"/>
-        </w:rPr>
-        <w:t>Реалізація складних зв'язків для викладачів: один викладач може належати до кількох кафедр одночасно.</w:t>
-      </w:r>
-    </w:p>
-    <w:p>
-      <w:pPr>
-        <w:pStyle w:val="ListParagraph"/>
+          <w14:ligatures w14:val="none"/>
+        </w:rPr>
+      </w:pPr>
+      <w:r>
+        <w:rPr>
+          <w:rFonts w:ascii="Times New Roman" w:eastAsia="Times New Roman" w:hAnsi="Times New Roman" w:cs="Times New Roman"/>
+          <w:color w:val="000000"/>
+          <w:kern w:val="0"/>
+          <w:sz w:val="28"/>
+          <w:szCs w:val="28"/>
+          <w14:ligatures w14:val="none"/>
+        </w:rPr>
+        <w:t xml:space="preserve">Реалізація складних </w:t>
+      </w:r>
+      <w:proofErr w:type="spellStart"/>
+      <w:r>
+        <w:rPr>
+          <w:rFonts w:ascii="Times New Roman" w:eastAsia="Times New Roman" w:hAnsi="Times New Roman" w:cs="Times New Roman"/>
+          <w:color w:val="000000"/>
+          <w:kern w:val="0"/>
+          <w:sz w:val="28"/>
+          <w:szCs w:val="28"/>
+          <w14:ligatures w14:val="none"/>
+        </w:rPr>
+        <w:t>зв'язків</w:t>
+      </w:r>
+      <w:proofErr w:type="spellEnd"/>
+      <w:r>
+        <w:rPr>
+          <w:rFonts w:ascii="Times New Roman" w:eastAsia="Times New Roman" w:hAnsi="Times New Roman" w:cs="Times New Roman"/>
+          <w:color w:val="000000"/>
+          <w:kern w:val="0"/>
+          <w:sz w:val="28"/>
+          <w:szCs w:val="28"/>
+          <w14:ligatures w14:val="none"/>
+        </w:rPr>
+        <w:t xml:space="preserve"> для викладачів: один викладач може належати до кількох кафедр одночасно.</w:t>
+      </w:r>
+    </w:p>
+    <w:p>
+      <w:pPr>
+        <w:pStyle w:val="a9"/>
         <w:numPr>
           <w:ilvl w:val="0"/>
           <w:numId w:val="12"/>
@@ -2694,18 +2648,16 @@
           <w:kern w:val="0"/>
           <w:sz w:val="28"/>
           <w:szCs w:val="28"/>
-          <w:lang w:val="en-UA"/>
-          <w14:ligatures w14:val="none"/>
-        </w:rPr>
-      </w:pPr>
-      <w:r>
-        <w:rPr>
-          <w:rFonts w:ascii="Times New Roman" w:eastAsia="Times New Roman" w:hAnsi="Times New Roman" w:cs="Times New Roman"/>
-          <w:color w:val="000000"/>
-          <w:kern w:val="0"/>
-          <w:sz w:val="28"/>
-          <w:szCs w:val="28"/>
-          <w:lang w:val="en-UA"/>
+          <w14:ligatures w14:val="none"/>
+        </w:rPr>
+      </w:pPr>
+      <w:r>
+        <w:rPr>
+          <w:rFonts w:ascii="Times New Roman" w:eastAsia="Times New Roman" w:hAnsi="Times New Roman" w:cs="Times New Roman"/>
+          <w:color w:val="000000"/>
+          <w:kern w:val="0"/>
+          <w:sz w:val="28"/>
+          <w:szCs w:val="28"/>
           <w14:ligatures w14:val="none"/>
         </w:rPr>
         <w:t>Розробка системи реєстрації студентів у навчальних групах з автоматичним підтягуванням факультету та кафедри.</w:t>
@@ -2713,7 +2665,7 @@
     </w:p>
     <w:p>
       <w:pPr>
-        <w:pStyle w:val="ListParagraph"/>
+        <w:pStyle w:val="a9"/>
         <w:numPr>
           <w:ilvl w:val="0"/>
           <w:numId w:val="12"/>
@@ -2725,18 +2677,16 @@
           <w:kern w:val="0"/>
           <w:sz w:val="28"/>
           <w:szCs w:val="28"/>
-          <w:lang w:val="en-UA"/>
-          <w14:ligatures w14:val="none"/>
-        </w:rPr>
-      </w:pPr>
-      <w:r>
-        <w:rPr>
-          <w:rFonts w:ascii="Times New Roman" w:eastAsia="Times New Roman" w:hAnsi="Times New Roman" w:cs="Times New Roman"/>
-          <w:color w:val="000000"/>
-          <w:kern w:val="0"/>
-          <w:sz w:val="28"/>
-          <w:szCs w:val="28"/>
-          <w:lang w:val="en-UA"/>
+          <w14:ligatures w14:val="none"/>
+        </w:rPr>
+      </w:pPr>
+      <w:r>
+        <w:rPr>
+          <w:rFonts w:ascii="Times New Roman" w:eastAsia="Times New Roman" w:hAnsi="Times New Roman" w:cs="Times New Roman"/>
+          <w:color w:val="000000"/>
+          <w:kern w:val="0"/>
+          <w:sz w:val="28"/>
+          <w:szCs w:val="28"/>
           <w14:ligatures w14:val="none"/>
         </w:rPr>
         <w:t>Збереження та завантаження даних студентів у форматі </w:t>
@@ -2748,7 +2698,6 @@
           <w:kern w:val="0"/>
           <w:sz w:val="28"/>
           <w:szCs w:val="28"/>
-          <w:lang w:val="en-UA"/>
           <w14:ligatures w14:val="none"/>
         </w:rPr>
         <w:t>.</w:t>
@@ -2772,7 +2721,6 @@
           <w:kern w:val="0"/>
           <w:sz w:val="28"/>
           <w:szCs w:val="28"/>
-          <w:lang w:val="en-UA"/>
           <w14:ligatures w14:val="none"/>
         </w:rPr>
         <w:t> з використанням Java NIO.2 </w:t>
@@ -2784,7 +2732,6 @@
           <w:kern w:val="0"/>
           <w:sz w:val="28"/>
           <w:szCs w:val="28"/>
-          <w:lang w:val="en-UA"/>
           <w14:ligatures w14:val="none"/>
         </w:rPr>
         <w:t>.</w:t>
@@ -2792,7 +2739,7 @@
     </w:p>
     <w:p>
       <w:pPr>
-        <w:pStyle w:val="ListParagraph"/>
+        <w:pStyle w:val="a9"/>
         <w:spacing w:before="100" w:beforeAutospacing="1" w:after="100" w:afterAutospacing="1" w:line="240" w:lineRule="auto"/>
         <w:rPr>
           <w:rFonts w:ascii="Times New Roman" w:eastAsia="Times New Roman" w:hAnsi="Times New Roman" w:cs="Times New Roman"/>
@@ -2800,14 +2747,13 @@
           <w:kern w:val="0"/>
           <w:sz w:val="28"/>
           <w:szCs w:val="28"/>
-          <w:lang w:val="en-UA"/>
-          <w14:ligatures w14:val="none"/>
-        </w:rPr>
-      </w:pPr>
-    </w:p>
-    <w:p>
-      <w:pPr>
-        <w:pStyle w:val="ListParagraph"/>
+          <w14:ligatures w14:val="none"/>
+        </w:rPr>
+      </w:pPr>
+    </w:p>
+    <w:p>
+      <w:pPr>
+        <w:pStyle w:val="a9"/>
         <w:numPr>
           <w:ilvl w:val="0"/>
           <w:numId w:val="4"/>
@@ -2819,18 +2765,16 @@
           <w:kern w:val="0"/>
           <w:sz w:val="28"/>
           <w:szCs w:val="28"/>
-          <w:lang w:val="en-UA"/>
-          <w14:ligatures w14:val="none"/>
-        </w:rPr>
-      </w:pPr>
-      <w:r>
-        <w:rPr>
-          <w:rFonts w:ascii="Times New Roman" w:eastAsia="Times New Roman" w:hAnsi="Times New Roman" w:cs="Times New Roman"/>
-          <w:color w:val="000000"/>
-          <w:kern w:val="0"/>
-          <w:sz w:val="28"/>
-          <w:szCs w:val="28"/>
-          <w:lang w:val="en-UA"/>
+          <w14:ligatures w14:val="none"/>
+        </w:rPr>
+      </w:pPr>
+      <w:r>
+        <w:rPr>
+          <w:rFonts w:ascii="Times New Roman" w:eastAsia="Times New Roman" w:hAnsi="Times New Roman" w:cs="Times New Roman"/>
+          <w:color w:val="000000"/>
+          <w:kern w:val="0"/>
+          <w:sz w:val="28"/>
+          <w:szCs w:val="28"/>
           <w14:ligatures w14:val="none"/>
         </w:rPr>
         <w:lastRenderedPageBreak/>
@@ -2850,7 +2794,7 @@
     </w:p>
     <w:p>
       <w:pPr>
-        <w:pStyle w:val="ListParagraph"/>
+        <w:pStyle w:val="a9"/>
         <w:numPr>
           <w:ilvl w:val="0"/>
           <w:numId w:val="14"/>
@@ -2862,26 +2806,72 @@
           <w:kern w:val="0"/>
           <w:sz w:val="28"/>
           <w:szCs w:val="28"/>
-          <w:lang w:val="en-UA"/>
-          <w14:ligatures w14:val="none"/>
-        </w:rPr>
-      </w:pPr>
-      <w:r>
-        <w:rPr>
-          <w:rFonts w:ascii="Times New Roman" w:eastAsia="Times New Roman" w:hAnsi="Times New Roman" w:cs="Times New Roman"/>
-          <w:color w:val="000000"/>
-          <w:kern w:val="0"/>
-          <w:sz w:val="28"/>
-          <w:szCs w:val="28"/>
-          <w:lang w:val="en-UA"/>
-          <w14:ligatures w14:val="none"/>
-        </w:rPr>
-        <w:t>Написання тестів (JUnit 5) для перевірки критичної логіки: зміна курсів, розрахунок віку, валідація навантаження викладачів.</w:t>
-      </w:r>
-    </w:p>
-    <w:p>
-      <w:pPr>
-        <w:pStyle w:val="ListParagraph"/>
+          <w14:ligatures w14:val="none"/>
+        </w:rPr>
+      </w:pPr>
+      <w:r>
+        <w:rPr>
+          <w:rFonts w:ascii="Times New Roman" w:eastAsia="Times New Roman" w:hAnsi="Times New Roman" w:cs="Times New Roman"/>
+          <w:color w:val="000000"/>
+          <w:kern w:val="0"/>
+          <w:sz w:val="28"/>
+          <w:szCs w:val="28"/>
+          <w14:ligatures w14:val="none"/>
+        </w:rPr>
+        <w:t>Написання тестів (</w:t>
+      </w:r>
+      <w:proofErr w:type="spellStart"/>
+      <w:r>
+        <w:rPr>
+          <w:rFonts w:ascii="Times New Roman" w:eastAsia="Times New Roman" w:hAnsi="Times New Roman" w:cs="Times New Roman"/>
+          <w:color w:val="000000"/>
+          <w:kern w:val="0"/>
+          <w:sz w:val="28"/>
+          <w:szCs w:val="28"/>
+          <w14:ligatures w14:val="none"/>
+        </w:rPr>
+        <w:t>JUnit</w:t>
+      </w:r>
+      <w:proofErr w:type="spellEnd"/>
+      <w:r>
+        <w:rPr>
+          <w:rFonts w:ascii="Times New Roman" w:eastAsia="Times New Roman" w:hAnsi="Times New Roman" w:cs="Times New Roman"/>
+          <w:color w:val="000000"/>
+          <w:kern w:val="0"/>
+          <w:sz w:val="28"/>
+          <w:szCs w:val="28"/>
+          <w14:ligatures w14:val="none"/>
+        </w:rPr>
+        <w:t xml:space="preserve"> 5) для перевірки критичної логіки: зміна курсів, розрахунок віку, </w:t>
+      </w:r>
+      <w:proofErr w:type="spellStart"/>
+      <w:r>
+        <w:rPr>
+          <w:rFonts w:ascii="Times New Roman" w:eastAsia="Times New Roman" w:hAnsi="Times New Roman" w:cs="Times New Roman"/>
+          <w:color w:val="000000"/>
+          <w:kern w:val="0"/>
+          <w:sz w:val="28"/>
+          <w:szCs w:val="28"/>
+          <w14:ligatures w14:val="none"/>
+        </w:rPr>
+        <w:t>валідація</w:t>
+      </w:r>
+      <w:proofErr w:type="spellEnd"/>
+      <w:r>
+        <w:rPr>
+          <w:rFonts w:ascii="Times New Roman" w:eastAsia="Times New Roman" w:hAnsi="Times New Roman" w:cs="Times New Roman"/>
+          <w:color w:val="000000"/>
+          <w:kern w:val="0"/>
+          <w:sz w:val="28"/>
+          <w:szCs w:val="28"/>
+          <w14:ligatures w14:val="none"/>
+        </w:rPr>
+        <w:t xml:space="preserve"> навантаження викладачів.</w:t>
+      </w:r>
+    </w:p>
+    <w:p>
+      <w:pPr>
+        <w:pStyle w:val="a9"/>
         <w:numPr>
           <w:ilvl w:val="0"/>
           <w:numId w:val="14"/>
@@ -2893,18 +2883,16 @@
           <w:kern w:val="0"/>
           <w:sz w:val="28"/>
           <w:szCs w:val="28"/>
-          <w:lang w:val="en-UA"/>
-          <w14:ligatures w14:val="none"/>
-        </w:rPr>
-      </w:pPr>
-      <w:r>
-        <w:rPr>
-          <w:rFonts w:ascii="Times New Roman" w:eastAsia="Times New Roman" w:hAnsi="Times New Roman" w:cs="Times New Roman"/>
-          <w:color w:val="000000"/>
-          <w:kern w:val="0"/>
-          <w:sz w:val="28"/>
-          <w:szCs w:val="28"/>
-          <w:lang w:val="en-UA"/>
+          <w14:ligatures w14:val="none"/>
+        </w:rPr>
+      </w:pPr>
+      <w:r>
+        <w:rPr>
+          <w:rFonts w:ascii="Times New Roman" w:eastAsia="Times New Roman" w:hAnsi="Times New Roman" w:cs="Times New Roman"/>
+          <w:color w:val="000000"/>
+          <w:kern w:val="0"/>
+          <w:sz w:val="28"/>
+          <w:szCs w:val="28"/>
           <w14:ligatures w14:val="none"/>
         </w:rPr>
         <w:t>Створення ієрархії</w:t>
@@ -2916,7 +2904,6 @@
           <w:kern w:val="0"/>
           <w:sz w:val="28"/>
           <w:szCs w:val="28"/>
-          <w:lang w:val="en-UA"/>
           <w14:ligatures w14:val="none"/>
         </w:rPr>
         <w:t xml:space="preserve"> </w:t>
@@ -2928,7 +2915,6 @@
           <w:kern w:val="0"/>
           <w:sz w:val="28"/>
           <w:szCs w:val="28"/>
-          <w:lang w:val="en-UA"/>
           <w14:ligatures w14:val="none"/>
         </w:rPr>
         <w:t>власних</w:t>
@@ -2940,7 +2926,6 @@
           <w:kern w:val="0"/>
           <w:sz w:val="28"/>
           <w:szCs w:val="28"/>
-          <w:lang w:val="en-UA"/>
           <w14:ligatures w14:val="none"/>
         </w:rPr>
         <w:t xml:space="preserve"> </w:t>
@@ -2952,7 +2937,6 @@
           <w:kern w:val="0"/>
           <w:sz w:val="28"/>
           <w:szCs w:val="28"/>
-          <w:lang w:val="en-UA"/>
           <w14:ligatures w14:val="none"/>
         </w:rPr>
         <w:t>винятків</w:t>
@@ -2964,46 +2948,81 @@
           <w:kern w:val="0"/>
           <w:sz w:val="28"/>
           <w:szCs w:val="28"/>
-          <w:lang w:val="en-UA"/>
           <w14:ligatures w14:val="none"/>
         </w:rPr>
         <w:t xml:space="preserve">: </w:t>
       </w:r>
-      <w:r>
-        <w:rPr>
-          <w:rFonts w:ascii="Times New Roman" w:eastAsia="Times New Roman" w:hAnsi="Times New Roman" w:cs="Times New Roman"/>
-          <w:color w:val="000000"/>
-          <w:kern w:val="0"/>
-          <w:sz w:val="28"/>
-          <w:szCs w:val="28"/>
-          <w:lang w:val="en-UA"/>
+      <w:proofErr w:type="spellStart"/>
+      <w:r>
+        <w:rPr>
+          <w:rFonts w:ascii="Times New Roman" w:eastAsia="Times New Roman" w:hAnsi="Times New Roman" w:cs="Times New Roman"/>
+          <w:color w:val="000000"/>
+          <w:kern w:val="0"/>
+          <w:sz w:val="28"/>
+          <w:szCs w:val="28"/>
           <w14:ligatures w14:val="none"/>
         </w:rPr>
         <w:t>RegistryException</w:t>
       </w:r>
-      <w:r>
-        <w:rPr>
-          <w:rFonts w:ascii="Times New Roman" w:eastAsia="Times New Roman" w:hAnsi="Times New Roman" w:cs="Times New Roman"/>
-          <w:color w:val="000000"/>
-          <w:kern w:val="0"/>
-          <w:sz w:val="28"/>
-          <w:szCs w:val="28"/>
-          <w:lang w:val="en-UA"/>
+      <w:proofErr w:type="spellEnd"/>
+      <w:r>
+        <w:rPr>
+          <w:rFonts w:ascii="Times New Roman" w:eastAsia="Times New Roman" w:hAnsi="Times New Roman" w:cs="Times New Roman"/>
+          <w:color w:val="000000"/>
+          <w:kern w:val="0"/>
+          <w:sz w:val="28"/>
+          <w:szCs w:val="28"/>
           <w14:ligatures w14:val="none"/>
         </w:rPr>
         <w:t xml:space="preserve">,  </w:t>
       </w:r>
-      <w:r>
-        <w:rPr>
-          <w:rFonts w:ascii="Times New Roman" w:eastAsia="Times New Roman" w:hAnsi="Times New Roman" w:cs="Times New Roman"/>
-          <w:color w:val="000000"/>
-          <w:kern w:val="0"/>
-          <w:sz w:val="28"/>
-          <w:szCs w:val="28"/>
-          <w:lang w:val="en-UA"/>
-          <w14:ligatures w14:val="none"/>
-        </w:rPr>
-        <w:t>ValidationException, DenialException для безпечної обробки помилок.</w:t>
+      <w:proofErr w:type="spellStart"/>
+      <w:r>
+        <w:rPr>
+          <w:rFonts w:ascii="Times New Roman" w:eastAsia="Times New Roman" w:hAnsi="Times New Roman" w:cs="Times New Roman"/>
+          <w:color w:val="000000"/>
+          <w:kern w:val="0"/>
+          <w:sz w:val="28"/>
+          <w:szCs w:val="28"/>
+          <w14:ligatures w14:val="none"/>
+        </w:rPr>
+        <w:t>ValidationException</w:t>
+      </w:r>
+      <w:proofErr w:type="spellEnd"/>
+      <w:r>
+        <w:rPr>
+          <w:rFonts w:ascii="Times New Roman" w:eastAsia="Times New Roman" w:hAnsi="Times New Roman" w:cs="Times New Roman"/>
+          <w:color w:val="000000"/>
+          <w:kern w:val="0"/>
+          <w:sz w:val="28"/>
+          <w:szCs w:val="28"/>
+          <w14:ligatures w14:val="none"/>
+        </w:rPr>
+        <w:t>, </w:t>
+      </w:r>
+      <w:proofErr w:type="spellStart"/>
+      <w:r>
+        <w:rPr>
+          <w:rFonts w:ascii="Times New Roman" w:eastAsia="Times New Roman" w:hAnsi="Times New Roman" w:cs="Times New Roman"/>
+          <w:color w:val="000000"/>
+          <w:kern w:val="0"/>
+          <w:sz w:val="28"/>
+          <w:szCs w:val="28"/>
+          <w14:ligatures w14:val="none"/>
+        </w:rPr>
+        <w:t>DenialException</w:t>
+      </w:r>
+      <w:proofErr w:type="spellEnd"/>
+      <w:r>
+        <w:rPr>
+          <w:rFonts w:ascii="Times New Roman" w:eastAsia="Times New Roman" w:hAnsi="Times New Roman" w:cs="Times New Roman"/>
+          <w:color w:val="000000"/>
+          <w:kern w:val="0"/>
+          <w:sz w:val="28"/>
+          <w:szCs w:val="28"/>
+          <w14:ligatures w14:val="none"/>
+        </w:rPr>
+        <w:t> для безпечної обробки помилок.</w:t>
       </w:r>
     </w:p>
     <w:p>
@@ -3018,7 +3037,6 @@
           <w:kern w:val="0"/>
           <w:sz w:val="28"/>
           <w:szCs w:val="28"/>
-          <w:lang w:val="en-UA"/>
           <w14:ligatures w14:val="none"/>
         </w:rPr>
       </w:pPr>
@@ -3031,7 +3049,6 @@
           <w:kern w:val="0"/>
           <w:sz w:val="28"/>
           <w:szCs w:val="28"/>
-          <w:lang w:val="en-UA"/>
           <w14:ligatures w14:val="none"/>
         </w:rPr>
         <w:t>Спільно:</w:t>
@@ -3039,7 +3056,7 @@
     </w:p>
     <w:p>
       <w:pPr>
-        <w:pStyle w:val="ListParagraph"/>
+        <w:pStyle w:val="a9"/>
         <w:numPr>
           <w:ilvl w:val="0"/>
           <w:numId w:val="17"/>
@@ -3051,18 +3068,16 @@
           <w:kern w:val="0"/>
           <w:sz w:val="28"/>
           <w:szCs w:val="28"/>
-          <w:lang w:val="en-UA"/>
-          <w14:ligatures w14:val="none"/>
-        </w:rPr>
-      </w:pPr>
-      <w:r>
-        <w:rPr>
-          <w:rFonts w:ascii="Times New Roman" w:eastAsia="Times New Roman" w:hAnsi="Times New Roman" w:cs="Times New Roman"/>
-          <w:color w:val="000000"/>
-          <w:kern w:val="0"/>
-          <w:sz w:val="28"/>
-          <w:szCs w:val="28"/>
-          <w:lang w:val="en-UA"/>
+          <w14:ligatures w14:val="none"/>
+        </w:rPr>
+      </w:pPr>
+      <w:r>
+        <w:rPr>
+          <w:rFonts w:ascii="Times New Roman" w:eastAsia="Times New Roman" w:hAnsi="Times New Roman" w:cs="Times New Roman"/>
+          <w:color w:val="000000"/>
+          <w:kern w:val="0"/>
+          <w:sz w:val="28"/>
+          <w:szCs w:val="28"/>
           <w14:ligatures w14:val="none"/>
         </w:rPr>
         <w:t>Архітектура системи та Репозиторій</w:t>
@@ -3070,7 +3085,7 @@
     </w:p>
     <w:p>
       <w:pPr>
-        <w:pStyle w:val="ListParagraph"/>
+        <w:pStyle w:val="a9"/>
         <w:numPr>
           <w:ilvl w:val="0"/>
           <w:numId w:val="15"/>
@@ -3082,18 +3097,16 @@
           <w:kern w:val="0"/>
           <w:sz w:val="28"/>
           <w:szCs w:val="28"/>
-          <w:lang w:val="en-UA"/>
-          <w14:ligatures w14:val="none"/>
-        </w:rPr>
-      </w:pPr>
-      <w:r>
-        <w:rPr>
-          <w:rFonts w:ascii="Times New Roman" w:eastAsia="Times New Roman" w:hAnsi="Times New Roman" w:cs="Times New Roman"/>
-          <w:color w:val="000000"/>
-          <w:kern w:val="0"/>
-          <w:sz w:val="28"/>
-          <w:szCs w:val="28"/>
-          <w:lang w:val="en-UA"/>
+          <w14:ligatures w14:val="none"/>
+        </w:rPr>
+      </w:pPr>
+      <w:r>
+        <w:rPr>
+          <w:rFonts w:ascii="Times New Roman" w:eastAsia="Times New Roman" w:hAnsi="Times New Roman" w:cs="Times New Roman"/>
+          <w:color w:val="000000"/>
+          <w:kern w:val="0"/>
+          <w:sz w:val="28"/>
+          <w:szCs w:val="28"/>
           <w14:ligatures w14:val="none"/>
         </w:rPr>
         <w:t>Проєктування</w:t>
@@ -3116,15 +3129,27 @@
           <w:kern w:val="0"/>
           <w:sz w:val="28"/>
           <w:szCs w:val="28"/>
-          <w:lang w:val="en-UA"/>
-          <w14:ligatures w14:val="none"/>
-        </w:rPr>
-        <w:t>структури університету: University</w:t>
-      </w:r>
-    </w:p>
-    <w:p>
-      <w:pPr>
-        <w:pStyle w:val="ListParagraph"/>
+          <w14:ligatures w14:val="none"/>
+        </w:rPr>
+        <w:t>структури університету: </w:t>
+      </w:r>
+      <w:proofErr w:type="spellStart"/>
+      <w:r>
+        <w:rPr>
+          <w:rFonts w:ascii="Times New Roman" w:eastAsia="Times New Roman" w:hAnsi="Times New Roman" w:cs="Times New Roman"/>
+          <w:color w:val="000000"/>
+          <w:kern w:val="0"/>
+          <w:sz w:val="28"/>
+          <w:szCs w:val="28"/>
+          <w14:ligatures w14:val="none"/>
+        </w:rPr>
+        <w:t>University</w:t>
+      </w:r>
+      <w:proofErr w:type="spellEnd"/>
+    </w:p>
+    <w:p>
+      <w:pPr>
+        <w:pStyle w:val="a9"/>
         <w:spacing w:before="100" w:beforeAutospacing="1" w:after="100" w:afterAutospacing="1" w:line="240" w:lineRule="auto"/>
         <w:ind w:left="1346"/>
         <w:rPr>
@@ -3143,7 +3168,6 @@
           <w:kern w:val="0"/>
           <w:sz w:val="28"/>
           <w:szCs w:val="28"/>
-          <w:lang w:val="en-UA"/>
           <w14:ligatures w14:val="none"/>
         </w:rPr>
         <w:t> </w:t>
@@ -3178,11 +3202,23 @@
           <w:kern w:val="0"/>
           <w:sz w:val="28"/>
           <w:szCs w:val="28"/>
-          <w:lang w:val="en-UA"/>
-          <w14:ligatures w14:val="none"/>
-        </w:rPr>
-        <w:t> Faculty</w:t>
-      </w:r>
+          <w14:ligatures w14:val="none"/>
+        </w:rPr>
+        <w:t> </w:t>
+      </w:r>
+      <w:proofErr w:type="spellStart"/>
+      <w:r>
+        <w:rPr>
+          <w:rFonts w:ascii="Times New Roman" w:eastAsia="Times New Roman" w:hAnsi="Times New Roman" w:cs="Times New Roman"/>
+          <w:color w:val="000000"/>
+          <w:kern w:val="0"/>
+          <w:sz w:val="28"/>
+          <w:szCs w:val="28"/>
+          <w14:ligatures w14:val="none"/>
+        </w:rPr>
+        <w:t>Faculty</w:t>
+      </w:r>
+      <w:proofErr w:type="spellEnd"/>
       <w:r>
         <w:rPr>
           <w:rFonts w:ascii="Calibri" w:eastAsia="Times New Roman" w:hAnsi="Calibri" w:cs="Calibri"/>
@@ -3190,7 +3226,6 @@
           <w:kern w:val="0"/>
           <w:sz w:val="28"/>
           <w:szCs w:val="28"/>
-          <w:lang w:val="en-UA"/>
           <w14:ligatures w14:val="none"/>
         </w:rPr>
         <w:t xml:space="preserve"> -&gt;</w:t>
@@ -3202,10 +3237,33 @@
           <w:kern w:val="0"/>
           <w:sz w:val="28"/>
           <w:szCs w:val="28"/>
-          <w:lang w:val="en-UA"/>
-          <w14:ligatures w14:val="none"/>
-        </w:rPr>
-        <w:t> Department </w:t>
+          <w14:ligatures w14:val="none"/>
+        </w:rPr>
+        <w:t> </w:t>
+      </w:r>
+      <w:proofErr w:type="spellStart"/>
+      <w:r>
+        <w:rPr>
+          <w:rFonts w:ascii="Times New Roman" w:eastAsia="Times New Roman" w:hAnsi="Times New Roman" w:cs="Times New Roman"/>
+          <w:color w:val="000000"/>
+          <w:kern w:val="0"/>
+          <w:sz w:val="28"/>
+          <w:szCs w:val="28"/>
+          <w14:ligatures w14:val="none"/>
+        </w:rPr>
+        <w:t>Department</w:t>
+      </w:r>
+      <w:proofErr w:type="spellEnd"/>
+      <w:r>
+        <w:rPr>
+          <w:rFonts w:ascii="Times New Roman" w:eastAsia="Times New Roman" w:hAnsi="Times New Roman" w:cs="Times New Roman"/>
+          <w:color w:val="000000"/>
+          <w:kern w:val="0"/>
+          <w:sz w:val="28"/>
+          <w:szCs w:val="28"/>
+          <w14:ligatures w14:val="none"/>
+        </w:rPr>
+        <w:t> </w:t>
       </w:r>
       <w:r>
         <w:rPr>
@@ -3214,7 +3272,6 @@
           <w:kern w:val="0"/>
           <w:sz w:val="28"/>
           <w:szCs w:val="28"/>
-          <w:lang w:val="en-UA"/>
           <w14:ligatures w14:val="none"/>
         </w:rPr>
         <w:t>-&gt;</w:t>
@@ -3226,10 +3283,33 @@
           <w:kern w:val="0"/>
           <w:sz w:val="28"/>
           <w:szCs w:val="28"/>
-          <w:lang w:val="en-UA"/>
-          <w14:ligatures w14:val="none"/>
-        </w:rPr>
-        <w:t> Group </w:t>
+          <w14:ligatures w14:val="none"/>
+        </w:rPr>
+        <w:t> </w:t>
+      </w:r>
+      <w:proofErr w:type="spellStart"/>
+      <w:r>
+        <w:rPr>
+          <w:rFonts w:ascii="Times New Roman" w:eastAsia="Times New Roman" w:hAnsi="Times New Roman" w:cs="Times New Roman"/>
+          <w:color w:val="000000"/>
+          <w:kern w:val="0"/>
+          <w:sz w:val="28"/>
+          <w:szCs w:val="28"/>
+          <w14:ligatures w14:val="none"/>
+        </w:rPr>
+        <w:t>Group</w:t>
+      </w:r>
+      <w:proofErr w:type="spellEnd"/>
+      <w:r>
+        <w:rPr>
+          <w:rFonts w:ascii="Times New Roman" w:eastAsia="Times New Roman" w:hAnsi="Times New Roman" w:cs="Times New Roman"/>
+          <w:color w:val="000000"/>
+          <w:kern w:val="0"/>
+          <w:sz w:val="28"/>
+          <w:szCs w:val="28"/>
+          <w14:ligatures w14:val="none"/>
+        </w:rPr>
+        <w:t> </w:t>
       </w:r>
       <w:r>
         <w:rPr>
@@ -3238,7 +3318,6 @@
           <w:kern w:val="0"/>
           <w:sz w:val="28"/>
           <w:szCs w:val="28"/>
-          <w:lang w:val="en-UA"/>
           <w14:ligatures w14:val="none"/>
         </w:rPr>
         <w:t>-&gt;</w:t>
@@ -3250,15 +3329,38 @@
           <w:kern w:val="0"/>
           <w:sz w:val="28"/>
           <w:szCs w:val="28"/>
-          <w:lang w:val="en-UA"/>
-          <w14:ligatures w14:val="none"/>
-        </w:rPr>
-        <w:t> Student.</w:t>
-      </w:r>
-    </w:p>
-    <w:p>
-      <w:pPr>
-        <w:pStyle w:val="ListParagraph"/>
+          <w14:ligatures w14:val="none"/>
+        </w:rPr>
+        <w:t> </w:t>
+      </w:r>
+      <w:proofErr w:type="spellStart"/>
+      <w:r>
+        <w:rPr>
+          <w:rFonts w:ascii="Times New Roman" w:eastAsia="Times New Roman" w:hAnsi="Times New Roman" w:cs="Times New Roman"/>
+          <w:color w:val="000000"/>
+          <w:kern w:val="0"/>
+          <w:sz w:val="28"/>
+          <w:szCs w:val="28"/>
+          <w14:ligatures w14:val="none"/>
+        </w:rPr>
+        <w:t>Student</w:t>
+      </w:r>
+      <w:proofErr w:type="spellEnd"/>
+      <w:r>
+        <w:rPr>
+          <w:rFonts w:ascii="Times New Roman" w:eastAsia="Times New Roman" w:hAnsi="Times New Roman" w:cs="Times New Roman"/>
+          <w:color w:val="000000"/>
+          <w:kern w:val="0"/>
+          <w:sz w:val="28"/>
+          <w:szCs w:val="28"/>
+          <w14:ligatures w14:val="none"/>
+        </w:rPr>
+        <w:t>.</w:t>
+      </w:r>
+    </w:p>
+    <w:p>
+      <w:pPr>
+        <w:pStyle w:val="a9"/>
         <w:numPr>
           <w:ilvl w:val="0"/>
           <w:numId w:val="15"/>
@@ -3280,10 +3382,33 @@
           <w:kern w:val="0"/>
           <w:sz w:val="28"/>
           <w:szCs w:val="28"/>
-          <w:lang w:val="en-UA"/>
-          <w14:ligatures w14:val="none"/>
-        </w:rPr>
-        <w:t xml:space="preserve">Створення класу Repository, який забезпечує доступ до всіх об'єктів системи та </w:t>
+          <w14:ligatures w14:val="none"/>
+        </w:rPr>
+        <w:t>Створення класу </w:t>
+      </w:r>
+      <w:proofErr w:type="spellStart"/>
+      <w:r>
+        <w:rPr>
+          <w:rFonts w:ascii="Times New Roman" w:eastAsia="Times New Roman" w:hAnsi="Times New Roman" w:cs="Times New Roman"/>
+          <w:color w:val="000000"/>
+          <w:kern w:val="0"/>
+          <w:sz w:val="28"/>
+          <w:szCs w:val="28"/>
+          <w14:ligatures w14:val="none"/>
+        </w:rPr>
+        <w:t>Repository</w:t>
+      </w:r>
+      <w:proofErr w:type="spellEnd"/>
+      <w:r>
+        <w:rPr>
+          <w:rFonts w:ascii="Times New Roman" w:eastAsia="Times New Roman" w:hAnsi="Times New Roman" w:cs="Times New Roman"/>
+          <w:color w:val="000000"/>
+          <w:kern w:val="0"/>
+          <w:sz w:val="28"/>
+          <w:szCs w:val="28"/>
+          <w14:ligatures w14:val="none"/>
+        </w:rPr>
+        <w:t xml:space="preserve">, який забезпечує доступ до всіх об'єктів системи та </w:t>
       </w:r>
       <w:r>
         <w:rPr>
@@ -3303,7 +3428,6 @@
           <w:kern w:val="0"/>
           <w:sz w:val="28"/>
           <w:szCs w:val="28"/>
-          <w:lang w:val="en-UA"/>
           <w14:ligatures w14:val="none"/>
         </w:rPr>
         <w:t xml:space="preserve"> (використа</w:t>
@@ -3326,11 +3450,23 @@
           <w:kern w:val="0"/>
           <w:sz w:val="28"/>
           <w:szCs w:val="28"/>
-          <w:lang w:val="en-UA"/>
-          <w14:ligatures w14:val="none"/>
-        </w:rPr>
-        <w:t> Map</w:t>
-      </w:r>
+          <w14:ligatures w14:val="none"/>
+        </w:rPr>
+        <w:t> </w:t>
+      </w:r>
+      <w:proofErr w:type="spellStart"/>
+      <w:r>
+        <w:rPr>
+          <w:rFonts w:ascii="Times New Roman" w:eastAsia="Times New Roman" w:hAnsi="Times New Roman" w:cs="Times New Roman"/>
+          <w:color w:val="000000"/>
+          <w:kern w:val="0"/>
+          <w:sz w:val="28"/>
+          <w:szCs w:val="28"/>
+          <w14:ligatures w14:val="none"/>
+        </w:rPr>
+        <w:t>Map</w:t>
+      </w:r>
+      <w:proofErr w:type="spellEnd"/>
       <w:r>
         <w:rPr>
           <w:rFonts w:ascii="Times New Roman" w:eastAsia="Times New Roman" w:hAnsi="Times New Roman" w:cs="Times New Roman"/>
@@ -3342,22 +3478,34 @@
         </w:rPr>
         <w:t xml:space="preserve">, </w:t>
       </w:r>
-      <w:r>
-        <w:rPr>
-          <w:rFonts w:ascii="Times New Roman" w:eastAsia="Times New Roman" w:hAnsi="Times New Roman" w:cs="Times New Roman"/>
-          <w:color w:val="000000"/>
-          <w:kern w:val="0"/>
-          <w:sz w:val="28"/>
-          <w:szCs w:val="28"/>
-          <w:lang w:val="en-UA"/>
-          <w14:ligatures w14:val="none"/>
-        </w:rPr>
-        <w:t>Set).</w:t>
-      </w:r>
-    </w:p>
-    <w:p>
-      <w:pPr>
-        <w:pStyle w:val="ListParagraph"/>
+      <w:proofErr w:type="spellStart"/>
+      <w:r>
+        <w:rPr>
+          <w:rFonts w:ascii="Times New Roman" w:eastAsia="Times New Roman" w:hAnsi="Times New Roman" w:cs="Times New Roman"/>
+          <w:color w:val="000000"/>
+          <w:kern w:val="0"/>
+          <w:sz w:val="28"/>
+          <w:szCs w:val="28"/>
+          <w14:ligatures w14:val="none"/>
+        </w:rPr>
+        <w:t>Set</w:t>
+      </w:r>
+      <w:proofErr w:type="spellEnd"/>
+      <w:r>
+        <w:rPr>
+          <w:rFonts w:ascii="Times New Roman" w:eastAsia="Times New Roman" w:hAnsi="Times New Roman" w:cs="Times New Roman"/>
+          <w:color w:val="000000"/>
+          <w:kern w:val="0"/>
+          <w:sz w:val="28"/>
+          <w:szCs w:val="28"/>
+          <w14:ligatures w14:val="none"/>
+        </w:rPr>
+        <w:t>).</w:t>
+      </w:r>
+    </w:p>
+    <w:p>
+      <w:pPr>
+        <w:pStyle w:val="a9"/>
         <w:numPr>
           <w:ilvl w:val="0"/>
           <w:numId w:val="17"/>
@@ -3369,18 +3517,16 @@
           <w:kern w:val="0"/>
           <w:sz w:val="28"/>
           <w:szCs w:val="28"/>
-          <w:lang w:val="en-UA"/>
-          <w14:ligatures w14:val="none"/>
-        </w:rPr>
-      </w:pPr>
-      <w:r>
-        <w:rPr>
-          <w:rFonts w:ascii="Times New Roman" w:eastAsia="Times New Roman" w:hAnsi="Times New Roman" w:cs="Times New Roman"/>
-          <w:color w:val="000000"/>
-          <w:kern w:val="0"/>
-          <w:sz w:val="28"/>
-          <w:szCs w:val="28"/>
-          <w:lang w:val="en-UA"/>
+          <w14:ligatures w14:val="none"/>
+        </w:rPr>
+      </w:pPr>
+      <w:r>
+        <w:rPr>
+          <w:rFonts w:ascii="Times New Roman" w:eastAsia="Times New Roman" w:hAnsi="Times New Roman" w:cs="Times New Roman"/>
+          <w:color w:val="000000"/>
+          <w:kern w:val="0"/>
+          <w:sz w:val="28"/>
+          <w:szCs w:val="28"/>
           <w14:ligatures w14:val="none"/>
         </w:rPr>
         <w:t xml:space="preserve"> Консольний інтерфейс та навігація</w:t>
@@ -3388,7 +3534,7 @@
     </w:p>
     <w:p>
       <w:pPr>
-        <w:pStyle w:val="ListParagraph"/>
+        <w:pStyle w:val="a9"/>
         <w:numPr>
           <w:ilvl w:val="0"/>
           <w:numId w:val="15"/>
@@ -3400,18 +3546,16 @@
           <w:kern w:val="0"/>
           <w:sz w:val="28"/>
           <w:szCs w:val="28"/>
-          <w:lang w:val="en-UA"/>
-          <w14:ligatures w14:val="none"/>
-        </w:rPr>
-      </w:pPr>
-      <w:r>
-        <w:rPr>
-          <w:rFonts w:ascii="Times New Roman" w:eastAsia="Times New Roman" w:hAnsi="Times New Roman" w:cs="Times New Roman"/>
-          <w:color w:val="000000"/>
-          <w:kern w:val="0"/>
-          <w:sz w:val="28"/>
-          <w:szCs w:val="28"/>
-          <w:lang w:val="en-UA"/>
+          <w14:ligatures w14:val="none"/>
+        </w:rPr>
+      </w:pPr>
+      <w:r>
+        <w:rPr>
+          <w:rFonts w:ascii="Times New Roman" w:eastAsia="Times New Roman" w:hAnsi="Times New Roman" w:cs="Times New Roman"/>
+          <w:color w:val="000000"/>
+          <w:kern w:val="0"/>
+          <w:sz w:val="28"/>
+          <w:szCs w:val="28"/>
           <w14:ligatures w14:val="none"/>
         </w:rPr>
         <w:t>Розробка гнучкого головного меню з розподілом прав доступу залежно від ролі авторизованого користувача.</w:t>
@@ -3419,53 +3563,1637 @@
     </w:p>
     <w:p>
       <w:pPr>
-        <w:pStyle w:val="ListParagraph"/>
+        <w:pStyle w:val="a9"/>
         <w:numPr>
           <w:ilvl w:val="0"/>
           <w:numId w:val="15"/>
         </w:numPr>
         <w:spacing w:before="100" w:beforeAutospacing="1" w:after="100" w:afterAutospacing="1" w:line="240" w:lineRule="auto"/>
         <w:rPr>
-          <w:rFonts w:ascii="Times New Roman" w:hAnsi="Times New Roman" w:cs="Times New Roman"/>
-          <w:sz w:val="28"/>
-          <w:szCs w:val="28"/>
-        </w:rPr>
-      </w:pPr>
-      <w:r>
-        <w:rPr>
-          <w:rFonts w:ascii="Times New Roman" w:eastAsia="Times New Roman" w:hAnsi="Times New Roman" w:cs="Times New Roman"/>
-          <w:color w:val="000000"/>
-          <w:kern w:val="0"/>
-          <w:sz w:val="28"/>
-          <w:szCs w:val="28"/>
-          <w:lang w:val="en-UA"/>
+          <w:rFonts w:ascii="Times New Roman" w:eastAsia="Times New Roman" w:hAnsi="Times New Roman" w:cs="Times New Roman"/>
+          <w:color w:val="000000"/>
+          <w:kern w:val="0"/>
+          <w:sz w:val="28"/>
+          <w:szCs w:val="28"/>
+          <w14:ligatures w14:val="none"/>
+        </w:rPr>
+      </w:pPr>
+      <w:r>
+        <w:rPr>
+          <w:rFonts w:ascii="Times New Roman" w:eastAsia="Times New Roman" w:hAnsi="Times New Roman" w:cs="Times New Roman"/>
+          <w:color w:val="000000"/>
+          <w:kern w:val="0"/>
+          <w:sz w:val="28"/>
+          <w:szCs w:val="28"/>
           <w14:ligatures w14:val="none"/>
         </w:rPr>
         <w:t>Використання механізму </w:t>
       </w:r>
-      <w:r>
-        <w:rPr>
-          <w:rFonts w:ascii="Times New Roman" w:eastAsia="Times New Roman" w:hAnsi="Times New Roman" w:cs="Times New Roman"/>
-          <w:color w:val="000000"/>
-          <w:kern w:val="0"/>
+      <w:proofErr w:type="spellStart"/>
+      <w:r>
+        <w:rPr>
+          <w:rFonts w:ascii="Times New Roman" w:eastAsia="Times New Roman" w:hAnsi="Times New Roman" w:cs="Times New Roman"/>
+          <w:color w:val="000000"/>
+          <w:kern w:val="0"/>
+          <w:sz w:val="28"/>
+          <w:szCs w:val="28"/>
+          <w14:ligatures w14:val="none"/>
+        </w:rPr>
+        <w:t>s</w:t>
+      </w:r>
+      <w:r>
+        <w:rPr>
+          <w:rFonts w:ascii="Times New Roman" w:eastAsia="Times New Roman" w:hAnsi="Times New Roman" w:cs="Times New Roman"/>
+          <w:color w:val="000000"/>
+          <w:kern w:val="0"/>
+          <w:sz w:val="28"/>
+          <w:szCs w:val="28"/>
+          <w14:ligatures w14:val="none"/>
+        </w:rPr>
+        <w:t>ealed</w:t>
+      </w:r>
+      <w:proofErr w:type="spellEnd"/>
+      <w:r>
+        <w:rPr>
+          <w:rFonts w:ascii="Times New Roman" w:eastAsia="Times New Roman" w:hAnsi="Times New Roman" w:cs="Times New Roman"/>
+          <w:color w:val="000000"/>
+          <w:kern w:val="0"/>
+          <w:sz w:val="28"/>
+          <w:szCs w:val="28"/>
+          <w14:ligatures w14:val="none"/>
+        </w:rPr>
+        <w:t xml:space="preserve"> </w:t>
+      </w:r>
+      <w:proofErr w:type="spellStart"/>
+      <w:r>
+        <w:rPr>
+          <w:rFonts w:ascii="Times New Roman" w:eastAsia="Times New Roman" w:hAnsi="Times New Roman" w:cs="Times New Roman"/>
+          <w:color w:val="000000"/>
+          <w:kern w:val="0"/>
+          <w:sz w:val="28"/>
+          <w:szCs w:val="28"/>
+          <w14:ligatures w14:val="none"/>
+        </w:rPr>
+        <w:t>interfaces</w:t>
+      </w:r>
+      <w:proofErr w:type="spellEnd"/>
+      <w:r>
+        <w:rPr>
+          <w:rFonts w:ascii="Times New Roman" w:eastAsia="Times New Roman" w:hAnsi="Times New Roman" w:cs="Times New Roman"/>
+          <w:color w:val="000000"/>
+          <w:kern w:val="0"/>
+          <w:sz w:val="28"/>
+          <w:szCs w:val="28"/>
+          <w14:ligatures w14:val="none"/>
+        </w:rPr>
+        <w:t> для </w:t>
+      </w:r>
+      <w:proofErr w:type="spellStart"/>
+      <w:r>
+        <w:rPr>
+          <w:rFonts w:ascii="Times New Roman" w:eastAsia="Times New Roman" w:hAnsi="Times New Roman" w:cs="Times New Roman"/>
+          <w:color w:val="000000"/>
+          <w:kern w:val="0"/>
+          <w:sz w:val="28"/>
+          <w:szCs w:val="28"/>
+          <w14:ligatures w14:val="none"/>
+        </w:rPr>
+        <w:t>ConsoleService</w:t>
+      </w:r>
+      <w:proofErr w:type="spellEnd"/>
+      <w:r>
+        <w:rPr>
+          <w:rFonts w:ascii="Times New Roman" w:eastAsia="Times New Roman" w:hAnsi="Times New Roman" w:cs="Times New Roman"/>
+          <w:color w:val="000000"/>
+          <w:kern w:val="0"/>
+          <w:sz w:val="28"/>
+          <w:szCs w:val="28"/>
+          <w14:ligatures w14:val="none"/>
+        </w:rPr>
+        <w:t>, що забезпечує чітку структуру сервісів і безпеку типів при виклику підменю.</w:t>
+      </w:r>
+    </w:p>
+    <w:p>
+      <w:pPr>
+        <w:rPr>
+          <w:rFonts w:ascii="Times New Roman" w:eastAsia="Times New Roman" w:hAnsi="Times New Roman" w:cs="Times New Roman"/>
+          <w:color w:val="000000"/>
+          <w:kern w:val="0"/>
+          <w:sz w:val="28"/>
+          <w:szCs w:val="28"/>
+          <w14:ligatures w14:val="none"/>
+        </w:rPr>
+      </w:pPr>
+      <w:r>
+        <w:rPr>
+          <w:rFonts w:ascii="Times New Roman" w:eastAsia="Times New Roman" w:hAnsi="Times New Roman" w:cs="Times New Roman"/>
+          <w:color w:val="000000"/>
+          <w:kern w:val="0"/>
+          <w:sz w:val="28"/>
+          <w:szCs w:val="28"/>
+          <w14:ligatures w14:val="none"/>
+        </w:rPr>
+        <w:br w:type="page"/>
+      </w:r>
+    </w:p>
+    <w:p>
+      <w:pPr>
+        <w:jc w:val="center"/>
+        <w:rPr>
+          <w:rFonts w:ascii="Times New Roman" w:eastAsia="Times New Roman" w:hAnsi="Times New Roman" w:cs="Times New Roman"/>
+          <w:b/>
+          <w:bCs/>
+          <w:i/>
+          <w:iCs/>
+          <w:color w:val="000000"/>
+          <w:kern w:val="0"/>
+          <w:sz w:val="28"/>
+          <w:szCs w:val="28"/>
+          <w14:ligatures w14:val="none"/>
+        </w:rPr>
+      </w:pPr>
+      <w:r>
+        <w:rPr>
+          <w:rFonts w:ascii="Times New Roman" w:eastAsia="Times New Roman" w:hAnsi="Times New Roman" w:cs="Times New Roman"/>
+          <w:b/>
+          <w:bCs/>
+          <w:i/>
+          <w:iCs/>
+          <w:color w:val="000000"/>
+          <w:kern w:val="0"/>
+          <w:sz w:val="28"/>
+          <w:szCs w:val="28"/>
+          <w14:ligatures w14:val="none"/>
+        </w:rPr>
+        <w:lastRenderedPageBreak/>
+        <w:t>Опис можливостей програми</w:t>
+      </w:r>
+    </w:p>
+    <w:p>
+      <w:pPr>
+        <w:jc w:val="both"/>
+        <w:rPr>
+          <w:rFonts w:ascii="Times New Roman" w:hAnsi="Times New Roman" w:cs="Times New Roman"/>
+          <w:color w:val="000000"/>
+          <w:sz w:val="28"/>
+          <w:szCs w:val="28"/>
+          <w:lang w:val="ru-RU"/>
+        </w:rPr>
+      </w:pPr>
+      <w:proofErr w:type="spellStart"/>
+      <w:r>
+        <w:rPr>
+          <w:rFonts w:ascii="Times New Roman" w:eastAsia="Times New Roman" w:hAnsi="Times New Roman" w:cs="Times New Roman"/>
+          <w:color w:val="000000"/>
+          <w:sz w:val="28"/>
+          <w:szCs w:val="28"/>
+        </w:rPr>
+        <w:t>Digi</w:t>
+      </w:r>
+      <w:r>
+        <w:rPr>
+          <w:rFonts w:ascii="Times New Roman" w:eastAsia="Times New Roman" w:hAnsi="Times New Roman" w:cs="Times New Roman"/>
+          <w:color w:val="000000"/>
           <w:sz w:val="28"/>
           <w:szCs w:val="28"/>
           <w:lang w:val="en-US"/>
-          <w14:ligatures w14:val="none"/>
-        </w:rPr>
-        <w:t>s</w:t>
-      </w:r>
-      <w:r>
-        <w:rPr>
-          <w:rFonts w:ascii="Times New Roman" w:eastAsia="Times New Roman" w:hAnsi="Times New Roman" w:cs="Times New Roman"/>
-          <w:color w:val="000000"/>
-          <w:kern w:val="0"/>
-          <w:sz w:val="28"/>
-          <w:szCs w:val="28"/>
-          <w:lang w:val="en-UA"/>
-          <w14:ligatures w14:val="none"/>
-        </w:rPr>
-        <w:t>ealed interfaces для ConsoleService, що забезпечує чітку структуру сервісів і безпеку типів при виклику підменю.</w:t>
+        </w:rPr>
+        <w:t>tal</w:t>
+      </w:r>
+      <w:proofErr w:type="spellEnd"/>
+      <w:r>
+        <w:rPr>
+          <w:rFonts w:ascii="Times New Roman" w:eastAsia="Times New Roman" w:hAnsi="Times New Roman" w:cs="Times New Roman"/>
+          <w:color w:val="000000"/>
+          <w:sz w:val="28"/>
+          <w:szCs w:val="28"/>
+        </w:rPr>
+        <w:t xml:space="preserve"> </w:t>
+      </w:r>
+      <w:proofErr w:type="spellStart"/>
+      <w:r>
+        <w:rPr>
+          <w:rFonts w:ascii="Times New Roman" w:eastAsia="Times New Roman" w:hAnsi="Times New Roman" w:cs="Times New Roman"/>
+          <w:color w:val="000000"/>
+          <w:sz w:val="28"/>
+          <w:szCs w:val="28"/>
+        </w:rPr>
+        <w:t>Uni</w:t>
+      </w:r>
+      <w:r>
+        <w:rPr>
+          <w:rFonts w:ascii="Times New Roman" w:eastAsia="Times New Roman" w:hAnsi="Times New Roman" w:cs="Times New Roman"/>
+          <w:color w:val="000000"/>
+          <w:sz w:val="28"/>
+          <w:szCs w:val="28"/>
+          <w:lang w:val="en-US"/>
+        </w:rPr>
+        <w:t>versity</w:t>
+      </w:r>
+      <w:proofErr w:type="spellEnd"/>
+      <w:r>
+        <w:rPr>
+          <w:rFonts w:ascii="Times New Roman" w:eastAsia="Times New Roman" w:hAnsi="Times New Roman" w:cs="Times New Roman"/>
+          <w:color w:val="000000"/>
+          <w:sz w:val="28"/>
+          <w:szCs w:val="28"/>
+        </w:rPr>
+        <w:t xml:space="preserve"> </w:t>
+      </w:r>
+      <w:proofErr w:type="spellStart"/>
+      <w:r>
+        <w:rPr>
+          <w:rFonts w:ascii="Times New Roman" w:eastAsia="Times New Roman" w:hAnsi="Times New Roman" w:cs="Times New Roman"/>
+          <w:color w:val="000000"/>
+          <w:sz w:val="28"/>
+          <w:szCs w:val="28"/>
+        </w:rPr>
+        <w:t>Registry</w:t>
+      </w:r>
+      <w:proofErr w:type="spellEnd"/>
+      <w:r>
+        <w:rPr>
+          <w:rFonts w:ascii="Times New Roman" w:hAnsi="Times New Roman" w:cs="Times New Roman"/>
+          <w:color w:val="000000"/>
+          <w:sz w:val="28"/>
+          <w:szCs w:val="28"/>
+        </w:rPr>
+        <w:t>— це консольний застосунок розроблений на мові програмування Java. Керування відбувається за рахунок введення чисел/слів до консолі</w:t>
+      </w:r>
+      <w:r>
+        <w:rPr>
+          <w:rFonts w:ascii="Times New Roman" w:hAnsi="Times New Roman" w:cs="Times New Roman"/>
+          <w:color w:val="000000"/>
+          <w:sz w:val="28"/>
+          <w:szCs w:val="28"/>
+          <w:lang w:val="ru-RU"/>
+        </w:rPr>
+        <w:t>.</w:t>
+      </w:r>
+    </w:p>
+    <w:p>
+      <w:pPr>
+        <w:jc w:val="both"/>
+        <w:rPr>
+          <w:rFonts w:ascii="Times New Roman" w:eastAsia="Times New Roman" w:hAnsi="Times New Roman" w:cs="Times New Roman"/>
+          <w:b/>
+          <w:bCs/>
+          <w:i/>
+          <w:iCs/>
+          <w:color w:val="000000"/>
+          <w:kern w:val="0"/>
+          <w:sz w:val="28"/>
+          <w:szCs w:val="28"/>
+          <w14:ligatures w14:val="none"/>
+        </w:rPr>
+      </w:pPr>
+      <w:r>
+        <w:rPr>
+          <w:rFonts w:ascii="Times New Roman" w:eastAsia="Times New Roman" w:hAnsi="Times New Roman" w:cs="Times New Roman"/>
+          <w:b/>
+          <w:bCs/>
+          <w:i/>
+          <w:iCs/>
+          <w:color w:val="000000"/>
+          <w:kern w:val="0"/>
+          <w:sz w:val="28"/>
+          <w:szCs w:val="28"/>
+          <w14:ligatures w14:val="none"/>
+        </w:rPr>
+        <w:t>Логіка роботи програми</w:t>
+      </w:r>
+    </w:p>
+    <w:p>
+      <w:pPr>
+        <w:jc w:val="both"/>
+        <w:rPr>
+          <w:rFonts w:ascii="Times New Roman" w:eastAsia="Times New Roman" w:hAnsi="Times New Roman" w:cs="Times New Roman"/>
+          <w:color w:val="000000"/>
+          <w:kern w:val="0"/>
+          <w:sz w:val="28"/>
+          <w:szCs w:val="28"/>
+          <w14:ligatures w14:val="none"/>
+        </w:rPr>
+      </w:pPr>
+      <w:r>
+        <w:rPr>
+          <w:rFonts w:ascii="Times New Roman" w:eastAsia="Times New Roman" w:hAnsi="Times New Roman" w:cs="Times New Roman"/>
+          <w:color w:val="000000"/>
+          <w:kern w:val="0"/>
+          <w:sz w:val="28"/>
+          <w:szCs w:val="28"/>
+          <w14:ligatures w14:val="none"/>
+        </w:rPr>
+        <w:t>При запуску застосунку користувач потрапляє до вікна входу:</w:t>
+      </w:r>
+    </w:p>
+    <w:p>
+      <w:pPr>
+        <w:numPr>
+          <w:ilvl w:val="0"/>
+          <w:numId w:val="19"/>
+        </w:numPr>
+        <w:jc w:val="both"/>
+        <w:rPr>
+          <w:rFonts w:ascii="Times New Roman" w:eastAsia="Times New Roman" w:hAnsi="Times New Roman" w:cs="Times New Roman"/>
+          <w:color w:val="000000"/>
+          <w:kern w:val="0"/>
+          <w:sz w:val="28"/>
+          <w:szCs w:val="28"/>
+          <w14:ligatures w14:val="none"/>
+        </w:rPr>
+      </w:pPr>
+      <w:r>
+        <w:rPr>
+          <w:rFonts w:ascii="Times New Roman" w:eastAsia="Times New Roman" w:hAnsi="Times New Roman" w:cs="Times New Roman"/>
+          <w:color w:val="000000"/>
+          <w:kern w:val="0"/>
+          <w:sz w:val="28"/>
+          <w:szCs w:val="28"/>
+          <w14:ligatures w14:val="none"/>
+        </w:rPr>
+        <w:t>Вхід в акаунт: Потрібно ввести логін та пароль. Перевірка здійснюється на основі бази даних у форматі </w:t>
+      </w:r>
+      <w:proofErr w:type="spellStart"/>
+      <w:r>
+        <w:rPr>
+          <w:rFonts w:ascii="Times New Roman" w:eastAsia="Times New Roman" w:hAnsi="Times New Roman" w:cs="Times New Roman"/>
+          <w:color w:val="000000"/>
+          <w:kern w:val="0"/>
+          <w:sz w:val="28"/>
+          <w:szCs w:val="28"/>
+          <w14:ligatures w14:val="none"/>
+        </w:rPr>
+        <w:t>users.json</w:t>
+      </w:r>
+      <w:proofErr w:type="spellEnd"/>
+      <w:r>
+        <w:rPr>
+          <w:rFonts w:ascii="Times New Roman" w:eastAsia="Times New Roman" w:hAnsi="Times New Roman" w:cs="Times New Roman"/>
+          <w:color w:val="000000"/>
+          <w:kern w:val="0"/>
+          <w:sz w:val="28"/>
+          <w:szCs w:val="28"/>
+          <w14:ligatures w14:val="none"/>
+        </w:rPr>
+        <w:t>.</w:t>
+      </w:r>
+    </w:p>
+    <w:p>
+      <w:pPr>
+        <w:numPr>
+          <w:ilvl w:val="0"/>
+          <w:numId w:val="19"/>
+        </w:numPr>
+        <w:jc w:val="both"/>
+        <w:rPr>
+          <w:rFonts w:ascii="Times New Roman" w:eastAsia="Times New Roman" w:hAnsi="Times New Roman" w:cs="Times New Roman"/>
+          <w:color w:val="000000"/>
+          <w:kern w:val="0"/>
+          <w:sz w:val="28"/>
+          <w:szCs w:val="28"/>
+          <w14:ligatures w14:val="none"/>
+        </w:rPr>
+      </w:pPr>
+      <w:r>
+        <w:rPr>
+          <w:rFonts w:ascii="Times New Roman" w:eastAsia="Times New Roman" w:hAnsi="Times New Roman" w:cs="Times New Roman"/>
+          <w:color w:val="000000"/>
+          <w:kern w:val="0"/>
+          <w:sz w:val="28"/>
+          <w:szCs w:val="28"/>
+          <w14:ligatures w14:val="none"/>
+        </w:rPr>
+        <w:t>Вихід: Завершення роботи програми.</w:t>
+      </w:r>
+    </w:p>
+    <w:p>
+      <w:pPr>
+        <w:jc w:val="both"/>
+        <w:rPr>
+          <w:rFonts w:ascii="Times New Roman" w:eastAsia="Times New Roman" w:hAnsi="Times New Roman" w:cs="Times New Roman"/>
+          <w:color w:val="000000"/>
+          <w:kern w:val="0"/>
+          <w:sz w:val="28"/>
+          <w:szCs w:val="28"/>
+          <w14:ligatures w14:val="none"/>
+        </w:rPr>
+      </w:pPr>
+      <w:r>
+        <w:rPr>
+          <w:rFonts w:ascii="Times New Roman" w:eastAsia="Times New Roman" w:hAnsi="Times New Roman" w:cs="Times New Roman"/>
+          <w:color w:val="000000"/>
+          <w:kern w:val="0"/>
+          <w:sz w:val="28"/>
+          <w:szCs w:val="28"/>
+          <w14:ligatures w14:val="none"/>
+        </w:rPr>
+        <w:t>Система автоматично визначає права доступу на основі ролей:</w:t>
+      </w:r>
+    </w:p>
+    <w:p>
+      <w:pPr>
+        <w:numPr>
+          <w:ilvl w:val="0"/>
+          <w:numId w:val="20"/>
+        </w:numPr>
+        <w:jc w:val="both"/>
+        <w:rPr>
+          <w:rFonts w:ascii="Times New Roman" w:eastAsia="Times New Roman" w:hAnsi="Times New Roman" w:cs="Times New Roman"/>
+          <w:color w:val="000000"/>
+          <w:kern w:val="0"/>
+          <w:sz w:val="28"/>
+          <w:szCs w:val="28"/>
+          <w14:ligatures w14:val="none"/>
+        </w:rPr>
+      </w:pPr>
+      <w:proofErr w:type="spellStart"/>
+      <w:r>
+        <w:rPr>
+          <w:rFonts w:ascii="Times New Roman" w:eastAsia="Times New Roman" w:hAnsi="Times New Roman" w:cs="Times New Roman"/>
+          <w:color w:val="000000"/>
+          <w:kern w:val="0"/>
+          <w:sz w:val="28"/>
+          <w:szCs w:val="28"/>
+          <w14:ligatures w14:val="none"/>
+        </w:rPr>
+        <w:t>Адмін</w:t>
+      </w:r>
+      <w:proofErr w:type="spellEnd"/>
+      <w:r>
+        <w:rPr>
+          <w:rFonts w:ascii="Times New Roman" w:eastAsia="Times New Roman" w:hAnsi="Times New Roman" w:cs="Times New Roman"/>
+          <w:color w:val="000000"/>
+          <w:kern w:val="0"/>
+          <w:sz w:val="28"/>
+          <w:szCs w:val="28"/>
+          <w14:ligatures w14:val="none"/>
+        </w:rPr>
+        <w:t>: Повний контроль над реєстром та управління акаунтами користувачів.</w:t>
+      </w:r>
+    </w:p>
+    <w:p>
+      <w:pPr>
+        <w:numPr>
+          <w:ilvl w:val="0"/>
+          <w:numId w:val="20"/>
+        </w:numPr>
+        <w:jc w:val="both"/>
+        <w:rPr>
+          <w:rFonts w:ascii="Times New Roman" w:eastAsia="Times New Roman" w:hAnsi="Times New Roman" w:cs="Times New Roman"/>
+          <w:color w:val="000000"/>
+          <w:kern w:val="0"/>
+          <w:sz w:val="28"/>
+          <w:szCs w:val="28"/>
+          <w14:ligatures w14:val="none"/>
+        </w:rPr>
+      </w:pPr>
+      <w:r>
+        <w:rPr>
+          <w:rFonts w:ascii="Times New Roman" w:eastAsia="Times New Roman" w:hAnsi="Times New Roman" w:cs="Times New Roman"/>
+          <w:color w:val="000000"/>
+          <w:kern w:val="0"/>
+          <w:sz w:val="28"/>
+          <w:szCs w:val="28"/>
+          <w14:ligatures w14:val="none"/>
+        </w:rPr>
+        <w:t>Менеджер: Можливість редагування та створення нових записів.</w:t>
+      </w:r>
+    </w:p>
+    <w:p>
+      <w:pPr>
+        <w:numPr>
+          <w:ilvl w:val="0"/>
+          <w:numId w:val="20"/>
+        </w:numPr>
+        <w:jc w:val="both"/>
+        <w:rPr>
+          <w:rFonts w:ascii="Times New Roman" w:eastAsia="Times New Roman" w:hAnsi="Times New Roman" w:cs="Times New Roman"/>
+          <w:color w:val="000000"/>
+          <w:kern w:val="0"/>
+          <w:sz w:val="28"/>
+          <w:szCs w:val="28"/>
+          <w14:ligatures w14:val="none"/>
+        </w:rPr>
+      </w:pPr>
+      <w:r>
+        <w:rPr>
+          <w:rFonts w:ascii="Times New Roman" w:eastAsia="Times New Roman" w:hAnsi="Times New Roman" w:cs="Times New Roman"/>
+          <w:color w:val="000000"/>
+          <w:kern w:val="0"/>
+          <w:sz w:val="28"/>
+          <w:szCs w:val="28"/>
+          <w14:ligatures w14:val="none"/>
+        </w:rPr>
+        <w:t>Користувач: Тільки перегляд та пошук інформації.</w:t>
+      </w:r>
+    </w:p>
+    <w:p>
+      <w:pPr>
+        <w:numPr>
+          <w:ilvl w:val="0"/>
+          <w:numId w:val="20"/>
+        </w:numPr>
+        <w:jc w:val="both"/>
+        <w:rPr>
+          <w:rFonts w:ascii="Times New Roman" w:eastAsia="Times New Roman" w:hAnsi="Times New Roman" w:cs="Times New Roman"/>
+          <w:color w:val="000000"/>
+          <w:kern w:val="0"/>
+          <w:sz w:val="28"/>
+          <w:szCs w:val="28"/>
+          <w14:ligatures w14:val="none"/>
+        </w:rPr>
+      </w:pPr>
+      <w:r>
+        <w:rPr>
+          <w:rFonts w:ascii="Times New Roman" w:eastAsia="Times New Roman" w:hAnsi="Times New Roman" w:cs="Times New Roman"/>
+          <w:color w:val="000000"/>
+          <w:kern w:val="0"/>
+          <w:sz w:val="28"/>
+          <w:szCs w:val="28"/>
+          <w14:ligatures w14:val="none"/>
+        </w:rPr>
+        <w:t>Заблокований: Доступ до функціонала обмежений.</w:t>
+      </w:r>
+    </w:p>
+    <w:p>
+      <w:pPr>
+        <w:jc w:val="both"/>
+        <w:rPr>
+          <w:rFonts w:ascii="Times New Roman" w:eastAsia="Times New Roman" w:hAnsi="Times New Roman" w:cs="Times New Roman"/>
+          <w:color w:val="000000"/>
+          <w:kern w:val="0"/>
+          <w:sz w:val="28"/>
+          <w:szCs w:val="28"/>
+          <w14:ligatures w14:val="none"/>
+        </w:rPr>
+      </w:pPr>
+      <w:r>
+        <w:rPr>
+          <w:rFonts w:ascii="Times New Roman" w:eastAsia="Times New Roman" w:hAnsi="Times New Roman" w:cs="Times New Roman"/>
+          <w:color w:val="000000"/>
+          <w:kern w:val="0"/>
+          <w:sz w:val="28"/>
+          <w:szCs w:val="28"/>
+          <w14:ligatures w14:val="none"/>
+        </w:rPr>
+        <w:t>Після успішного входу відкривається панель управління з наступними опціями:</w:t>
+      </w:r>
+    </w:p>
+    <w:p>
+      <w:pPr>
+        <w:numPr>
+          <w:ilvl w:val="0"/>
+          <w:numId w:val="21"/>
+        </w:numPr>
+        <w:jc w:val="both"/>
+        <w:rPr>
+          <w:rFonts w:ascii="Times New Roman" w:eastAsia="Times New Roman" w:hAnsi="Times New Roman" w:cs="Times New Roman"/>
+          <w:color w:val="000000"/>
+          <w:kern w:val="0"/>
+          <w:sz w:val="28"/>
+          <w:szCs w:val="28"/>
+          <w14:ligatures w14:val="none"/>
+        </w:rPr>
+      </w:pPr>
+      <w:r>
+        <w:rPr>
+          <w:rFonts w:ascii="Times New Roman" w:eastAsia="Times New Roman" w:hAnsi="Times New Roman" w:cs="Times New Roman"/>
+          <w:color w:val="000000"/>
+          <w:kern w:val="0"/>
+          <w:sz w:val="28"/>
+          <w:szCs w:val="28"/>
+          <w14:ligatures w14:val="none"/>
+        </w:rPr>
+        <w:t>Створення — додавання нових сутностей до реєстру.</w:t>
+      </w:r>
+    </w:p>
+    <w:p>
+      <w:pPr>
+        <w:numPr>
+          <w:ilvl w:val="0"/>
+          <w:numId w:val="21"/>
+        </w:numPr>
+        <w:jc w:val="both"/>
+        <w:rPr>
+          <w:rFonts w:ascii="Times New Roman" w:eastAsia="Times New Roman" w:hAnsi="Times New Roman" w:cs="Times New Roman"/>
+          <w:color w:val="000000"/>
+          <w:kern w:val="0"/>
+          <w:sz w:val="28"/>
+          <w:szCs w:val="28"/>
+          <w14:ligatures w14:val="none"/>
+        </w:rPr>
+      </w:pPr>
+      <w:r>
+        <w:rPr>
+          <w:rFonts w:ascii="Times New Roman" w:eastAsia="Times New Roman" w:hAnsi="Times New Roman" w:cs="Times New Roman"/>
+          <w:color w:val="000000"/>
+          <w:kern w:val="0"/>
+          <w:sz w:val="28"/>
+          <w:szCs w:val="28"/>
+          <w14:ligatures w14:val="none"/>
+        </w:rPr>
+        <w:t>Пошук — швидкий пошук за параметрами.</w:t>
+      </w:r>
+    </w:p>
+    <w:p>
+      <w:pPr>
+        <w:numPr>
+          <w:ilvl w:val="0"/>
+          <w:numId w:val="21"/>
+        </w:numPr>
+        <w:jc w:val="both"/>
+        <w:rPr>
+          <w:rFonts w:ascii="Times New Roman" w:eastAsia="Times New Roman" w:hAnsi="Times New Roman" w:cs="Times New Roman"/>
+          <w:color w:val="000000"/>
+          <w:kern w:val="0"/>
+          <w:sz w:val="28"/>
+          <w:szCs w:val="28"/>
+          <w14:ligatures w14:val="none"/>
+        </w:rPr>
+      </w:pPr>
+      <w:r>
+        <w:rPr>
+          <w:rFonts w:ascii="Times New Roman" w:eastAsia="Times New Roman" w:hAnsi="Times New Roman" w:cs="Times New Roman"/>
+          <w:color w:val="000000"/>
+          <w:kern w:val="0"/>
+          <w:sz w:val="28"/>
+          <w:szCs w:val="28"/>
+          <w14:ligatures w14:val="none"/>
+        </w:rPr>
+        <w:t>Редагування — оновлення існуючих даних.</w:t>
+      </w:r>
+    </w:p>
+    <w:p>
+      <w:pPr>
+        <w:numPr>
+          <w:ilvl w:val="0"/>
+          <w:numId w:val="21"/>
+        </w:numPr>
+        <w:jc w:val="both"/>
+        <w:rPr>
+          <w:rFonts w:ascii="Times New Roman" w:eastAsia="Times New Roman" w:hAnsi="Times New Roman" w:cs="Times New Roman"/>
+          <w:color w:val="000000"/>
+          <w:kern w:val="0"/>
+          <w:sz w:val="28"/>
+          <w:szCs w:val="28"/>
+          <w14:ligatures w14:val="none"/>
+        </w:rPr>
+      </w:pPr>
+      <w:r>
+        <w:rPr>
+          <w:rFonts w:ascii="Times New Roman" w:eastAsia="Times New Roman" w:hAnsi="Times New Roman" w:cs="Times New Roman"/>
+          <w:color w:val="000000"/>
+          <w:kern w:val="0"/>
+          <w:sz w:val="28"/>
+          <w:szCs w:val="28"/>
+          <w14:ligatures w14:val="none"/>
+        </w:rPr>
+        <w:t>Видалення — видалення записів з системи.</w:t>
+      </w:r>
+    </w:p>
+    <w:p>
+      <w:pPr>
+        <w:numPr>
+          <w:ilvl w:val="0"/>
+          <w:numId w:val="21"/>
+        </w:numPr>
+        <w:jc w:val="both"/>
+        <w:rPr>
+          <w:rFonts w:ascii="Times New Roman" w:eastAsia="Times New Roman" w:hAnsi="Times New Roman" w:cs="Times New Roman"/>
+          <w:color w:val="000000"/>
+          <w:kern w:val="0"/>
+          <w:sz w:val="28"/>
+          <w:szCs w:val="28"/>
+          <w14:ligatures w14:val="none"/>
+        </w:rPr>
+      </w:pPr>
+      <w:r>
+        <w:rPr>
+          <w:rFonts w:ascii="Times New Roman" w:eastAsia="Times New Roman" w:hAnsi="Times New Roman" w:cs="Times New Roman"/>
+          <w:color w:val="000000"/>
+          <w:kern w:val="0"/>
+          <w:sz w:val="28"/>
+          <w:szCs w:val="28"/>
+          <w14:ligatures w14:val="none"/>
+        </w:rPr>
+        <w:t>Звіт — генерація та перегляд повної звітності.</w:t>
+      </w:r>
+    </w:p>
+    <w:p>
+      <w:pPr>
+        <w:numPr>
+          <w:ilvl w:val="0"/>
+          <w:numId w:val="21"/>
+        </w:numPr>
+        <w:jc w:val="both"/>
+        <w:rPr>
+          <w:rFonts w:ascii="Times New Roman" w:eastAsia="Times New Roman" w:hAnsi="Times New Roman" w:cs="Times New Roman"/>
+          <w:color w:val="000000"/>
+          <w:kern w:val="0"/>
+          <w:sz w:val="28"/>
+          <w:szCs w:val="28"/>
+          <w14:ligatures w14:val="none"/>
+        </w:rPr>
+      </w:pPr>
+      <w:r>
+        <w:rPr>
+          <w:rFonts w:ascii="Times New Roman" w:eastAsia="Times New Roman" w:hAnsi="Times New Roman" w:cs="Times New Roman"/>
+          <w:color w:val="000000"/>
+          <w:kern w:val="0"/>
+          <w:sz w:val="28"/>
+          <w:szCs w:val="28"/>
+          <w14:ligatures w14:val="none"/>
+        </w:rPr>
+        <w:t xml:space="preserve">Управління користувачами — (тільки для </w:t>
+      </w:r>
+      <w:proofErr w:type="spellStart"/>
+      <w:r>
+        <w:rPr>
+          <w:rFonts w:ascii="Times New Roman" w:eastAsia="Times New Roman" w:hAnsi="Times New Roman" w:cs="Times New Roman"/>
+          <w:color w:val="000000"/>
+          <w:kern w:val="0"/>
+          <w:sz w:val="28"/>
+          <w:szCs w:val="28"/>
+          <w14:ligatures w14:val="none"/>
+        </w:rPr>
+        <w:t>адміна</w:t>
+      </w:r>
+      <w:proofErr w:type="spellEnd"/>
+      <w:r>
+        <w:rPr>
+          <w:rFonts w:ascii="Times New Roman" w:eastAsia="Times New Roman" w:hAnsi="Times New Roman" w:cs="Times New Roman"/>
+          <w:color w:val="000000"/>
+          <w:kern w:val="0"/>
+          <w:sz w:val="28"/>
+          <w:szCs w:val="28"/>
+          <w14:ligatures w14:val="none"/>
+        </w:rPr>
+        <w:t>) зміна ролей та прав.</w:t>
+      </w:r>
+    </w:p>
+    <w:p>
+      <w:pPr>
+        <w:numPr>
+          <w:ilvl w:val="0"/>
+          <w:numId w:val="21"/>
+        </w:numPr>
+        <w:jc w:val="both"/>
+        <w:rPr>
+          <w:rFonts w:ascii="Times New Roman" w:eastAsia="Times New Roman" w:hAnsi="Times New Roman" w:cs="Times New Roman"/>
+          <w:color w:val="000000"/>
+          <w:kern w:val="0"/>
+          <w:sz w:val="28"/>
+          <w:szCs w:val="28"/>
+          <w14:ligatures w14:val="none"/>
+        </w:rPr>
+      </w:pPr>
+      <w:r>
+        <w:rPr>
+          <w:rFonts w:ascii="Times New Roman" w:eastAsia="Times New Roman" w:hAnsi="Times New Roman" w:cs="Times New Roman"/>
+          <w:color w:val="000000"/>
+          <w:kern w:val="0"/>
+          <w:sz w:val="28"/>
+          <w:szCs w:val="28"/>
+          <w14:ligatures w14:val="none"/>
+        </w:rPr>
+        <w:t>Назад — повернення до попереднього рівня меню.</w:t>
+      </w:r>
+    </w:p>
+    <w:p>
+      <w:pPr>
+        <w:numPr>
+          <w:ilvl w:val="0"/>
+          <w:numId w:val="21"/>
+        </w:numPr>
+        <w:jc w:val="both"/>
+        <w:rPr>
+          <w:rFonts w:ascii="Times New Roman" w:eastAsia="Times New Roman" w:hAnsi="Times New Roman" w:cs="Times New Roman"/>
+          <w:color w:val="000000"/>
+          <w:kern w:val="0"/>
+          <w:sz w:val="28"/>
+          <w:szCs w:val="28"/>
+          <w14:ligatures w14:val="none"/>
+        </w:rPr>
+      </w:pPr>
+      <w:r>
+        <w:rPr>
+          <w:rFonts w:ascii="Times New Roman" w:eastAsia="Times New Roman" w:hAnsi="Times New Roman" w:cs="Times New Roman"/>
+          <w:color w:val="000000"/>
+          <w:kern w:val="0"/>
+          <w:sz w:val="28"/>
+          <w:szCs w:val="28"/>
+          <w14:ligatures w14:val="none"/>
+        </w:rPr>
+        <w:t>Вихід — закриття програми.</w:t>
+      </w:r>
+    </w:p>
+    <w:p>
+      <w:pPr>
+        <w:jc w:val="both"/>
+        <w:rPr>
+          <w:rFonts w:ascii="Times New Roman" w:eastAsia="Times New Roman" w:hAnsi="Times New Roman" w:cs="Times New Roman"/>
+          <w:color w:val="000000"/>
+          <w:kern w:val="0"/>
+          <w:sz w:val="28"/>
+          <w:szCs w:val="28"/>
+          <w14:ligatures w14:val="none"/>
+        </w:rPr>
+      </w:pPr>
+    </w:p>
+    <w:p>
+      <w:pPr>
+        <w:jc w:val="both"/>
+        <w:rPr>
+          <w:rFonts w:ascii="Times New Roman" w:eastAsia="Times New Roman" w:hAnsi="Times New Roman" w:cs="Times New Roman"/>
+          <w:color w:val="000000"/>
+          <w:kern w:val="0"/>
+          <w:sz w:val="28"/>
+          <w:szCs w:val="28"/>
+          <w14:ligatures w14:val="none"/>
+        </w:rPr>
+      </w:pPr>
+      <w:r>
+        <w:rPr>
+          <w:rFonts w:ascii="Times New Roman" w:eastAsia="Times New Roman" w:hAnsi="Times New Roman" w:cs="Times New Roman"/>
+          <w:color w:val="000000"/>
+          <w:kern w:val="0"/>
+          <w:sz w:val="28"/>
+          <w:szCs w:val="28"/>
+          <w14:ligatures w14:val="none"/>
+        </w:rPr>
+        <w:t>Програма дозволяє працювати з чотирма основними категоріями даних:</w:t>
+      </w:r>
+    </w:p>
+    <w:p>
+      <w:pPr>
+        <w:numPr>
+          <w:ilvl w:val="0"/>
+          <w:numId w:val="22"/>
+        </w:numPr>
+        <w:jc w:val="both"/>
+        <w:rPr>
+          <w:rFonts w:ascii="Times New Roman" w:eastAsia="Times New Roman" w:hAnsi="Times New Roman" w:cs="Times New Roman"/>
+          <w:color w:val="000000"/>
+          <w:kern w:val="0"/>
+          <w:sz w:val="28"/>
+          <w:szCs w:val="28"/>
+          <w14:ligatures w14:val="none"/>
+        </w:rPr>
+      </w:pPr>
+      <w:r>
+        <w:rPr>
+          <w:rFonts w:ascii="Times New Roman" w:eastAsia="Times New Roman" w:hAnsi="Times New Roman" w:cs="Times New Roman"/>
+          <w:color w:val="000000"/>
+          <w:kern w:val="0"/>
+          <w:sz w:val="28"/>
+          <w:szCs w:val="28"/>
+          <w14:ligatures w14:val="none"/>
+        </w:rPr>
+        <w:t>Студенти</w:t>
+      </w:r>
+    </w:p>
+    <w:p>
+      <w:pPr>
+        <w:numPr>
+          <w:ilvl w:val="0"/>
+          <w:numId w:val="22"/>
+        </w:numPr>
+        <w:jc w:val="both"/>
+        <w:rPr>
+          <w:rFonts w:ascii="Times New Roman" w:eastAsia="Times New Roman" w:hAnsi="Times New Roman" w:cs="Times New Roman"/>
+          <w:color w:val="000000"/>
+          <w:kern w:val="0"/>
+          <w:sz w:val="28"/>
+          <w:szCs w:val="28"/>
+          <w14:ligatures w14:val="none"/>
+        </w:rPr>
+      </w:pPr>
+      <w:r>
+        <w:rPr>
+          <w:rFonts w:ascii="Times New Roman" w:eastAsia="Times New Roman" w:hAnsi="Times New Roman" w:cs="Times New Roman"/>
+          <w:color w:val="000000"/>
+          <w:kern w:val="0"/>
+          <w:sz w:val="28"/>
+          <w:szCs w:val="28"/>
+          <w14:ligatures w14:val="none"/>
+        </w:rPr>
+        <w:t>Викладачі</w:t>
+      </w:r>
+    </w:p>
+    <w:p>
+      <w:pPr>
+        <w:numPr>
+          <w:ilvl w:val="0"/>
+          <w:numId w:val="22"/>
+        </w:numPr>
+        <w:jc w:val="both"/>
+        <w:rPr>
+          <w:rFonts w:ascii="Times New Roman" w:eastAsia="Times New Roman" w:hAnsi="Times New Roman" w:cs="Times New Roman"/>
+          <w:color w:val="000000"/>
+          <w:kern w:val="0"/>
+          <w:sz w:val="28"/>
+          <w:szCs w:val="28"/>
+          <w14:ligatures w14:val="none"/>
+        </w:rPr>
+      </w:pPr>
+      <w:r>
+        <w:rPr>
+          <w:rFonts w:ascii="Times New Roman" w:eastAsia="Times New Roman" w:hAnsi="Times New Roman" w:cs="Times New Roman"/>
+          <w:color w:val="000000"/>
+          <w:kern w:val="0"/>
+          <w:sz w:val="28"/>
+          <w:szCs w:val="28"/>
+          <w14:ligatures w14:val="none"/>
+        </w:rPr>
+        <w:lastRenderedPageBreak/>
+        <w:t>Кафедри</w:t>
+      </w:r>
+    </w:p>
+    <w:p>
+      <w:pPr>
+        <w:numPr>
+          <w:ilvl w:val="0"/>
+          <w:numId w:val="22"/>
+        </w:numPr>
+        <w:jc w:val="both"/>
+        <w:rPr>
+          <w:rFonts w:ascii="Times New Roman" w:eastAsia="Times New Roman" w:hAnsi="Times New Roman" w:cs="Times New Roman"/>
+          <w:color w:val="000000"/>
+          <w:kern w:val="0"/>
+          <w:sz w:val="28"/>
+          <w:szCs w:val="28"/>
+          <w14:ligatures w14:val="none"/>
+        </w:rPr>
+      </w:pPr>
+      <w:r>
+        <w:rPr>
+          <w:rFonts w:ascii="Times New Roman" w:eastAsia="Times New Roman" w:hAnsi="Times New Roman" w:cs="Times New Roman"/>
+          <w:color w:val="000000"/>
+          <w:kern w:val="0"/>
+          <w:sz w:val="28"/>
+          <w:szCs w:val="28"/>
+          <w14:ligatures w14:val="none"/>
+        </w:rPr>
+        <w:t>Факультети</w:t>
+      </w:r>
+    </w:p>
+    <w:p>
+      <w:pPr>
+        <w:jc w:val="both"/>
+        <w:rPr>
+          <w:rFonts w:ascii="Times New Roman" w:eastAsia="Times New Roman" w:hAnsi="Times New Roman" w:cs="Times New Roman"/>
+          <w:color w:val="000000"/>
+          <w:kern w:val="0"/>
+          <w:sz w:val="28"/>
+          <w:szCs w:val="28"/>
+          <w14:ligatures w14:val="none"/>
+        </w:rPr>
+      </w:pPr>
+      <w:r>
+        <w:rPr>
+          <w:rFonts w:ascii="Times New Roman" w:eastAsia="Times New Roman" w:hAnsi="Times New Roman" w:cs="Times New Roman"/>
+          <w:color w:val="000000"/>
+          <w:kern w:val="0"/>
+          <w:sz w:val="28"/>
+          <w:szCs w:val="28"/>
+          <w14:ligatures w14:val="none"/>
+        </w:rPr>
+        <w:t>Застосунок автоматизує процес збереження:</w:t>
+      </w:r>
+    </w:p>
+    <w:p>
+      <w:pPr>
+        <w:numPr>
+          <w:ilvl w:val="0"/>
+          <w:numId w:val="23"/>
+        </w:numPr>
+        <w:jc w:val="both"/>
+        <w:rPr>
+          <w:rFonts w:ascii="Times New Roman" w:eastAsia="Times New Roman" w:hAnsi="Times New Roman" w:cs="Times New Roman"/>
+          <w:color w:val="000000"/>
+          <w:kern w:val="0"/>
+          <w:sz w:val="28"/>
+          <w:szCs w:val="28"/>
+          <w14:ligatures w14:val="none"/>
+        </w:rPr>
+      </w:pPr>
+      <w:r>
+        <w:rPr>
+          <w:rFonts w:ascii="Times New Roman" w:eastAsia="Times New Roman" w:hAnsi="Times New Roman" w:cs="Times New Roman"/>
+          <w:color w:val="000000"/>
+          <w:kern w:val="0"/>
+          <w:sz w:val="28"/>
+          <w:szCs w:val="28"/>
+          <w14:ligatures w14:val="none"/>
+        </w:rPr>
+        <w:t>Користувачі: Завантажуються та оновлюються через </w:t>
+      </w:r>
+      <w:proofErr w:type="spellStart"/>
+      <w:r>
+        <w:rPr>
+          <w:rFonts w:ascii="Times New Roman" w:eastAsia="Times New Roman" w:hAnsi="Times New Roman" w:cs="Times New Roman"/>
+          <w:color w:val="000000"/>
+          <w:kern w:val="0"/>
+          <w:sz w:val="28"/>
+          <w:szCs w:val="28"/>
+          <w14:ligatures w14:val="none"/>
+        </w:rPr>
+        <w:t>users.json</w:t>
+      </w:r>
+      <w:proofErr w:type="spellEnd"/>
+      <w:r>
+        <w:rPr>
+          <w:rFonts w:ascii="Times New Roman" w:eastAsia="Times New Roman" w:hAnsi="Times New Roman" w:cs="Times New Roman"/>
+          <w:color w:val="000000"/>
+          <w:kern w:val="0"/>
+          <w:sz w:val="28"/>
+          <w:szCs w:val="28"/>
+          <w14:ligatures w14:val="none"/>
+        </w:rPr>
+        <w:t>.</w:t>
+      </w:r>
+    </w:p>
+    <w:p>
+      <w:pPr>
+        <w:numPr>
+          <w:ilvl w:val="0"/>
+          <w:numId w:val="23"/>
+        </w:numPr>
+        <w:jc w:val="both"/>
+        <w:rPr>
+          <w:rFonts w:ascii="Times New Roman" w:eastAsia="Times New Roman" w:hAnsi="Times New Roman" w:cs="Times New Roman"/>
+          <w:color w:val="000000"/>
+          <w:kern w:val="0"/>
+          <w:sz w:val="28"/>
+          <w:szCs w:val="28"/>
+          <w14:ligatures w14:val="none"/>
+        </w:rPr>
+      </w:pPr>
+      <w:r>
+        <w:rPr>
+          <w:rFonts w:ascii="Times New Roman" w:eastAsia="Times New Roman" w:hAnsi="Times New Roman" w:cs="Times New Roman"/>
+          <w:color w:val="000000"/>
+          <w:kern w:val="0"/>
+          <w:sz w:val="28"/>
+          <w:szCs w:val="28"/>
+          <w14:ligatures w14:val="none"/>
+        </w:rPr>
+        <w:t>Студенти: Після завершення сесії всі зміни та нові записи автоматично записуються у файл students.csv.</w:t>
+      </w:r>
+    </w:p>
+    <w:p>
+      <w:pPr>
+        <w:rPr>
+          <w:rFonts w:ascii="Times New Roman" w:eastAsia="Times New Roman" w:hAnsi="Times New Roman" w:cs="Times New Roman"/>
+          <w:b/>
+          <w:bCs/>
+          <w:i/>
+          <w:iCs/>
+          <w:color w:val="000000"/>
+          <w:kern w:val="0"/>
+          <w:sz w:val="28"/>
+          <w:szCs w:val="28"/>
+          <w14:ligatures w14:val="none"/>
+        </w:rPr>
+      </w:pPr>
+    </w:p>
+    <w:p>
+      <w:pPr>
+        <w:rPr>
+          <w:rFonts w:ascii="Times New Roman" w:eastAsia="Times New Roman" w:hAnsi="Times New Roman" w:cs="Times New Roman"/>
+          <w:b/>
+          <w:bCs/>
+          <w:i/>
+          <w:iCs/>
+          <w:color w:val="000000"/>
+          <w:kern w:val="0"/>
+          <w:sz w:val="28"/>
+          <w:szCs w:val="28"/>
+          <w:lang w:val="ru-RU"/>
+          <w14:ligatures w14:val="none"/>
+        </w:rPr>
+      </w:pPr>
+      <w:r>
+        <w:rPr>
+          <w:rFonts w:ascii="Times New Roman" w:eastAsia="Times New Roman" w:hAnsi="Times New Roman" w:cs="Times New Roman"/>
+          <w:b/>
+          <w:bCs/>
+          <w:i/>
+          <w:iCs/>
+          <w:color w:val="000000"/>
+          <w:kern w:val="0"/>
+          <w:sz w:val="28"/>
+          <w:szCs w:val="28"/>
+          <w:lang w:val="ru-RU"/>
+          <w14:ligatures w14:val="none"/>
+        </w:rPr>
+        <w:br w:type="page"/>
+      </w:r>
+    </w:p>
+    <w:p>
+      <w:pPr>
+        <w:jc w:val="center"/>
+        <w:rPr>
+          <w:rFonts w:ascii="Times New Roman" w:eastAsia="Times New Roman" w:hAnsi="Times New Roman" w:cs="Times New Roman"/>
+          <w:b/>
+          <w:bCs/>
+          <w:i/>
+          <w:iCs/>
+          <w:color w:val="000000"/>
+          <w:kern w:val="0"/>
+          <w:sz w:val="28"/>
+          <w:szCs w:val="28"/>
+          <w:lang w:val="en-US"/>
+          <w14:ligatures w14:val="none"/>
+        </w:rPr>
+      </w:pPr>
+      <w:r>
+        <w:rPr>
+          <w:rFonts w:ascii="Times New Roman" w:eastAsia="Times New Roman" w:hAnsi="Times New Roman" w:cs="Times New Roman"/>
+          <w:b/>
+          <w:bCs/>
+          <w:i/>
+          <w:iCs/>
+          <w:color w:val="000000"/>
+          <w:kern w:val="0"/>
+          <w:sz w:val="28"/>
+          <w:szCs w:val="28"/>
+          <w:lang w:val="en-US"/>
+          <w14:ligatures w14:val="none"/>
+        </w:rPr>
+        <w:lastRenderedPageBreak/>
+        <w:t>UML</w:t>
+      </w:r>
+      <w:r>
+        <w:rPr>
+          <w:rFonts w:ascii="Times New Roman" w:eastAsia="Times New Roman" w:hAnsi="Times New Roman" w:cs="Times New Roman"/>
+          <w:b/>
+          <w:bCs/>
+          <w:i/>
+          <w:iCs/>
+          <w:color w:val="000000"/>
+          <w:kern w:val="0"/>
+          <w:sz w:val="28"/>
+          <w:szCs w:val="28"/>
+          <w:lang w:val="ru-RU"/>
+          <w14:ligatures w14:val="none"/>
+        </w:rPr>
+        <w:t>-</w:t>
+      </w:r>
+      <w:r>
+        <w:rPr>
+          <w:rFonts w:ascii="Times New Roman" w:eastAsia="Times New Roman" w:hAnsi="Times New Roman" w:cs="Times New Roman"/>
+          <w:b/>
+          <w:bCs/>
+          <w:i/>
+          <w:iCs/>
+          <w:color w:val="000000"/>
+          <w:kern w:val="0"/>
+          <w:sz w:val="28"/>
+          <w:szCs w:val="28"/>
+          <w14:ligatures w14:val="none"/>
+        </w:rPr>
+        <w:t>діаграма</w:t>
+      </w:r>
+    </w:p>
+    <w:p>
+      <w:pPr>
+        <w:jc w:val="center"/>
+        <w:rPr>
+          <w:rFonts w:ascii="Times New Roman" w:eastAsia="Times New Roman" w:hAnsi="Times New Roman" w:cs="Times New Roman"/>
+          <w:b/>
+          <w:bCs/>
+          <w:i/>
+          <w:iCs/>
+          <w:color w:val="000000"/>
+          <w:kern w:val="0"/>
+          <w:sz w:val="28"/>
+          <w:szCs w:val="28"/>
+          <w:lang w:val="en-US"/>
+          <w14:ligatures w14:val="none"/>
+        </w:rPr>
+      </w:pPr>
+    </w:p>
+    <w:p>
+      <w:pPr>
+        <w:jc w:val="center"/>
+        <w:rPr>
+          <w:rFonts w:ascii="Times New Roman" w:eastAsia="Times New Roman" w:hAnsi="Times New Roman" w:cs="Times New Roman"/>
+          <w:b/>
+          <w:bCs/>
+          <w:i/>
+          <w:iCs/>
+          <w:color w:val="000000"/>
+          <w:kern w:val="0"/>
+          <w:sz w:val="28"/>
+          <w:szCs w:val="28"/>
+          <w:lang w:val="en-US"/>
+          <w14:ligatures w14:val="none"/>
+        </w:rPr>
+      </w:pPr>
+      <w:r>
+        <w:rPr>
+          <w:rFonts w:ascii="Times New Roman" w:eastAsia="Times New Roman" w:hAnsi="Times New Roman" w:cs="Times New Roman"/>
+          <w:b/>
+          <w:bCs/>
+          <w:i/>
+          <w:iCs/>
+          <w:noProof/>
+          <w:color w:val="000000"/>
+          <w:kern w:val="0"/>
+          <w:sz w:val="28"/>
+          <w:szCs w:val="28"/>
+          <w14:ligatures w14:val="none"/>
+        </w:rPr>
+        <w:drawing>
+          <wp:inline distT="0" distB="0" distL="0" distR="0" wp14:anchorId="5A21550C" wp14:editId="63C67664">
+            <wp:extent cx="6072650" cy="6149340"/>
+            <wp:effectExtent l="0" t="0" r="4445" b="3810"/>
+            <wp:docPr id="1557615074" name="Рисунок 1"/>
+            <wp:cNvGraphicFramePr>
+              <a:graphicFrameLocks xmlns:a="http://schemas.openxmlformats.org/drawingml/2006/main" noChangeAspect="1"/>
+            </wp:cNvGraphicFramePr>
+            <a:graphic xmlns:a="http://schemas.openxmlformats.org/drawingml/2006/main">
+              <a:graphicData uri="http://schemas.openxmlformats.org/drawingml/2006/picture">
+                <pic:pic xmlns:pic="http://schemas.openxmlformats.org/drawingml/2006/picture">
+                  <pic:nvPicPr>
+                    <pic:cNvPr id="0" name="Picture 1"/>
+                    <pic:cNvPicPr>
+                      <a:picLocks noChangeAspect="1" noChangeArrowheads="1"/>
+                    </pic:cNvPicPr>
+                  </pic:nvPicPr>
+                  <pic:blipFill rotWithShape="1">
+                    <a:blip r:embed="rId7" cstate="print">
+                      <a:extLst>
+                        <a:ext uri="{28A0092B-C50C-407E-A947-70E740481C1C}">
+                          <a14:useLocalDpi xmlns:a14="http://schemas.microsoft.com/office/drawing/2010/main" val="0"/>
+                        </a:ext>
+                      </a:extLst>
+                    </a:blip>
+                    <a:srcRect l="-1" r="49671" b="126"/>
+                    <a:stretch>
+                      <a:fillRect/>
+                    </a:stretch>
+                  </pic:blipFill>
+                  <pic:spPr bwMode="auto">
+                    <a:xfrm>
+                      <a:off x="0" y="0"/>
+                      <a:ext cx="6076085" cy="6152819"/>
+                    </a:xfrm>
+                    <a:prstGeom prst="rect">
+                      <a:avLst/>
+                    </a:prstGeom>
+                    <a:noFill/>
+                    <a:ln>
+                      <a:noFill/>
+                    </a:ln>
+                    <a:extLst>
+                      <a:ext uri="{53640926-AAD7-44D8-BBD7-CCE9431645EC}">
+                        <a14:shadowObscured xmlns:a14="http://schemas.microsoft.com/office/drawing/2010/main"/>
+                      </a:ext>
+                    </a:extLst>
+                  </pic:spPr>
+                </pic:pic>
+              </a:graphicData>
+            </a:graphic>
+          </wp:inline>
+        </w:drawing>
+      </w:r>
+    </w:p>
+    <w:p>
+      <w:pPr>
+        <w:jc w:val="center"/>
+        <w:rPr>
+          <w:rFonts w:ascii="Times New Roman" w:eastAsia="Times New Roman" w:hAnsi="Times New Roman" w:cs="Times New Roman"/>
+          <w:b/>
+          <w:bCs/>
+          <w:i/>
+          <w:iCs/>
+          <w:color w:val="000000"/>
+          <w:kern w:val="0"/>
+          <w:sz w:val="28"/>
+          <w:szCs w:val="28"/>
+          <w:lang w:val="en-US"/>
+          <w14:ligatures w14:val="none"/>
+        </w:rPr>
+      </w:pPr>
+      <w:r>
+        <w:rPr>
+          <w:rFonts w:ascii="Times New Roman" w:eastAsia="Times New Roman" w:hAnsi="Times New Roman" w:cs="Times New Roman"/>
+          <w:b/>
+          <w:bCs/>
+          <w:i/>
+          <w:iCs/>
+          <w:noProof/>
+          <w:color w:val="000000"/>
+          <w:kern w:val="0"/>
+          <w:sz w:val="28"/>
+          <w:szCs w:val="28"/>
+          <w14:ligatures w14:val="none"/>
+        </w:rPr>
+        <w:lastRenderedPageBreak/>
+        <w:drawing>
+          <wp:inline distT="0" distB="0" distL="0" distR="0" wp14:anchorId="336A8CD6" wp14:editId="153CCD79">
+            <wp:extent cx="5957570" cy="4739640"/>
+            <wp:effectExtent l="0" t="0" r="5080" b="3810"/>
+            <wp:docPr id="235215197" name="Рисунок 1"/>
+            <wp:cNvGraphicFramePr>
+              <a:graphicFrameLocks xmlns:a="http://schemas.openxmlformats.org/drawingml/2006/main" noChangeAspect="1"/>
+            </wp:cNvGraphicFramePr>
+            <a:graphic xmlns:a="http://schemas.openxmlformats.org/drawingml/2006/main">
+              <a:graphicData uri="http://schemas.openxmlformats.org/drawingml/2006/picture">
+                <pic:pic xmlns:pic="http://schemas.openxmlformats.org/drawingml/2006/picture">
+                  <pic:nvPicPr>
+                    <pic:cNvPr id="0" name="Picture 1"/>
+                    <pic:cNvPicPr>
+                      <a:picLocks noChangeAspect="1" noChangeArrowheads="1"/>
+                    </pic:cNvPicPr>
+                  </pic:nvPicPr>
+                  <pic:blipFill rotWithShape="1">
+                    <a:blip r:embed="rId8" cstate="print">
+                      <a:extLst>
+                        <a:ext uri="{28A0092B-C50C-407E-A947-70E740481C1C}">
+                          <a14:useLocalDpi xmlns:a14="http://schemas.microsoft.com/office/drawing/2010/main" val="0"/>
+                        </a:ext>
+                      </a:extLst>
+                    </a:blip>
+                    <a:srcRect l="50523" t="3022" r="-1" b="19839"/>
+                    <a:stretch>
+                      <a:fillRect/>
+                    </a:stretch>
+                  </pic:blipFill>
+                  <pic:spPr bwMode="auto">
+                    <a:xfrm>
+                      <a:off x="0" y="0"/>
+                      <a:ext cx="5966334" cy="4746612"/>
+                    </a:xfrm>
+                    <a:prstGeom prst="rect">
+                      <a:avLst/>
+                    </a:prstGeom>
+                    <a:noFill/>
+                    <a:ln>
+                      <a:noFill/>
+                    </a:ln>
+                    <a:extLst>
+                      <a:ext uri="{53640926-AAD7-44D8-BBD7-CCE9431645EC}">
+                        <a14:shadowObscured xmlns:a14="http://schemas.microsoft.com/office/drawing/2010/main"/>
+                      </a:ext>
+                    </a:extLst>
+                  </pic:spPr>
+                </pic:pic>
+              </a:graphicData>
+            </a:graphic>
+          </wp:inline>
+        </w:drawing>
+      </w:r>
+      <w:r>
+        <w:rPr>
+          <w:rFonts w:ascii="Times New Roman" w:eastAsia="Times New Roman" w:hAnsi="Times New Roman" w:cs="Times New Roman"/>
+          <w:b/>
+          <w:bCs/>
+          <w:i/>
+          <w:iCs/>
+          <w:color w:val="000000"/>
+          <w:kern w:val="0"/>
+          <w:sz w:val="28"/>
+          <w:szCs w:val="28"/>
+          <w14:ligatures w14:val="none"/>
+        </w:rPr>
+        <w:br w:type="page"/>
+      </w:r>
+    </w:p>
+    <w:p>
+      <w:pPr>
+        <w:jc w:val="center"/>
+        <w:rPr>
+          <w:rFonts w:ascii="Times New Roman" w:eastAsia="Times New Roman" w:hAnsi="Times New Roman" w:cs="Times New Roman"/>
+          <w:b/>
+          <w:bCs/>
+          <w:i/>
+          <w:iCs/>
+          <w:color w:val="000000"/>
+          <w:kern w:val="0"/>
+          <w:sz w:val="28"/>
+          <w:szCs w:val="28"/>
+          <w14:ligatures w14:val="none"/>
+        </w:rPr>
+      </w:pPr>
+      <w:r>
+        <w:rPr>
+          <w:rFonts w:ascii="Times New Roman" w:eastAsia="Times New Roman" w:hAnsi="Times New Roman" w:cs="Times New Roman"/>
+          <w:b/>
+          <w:bCs/>
+          <w:i/>
+          <w:iCs/>
+          <w:color w:val="000000"/>
+          <w:kern w:val="0"/>
+          <w:sz w:val="28"/>
+          <w:szCs w:val="28"/>
+          <w14:ligatures w14:val="none"/>
+        </w:rPr>
+        <w:lastRenderedPageBreak/>
+        <w:t>Рішення та проблеми</w:t>
+      </w:r>
+    </w:p>
+    <w:p>
+      <w:pPr>
+        <w:rPr>
+          <w:rFonts w:ascii="Times New Roman" w:eastAsia="Times New Roman" w:hAnsi="Times New Roman" w:cs="Times New Roman"/>
+          <w:b/>
+          <w:bCs/>
+          <w:i/>
+          <w:iCs/>
+          <w:color w:val="000000"/>
+          <w:kern w:val="0"/>
+          <w:sz w:val="28"/>
+          <w:szCs w:val="28"/>
+          <w14:ligatures w14:val="none"/>
+        </w:rPr>
+      </w:pPr>
+      <w:r>
+        <w:rPr>
+          <w:rFonts w:ascii="Times New Roman" w:eastAsia="Times New Roman" w:hAnsi="Times New Roman" w:cs="Times New Roman"/>
+          <w:b/>
+          <w:bCs/>
+          <w:i/>
+          <w:iCs/>
+          <w:color w:val="000000"/>
+          <w:kern w:val="0"/>
+          <w:sz w:val="28"/>
+          <w:szCs w:val="28"/>
+          <w14:ligatures w14:val="none"/>
+        </w:rPr>
+        <w:br w:type="page"/>
+      </w:r>
+    </w:p>
+    <w:p>
+      <w:pPr>
+        <w:jc w:val="center"/>
+        <w:rPr>
+          <w:rFonts w:ascii="Times New Roman" w:eastAsia="Times New Roman" w:hAnsi="Times New Roman" w:cs="Times New Roman"/>
+          <w:b/>
+          <w:bCs/>
+          <w:i/>
+          <w:iCs/>
+          <w:color w:val="000000"/>
+          <w:kern w:val="0"/>
+          <w:sz w:val="28"/>
+          <w:szCs w:val="28"/>
+          <w14:ligatures w14:val="none"/>
+        </w:rPr>
+      </w:pPr>
+      <w:r>
+        <w:rPr>
+          <w:rFonts w:ascii="Times New Roman" w:eastAsia="Times New Roman" w:hAnsi="Times New Roman" w:cs="Times New Roman"/>
+          <w:b/>
+          <w:bCs/>
+          <w:i/>
+          <w:iCs/>
+          <w:color w:val="000000"/>
+          <w:kern w:val="0"/>
+          <w:sz w:val="28"/>
+          <w:szCs w:val="28"/>
+          <w14:ligatures w14:val="none"/>
+        </w:rPr>
+        <w:lastRenderedPageBreak/>
+        <w:t>Висновки</w:t>
+      </w:r>
+    </w:p>
+    <w:p>
+      <w:pPr>
+        <w:rPr>
+          <w:rFonts w:ascii="Times New Roman" w:eastAsia="Times New Roman" w:hAnsi="Times New Roman" w:cs="Times New Roman"/>
+          <w:b/>
+          <w:bCs/>
+          <w:i/>
+          <w:iCs/>
+          <w:color w:val="000000"/>
+          <w:kern w:val="0"/>
+          <w:sz w:val="28"/>
+          <w:szCs w:val="28"/>
+          <w14:ligatures w14:val="none"/>
+        </w:rPr>
+      </w:pPr>
+      <w:r>
+        <w:rPr>
+          <w:rFonts w:ascii="Times New Roman" w:eastAsia="Times New Roman" w:hAnsi="Times New Roman" w:cs="Times New Roman"/>
+          <w:b/>
+          <w:bCs/>
+          <w:i/>
+          <w:iCs/>
+          <w:color w:val="000000"/>
+          <w:kern w:val="0"/>
+          <w:sz w:val="28"/>
+          <w:szCs w:val="28"/>
+          <w14:ligatures w14:val="none"/>
+        </w:rPr>
+        <w:br w:type="page"/>
+      </w:r>
+    </w:p>
+    <w:p>
+      <w:pPr>
+        <w:jc w:val="center"/>
+        <w:rPr>
+          <w:rFonts w:ascii="Times New Roman" w:eastAsia="Times New Roman" w:hAnsi="Times New Roman" w:cs="Times New Roman"/>
+          <w:b/>
+          <w:bCs/>
+          <w:i/>
+          <w:iCs/>
+          <w:color w:val="000000"/>
+          <w:kern w:val="0"/>
+          <w:sz w:val="28"/>
+          <w:szCs w:val="28"/>
+          <w14:ligatures w14:val="none"/>
+        </w:rPr>
+      </w:pPr>
+      <w:r>
+        <w:rPr>
+          <w:rFonts w:ascii="Times New Roman" w:eastAsia="Times New Roman" w:hAnsi="Times New Roman" w:cs="Times New Roman"/>
+          <w:b/>
+          <w:bCs/>
+          <w:i/>
+          <w:iCs/>
+          <w:color w:val="000000"/>
+          <w:kern w:val="0"/>
+          <w:sz w:val="28"/>
+          <w:szCs w:val="28"/>
+          <w14:ligatures w14:val="none"/>
+        </w:rPr>
+        <w:lastRenderedPageBreak/>
+        <w:t>Код</w:t>
+      </w:r>
+    </w:p>
+    <w:p>
+      <w:pPr>
+        <w:jc w:val="both"/>
+        <w:rPr>
+          <w:rFonts w:ascii="Times New Roman" w:eastAsia="Times New Roman" w:hAnsi="Times New Roman" w:cs="Times New Roman"/>
+          <w:color w:val="000000"/>
+          <w:kern w:val="0"/>
+          <w:sz w:val="28"/>
+          <w:szCs w:val="28"/>
+          <w14:ligatures w14:val="none"/>
+        </w:rPr>
+      </w:pPr>
+      <w:hyperlink r:id="rId9" w:history="1">
+        <w:r>
+          <w:rPr>
+            <w:rStyle w:val="af"/>
+            <w:rFonts w:ascii="Times New Roman" w:eastAsia="Times New Roman" w:hAnsi="Times New Roman" w:cs="Times New Roman"/>
+            <w:kern w:val="0"/>
+            <w:sz w:val="28"/>
+            <w:szCs w:val="28"/>
+            <w14:ligatures w14:val="none"/>
+          </w:rPr>
+          <w:t xml:space="preserve">Репозиторій </w:t>
+        </w:r>
+        <w:r>
+          <w:rPr>
+            <w:rStyle w:val="af"/>
+            <w:rFonts w:ascii="Times New Roman" w:eastAsia="Times New Roman" w:hAnsi="Times New Roman" w:cs="Times New Roman"/>
+            <w:kern w:val="0"/>
+            <w:sz w:val="28"/>
+            <w:szCs w:val="28"/>
+            <w:lang w:val="en-US"/>
+            <w14:ligatures w14:val="none"/>
+          </w:rPr>
+          <w:t>DigiUni</w:t>
+        </w:r>
+        <w:r>
+          <w:rPr>
+            <w:rStyle w:val="af"/>
+            <w:rFonts w:ascii="Times New Roman" w:eastAsia="Times New Roman" w:hAnsi="Times New Roman" w:cs="Times New Roman"/>
+            <w:kern w:val="0"/>
+            <w:sz w:val="28"/>
+            <w:szCs w:val="28"/>
+            <w14:ligatures w14:val="none"/>
+          </w:rPr>
+          <w:t>_</w:t>
+        </w:r>
+        <w:r>
+          <w:rPr>
+            <w:rStyle w:val="af"/>
+            <w:rFonts w:ascii="Times New Roman" w:eastAsia="Times New Roman" w:hAnsi="Times New Roman" w:cs="Times New Roman"/>
+            <w:kern w:val="0"/>
+            <w:sz w:val="28"/>
+            <w:szCs w:val="28"/>
+            <w:lang w:val="en-US"/>
+            <w14:ligatures w14:val="none"/>
+          </w:rPr>
+          <w:t>Registry</w:t>
+        </w:r>
+      </w:hyperlink>
+      <w:r>
+        <w:rPr>
+          <w:rFonts w:ascii="Times New Roman" w:eastAsia="Times New Roman" w:hAnsi="Times New Roman" w:cs="Times New Roman"/>
+          <w:color w:val="000000"/>
+          <w:kern w:val="0"/>
+          <w:sz w:val="28"/>
+          <w:szCs w:val="28"/>
+          <w14:ligatures w14:val="none"/>
+        </w:rPr>
+        <w:t xml:space="preserve"> </w:t>
       </w:r>
     </w:p>
     <w:sectPr>
@@ -3832,6 +5560,119 @@
     </w:lvl>
   </w:abstractNum>
   <w:abstractNum w:abstractNumId="3" w15:restartNumberingAfterBreak="0">
+    <w:nsid w:val="1A350B6C"/>
+    <w:multiLevelType w:val="multilevel"/>
+    <w:tmpl w:val="CA128B9E"/>
+    <w:lvl w:ilvl="0">
+      <w:start w:val="1"/>
+      <w:numFmt w:val="decimal"/>
+      <w:lvlText w:val="%1."/>
+      <w:lvlJc w:val="left"/>
+      <w:pPr>
+        <w:tabs>
+          <w:tab w:val="num" w:pos="720"/>
+        </w:tabs>
+        <w:ind w:left="720" w:hanging="360"/>
+      </w:pPr>
+    </w:lvl>
+    <w:lvl w:ilvl="1" w:tentative="1">
+      <w:start w:val="1"/>
+      <w:numFmt w:val="decimal"/>
+      <w:lvlText w:val="%2."/>
+      <w:lvlJc w:val="left"/>
+      <w:pPr>
+        <w:tabs>
+          <w:tab w:val="num" w:pos="1440"/>
+        </w:tabs>
+        <w:ind w:left="1440" w:hanging="360"/>
+      </w:pPr>
+    </w:lvl>
+    <w:lvl w:ilvl="2" w:tentative="1">
+      <w:start w:val="1"/>
+      <w:numFmt w:val="decimal"/>
+      <w:lvlText w:val="%3."/>
+      <w:lvlJc w:val="left"/>
+      <w:pPr>
+        <w:tabs>
+          <w:tab w:val="num" w:pos="2160"/>
+        </w:tabs>
+        <w:ind w:left="2160" w:hanging="360"/>
+      </w:pPr>
+    </w:lvl>
+    <w:lvl w:ilvl="3" w:tentative="1">
+      <w:start w:val="1"/>
+      <w:numFmt w:val="decimal"/>
+      <w:lvlText w:val="%4."/>
+      <w:lvlJc w:val="left"/>
+      <w:pPr>
+        <w:tabs>
+          <w:tab w:val="num" w:pos="2880"/>
+        </w:tabs>
+        <w:ind w:left="2880" w:hanging="360"/>
+      </w:pPr>
+    </w:lvl>
+    <w:lvl w:ilvl="4" w:tentative="1">
+      <w:start w:val="1"/>
+      <w:numFmt w:val="decimal"/>
+      <w:lvlText w:val="%5."/>
+      <w:lvlJc w:val="left"/>
+      <w:pPr>
+        <w:tabs>
+          <w:tab w:val="num" w:pos="3600"/>
+        </w:tabs>
+        <w:ind w:left="3600" w:hanging="360"/>
+      </w:pPr>
+    </w:lvl>
+    <w:lvl w:ilvl="5" w:tentative="1">
+      <w:start w:val="1"/>
+      <w:numFmt w:val="decimal"/>
+      <w:lvlText w:val="%6."/>
+      <w:lvlJc w:val="left"/>
+      <w:pPr>
+        <w:tabs>
+          <w:tab w:val="num" w:pos="4320"/>
+        </w:tabs>
+        <w:ind w:left="4320" w:hanging="360"/>
+      </w:pPr>
+    </w:lvl>
+    <w:lvl w:ilvl="6" w:tentative="1">
+      <w:start w:val="1"/>
+      <w:numFmt w:val="decimal"/>
+      <w:lvlText w:val="%7."/>
+      <w:lvlJc w:val="left"/>
+      <w:pPr>
+        <w:tabs>
+          <w:tab w:val="num" w:pos="5040"/>
+        </w:tabs>
+        <w:ind w:left="5040" w:hanging="360"/>
+      </w:pPr>
+    </w:lvl>
+    <w:lvl w:ilvl="7" w:tentative="1">
+      <w:start w:val="1"/>
+      <w:numFmt w:val="decimal"/>
+      <w:lvlText w:val="%8."/>
+      <w:lvlJc w:val="left"/>
+      <w:pPr>
+        <w:tabs>
+          <w:tab w:val="num" w:pos="5760"/>
+        </w:tabs>
+        <w:ind w:left="5760" w:hanging="360"/>
+      </w:pPr>
+    </w:lvl>
+    <w:lvl w:ilvl="8" w:tentative="1">
+      <w:start w:val="1"/>
+      <w:numFmt w:val="decimal"/>
+      <w:lvlText w:val="%9."/>
+      <w:lvlJc w:val="left"/>
+      <w:pPr>
+        <w:tabs>
+          <w:tab w:val="num" w:pos="6480"/>
+        </w:tabs>
+        <w:ind w:left="6480" w:hanging="360"/>
+      </w:pPr>
+    </w:lvl>
+  </w:abstractNum>
+  <w:abstractNum w:abstractNumId="4" w15:restartNumberingAfterBreak="0">
     <w:nsid w:val="1DE457E2"/>
     <w:multiLevelType w:val="hybridMultilevel"/>
     <w:tmpl w:val="822065C6"/>
@@ -3944,7 +5785,7 @@
       </w:rPr>
     </w:lvl>
   </w:abstractNum>
-  <w:abstractNum w:abstractNumId="4" w15:restartNumberingAfterBreak="0">
+  <w:abstractNum w:abstractNumId="5" w15:restartNumberingAfterBreak="0">
     <w:nsid w:val="22694739"/>
     <w:multiLevelType w:val="hybridMultilevel"/>
     <w:tmpl w:val="A6B84A5E"/>
@@ -4057,7 +5898,7 @@
       </w:rPr>
     </w:lvl>
   </w:abstractNum>
-  <w:abstractNum w:abstractNumId="5" w15:restartNumberingAfterBreak="0">
+  <w:abstractNum w:abstractNumId="6" w15:restartNumberingAfterBreak="0">
     <w:nsid w:val="299B5A42"/>
     <w:multiLevelType w:val="multilevel"/>
     <w:tmpl w:val="C1B8315C"/>
@@ -4206,7 +6047,7 @@
       </w:rPr>
     </w:lvl>
   </w:abstractNum>
-  <w:abstractNum w:abstractNumId="6" w15:restartNumberingAfterBreak="0">
+  <w:abstractNum w:abstractNumId="7" w15:restartNumberingAfterBreak="0">
     <w:nsid w:val="2F230FC1"/>
     <w:multiLevelType w:val="multilevel"/>
     <w:tmpl w:val="1346EB34"/>
@@ -4355,7 +6196,156 @@
       </w:rPr>
     </w:lvl>
   </w:abstractNum>
-  <w:abstractNum w:abstractNumId="7" w15:restartNumberingAfterBreak="0">
+  <w:abstractNum w:abstractNumId="8" w15:restartNumberingAfterBreak="0">
+    <w:nsid w:val="31C0441B"/>
+    <w:multiLevelType w:val="multilevel"/>
+    <w:tmpl w:val="1E2833F6"/>
+    <w:lvl w:ilvl="0">
+      <w:start w:val="1"/>
+      <w:numFmt w:val="bullet"/>
+      <w:lvlText w:val=""/>
+      <w:lvlJc w:val="left"/>
+      <w:pPr>
+        <w:tabs>
+          <w:tab w:val="num" w:pos="720"/>
+        </w:tabs>
+        <w:ind w:left="720" w:hanging="360"/>
+      </w:pPr>
+      <w:rPr>
+        <w:rFonts w:ascii="Symbol" w:hAnsi="Symbol" w:hint="default"/>
+        <w:sz w:val="20"/>
+      </w:rPr>
+    </w:lvl>
+    <w:lvl w:ilvl="1" w:tentative="1">
+      <w:start w:val="1"/>
+      <w:numFmt w:val="bullet"/>
+      <w:lvlText w:val="o"/>
+      <w:lvlJc w:val="left"/>
+      <w:pPr>
+        <w:tabs>
+          <w:tab w:val="num" w:pos="1440"/>
+        </w:tabs>
+        <w:ind w:left="1440" w:hanging="360"/>
+      </w:pPr>
+      <w:rPr>
+        <w:rFonts w:ascii="Courier New" w:hAnsi="Courier New" w:hint="default"/>
+        <w:sz w:val="20"/>
+      </w:rPr>
+    </w:lvl>
+    <w:lvl w:ilvl="2" w:tentative="1">
+      <w:start w:val="1"/>
+      <w:numFmt w:val="bullet"/>
+      <w:lvlText w:val=""/>
+      <w:lvlJc w:val="left"/>
+      <w:pPr>
+        <w:tabs>
+          <w:tab w:val="num" w:pos="2160"/>
+        </w:tabs>
+        <w:ind w:left="2160" w:hanging="360"/>
+      </w:pPr>
+      <w:rPr>
+        <w:rFonts w:ascii="Wingdings" w:hAnsi="Wingdings" w:hint="default"/>
+        <w:sz w:val="20"/>
+      </w:rPr>
+    </w:lvl>
+    <w:lvl w:ilvl="3" w:tentative="1">
+      <w:start w:val="1"/>
+      <w:numFmt w:val="bullet"/>
+      <w:lvlText w:val=""/>
+      <w:lvlJc w:val="left"/>
+      <w:pPr>
+        <w:tabs>
+          <w:tab w:val="num" w:pos="2880"/>
+        </w:tabs>
+        <w:ind w:left="2880" w:hanging="360"/>
+      </w:pPr>
+      <w:rPr>
+        <w:rFonts w:ascii="Wingdings" w:hAnsi="Wingdings" w:hint="default"/>
+        <w:sz w:val="20"/>
+      </w:rPr>
+    </w:lvl>
+    <w:lvl w:ilvl="4" w:tentative="1">
+      <w:start w:val="1"/>
+      <w:numFmt w:val="bullet"/>
+      <w:lvlText w:val=""/>
+      <w:lvlJc w:val="left"/>
+      <w:pPr>
+        <w:tabs>
+          <w:tab w:val="num" w:pos="3600"/>
+        </w:tabs>
+        <w:ind w:left="3600" w:hanging="360"/>
+      </w:pPr>
+      <w:rPr>
+        <w:rFonts w:ascii="Wingdings" w:hAnsi="Wingdings" w:hint="default"/>
+        <w:sz w:val="20"/>
+      </w:rPr>
+    </w:lvl>
+    <w:lvl w:ilvl="5" w:tentative="1">
+      <w:start w:val="1"/>
+      <w:numFmt w:val="bullet"/>
+      <w:lvlText w:val=""/>
+      <w:lvlJc w:val="left"/>
+      <w:pPr>
+        <w:tabs>
+          <w:tab w:val="num" w:pos="4320"/>
+        </w:tabs>
+        <w:ind w:left="4320" w:hanging="360"/>
+      </w:pPr>
+      <w:rPr>
+        <w:rFonts w:ascii="Wingdings" w:hAnsi="Wingdings" w:hint="default"/>
+        <w:sz w:val="20"/>
+      </w:rPr>
+    </w:lvl>
+    <w:lvl w:ilvl="6" w:tentative="1">
+      <w:start w:val="1"/>
+      <w:numFmt w:val="bullet"/>
+      <w:lvlText w:val=""/>
+      <w:lvlJc w:val="left"/>
+      <w:pPr>
+        <w:tabs>
+          <w:tab w:val="num" w:pos="5040"/>
+        </w:tabs>
+        <w:ind w:left="5040" w:hanging="360"/>
+      </w:pPr>
+      <w:rPr>
+        <w:rFonts w:ascii="Wingdings" w:hAnsi="Wingdings" w:hint="default"/>
+        <w:sz w:val="20"/>
+      </w:rPr>
+    </w:lvl>
+    <w:lvl w:ilvl="7" w:tentative="1">
+      <w:start w:val="1"/>
+      <w:numFmt w:val="bullet"/>
+      <w:lvlText w:val=""/>
+      <w:lvlJc w:val="left"/>
+      <w:pPr>
+        <w:tabs>
+          <w:tab w:val="num" w:pos="5760"/>
+        </w:tabs>
+        <w:ind w:left="5760" w:hanging="360"/>
+      </w:pPr>
+      <w:rPr>
+        <w:rFonts w:ascii="Wingdings" w:hAnsi="Wingdings" w:hint="default"/>
+        <w:sz w:val="20"/>
+      </w:rPr>
+    </w:lvl>
+    <w:lvl w:ilvl="8" w:tentative="1">
+      <w:start w:val="1"/>
+      <w:numFmt w:val="bullet"/>
+      <w:lvlText w:val=""/>
+      <w:lvlJc w:val="left"/>
+      <w:pPr>
+        <w:tabs>
+          <w:tab w:val="num" w:pos="6480"/>
+        </w:tabs>
+        <w:ind w:left="6480" w:hanging="360"/>
+      </w:pPr>
+      <w:rPr>
+        <w:rFonts w:ascii="Wingdings" w:hAnsi="Wingdings" w:hint="default"/>
+        <w:sz w:val="20"/>
+      </w:rPr>
+    </w:lvl>
+  </w:abstractNum>
+  <w:abstractNum w:abstractNumId="9" w15:restartNumberingAfterBreak="0">
     <w:nsid w:val="32831513"/>
     <w:multiLevelType w:val="hybridMultilevel"/>
     <w:tmpl w:val="91643826"/>
@@ -4468,7 +6458,7 @@
       </w:rPr>
     </w:lvl>
   </w:abstractNum>
-  <w:abstractNum w:abstractNumId="8" w15:restartNumberingAfterBreak="0">
+  <w:abstractNum w:abstractNumId="10" w15:restartNumberingAfterBreak="0">
     <w:nsid w:val="33FF6FB3"/>
     <w:multiLevelType w:val="hybridMultilevel"/>
     <w:tmpl w:val="0D5C069E"/>
@@ -4581,7 +6571,120 @@
       </w:rPr>
     </w:lvl>
   </w:abstractNum>
-  <w:abstractNum w:abstractNumId="9" w15:restartNumberingAfterBreak="0">
+  <w:abstractNum w:abstractNumId="11" w15:restartNumberingAfterBreak="0">
+    <w:nsid w:val="44FC3160"/>
+    <w:multiLevelType w:val="multilevel"/>
+    <w:tmpl w:val="DFB025CA"/>
+    <w:lvl w:ilvl="0">
+      <w:start w:val="1"/>
+      <w:numFmt w:val="decimal"/>
+      <w:lvlText w:val="%1."/>
+      <w:lvlJc w:val="left"/>
+      <w:pPr>
+        <w:tabs>
+          <w:tab w:val="num" w:pos="720"/>
+        </w:tabs>
+        <w:ind w:left="720" w:hanging="360"/>
+      </w:pPr>
+    </w:lvl>
+    <w:lvl w:ilvl="1" w:tentative="1">
+      <w:start w:val="1"/>
+      <w:numFmt w:val="decimal"/>
+      <w:lvlText w:val="%2."/>
+      <w:lvlJc w:val="left"/>
+      <w:pPr>
+        <w:tabs>
+          <w:tab w:val="num" w:pos="1440"/>
+        </w:tabs>
+        <w:ind w:left="1440" w:hanging="360"/>
+      </w:pPr>
+    </w:lvl>
+    <w:lvl w:ilvl="2" w:tentative="1">
+      <w:start w:val="1"/>
+      <w:numFmt w:val="decimal"/>
+      <w:lvlText w:val="%3."/>
+      <w:lvlJc w:val="left"/>
+      <w:pPr>
+        <w:tabs>
+          <w:tab w:val="num" w:pos="2160"/>
+        </w:tabs>
+        <w:ind w:left="2160" w:hanging="360"/>
+      </w:pPr>
+    </w:lvl>
+    <w:lvl w:ilvl="3" w:tentative="1">
+      <w:start w:val="1"/>
+      <w:numFmt w:val="decimal"/>
+      <w:lvlText w:val="%4."/>
+      <w:lvlJc w:val="left"/>
+      <w:pPr>
+        <w:tabs>
+          <w:tab w:val="num" w:pos="2880"/>
+        </w:tabs>
+        <w:ind w:left="2880" w:hanging="360"/>
+      </w:pPr>
+    </w:lvl>
+    <w:lvl w:ilvl="4" w:tentative="1">
+      <w:start w:val="1"/>
+      <w:numFmt w:val="decimal"/>
+      <w:lvlText w:val="%5."/>
+      <w:lvlJc w:val="left"/>
+      <w:pPr>
+        <w:tabs>
+          <w:tab w:val="num" w:pos="3600"/>
+        </w:tabs>
+        <w:ind w:left="3600" w:hanging="360"/>
+      </w:pPr>
+    </w:lvl>
+    <w:lvl w:ilvl="5" w:tentative="1">
+      <w:start w:val="1"/>
+      <w:numFmt w:val="decimal"/>
+      <w:lvlText w:val="%6."/>
+      <w:lvlJc w:val="left"/>
+      <w:pPr>
+        <w:tabs>
+          <w:tab w:val="num" w:pos="4320"/>
+        </w:tabs>
+        <w:ind w:left="4320" w:hanging="360"/>
+      </w:pPr>
+    </w:lvl>
+    <w:lvl w:ilvl="6" w:tentative="1">
+      <w:start w:val="1"/>
+      <w:numFmt w:val="decimal"/>
+      <w:lvlText w:val="%7."/>
+      <w:lvlJc w:val="left"/>
+      <w:pPr>
+        <w:tabs>
+          <w:tab w:val="num" w:pos="5040"/>
+        </w:tabs>
+        <w:ind w:left="5040" w:hanging="360"/>
+      </w:pPr>
+    </w:lvl>
+    <w:lvl w:ilvl="7" w:tentative="1">
+      <w:start w:val="1"/>
+      <w:numFmt w:val="decimal"/>
+      <w:lvlText w:val="%8."/>
+      <w:lvlJc w:val="left"/>
+      <w:pPr>
+        <w:tabs>
+          <w:tab w:val="num" w:pos="5760"/>
+        </w:tabs>
+        <w:ind w:left="5760" w:hanging="360"/>
+      </w:pPr>
+    </w:lvl>
+    <w:lvl w:ilvl="8" w:tentative="1">
+      <w:start w:val="1"/>
+      <w:numFmt w:val="decimal"/>
+      <w:lvlText w:val="%9."/>
+      <w:lvlJc w:val="left"/>
+      <w:pPr>
+        <w:tabs>
+          <w:tab w:val="num" w:pos="6480"/>
+        </w:tabs>
+        <w:ind w:left="6480" w:hanging="360"/>
+      </w:pPr>
+    </w:lvl>
+  </w:abstractNum>
+  <w:abstractNum w:abstractNumId="12" w15:restartNumberingAfterBreak="0">
     <w:nsid w:val="48BF04B9"/>
     <w:multiLevelType w:val="hybridMultilevel"/>
     <w:tmpl w:val="01E0550E"/>
@@ -4673,7 +6776,7 @@
       </w:pPr>
     </w:lvl>
   </w:abstractNum>
-  <w:abstractNum w:abstractNumId="10" w15:restartNumberingAfterBreak="0">
+  <w:abstractNum w:abstractNumId="13" w15:restartNumberingAfterBreak="0">
     <w:nsid w:val="51DF21A9"/>
     <w:multiLevelType w:val="multilevel"/>
     <w:tmpl w:val="EF46D666"/>
@@ -4822,7 +6925,7 @@
       </w:rPr>
     </w:lvl>
   </w:abstractNum>
-  <w:abstractNum w:abstractNumId="11" w15:restartNumberingAfterBreak="0">
+  <w:abstractNum w:abstractNumId="14" w15:restartNumberingAfterBreak="0">
     <w:nsid w:val="59D03B42"/>
     <w:multiLevelType w:val="multilevel"/>
     <w:tmpl w:val="43440128"/>
@@ -4971,7 +7074,7 @@
       </w:rPr>
     </w:lvl>
   </w:abstractNum>
-  <w:abstractNum w:abstractNumId="12" w15:restartNumberingAfterBreak="0">
+  <w:abstractNum w:abstractNumId="15" w15:restartNumberingAfterBreak="0">
     <w:nsid w:val="5B1324BE"/>
     <w:multiLevelType w:val="hybridMultilevel"/>
     <w:tmpl w:val="994C83B2"/>
@@ -5084,7 +7187,7 @@
       </w:rPr>
     </w:lvl>
   </w:abstractNum>
-  <w:abstractNum w:abstractNumId="13" w15:restartNumberingAfterBreak="0">
+  <w:abstractNum w:abstractNumId="16" w15:restartNumberingAfterBreak="0">
     <w:nsid w:val="5CDD5E65"/>
     <w:multiLevelType w:val="multilevel"/>
     <w:tmpl w:val="0EA2BB20"/>
@@ -5233,7 +7336,7 @@
       </w:rPr>
     </w:lvl>
   </w:abstractNum>
-  <w:abstractNum w:abstractNumId="14" w15:restartNumberingAfterBreak="0">
+  <w:abstractNum w:abstractNumId="17" w15:restartNumberingAfterBreak="0">
     <w:nsid w:val="5D152DDD"/>
     <w:multiLevelType w:val="hybridMultilevel"/>
     <w:tmpl w:val="E00242D6"/>
@@ -5322,7 +7425,7 @@
       </w:pPr>
     </w:lvl>
   </w:abstractNum>
-  <w:abstractNum w:abstractNumId="15" w15:restartNumberingAfterBreak="0">
+  <w:abstractNum w:abstractNumId="18" w15:restartNumberingAfterBreak="0">
     <w:nsid w:val="5D8C0472"/>
     <w:multiLevelType w:val="hybridMultilevel"/>
     <w:tmpl w:val="6D2A7716"/>
@@ -5435,7 +7538,156 @@
       </w:rPr>
     </w:lvl>
   </w:abstractNum>
-  <w:abstractNum w:abstractNumId="16" w15:restartNumberingAfterBreak="0">
+  <w:abstractNum w:abstractNumId="19" w15:restartNumberingAfterBreak="0">
+    <w:nsid w:val="614E36AE"/>
+    <w:multiLevelType w:val="multilevel"/>
+    <w:tmpl w:val="CFBCF364"/>
+    <w:lvl w:ilvl="0">
+      <w:start w:val="1"/>
+      <w:numFmt w:val="bullet"/>
+      <w:lvlText w:val=""/>
+      <w:lvlJc w:val="left"/>
+      <w:pPr>
+        <w:tabs>
+          <w:tab w:val="num" w:pos="720"/>
+        </w:tabs>
+        <w:ind w:left="720" w:hanging="360"/>
+      </w:pPr>
+      <w:rPr>
+        <w:rFonts w:ascii="Symbol" w:hAnsi="Symbol" w:hint="default"/>
+        <w:sz w:val="20"/>
+      </w:rPr>
+    </w:lvl>
+    <w:lvl w:ilvl="1" w:tentative="1">
+      <w:start w:val="1"/>
+      <w:numFmt w:val="bullet"/>
+      <w:lvlText w:val="o"/>
+      <w:lvlJc w:val="left"/>
+      <w:pPr>
+        <w:tabs>
+          <w:tab w:val="num" w:pos="1440"/>
+        </w:tabs>
+        <w:ind w:left="1440" w:hanging="360"/>
+      </w:pPr>
+      <w:rPr>
+        <w:rFonts w:ascii="Courier New" w:hAnsi="Courier New" w:hint="default"/>
+        <w:sz w:val="20"/>
+      </w:rPr>
+    </w:lvl>
+    <w:lvl w:ilvl="2" w:tentative="1">
+      <w:start w:val="1"/>
+      <w:numFmt w:val="bullet"/>
+      <w:lvlText w:val=""/>
+      <w:lvlJc w:val="left"/>
+      <w:pPr>
+        <w:tabs>
+          <w:tab w:val="num" w:pos="2160"/>
+        </w:tabs>
+        <w:ind w:left="2160" w:hanging="360"/>
+      </w:pPr>
+      <w:rPr>
+        <w:rFonts w:ascii="Wingdings" w:hAnsi="Wingdings" w:hint="default"/>
+        <w:sz w:val="20"/>
+      </w:rPr>
+    </w:lvl>
+    <w:lvl w:ilvl="3" w:tentative="1">
+      <w:start w:val="1"/>
+      <w:numFmt w:val="bullet"/>
+      <w:lvlText w:val=""/>
+      <w:lvlJc w:val="left"/>
+      <w:pPr>
+        <w:tabs>
+          <w:tab w:val="num" w:pos="2880"/>
+        </w:tabs>
+        <w:ind w:left="2880" w:hanging="360"/>
+      </w:pPr>
+      <w:rPr>
+        <w:rFonts w:ascii="Wingdings" w:hAnsi="Wingdings" w:hint="default"/>
+        <w:sz w:val="20"/>
+      </w:rPr>
+    </w:lvl>
+    <w:lvl w:ilvl="4" w:tentative="1">
+      <w:start w:val="1"/>
+      <w:numFmt w:val="bullet"/>
+      <w:lvlText w:val=""/>
+      <w:lvlJc w:val="left"/>
+      <w:pPr>
+        <w:tabs>
+          <w:tab w:val="num" w:pos="3600"/>
+        </w:tabs>
+        <w:ind w:left="3600" w:hanging="360"/>
+      </w:pPr>
+      <w:rPr>
+        <w:rFonts w:ascii="Wingdings" w:hAnsi="Wingdings" w:hint="default"/>
+        <w:sz w:val="20"/>
+      </w:rPr>
+    </w:lvl>
+    <w:lvl w:ilvl="5" w:tentative="1">
+      <w:start w:val="1"/>
+      <w:numFmt w:val="bullet"/>
+      <w:lvlText w:val=""/>
+      <w:lvlJc w:val="left"/>
+      <w:pPr>
+        <w:tabs>
+          <w:tab w:val="num" w:pos="4320"/>
+        </w:tabs>
+        <w:ind w:left="4320" w:hanging="360"/>
+      </w:pPr>
+      <w:rPr>
+        <w:rFonts w:ascii="Wingdings" w:hAnsi="Wingdings" w:hint="default"/>
+        <w:sz w:val="20"/>
+      </w:rPr>
+    </w:lvl>
+    <w:lvl w:ilvl="6" w:tentative="1">
+      <w:start w:val="1"/>
+      <w:numFmt w:val="bullet"/>
+      <w:lvlText w:val=""/>
+      <w:lvlJc w:val="left"/>
+      <w:pPr>
+        <w:tabs>
+          <w:tab w:val="num" w:pos="5040"/>
+        </w:tabs>
+        <w:ind w:left="5040" w:hanging="360"/>
+      </w:pPr>
+      <w:rPr>
+        <w:rFonts w:ascii="Wingdings" w:hAnsi="Wingdings" w:hint="default"/>
+        <w:sz w:val="20"/>
+      </w:rPr>
+    </w:lvl>
+    <w:lvl w:ilvl="7" w:tentative="1">
+      <w:start w:val="1"/>
+      <w:numFmt w:val="bullet"/>
+      <w:lvlText w:val=""/>
+      <w:lvlJc w:val="left"/>
+      <w:pPr>
+        <w:tabs>
+          <w:tab w:val="num" w:pos="5760"/>
+        </w:tabs>
+        <w:ind w:left="5760" w:hanging="360"/>
+      </w:pPr>
+      <w:rPr>
+        <w:rFonts w:ascii="Wingdings" w:hAnsi="Wingdings" w:hint="default"/>
+        <w:sz w:val="20"/>
+      </w:rPr>
+    </w:lvl>
+    <w:lvl w:ilvl="8" w:tentative="1">
+      <w:start w:val="1"/>
+      <w:numFmt w:val="bullet"/>
+      <w:lvlText w:val=""/>
+      <w:lvlJc w:val="left"/>
+      <w:pPr>
+        <w:tabs>
+          <w:tab w:val="num" w:pos="6480"/>
+        </w:tabs>
+        <w:ind w:left="6480" w:hanging="360"/>
+      </w:pPr>
+      <w:rPr>
+        <w:rFonts w:ascii="Wingdings" w:hAnsi="Wingdings" w:hint="default"/>
+        <w:sz w:val="20"/>
+      </w:rPr>
+    </w:lvl>
+  </w:abstractNum>
+  <w:abstractNum w:abstractNumId="20" w15:restartNumberingAfterBreak="0">
     <w:nsid w:val="65E14181"/>
     <w:multiLevelType w:val="multilevel"/>
     <w:tmpl w:val="5E100B04"/>
@@ -5584,10 +7836,159 @@
       </w:rPr>
     </w:lvl>
   </w:abstractNum>
-  <w:abstractNum w:abstractNumId="17" w15:restartNumberingAfterBreak="0">
+  <w:abstractNum w:abstractNumId="21" w15:restartNumberingAfterBreak="0">
     <w:nsid w:val="7CE376EF"/>
     <w:multiLevelType w:val="multilevel"/>
     <w:tmpl w:val="067E91D8"/>
+    <w:lvl w:ilvl="0">
+      <w:start w:val="1"/>
+      <w:numFmt w:val="bullet"/>
+      <w:lvlText w:val=""/>
+      <w:lvlJc w:val="left"/>
+      <w:pPr>
+        <w:tabs>
+          <w:tab w:val="num" w:pos="720"/>
+        </w:tabs>
+        <w:ind w:left="720" w:hanging="360"/>
+      </w:pPr>
+      <w:rPr>
+        <w:rFonts w:ascii="Symbol" w:hAnsi="Symbol" w:hint="default"/>
+        <w:sz w:val="20"/>
+      </w:rPr>
+    </w:lvl>
+    <w:lvl w:ilvl="1" w:tentative="1">
+      <w:start w:val="1"/>
+      <w:numFmt w:val="bullet"/>
+      <w:lvlText w:val="o"/>
+      <w:lvlJc w:val="left"/>
+      <w:pPr>
+        <w:tabs>
+          <w:tab w:val="num" w:pos="1440"/>
+        </w:tabs>
+        <w:ind w:left="1440" w:hanging="360"/>
+      </w:pPr>
+      <w:rPr>
+        <w:rFonts w:ascii="Courier New" w:hAnsi="Courier New" w:hint="default"/>
+        <w:sz w:val="20"/>
+      </w:rPr>
+    </w:lvl>
+    <w:lvl w:ilvl="2" w:tentative="1">
+      <w:start w:val="1"/>
+      <w:numFmt w:val="bullet"/>
+      <w:lvlText w:val=""/>
+      <w:lvlJc w:val="left"/>
+      <w:pPr>
+        <w:tabs>
+          <w:tab w:val="num" w:pos="2160"/>
+        </w:tabs>
+        <w:ind w:left="2160" w:hanging="360"/>
+      </w:pPr>
+      <w:rPr>
+        <w:rFonts w:ascii="Wingdings" w:hAnsi="Wingdings" w:hint="default"/>
+        <w:sz w:val="20"/>
+      </w:rPr>
+    </w:lvl>
+    <w:lvl w:ilvl="3" w:tentative="1">
+      <w:start w:val="1"/>
+      <w:numFmt w:val="bullet"/>
+      <w:lvlText w:val=""/>
+      <w:lvlJc w:val="left"/>
+      <w:pPr>
+        <w:tabs>
+          <w:tab w:val="num" w:pos="2880"/>
+        </w:tabs>
+        <w:ind w:left="2880" w:hanging="360"/>
+      </w:pPr>
+      <w:rPr>
+        <w:rFonts w:ascii="Wingdings" w:hAnsi="Wingdings" w:hint="default"/>
+        <w:sz w:val="20"/>
+      </w:rPr>
+    </w:lvl>
+    <w:lvl w:ilvl="4" w:tentative="1">
+      <w:start w:val="1"/>
+      <w:numFmt w:val="bullet"/>
+      <w:lvlText w:val=""/>
+      <w:lvlJc w:val="left"/>
+      <w:pPr>
+        <w:tabs>
+          <w:tab w:val="num" w:pos="3600"/>
+        </w:tabs>
+        <w:ind w:left="3600" w:hanging="360"/>
+      </w:pPr>
+      <w:rPr>
+        <w:rFonts w:ascii="Wingdings" w:hAnsi="Wingdings" w:hint="default"/>
+        <w:sz w:val="20"/>
+      </w:rPr>
+    </w:lvl>
+    <w:lvl w:ilvl="5" w:tentative="1">
+      <w:start w:val="1"/>
+      <w:numFmt w:val="bullet"/>
+      <w:lvlText w:val=""/>
+      <w:lvlJc w:val="left"/>
+      <w:pPr>
+        <w:tabs>
+          <w:tab w:val="num" w:pos="4320"/>
+        </w:tabs>
+        <w:ind w:left="4320" w:hanging="360"/>
+      </w:pPr>
+      <w:rPr>
+        <w:rFonts w:ascii="Wingdings" w:hAnsi="Wingdings" w:hint="default"/>
+        <w:sz w:val="20"/>
+      </w:rPr>
+    </w:lvl>
+    <w:lvl w:ilvl="6" w:tentative="1">
+      <w:start w:val="1"/>
+      <w:numFmt w:val="bullet"/>
+      <w:lvlText w:val=""/>
+      <w:lvlJc w:val="left"/>
+      <w:pPr>
+        <w:tabs>
+          <w:tab w:val="num" w:pos="5040"/>
+        </w:tabs>
+        <w:ind w:left="5040" w:hanging="360"/>
+      </w:pPr>
+      <w:rPr>
+        <w:rFonts w:ascii="Wingdings" w:hAnsi="Wingdings" w:hint="default"/>
+        <w:sz w:val="20"/>
+      </w:rPr>
+    </w:lvl>
+    <w:lvl w:ilvl="7" w:tentative="1">
+      <w:start w:val="1"/>
+      <w:numFmt w:val="bullet"/>
+      <w:lvlText w:val=""/>
+      <w:lvlJc w:val="left"/>
+      <w:pPr>
+        <w:tabs>
+          <w:tab w:val="num" w:pos="5760"/>
+        </w:tabs>
+        <w:ind w:left="5760" w:hanging="360"/>
+      </w:pPr>
+      <w:rPr>
+        <w:rFonts w:ascii="Wingdings" w:hAnsi="Wingdings" w:hint="default"/>
+        <w:sz w:val="20"/>
+      </w:rPr>
+    </w:lvl>
+    <w:lvl w:ilvl="8" w:tentative="1">
+      <w:start w:val="1"/>
+      <w:numFmt w:val="bullet"/>
+      <w:lvlText w:val=""/>
+      <w:lvlJc w:val="left"/>
+      <w:pPr>
+        <w:tabs>
+          <w:tab w:val="num" w:pos="6480"/>
+        </w:tabs>
+        <w:ind w:left="6480" w:hanging="360"/>
+      </w:pPr>
+      <w:rPr>
+        <w:rFonts w:ascii="Wingdings" w:hAnsi="Wingdings" w:hint="default"/>
+        <w:sz w:val="20"/>
+      </w:rPr>
+    </w:lvl>
+  </w:abstractNum>
+  <w:abstractNum w:abstractNumId="22" w15:restartNumberingAfterBreak="0">
+    <w:nsid w:val="7DC6797A"/>
+    <w:multiLevelType w:val="multilevel"/>
+    <w:tmpl w:val="29283A72"/>
     <w:lvl w:ilvl="0">
       <w:start w:val="1"/>
       <w:numFmt w:val="bullet"/>
@@ -5737,55 +8138,70 @@
     <w:abstractNumId w:val="0"/>
   </w:num>
   <w:num w:numId="2" w16cid:durableId="598953078">
-    <w:abstractNumId w:val="3"/>
+    <w:abstractNumId w:val="4"/>
   </w:num>
   <w:num w:numId="3" w16cid:durableId="758252360">
     <w:abstractNumId w:val="2"/>
   </w:num>
   <w:num w:numId="4" w16cid:durableId="1683818145">
-    <w:abstractNumId w:val="9"/>
+    <w:abstractNumId w:val="12"/>
   </w:num>
   <w:num w:numId="5" w16cid:durableId="1490172876">
-    <w:abstractNumId w:val="17"/>
+    <w:abstractNumId w:val="21"/>
   </w:num>
   <w:num w:numId="6" w16cid:durableId="1532769053">
+    <w:abstractNumId w:val="7"/>
+  </w:num>
+  <w:num w:numId="7" w16cid:durableId="37164495">
     <w:abstractNumId w:val="6"/>
   </w:num>
-  <w:num w:numId="7" w16cid:durableId="37164495">
-    <w:abstractNumId w:val="5"/>
-  </w:num>
   <w:num w:numId="8" w16cid:durableId="1848136394">
-    <w:abstractNumId w:val="11"/>
+    <w:abstractNumId w:val="14"/>
   </w:num>
   <w:num w:numId="9" w16cid:durableId="1813323409">
+    <w:abstractNumId w:val="20"/>
+  </w:num>
+  <w:num w:numId="10" w16cid:durableId="721177706">
     <w:abstractNumId w:val="16"/>
   </w:num>
-  <w:num w:numId="10" w16cid:durableId="721177706">
+  <w:num w:numId="11" w16cid:durableId="1468474352">
     <w:abstractNumId w:val="13"/>
   </w:num>
-  <w:num w:numId="11" w16cid:durableId="1468474352">
-    <w:abstractNumId w:val="10"/>
-  </w:num>
   <w:num w:numId="12" w16cid:durableId="406267961">
-    <w:abstractNumId w:val="15"/>
+    <w:abstractNumId w:val="18"/>
   </w:num>
   <w:num w:numId="13" w16cid:durableId="1465779106">
     <w:abstractNumId w:val="1"/>
   </w:num>
   <w:num w:numId="14" w16cid:durableId="2136481024">
+    <w:abstractNumId w:val="10"/>
+  </w:num>
+  <w:num w:numId="15" w16cid:durableId="226956496">
+    <w:abstractNumId w:val="9"/>
+  </w:num>
+  <w:num w:numId="16" w16cid:durableId="1355497389">
+    <w:abstractNumId w:val="5"/>
+  </w:num>
+  <w:num w:numId="17" w16cid:durableId="1747415153">
+    <w:abstractNumId w:val="17"/>
+  </w:num>
+  <w:num w:numId="18" w16cid:durableId="1941793484">
+    <w:abstractNumId w:val="15"/>
+  </w:num>
+  <w:num w:numId="19" w16cid:durableId="1585844997">
+    <w:abstractNumId w:val="3"/>
+  </w:num>
+  <w:num w:numId="20" w16cid:durableId="2073655599">
+    <w:abstractNumId w:val="19"/>
+  </w:num>
+  <w:num w:numId="21" w16cid:durableId="280263942">
+    <w:abstractNumId w:val="11"/>
+  </w:num>
+  <w:num w:numId="22" w16cid:durableId="1979605041">
     <w:abstractNumId w:val="8"/>
   </w:num>
-  <w:num w:numId="15" w16cid:durableId="226956496">
-    <w:abstractNumId w:val="7"/>
-  </w:num>
-  <w:num w:numId="16" w16cid:durableId="1355497389">
-    <w:abstractNumId w:val="4"/>
-  </w:num>
-  <w:num w:numId="17" w16cid:durableId="1747415153">
-    <w:abstractNumId w:val="14"/>
-  </w:num>
-  <w:num w:numId="18" w16cid:durableId="1941793484">
-    <w:abstractNumId w:val="12"/>
+  <w:num w:numId="23" w16cid:durableId="1498226966">
+    <w:abstractNumId w:val="22"/>
   </w:num>
 </w:numbering>
 </file>
@@ -6187,15 +8603,15 @@
     <w:lsdException w:name="Unresolved Mention" w:semiHidden="1" w:unhideWhenUsed="1"/>
     <w:lsdException w:name="Smart Link" w:semiHidden="1" w:unhideWhenUsed="1"/>
   </w:latentStyles>
-  <w:style w:type="paragraph" w:default="1" w:styleId="Normal">
+  <w:style w:type="paragraph" w:default="1" w:styleId="a">
     <w:name w:val="Normal"/>
     <w:qFormat/>
   </w:style>
-  <w:style w:type="paragraph" w:styleId="Heading1">
+  <w:style w:type="paragraph" w:styleId="1">
     <w:name w:val="heading 1"/>
-    <w:basedOn w:val="Normal"/>
-    <w:next w:val="Normal"/>
-    <w:link w:val="Heading1Char"/>
+    <w:basedOn w:val="a"/>
+    <w:next w:val="a"/>
+    <w:link w:val="10"/>
     <w:uiPriority w:val="9"/>
     <w:qFormat/>
     <w:rsid w:val="00921904"/>
@@ -6212,11 +8628,11 @@
       <w:szCs w:val="40"/>
     </w:rPr>
   </w:style>
-  <w:style w:type="paragraph" w:styleId="Heading2">
+  <w:style w:type="paragraph" w:styleId="2">
     <w:name w:val="heading 2"/>
-    <w:basedOn w:val="Normal"/>
-    <w:next w:val="Normal"/>
-    <w:link w:val="Heading2Char"/>
+    <w:basedOn w:val="a"/>
+    <w:next w:val="a"/>
+    <w:link w:val="20"/>
     <w:uiPriority w:val="9"/>
     <w:semiHidden/>
     <w:unhideWhenUsed/>
@@ -6235,11 +8651,11 @@
       <w:szCs w:val="32"/>
     </w:rPr>
   </w:style>
-  <w:style w:type="paragraph" w:styleId="Heading3">
+  <w:style w:type="paragraph" w:styleId="3">
     <w:name w:val="heading 3"/>
-    <w:basedOn w:val="Normal"/>
-    <w:next w:val="Normal"/>
-    <w:link w:val="Heading3Char"/>
+    <w:basedOn w:val="a"/>
+    <w:next w:val="a"/>
+    <w:link w:val="30"/>
     <w:uiPriority w:val="9"/>
     <w:unhideWhenUsed/>
     <w:qFormat/>
@@ -6257,11 +8673,11 @@
       <w:szCs w:val="28"/>
     </w:rPr>
   </w:style>
-  <w:style w:type="paragraph" w:styleId="Heading4">
+  <w:style w:type="paragraph" w:styleId="4">
     <w:name w:val="heading 4"/>
-    <w:basedOn w:val="Normal"/>
-    <w:next w:val="Normal"/>
-    <w:link w:val="Heading4Char"/>
+    <w:basedOn w:val="a"/>
+    <w:next w:val="a"/>
+    <w:link w:val="40"/>
     <w:uiPriority w:val="9"/>
     <w:semiHidden/>
     <w:unhideWhenUsed/>
@@ -6280,11 +8696,11 @@
       <w:color w:val="0F4761" w:themeColor="accent1" w:themeShade="BF"/>
     </w:rPr>
   </w:style>
-  <w:style w:type="paragraph" w:styleId="Heading5">
+  <w:style w:type="paragraph" w:styleId="5">
     <w:name w:val="heading 5"/>
-    <w:basedOn w:val="Normal"/>
-    <w:next w:val="Normal"/>
-    <w:link w:val="Heading5Char"/>
+    <w:basedOn w:val="a"/>
+    <w:next w:val="a"/>
+    <w:link w:val="50"/>
     <w:uiPriority w:val="9"/>
     <w:semiHidden/>
     <w:unhideWhenUsed/>
@@ -6301,11 +8717,11 @@
       <w:color w:val="0F4761" w:themeColor="accent1" w:themeShade="BF"/>
     </w:rPr>
   </w:style>
-  <w:style w:type="paragraph" w:styleId="Heading6">
+  <w:style w:type="paragraph" w:styleId="6">
     <w:name w:val="heading 6"/>
-    <w:basedOn w:val="Normal"/>
-    <w:next w:val="Normal"/>
-    <w:link w:val="Heading6Char"/>
+    <w:basedOn w:val="a"/>
+    <w:next w:val="a"/>
+    <w:link w:val="60"/>
     <w:uiPriority w:val="9"/>
     <w:semiHidden/>
     <w:unhideWhenUsed/>
@@ -6324,11 +8740,11 @@
       <w:color w:val="595959" w:themeColor="text1" w:themeTint="A6"/>
     </w:rPr>
   </w:style>
-  <w:style w:type="paragraph" w:styleId="Heading7">
+  <w:style w:type="paragraph" w:styleId="7">
     <w:name w:val="heading 7"/>
-    <w:basedOn w:val="Normal"/>
-    <w:next w:val="Normal"/>
-    <w:link w:val="Heading7Char"/>
+    <w:basedOn w:val="a"/>
+    <w:next w:val="a"/>
+    <w:link w:val="70"/>
     <w:uiPriority w:val="9"/>
     <w:semiHidden/>
     <w:unhideWhenUsed/>
@@ -6345,11 +8761,11 @@
       <w:color w:val="595959" w:themeColor="text1" w:themeTint="A6"/>
     </w:rPr>
   </w:style>
-  <w:style w:type="paragraph" w:styleId="Heading8">
+  <w:style w:type="paragraph" w:styleId="8">
     <w:name w:val="heading 8"/>
-    <w:basedOn w:val="Normal"/>
-    <w:next w:val="Normal"/>
-    <w:link w:val="Heading8Char"/>
+    <w:basedOn w:val="a"/>
+    <w:next w:val="a"/>
+    <w:link w:val="80"/>
     <w:uiPriority w:val="9"/>
     <w:semiHidden/>
     <w:unhideWhenUsed/>
@@ -6368,11 +8784,11 @@
       <w:color w:val="272727" w:themeColor="text1" w:themeTint="D8"/>
     </w:rPr>
   </w:style>
-  <w:style w:type="paragraph" w:styleId="Heading9">
+  <w:style w:type="paragraph" w:styleId="9">
     <w:name w:val="heading 9"/>
-    <w:basedOn w:val="Normal"/>
-    <w:next w:val="Normal"/>
-    <w:link w:val="Heading9Char"/>
+    <w:basedOn w:val="a"/>
+    <w:next w:val="a"/>
+    <w:link w:val="90"/>
     <w:uiPriority w:val="9"/>
     <w:semiHidden/>
     <w:unhideWhenUsed/>
@@ -6389,13 +8805,13 @@
       <w:color w:val="272727" w:themeColor="text1" w:themeTint="D8"/>
     </w:rPr>
   </w:style>
-  <w:style w:type="character" w:default="1" w:styleId="DefaultParagraphFont">
+  <w:style w:type="character" w:default="1" w:styleId="a0">
     <w:name w:val="Default Paragraph Font"/>
     <w:uiPriority w:val="1"/>
     <w:semiHidden/>
     <w:unhideWhenUsed/>
   </w:style>
-  <w:style w:type="table" w:default="1" w:styleId="TableNormal">
+  <w:style w:type="table" w:default="1" w:styleId="a1">
     <w:name w:val="Normal Table"/>
     <w:uiPriority w:val="99"/>
     <w:semiHidden/>
@@ -6410,16 +8826,16 @@
       </w:tblCellMar>
     </w:tblPr>
   </w:style>
-  <w:style w:type="numbering" w:default="1" w:styleId="NoList">
+  <w:style w:type="numbering" w:default="1" w:styleId="a2">
     <w:name w:val="No List"/>
     <w:uiPriority w:val="99"/>
     <w:semiHidden/>
     <w:unhideWhenUsed/>
   </w:style>
-  <w:style w:type="character" w:customStyle="1" w:styleId="Heading1Char">
-    <w:name w:val="Heading 1 Char"/>
-    <w:basedOn w:val="DefaultParagraphFont"/>
-    <w:link w:val="Heading1"/>
+  <w:style w:type="character" w:customStyle="1" w:styleId="10">
+    <w:name w:val="Заголовок 1 Знак"/>
+    <w:basedOn w:val="a0"/>
+    <w:link w:val="1"/>
     <w:uiPriority w:val="9"/>
     <w:rsid w:val="00921904"/>
     <w:rPr>
@@ -6429,10 +8845,10 @@
       <w:szCs w:val="40"/>
     </w:rPr>
   </w:style>
-  <w:style w:type="character" w:customStyle="1" w:styleId="Heading2Char">
-    <w:name w:val="Heading 2 Char"/>
-    <w:basedOn w:val="DefaultParagraphFont"/>
-    <w:link w:val="Heading2"/>
+  <w:style w:type="character" w:customStyle="1" w:styleId="20">
+    <w:name w:val="Заголовок 2 Знак"/>
+    <w:basedOn w:val="a0"/>
+    <w:link w:val="2"/>
     <w:uiPriority w:val="9"/>
     <w:semiHidden/>
     <w:rsid w:val="00921904"/>
@@ -6443,10 +8859,10 @@
       <w:szCs w:val="32"/>
     </w:rPr>
   </w:style>
-  <w:style w:type="character" w:customStyle="1" w:styleId="Heading3Char">
-    <w:name w:val="Heading 3 Char"/>
-    <w:basedOn w:val="DefaultParagraphFont"/>
-    <w:link w:val="Heading3"/>
+  <w:style w:type="character" w:customStyle="1" w:styleId="30">
+    <w:name w:val="Заголовок 3 Знак"/>
+    <w:basedOn w:val="a0"/>
+    <w:link w:val="3"/>
     <w:uiPriority w:val="9"/>
     <w:rsid w:val="00921904"/>
     <w:rPr>
@@ -6456,10 +8872,10 @@
       <w:szCs w:val="28"/>
     </w:rPr>
   </w:style>
-  <w:style w:type="character" w:customStyle="1" w:styleId="Heading4Char">
-    <w:name w:val="Heading 4 Char"/>
-    <w:basedOn w:val="DefaultParagraphFont"/>
-    <w:link w:val="Heading4"/>
+  <w:style w:type="character" w:customStyle="1" w:styleId="40">
+    <w:name w:val="Заголовок 4 Знак"/>
+    <w:basedOn w:val="a0"/>
+    <w:link w:val="4"/>
     <w:uiPriority w:val="9"/>
     <w:semiHidden/>
     <w:rsid w:val="00921904"/>
@@ -6470,10 +8886,10 @@
       <w:color w:val="0F4761" w:themeColor="accent1" w:themeShade="BF"/>
     </w:rPr>
   </w:style>
-  <w:style w:type="character" w:customStyle="1" w:styleId="Heading5Char">
-    <w:name w:val="Heading 5 Char"/>
-    <w:basedOn w:val="DefaultParagraphFont"/>
-    <w:link w:val="Heading5"/>
+  <w:style w:type="character" w:customStyle="1" w:styleId="50">
+    <w:name w:val="Заголовок 5 Знак"/>
+    <w:basedOn w:val="a0"/>
+    <w:link w:val="5"/>
     <w:uiPriority w:val="9"/>
     <w:semiHidden/>
     <w:rsid w:val="00921904"/>
@@ -6482,10 +8898,10 @@
       <w:color w:val="0F4761" w:themeColor="accent1" w:themeShade="BF"/>
     </w:rPr>
   </w:style>
-  <w:style w:type="character" w:customStyle="1" w:styleId="Heading6Char">
-    <w:name w:val="Heading 6 Char"/>
-    <w:basedOn w:val="DefaultParagraphFont"/>
-    <w:link w:val="Heading6"/>
+  <w:style w:type="character" w:customStyle="1" w:styleId="60">
+    <w:name w:val="Заголовок 6 Знак"/>
+    <w:basedOn w:val="a0"/>
+    <w:link w:val="6"/>
     <w:uiPriority w:val="9"/>
     <w:semiHidden/>
     <w:rsid w:val="00921904"/>
@@ -6496,10 +8912,10 @@
       <w:color w:val="595959" w:themeColor="text1" w:themeTint="A6"/>
     </w:rPr>
   </w:style>
-  <w:style w:type="character" w:customStyle="1" w:styleId="Heading7Char">
-    <w:name w:val="Heading 7 Char"/>
-    <w:basedOn w:val="DefaultParagraphFont"/>
-    <w:link w:val="Heading7"/>
+  <w:style w:type="character" w:customStyle="1" w:styleId="70">
+    <w:name w:val="Заголовок 7 Знак"/>
+    <w:basedOn w:val="a0"/>
+    <w:link w:val="7"/>
     <w:uiPriority w:val="9"/>
     <w:semiHidden/>
     <w:rsid w:val="00921904"/>
@@ -6508,10 +8924,10 @@
       <w:color w:val="595959" w:themeColor="text1" w:themeTint="A6"/>
     </w:rPr>
   </w:style>
-  <w:style w:type="character" w:customStyle="1" w:styleId="Heading8Char">
-    <w:name w:val="Heading 8 Char"/>
-    <w:basedOn w:val="DefaultParagraphFont"/>
-    <w:link w:val="Heading8"/>
+  <w:style w:type="character" w:customStyle="1" w:styleId="80">
+    <w:name w:val="Заголовок 8 Знак"/>
+    <w:basedOn w:val="a0"/>
+    <w:link w:val="8"/>
     <w:uiPriority w:val="9"/>
     <w:semiHidden/>
     <w:rsid w:val="00921904"/>
@@ -6522,10 +8938,10 @@
       <w:color w:val="272727" w:themeColor="text1" w:themeTint="D8"/>
     </w:rPr>
   </w:style>
-  <w:style w:type="character" w:customStyle="1" w:styleId="Heading9Char">
-    <w:name w:val="Heading 9 Char"/>
-    <w:basedOn w:val="DefaultParagraphFont"/>
-    <w:link w:val="Heading9"/>
+  <w:style w:type="character" w:customStyle="1" w:styleId="90">
+    <w:name w:val="Заголовок 9 Знак"/>
+    <w:basedOn w:val="a0"/>
+    <w:link w:val="9"/>
     <w:uiPriority w:val="9"/>
     <w:semiHidden/>
     <w:rsid w:val="00921904"/>
@@ -6534,11 +8950,11 @@
       <w:color w:val="272727" w:themeColor="text1" w:themeTint="D8"/>
     </w:rPr>
   </w:style>
-  <w:style w:type="paragraph" w:styleId="Title">
+  <w:style w:type="paragraph" w:styleId="a3">
     <w:name w:val="Title"/>
-    <w:basedOn w:val="Normal"/>
-    <w:next w:val="Normal"/>
-    <w:link w:val="TitleChar"/>
+    <w:basedOn w:val="a"/>
+    <w:next w:val="a"/>
+    <w:link w:val="a4"/>
     <w:uiPriority w:val="10"/>
     <w:qFormat/>
     <w:rsid w:val="00921904"/>
@@ -6554,10 +8970,10 @@
       <w:szCs w:val="56"/>
     </w:rPr>
   </w:style>
-  <w:style w:type="character" w:customStyle="1" w:styleId="TitleChar">
-    <w:name w:val="Title Char"/>
-    <w:basedOn w:val="DefaultParagraphFont"/>
-    <w:link w:val="Title"/>
+  <w:style w:type="character" w:customStyle="1" w:styleId="a4">
+    <w:name w:val="Назва Знак"/>
+    <w:basedOn w:val="a0"/>
+    <w:link w:val="a3"/>
     <w:uiPriority w:val="10"/>
     <w:rsid w:val="00921904"/>
     <w:rPr>
@@ -6568,11 +8984,11 @@
       <w:szCs w:val="56"/>
     </w:rPr>
   </w:style>
-  <w:style w:type="paragraph" w:styleId="Subtitle">
+  <w:style w:type="paragraph" w:styleId="a5">
     <w:name w:val="Subtitle"/>
-    <w:basedOn w:val="Normal"/>
-    <w:next w:val="Normal"/>
-    <w:link w:val="SubtitleChar"/>
+    <w:basedOn w:val="a"/>
+    <w:next w:val="a"/>
+    <w:link w:val="a6"/>
     <w:uiPriority w:val="11"/>
     <w:qFormat/>
     <w:rsid w:val="00921904"/>
@@ -6589,10 +9005,10 @@
       <w:szCs w:val="28"/>
     </w:rPr>
   </w:style>
-  <w:style w:type="character" w:customStyle="1" w:styleId="SubtitleChar">
-    <w:name w:val="Subtitle Char"/>
-    <w:basedOn w:val="DefaultParagraphFont"/>
-    <w:link w:val="Subtitle"/>
+  <w:style w:type="character" w:customStyle="1" w:styleId="a6">
+    <w:name w:val="Підзаголовок Знак"/>
+    <w:basedOn w:val="a0"/>
+    <w:link w:val="a5"/>
     <w:uiPriority w:val="11"/>
     <w:rsid w:val="00921904"/>
     <w:rPr>
@@ -6603,11 +9019,11 @@
       <w:szCs w:val="28"/>
     </w:rPr>
   </w:style>
-  <w:style w:type="paragraph" w:styleId="Quote">
+  <w:style w:type="paragraph" w:styleId="a7">
     <w:name w:val="Quote"/>
-    <w:basedOn w:val="Normal"/>
-    <w:next w:val="Normal"/>
-    <w:link w:val="QuoteChar"/>
+    <w:basedOn w:val="a"/>
+    <w:next w:val="a"/>
+    <w:link w:val="a8"/>
     <w:uiPriority w:val="29"/>
     <w:qFormat/>
     <w:rsid w:val="00921904"/>
@@ -6621,10 +9037,10 @@
       <w:color w:val="404040" w:themeColor="text1" w:themeTint="BF"/>
     </w:rPr>
   </w:style>
-  <w:style w:type="character" w:customStyle="1" w:styleId="QuoteChar">
-    <w:name w:val="Quote Char"/>
-    <w:basedOn w:val="DefaultParagraphFont"/>
-    <w:link w:val="Quote"/>
+  <w:style w:type="character" w:customStyle="1" w:styleId="a8">
+    <w:name w:val="Цитата Знак"/>
+    <w:basedOn w:val="a0"/>
+    <w:link w:val="a7"/>
     <w:uiPriority w:val="29"/>
     <w:rsid w:val="00921904"/>
     <w:rPr>
@@ -6633,9 +9049,9 @@
       <w:color w:val="404040" w:themeColor="text1" w:themeTint="BF"/>
     </w:rPr>
   </w:style>
-  <w:style w:type="paragraph" w:styleId="ListParagraph">
+  <w:style w:type="paragraph" w:styleId="a9">
     <w:name w:val="List Paragraph"/>
-    <w:basedOn w:val="Normal"/>
+    <w:basedOn w:val="a"/>
     <w:uiPriority w:val="34"/>
     <w:qFormat/>
     <w:rsid w:val="00921904"/>
@@ -6644,9 +9060,9 @@
       <w:contextualSpacing/>
     </w:pPr>
   </w:style>
-  <w:style w:type="character" w:styleId="IntenseEmphasis">
+  <w:style w:type="character" w:styleId="aa">
     <w:name w:val="Intense Emphasis"/>
-    <w:basedOn w:val="DefaultParagraphFont"/>
+    <w:basedOn w:val="a0"/>
     <w:uiPriority w:val="21"/>
     <w:qFormat/>
     <w:rsid w:val="00921904"/>
@@ -6656,11 +9072,11 @@
       <w:color w:val="0F4761" w:themeColor="accent1" w:themeShade="BF"/>
     </w:rPr>
   </w:style>
-  <w:style w:type="paragraph" w:styleId="IntenseQuote">
+  <w:style w:type="paragraph" w:styleId="ab">
     <w:name w:val="Intense Quote"/>
-    <w:basedOn w:val="Normal"/>
-    <w:next w:val="Normal"/>
-    <w:link w:val="IntenseQuoteChar"/>
+    <w:basedOn w:val="a"/>
+    <w:next w:val="a"/>
+    <w:link w:val="ac"/>
     <w:uiPriority w:val="30"/>
     <w:qFormat/>
     <w:rsid w:val="00921904"/>
@@ -6679,10 +9095,10 @@
       <w:color w:val="0F4761" w:themeColor="accent1" w:themeShade="BF"/>
     </w:rPr>
   </w:style>
-  <w:style w:type="character" w:customStyle="1" w:styleId="IntenseQuoteChar">
-    <w:name w:val="Intense Quote Char"/>
-    <w:basedOn w:val="DefaultParagraphFont"/>
-    <w:link w:val="IntenseQuote"/>
+  <w:style w:type="character" w:customStyle="1" w:styleId="ac">
+    <w:name w:val="Насичена цитата Знак"/>
+    <w:basedOn w:val="a0"/>
+    <w:link w:val="ab"/>
     <w:uiPriority w:val="30"/>
     <w:rsid w:val="00921904"/>
     <w:rPr>
@@ -6691,9 +9107,9 @@
       <w:color w:val="0F4761" w:themeColor="accent1" w:themeShade="BF"/>
     </w:rPr>
   </w:style>
-  <w:style w:type="character" w:styleId="IntenseReference">
+  <w:style w:type="character" w:styleId="ad">
     <w:name w:val="Intense Reference"/>
-    <w:basedOn w:val="DefaultParagraphFont"/>
+    <w:basedOn w:val="a0"/>
     <w:uiPriority w:val="32"/>
     <w:qFormat/>
     <w:rsid w:val="00921904"/>
@@ -6705,9 +9121,9 @@
       <w:spacing w:val="5"/>
     </w:rPr>
   </w:style>
-  <w:style w:type="paragraph" w:styleId="NormalWeb">
+  <w:style w:type="paragraph" w:styleId="ae">
     <w:name w:val="Normal (Web)"/>
-    <w:basedOn w:val="Normal"/>
+    <w:basedOn w:val="a"/>
     <w:uiPriority w:val="99"/>
     <w:semiHidden/>
     <w:unhideWhenUsed/>
@@ -6718,18 +9134,17 @@
     <w:rPr>
       <w:rFonts w:ascii="Times New Roman" w:eastAsia="Times New Roman" w:hAnsi="Times New Roman" w:cs="Times New Roman"/>
       <w:kern w:val="0"/>
-      <w:lang w:val="en-UA"/>
       <w14:ligatures w14:val="none"/>
     </w:rPr>
   </w:style>
   <w:style w:type="character" w:customStyle="1" w:styleId="apple-converted-space">
     <w:name w:val="apple-converted-space"/>
-    <w:basedOn w:val="DefaultParagraphFont"/>
+    <w:basedOn w:val="a0"/>
     <w:rsid w:val="00E87BC9"/>
   </w:style>
-  <w:style w:type="character" w:styleId="HTMLCode">
+  <w:style w:type="character" w:styleId="HTML">
     <w:name w:val="HTML Code"/>
-    <w:basedOn w:val="DefaultParagraphFont"/>
+    <w:basedOn w:val="a0"/>
     <w:uiPriority w:val="99"/>
     <w:semiHidden/>
     <w:unhideWhenUsed/>
@@ -6738,6 +9153,41 @@
       <w:rFonts w:ascii="Courier New" w:eastAsia="Times New Roman" w:hAnsi="Courier New" w:cs="Courier New"/>
       <w:sz w:val="20"/>
       <w:szCs w:val="20"/>
+    </w:rPr>
+  </w:style>
+  <w:style w:type="character" w:styleId="af">
+    <w:name w:val="Hyperlink"/>
+    <w:basedOn w:val="a0"/>
+    <w:uiPriority w:val="99"/>
+    <w:unhideWhenUsed/>
+    <w:rsid w:val="008650CC"/>
+    <w:rPr>
+      <w:color w:val="467886" w:themeColor="hyperlink"/>
+      <w:u w:val="single"/>
+    </w:rPr>
+  </w:style>
+  <w:style w:type="character" w:styleId="af0">
+    <w:name w:val="Unresolved Mention"/>
+    <w:basedOn w:val="a0"/>
+    <w:uiPriority w:val="99"/>
+    <w:semiHidden/>
+    <w:unhideWhenUsed/>
+    <w:rsid w:val="008650CC"/>
+    <w:rPr>
+      <w:color w:val="605E5C"/>
+      <w:shd w:val="clear" w:color="auto" w:fill="E1DFDD"/>
+    </w:rPr>
+  </w:style>
+  <w:style w:type="character" w:styleId="af1">
+    <w:name w:val="FollowedHyperlink"/>
+    <w:basedOn w:val="a0"/>
+    <w:uiPriority w:val="99"/>
+    <w:semiHidden/>
+    <w:unhideWhenUsed/>
+    <w:rsid w:val="008650CC"/>
+    <w:rPr>
+      <w:color w:val="96607D" w:themeColor="followedHyperlink"/>
+      <w:u w:val="single"/>
     </w:rPr>
   </w:style>
 </w:styles>

--- a/Звіт.docx
+++ b/Звіт.docx
@@ -788,7 +788,25 @@
           <w:sz w:val="28"/>
           <w:szCs w:val="28"/>
         </w:rPr>
-        <w:t xml:space="preserve"> Java.</w:t>
+        <w:t xml:space="preserve"> </w:t>
+      </w:r>
+      <w:proofErr w:type="spellStart"/>
+      <w:r>
+        <w:rPr>
+          <w:rFonts w:ascii="Times New Roman" w:hAnsi="Times New Roman" w:cs="Times New Roman"/>
+          <w:sz w:val="28"/>
+          <w:szCs w:val="28"/>
+        </w:rPr>
+        <w:t>Java</w:t>
+      </w:r>
+      <w:proofErr w:type="spellEnd"/>
+      <w:r>
+        <w:rPr>
+          <w:rFonts w:ascii="Times New Roman" w:hAnsi="Times New Roman" w:cs="Times New Roman"/>
+          <w:sz w:val="28"/>
+          <w:szCs w:val="28"/>
+        </w:rPr>
+        <w:t>.</w:t>
       </w:r>
     </w:p>
     <w:p>
@@ -1174,7 +1192,7 @@
           <w:sz w:val="28"/>
           <w:szCs w:val="28"/>
         </w:rPr>
-        <w:t xml:space="preserve">Покрити в проєкті основні теми </w:t>
+        <w:t xml:space="preserve">Покрити в </w:t>
       </w:r>
       <w:proofErr w:type="spellStart"/>
       <w:r>
@@ -1183,6 +1201,24 @@
           <w:sz w:val="28"/>
           <w:szCs w:val="28"/>
         </w:rPr>
+        <w:t>проєкті</w:t>
+      </w:r>
+      <w:proofErr w:type="spellEnd"/>
+      <w:r>
+        <w:rPr>
+          <w:rFonts w:ascii="Times New Roman" w:hAnsi="Times New Roman" w:cs="Times New Roman"/>
+          <w:sz w:val="28"/>
+          <w:szCs w:val="28"/>
+        </w:rPr>
+        <w:t xml:space="preserve"> основні теми </w:t>
+      </w:r>
+      <w:proofErr w:type="spellStart"/>
+      <w:r>
+        <w:rPr>
+          <w:rFonts w:ascii="Times New Roman" w:hAnsi="Times New Roman" w:cs="Times New Roman"/>
+          <w:sz w:val="28"/>
+          <w:szCs w:val="28"/>
+        </w:rPr>
         <w:t>Advanced</w:t>
       </w:r>
       <w:proofErr w:type="spellEnd"/>
@@ -1192,7 +1228,25 @@
           <w:sz w:val="28"/>
           <w:szCs w:val="28"/>
         </w:rPr>
-        <w:t xml:space="preserve"> Java (ООП, </w:t>
+        <w:t xml:space="preserve"> </w:t>
+      </w:r>
+      <w:proofErr w:type="spellStart"/>
+      <w:r>
+        <w:rPr>
+          <w:rFonts w:ascii="Times New Roman" w:hAnsi="Times New Roman" w:cs="Times New Roman"/>
+          <w:sz w:val="28"/>
+          <w:szCs w:val="28"/>
+        </w:rPr>
+        <w:t>Java</w:t>
+      </w:r>
+      <w:proofErr w:type="spellEnd"/>
+      <w:r>
+        <w:rPr>
+          <w:rFonts w:ascii="Times New Roman" w:hAnsi="Times New Roman" w:cs="Times New Roman"/>
+          <w:sz w:val="28"/>
+          <w:szCs w:val="28"/>
+        </w:rPr>
+        <w:t xml:space="preserve"> (ООП, </w:t>
       </w:r>
       <w:proofErr w:type="spellStart"/>
       <w:r>
@@ -1524,7 +1578,7 @@
     </w:p>
     <w:p>
       <w:pPr>
-        <w:pStyle w:val="a9"/>
+        <w:pStyle w:val="ListParagraph"/>
         <w:numPr>
           <w:ilvl w:val="0"/>
           <w:numId w:val="3"/>
@@ -1555,7 +1609,7 @@
     </w:p>
     <w:p>
       <w:pPr>
-        <w:pStyle w:val="a9"/>
+        <w:pStyle w:val="ListParagraph"/>
         <w:numPr>
           <w:ilvl w:val="1"/>
           <w:numId w:val="3"/>
@@ -1708,7 +1762,7 @@
     </w:p>
     <w:p>
       <w:pPr>
-        <w:pStyle w:val="a9"/>
+        <w:pStyle w:val="ListParagraph"/>
         <w:numPr>
           <w:ilvl w:val="1"/>
           <w:numId w:val="3"/>
@@ -1731,7 +1785,7 @@
     </w:p>
     <w:p>
       <w:pPr>
-        <w:pStyle w:val="a9"/>
+        <w:pStyle w:val="ListParagraph"/>
         <w:numPr>
           <w:ilvl w:val="1"/>
           <w:numId w:val="3"/>
@@ -1754,7 +1808,7 @@
     </w:p>
     <w:p>
       <w:pPr>
-        <w:pStyle w:val="a9"/>
+        <w:pStyle w:val="ListParagraph"/>
         <w:numPr>
           <w:ilvl w:val="0"/>
           <w:numId w:val="3"/>
@@ -1777,7 +1831,7 @@
     </w:p>
     <w:p>
       <w:pPr>
-        <w:pStyle w:val="a9"/>
+        <w:pStyle w:val="ListParagraph"/>
         <w:numPr>
           <w:ilvl w:val="1"/>
           <w:numId w:val="3"/>
@@ -1809,7 +1863,7 @@
     </w:p>
     <w:p>
       <w:pPr>
-        <w:pStyle w:val="a9"/>
+        <w:pStyle w:val="ListParagraph"/>
         <w:numPr>
           <w:ilvl w:val="1"/>
           <w:numId w:val="3"/>
@@ -1832,7 +1886,7 @@
     </w:p>
     <w:p>
       <w:pPr>
-        <w:pStyle w:val="a9"/>
+        <w:pStyle w:val="ListParagraph"/>
         <w:numPr>
           <w:ilvl w:val="1"/>
           <w:numId w:val="3"/>
@@ -1873,7 +1927,7 @@
     </w:p>
     <w:p>
       <w:pPr>
-        <w:pStyle w:val="a9"/>
+        <w:pStyle w:val="ListParagraph"/>
         <w:numPr>
           <w:ilvl w:val="1"/>
           <w:numId w:val="3"/>
@@ -1896,7 +1950,7 @@
     </w:p>
     <w:p>
       <w:pPr>
-        <w:pStyle w:val="a9"/>
+        <w:pStyle w:val="ListParagraph"/>
         <w:numPr>
           <w:ilvl w:val="1"/>
           <w:numId w:val="3"/>
@@ -1936,7 +1990,7 @@
     </w:p>
     <w:p>
       <w:pPr>
-        <w:pStyle w:val="a9"/>
+        <w:pStyle w:val="ListParagraph"/>
         <w:numPr>
           <w:ilvl w:val="1"/>
           <w:numId w:val="3"/>
@@ -1996,7 +2050,7 @@
     </w:p>
     <w:p>
       <w:pPr>
-        <w:pStyle w:val="a9"/>
+        <w:pStyle w:val="ListParagraph"/>
         <w:numPr>
           <w:ilvl w:val="0"/>
           <w:numId w:val="3"/>
@@ -2039,7 +2093,7 @@
     </w:p>
     <w:p>
       <w:pPr>
-        <w:pStyle w:val="a9"/>
+        <w:pStyle w:val="ListParagraph"/>
         <w:numPr>
           <w:ilvl w:val="1"/>
           <w:numId w:val="3"/>
@@ -2090,7 +2144,7 @@
     </w:p>
     <w:p>
       <w:pPr>
-        <w:pStyle w:val="a9"/>
+        <w:pStyle w:val="ListParagraph"/>
         <w:numPr>
           <w:ilvl w:val="1"/>
           <w:numId w:val="3"/>
@@ -2129,7 +2183,7 @@
     </w:p>
     <w:p>
       <w:pPr>
-        <w:pStyle w:val="a9"/>
+        <w:pStyle w:val="ListParagraph"/>
         <w:numPr>
           <w:ilvl w:val="1"/>
           <w:numId w:val="3"/>
@@ -2152,7 +2206,7 @@
     </w:p>
     <w:p>
       <w:pPr>
-        <w:pStyle w:val="a9"/>
+        <w:pStyle w:val="ListParagraph"/>
         <w:spacing w:after="0" w:line="240" w:lineRule="auto"/>
         <w:ind w:left="1440"/>
         <w:rPr>
@@ -2187,7 +2241,7 @@
     </w:p>
     <w:p>
       <w:pPr>
-        <w:pStyle w:val="a9"/>
+        <w:pStyle w:val="ListParagraph"/>
         <w:numPr>
           <w:ilvl w:val="0"/>
           <w:numId w:val="4"/>
@@ -2210,7 +2264,7 @@
     </w:p>
     <w:p>
       <w:pPr>
-        <w:pStyle w:val="a9"/>
+        <w:pStyle w:val="ListParagraph"/>
         <w:numPr>
           <w:ilvl w:val="1"/>
           <w:numId w:val="4"/>
@@ -2388,7 +2442,7 @@
     </w:p>
     <w:p>
       <w:pPr>
-        <w:pStyle w:val="a9"/>
+        <w:pStyle w:val="ListParagraph"/>
         <w:numPr>
           <w:ilvl w:val="1"/>
           <w:numId w:val="4"/>
@@ -2411,7 +2465,7 @@
     </w:p>
     <w:p>
       <w:pPr>
-        <w:pStyle w:val="a9"/>
+        <w:pStyle w:val="ListParagraph"/>
         <w:numPr>
           <w:ilvl w:val="1"/>
           <w:numId w:val="4"/>
@@ -2434,7 +2488,7 @@
     </w:p>
     <w:p>
       <w:pPr>
-        <w:pStyle w:val="a9"/>
+        <w:pStyle w:val="ListParagraph"/>
         <w:numPr>
           <w:ilvl w:val="1"/>
           <w:numId w:val="4"/>
@@ -2499,6 +2553,7 @@
         </w:rPr>
         <w:t xml:space="preserve">через </w:t>
       </w:r>
+      <w:proofErr w:type="spellStart"/>
       <w:r>
         <w:rPr>
           <w:rFonts w:ascii="Times New Roman" w:hAnsi="Times New Roman" w:cs="Times New Roman"/>
@@ -2507,7 +2562,18 @@
           <w:szCs w:val="28"/>
           <w:shd w:val="clear" w:color="auto" w:fill="FFFFFF"/>
         </w:rPr>
-        <w:t xml:space="preserve">Java </w:t>
+        <w:t>Java</w:t>
+      </w:r>
+      <w:proofErr w:type="spellEnd"/>
+      <w:r>
+        <w:rPr>
+          <w:rFonts w:ascii="Times New Roman" w:hAnsi="Times New Roman" w:cs="Times New Roman"/>
+          <w:color w:val="333333"/>
+          <w:sz w:val="28"/>
+          <w:szCs w:val="28"/>
+          <w:shd w:val="clear" w:color="auto" w:fill="FFFFFF"/>
+        </w:rPr>
+        <w:t xml:space="preserve"> </w:t>
       </w:r>
       <w:proofErr w:type="spellStart"/>
       <w:r>
@@ -2554,7 +2620,7 @@
     </w:p>
     <w:p>
       <w:pPr>
-        <w:pStyle w:val="a9"/>
+        <w:pStyle w:val="ListParagraph"/>
         <w:numPr>
           <w:ilvl w:val="0"/>
           <w:numId w:val="4"/>
@@ -2583,7 +2649,7 @@
     </w:p>
     <w:p>
       <w:pPr>
-        <w:pStyle w:val="a9"/>
+        <w:pStyle w:val="ListParagraph"/>
         <w:numPr>
           <w:ilvl w:val="0"/>
           <w:numId w:val="12"/>
@@ -2636,7 +2702,7 @@
     </w:p>
     <w:p>
       <w:pPr>
-        <w:pStyle w:val="a9"/>
+        <w:pStyle w:val="ListParagraph"/>
         <w:numPr>
           <w:ilvl w:val="0"/>
           <w:numId w:val="12"/>
@@ -2665,7 +2731,7 @@
     </w:p>
     <w:p>
       <w:pPr>
-        <w:pStyle w:val="a9"/>
+        <w:pStyle w:val="ListParagraph"/>
         <w:numPr>
           <w:ilvl w:val="0"/>
           <w:numId w:val="12"/>
@@ -2739,7 +2805,7 @@
     </w:p>
     <w:p>
       <w:pPr>
-        <w:pStyle w:val="a9"/>
+        <w:pStyle w:val="ListParagraph"/>
         <w:spacing w:before="100" w:beforeAutospacing="1" w:after="100" w:afterAutospacing="1" w:line="240" w:lineRule="auto"/>
         <w:rPr>
           <w:rFonts w:ascii="Times New Roman" w:eastAsia="Times New Roman" w:hAnsi="Times New Roman" w:cs="Times New Roman"/>
@@ -2753,7 +2819,7 @@
     </w:p>
     <w:p>
       <w:pPr>
-        <w:pStyle w:val="a9"/>
+        <w:pStyle w:val="ListParagraph"/>
         <w:numPr>
           <w:ilvl w:val="0"/>
           <w:numId w:val="4"/>
@@ -2794,7 +2860,7 @@
     </w:p>
     <w:p>
       <w:pPr>
-        <w:pStyle w:val="a9"/>
+        <w:pStyle w:val="ListParagraph"/>
         <w:numPr>
           <w:ilvl w:val="0"/>
           <w:numId w:val="14"/>
@@ -2871,7 +2937,7 @@
     </w:p>
     <w:p>
       <w:pPr>
-        <w:pStyle w:val="a9"/>
+        <w:pStyle w:val="ListParagraph"/>
         <w:numPr>
           <w:ilvl w:val="0"/>
           <w:numId w:val="14"/>
@@ -3056,7 +3122,7 @@
     </w:p>
     <w:p>
       <w:pPr>
-        <w:pStyle w:val="a9"/>
+        <w:pStyle w:val="ListParagraph"/>
         <w:numPr>
           <w:ilvl w:val="0"/>
           <w:numId w:val="17"/>
@@ -3085,7 +3151,7 @@
     </w:p>
     <w:p>
       <w:pPr>
-        <w:pStyle w:val="a9"/>
+        <w:pStyle w:val="ListParagraph"/>
         <w:numPr>
           <w:ilvl w:val="0"/>
           <w:numId w:val="15"/>
@@ -3100,6 +3166,7 @@
           <w14:ligatures w14:val="none"/>
         </w:rPr>
       </w:pPr>
+      <w:proofErr w:type="spellStart"/>
       <w:r>
         <w:rPr>
           <w:rFonts w:ascii="Times New Roman" w:eastAsia="Times New Roman" w:hAnsi="Times New Roman" w:cs="Times New Roman"/>
@@ -3111,6 +3178,7 @@
         </w:rPr>
         <w:t>Проєктування</w:t>
       </w:r>
+      <w:proofErr w:type="spellEnd"/>
       <w:r>
         <w:rPr>
           <w:rFonts w:ascii="Times New Roman" w:eastAsia="Times New Roman" w:hAnsi="Times New Roman" w:cs="Times New Roman"/>
@@ -3149,7 +3217,7 @@
     </w:p>
     <w:p>
       <w:pPr>
-        <w:pStyle w:val="a9"/>
+        <w:pStyle w:val="ListParagraph"/>
         <w:spacing w:before="100" w:beforeAutospacing="1" w:after="100" w:afterAutospacing="1" w:line="240" w:lineRule="auto"/>
         <w:ind w:left="1346"/>
         <w:rPr>
@@ -3360,7 +3428,7 @@
     </w:p>
     <w:p>
       <w:pPr>
-        <w:pStyle w:val="a9"/>
+        <w:pStyle w:val="ListParagraph"/>
         <w:numPr>
           <w:ilvl w:val="0"/>
           <w:numId w:val="15"/>
@@ -3505,7 +3573,7 @@
     </w:p>
     <w:p>
       <w:pPr>
-        <w:pStyle w:val="a9"/>
+        <w:pStyle w:val="ListParagraph"/>
         <w:numPr>
           <w:ilvl w:val="0"/>
           <w:numId w:val="17"/>
@@ -3534,7 +3602,7 @@
     </w:p>
     <w:p>
       <w:pPr>
-        <w:pStyle w:val="a9"/>
+        <w:pStyle w:val="ListParagraph"/>
         <w:numPr>
           <w:ilvl w:val="0"/>
           <w:numId w:val="15"/>
@@ -3563,7 +3631,7 @@
     </w:p>
     <w:p>
       <w:pPr>
-        <w:pStyle w:val="a9"/>
+        <w:pStyle w:val="ListParagraph"/>
         <w:numPr>
           <w:ilvl w:val="0"/>
           <w:numId w:val="15"/>
@@ -3818,7 +3886,27 @@
           <w:sz w:val="28"/>
           <w:szCs w:val="28"/>
         </w:rPr>
-        <w:t>— це консольний застосунок розроблений на мові програмування Java. Керування відбувається за рахунок введення чисел/слів до консолі</w:t>
+        <w:t xml:space="preserve">— це консольний застосунок розроблений на мові програмування </w:t>
+      </w:r>
+      <w:proofErr w:type="spellStart"/>
+      <w:r>
+        <w:rPr>
+          <w:rFonts w:ascii="Times New Roman" w:hAnsi="Times New Roman" w:cs="Times New Roman"/>
+          <w:color w:val="000000"/>
+          <w:sz w:val="28"/>
+          <w:szCs w:val="28"/>
+        </w:rPr>
+        <w:t>Java</w:t>
+      </w:r>
+      <w:proofErr w:type="spellEnd"/>
+      <w:r>
+        <w:rPr>
+          <w:rFonts w:ascii="Times New Roman" w:hAnsi="Times New Roman" w:cs="Times New Roman"/>
+          <w:color w:val="000000"/>
+          <w:sz w:val="28"/>
+          <w:szCs w:val="28"/>
+        </w:rPr>
+        <w:t>. Керування відбувається за рахунок введення чисел/слів до консолі</w:t>
       </w:r>
       <w:r>
         <w:rPr>
@@ -4998,6 +5086,1922 @@
     </w:p>
     <w:p>
       <w:pPr>
+        <w:spacing w:before="100" w:beforeAutospacing="1" w:after="100" w:afterAutospacing="1" w:line="240" w:lineRule="auto"/>
+        <w:outlineLvl w:val="2"/>
+        <w:rPr>
+          <w:rFonts w:ascii="Times New Roman" w:eastAsia="Times New Roman" w:hAnsi="Times New Roman" w:cs="Times New Roman"/>
+          <w:b/>
+          <w:bCs/>
+          <w:color w:val="000000"/>
+          <w:kern w:val="0"/>
+          <w:sz w:val="28"/>
+          <w:szCs w:val="28"/>
+          <w:lang w:val="en-UA"/>
+          <w14:ligatures w14:val="none"/>
+        </w:rPr>
+      </w:pPr>
+      <w:r>
+        <w:rPr>
+          <w:rFonts w:ascii="Times New Roman" w:eastAsia="Times New Roman" w:hAnsi="Times New Roman" w:cs="Times New Roman"/>
+          <w:b/>
+          <w:bCs/>
+          <w:color w:val="000000"/>
+          <w:kern w:val="0"/>
+          <w:sz w:val="27"/>
+          <w:szCs w:val="27"/>
+          <w:lang w:val="en-UA"/>
+          <w14:ligatures w14:val="none"/>
+        </w:rPr>
+        <w:t>1</w:t>
+      </w:r>
+      <w:r>
+        <w:rPr>
+          <w:rFonts w:ascii="Times New Roman" w:eastAsia="Times New Roman" w:hAnsi="Times New Roman" w:cs="Times New Roman"/>
+          <w:b/>
+          <w:bCs/>
+          <w:color w:val="000000"/>
+          <w:kern w:val="0"/>
+          <w:sz w:val="28"/>
+          <w:szCs w:val="28"/>
+          <w:lang w:val="en-UA"/>
+          <w14:ligatures w14:val="none"/>
+        </w:rPr>
+        <w:t xml:space="preserve">. </w:t>
+      </w:r>
+    </w:p>
+    <w:p>
+      <w:pPr>
+        <w:numPr>
+          <w:ilvl w:val="0"/>
+          <w:numId w:val="24"/>
+        </w:numPr>
+        <w:spacing w:before="100" w:beforeAutospacing="1" w:after="100" w:afterAutospacing="1" w:line="240" w:lineRule="auto"/>
+        <w:rPr>
+          <w:rFonts w:ascii="Times New Roman" w:eastAsia="Times New Roman" w:hAnsi="Times New Roman" w:cs="Times New Roman"/>
+          <w:color w:val="000000"/>
+          <w:kern w:val="0"/>
+          <w:sz w:val="28"/>
+          <w:szCs w:val="28"/>
+          <w:lang w:val="en-UA"/>
+          <w14:ligatures w14:val="none"/>
+        </w:rPr>
+      </w:pPr>
+      <w:r>
+        <w:rPr>
+          <w:rFonts w:ascii="Times New Roman" w:eastAsia="Times New Roman" w:hAnsi="Times New Roman" w:cs="Times New Roman"/>
+          <w:b/>
+          <w:bCs/>
+          <w:color w:val="000000"/>
+          <w:kern w:val="0"/>
+          <w:sz w:val="28"/>
+          <w:szCs w:val="28"/>
+          <w:lang w:val="en-UA"/>
+          <w14:ligatures w14:val="none"/>
+        </w:rPr>
+        <w:t>Проблема:</w:t>
+      </w:r>
+      <w:r>
+        <w:rPr>
+          <w:rFonts w:ascii="Times New Roman" w:eastAsia="Times New Roman" w:hAnsi="Times New Roman" w:cs="Times New Roman"/>
+          <w:color w:val="000000"/>
+          <w:kern w:val="0"/>
+          <w:sz w:val="28"/>
+          <w:szCs w:val="28"/>
+          <w:lang w:val="en-UA"/>
+          <w14:ligatures w14:val="none"/>
+        </w:rPr>
+        <w:t> </w:t>
+      </w:r>
+      <w:r>
+        <w:rPr>
+          <w:rFonts w:ascii="Times New Roman" w:eastAsia="Times New Roman" w:hAnsi="Times New Roman" w:cs="Times New Roman"/>
+          <w:color w:val="000000"/>
+          <w:kern w:val="0"/>
+          <w:sz w:val="28"/>
+          <w:szCs w:val="28"/>
+          <w14:ligatures w14:val="none"/>
+        </w:rPr>
+        <w:t>п</w:t>
+      </w:r>
+      <w:r>
+        <w:rPr>
+          <w:rFonts w:ascii="Times New Roman" w:eastAsia="Times New Roman" w:hAnsi="Times New Roman" w:cs="Times New Roman"/>
+          <w:color w:val="000000"/>
+          <w:kern w:val="0"/>
+          <w:sz w:val="28"/>
+          <w:szCs w:val="28"/>
+          <w:lang w:val="en-UA"/>
+          <w14:ligatures w14:val="none"/>
+        </w:rPr>
+        <w:t>ри введенні значення курсу</w:t>
+      </w:r>
+      <w:r>
+        <w:rPr>
+          <w:rFonts w:ascii="Times New Roman" w:eastAsia="Times New Roman" w:hAnsi="Times New Roman" w:cs="Times New Roman"/>
+          <w:color w:val="000000"/>
+          <w:kern w:val="0"/>
+          <w:sz w:val="28"/>
+          <w:szCs w:val="28"/>
+          <w14:ligatures w14:val="none"/>
+        </w:rPr>
+        <w:t xml:space="preserve">, </w:t>
+      </w:r>
+      <w:r>
+        <w:rPr>
+          <w:rFonts w:ascii="Times New Roman" w:eastAsia="Times New Roman" w:hAnsi="Times New Roman" w:cs="Times New Roman"/>
+          <w:color w:val="000000"/>
+          <w:kern w:val="0"/>
+          <w:sz w:val="28"/>
+          <w:szCs w:val="28"/>
+          <w:lang w:val="en-UA"/>
+          <w14:ligatures w14:val="none"/>
+        </w:rPr>
+        <w:t xml:space="preserve">наприклад &gt;6, система </w:t>
+      </w:r>
+      <w:r>
+        <w:rPr>
+          <w:rFonts w:ascii="Times New Roman" w:eastAsia="Times New Roman" w:hAnsi="Times New Roman" w:cs="Times New Roman"/>
+          <w:color w:val="000000"/>
+          <w:kern w:val="0"/>
+          <w:sz w:val="28"/>
+          <w:szCs w:val="28"/>
+          <w14:ligatures w14:val="none"/>
+        </w:rPr>
+        <w:t>кидала</w:t>
+      </w:r>
+      <w:r>
+        <w:rPr>
+          <w:rFonts w:ascii="Times New Roman" w:eastAsia="Times New Roman" w:hAnsi="Times New Roman" w:cs="Times New Roman"/>
+          <w:color w:val="000000"/>
+          <w:kern w:val="0"/>
+          <w:sz w:val="28"/>
+          <w:szCs w:val="28"/>
+          <w:lang w:val="en-UA"/>
+          <w14:ligatures w14:val="none"/>
+        </w:rPr>
+        <w:t xml:space="preserve"> IllegalArgumentException</w:t>
+      </w:r>
+      <w:r>
+        <w:rPr>
+          <w:rFonts w:ascii="Times New Roman" w:eastAsia="Times New Roman" w:hAnsi="Times New Roman" w:cs="Times New Roman"/>
+          <w:color w:val="000000"/>
+          <w:kern w:val="0"/>
+          <w:sz w:val="28"/>
+          <w:szCs w:val="28"/>
+          <w14:ligatures w14:val="none"/>
+        </w:rPr>
+        <w:t xml:space="preserve"> і</w:t>
+      </w:r>
+      <w:r>
+        <w:rPr>
+          <w:rFonts w:ascii="Times New Roman" w:eastAsia="Times New Roman" w:hAnsi="Times New Roman" w:cs="Times New Roman"/>
+          <w:color w:val="000000"/>
+          <w:kern w:val="0"/>
+          <w:sz w:val="28"/>
+          <w:szCs w:val="28"/>
+          <w:lang w:val="en-UA"/>
+          <w14:ligatures w14:val="none"/>
+        </w:rPr>
+        <w:t xml:space="preserve"> не оброблял</w:t>
+      </w:r>
+      <w:r>
+        <w:rPr>
+          <w:rFonts w:ascii="Times New Roman" w:eastAsia="Times New Roman" w:hAnsi="Times New Roman" w:cs="Times New Roman"/>
+          <w:color w:val="000000"/>
+          <w:kern w:val="0"/>
+          <w:sz w:val="28"/>
+          <w:szCs w:val="28"/>
+          <w14:ligatures w14:val="none"/>
+        </w:rPr>
+        <w:t>а його</w:t>
+      </w:r>
+      <w:r>
+        <w:rPr>
+          <w:rFonts w:ascii="Times New Roman" w:eastAsia="Times New Roman" w:hAnsi="Times New Roman" w:cs="Times New Roman"/>
+          <w:color w:val="000000"/>
+          <w:kern w:val="0"/>
+          <w:sz w:val="28"/>
+          <w:szCs w:val="28"/>
+          <w14:ligatures w14:val="none"/>
+        </w:rPr>
+        <w:t>, що</w:t>
+      </w:r>
+      <w:r>
+        <w:rPr>
+          <w:rFonts w:ascii="Times New Roman" w:eastAsia="Times New Roman" w:hAnsi="Times New Roman" w:cs="Times New Roman"/>
+          <w:color w:val="000000"/>
+          <w:kern w:val="0"/>
+          <w:sz w:val="28"/>
+          <w:szCs w:val="28"/>
+          <w:lang w:val="en-UA"/>
+          <w14:ligatures w14:val="none"/>
+        </w:rPr>
+        <w:t xml:space="preserve"> призводило до завершення роботи програми.</w:t>
+      </w:r>
+    </w:p>
+    <w:p>
+      <w:pPr>
+        <w:numPr>
+          <w:ilvl w:val="0"/>
+          <w:numId w:val="24"/>
+        </w:numPr>
+        <w:spacing w:before="100" w:beforeAutospacing="1" w:after="100" w:afterAutospacing="1" w:line="240" w:lineRule="auto"/>
+        <w:rPr>
+          <w:rFonts w:ascii="Times New Roman" w:eastAsia="Times New Roman" w:hAnsi="Times New Roman" w:cs="Times New Roman"/>
+          <w:color w:val="000000"/>
+          <w:kern w:val="0"/>
+          <w:sz w:val="28"/>
+          <w:szCs w:val="28"/>
+          <w:lang w:val="en-UA"/>
+          <w14:ligatures w14:val="none"/>
+        </w:rPr>
+      </w:pPr>
+      <w:r>
+        <w:rPr>
+          <w:rFonts w:ascii="Times New Roman" w:eastAsia="Times New Roman" w:hAnsi="Times New Roman" w:cs="Times New Roman"/>
+          <w:b/>
+          <w:bCs/>
+          <w:color w:val="000000"/>
+          <w:kern w:val="0"/>
+          <w:sz w:val="28"/>
+          <w:szCs w:val="28"/>
+          <w:lang w:val="en-UA"/>
+          <w14:ligatures w14:val="none"/>
+        </w:rPr>
+        <w:t>Рішення:</w:t>
+      </w:r>
+      <w:r>
+        <w:rPr>
+          <w:rFonts w:ascii="Times New Roman" w:eastAsia="Times New Roman" w:hAnsi="Times New Roman" w:cs="Times New Roman"/>
+          <w:color w:val="000000"/>
+          <w:kern w:val="0"/>
+          <w:sz w:val="28"/>
+          <w:szCs w:val="28"/>
+          <w:lang w:val="en-UA"/>
+          <w14:ligatures w14:val="none"/>
+        </w:rPr>
+        <w:t xml:space="preserve"> впроваджено try-catch та додано валідацію. Тепер при вве</w:t>
+      </w:r>
+      <w:r>
+        <w:rPr>
+          <w:rFonts w:ascii="Times New Roman" w:eastAsia="Times New Roman" w:hAnsi="Times New Roman" w:cs="Times New Roman"/>
+          <w:color w:val="000000"/>
+          <w:kern w:val="0"/>
+          <w:sz w:val="28"/>
+          <w:szCs w:val="28"/>
+          <w14:ligatures w14:val="none"/>
+        </w:rPr>
+        <w:t>денні</w:t>
+      </w:r>
+      <w:r>
+        <w:rPr>
+          <w:rFonts w:ascii="Times New Roman" w:eastAsia="Times New Roman" w:hAnsi="Times New Roman" w:cs="Times New Roman"/>
+          <w:color w:val="000000"/>
+          <w:kern w:val="0"/>
+          <w:sz w:val="28"/>
+          <w:szCs w:val="28"/>
+          <w:lang w:val="en-UA"/>
+          <w14:ligatures w14:val="none"/>
+        </w:rPr>
+        <w:t xml:space="preserve"> некорект</w:t>
+      </w:r>
+      <w:r>
+        <w:rPr>
+          <w:rFonts w:ascii="Times New Roman" w:eastAsia="Times New Roman" w:hAnsi="Times New Roman" w:cs="Times New Roman"/>
+          <w:color w:val="000000"/>
+          <w:kern w:val="0"/>
+          <w:sz w:val="28"/>
+          <w:szCs w:val="28"/>
+          <w14:ligatures w14:val="none"/>
+        </w:rPr>
+        <w:t>ного</w:t>
+      </w:r>
+      <w:r>
+        <w:rPr>
+          <w:rFonts w:ascii="Times New Roman" w:eastAsia="Times New Roman" w:hAnsi="Times New Roman" w:cs="Times New Roman"/>
+          <w:color w:val="000000"/>
+          <w:kern w:val="0"/>
+          <w:sz w:val="28"/>
+          <w:szCs w:val="28"/>
+          <w:lang w:val="en-UA"/>
+          <w14:ligatures w14:val="none"/>
+        </w:rPr>
+        <w:t xml:space="preserve"> курс</w:t>
+      </w:r>
+      <w:r>
+        <w:rPr>
+          <w:rFonts w:ascii="Times New Roman" w:eastAsia="Times New Roman" w:hAnsi="Times New Roman" w:cs="Times New Roman"/>
+          <w:color w:val="000000"/>
+          <w:kern w:val="0"/>
+          <w:sz w:val="28"/>
+          <w:szCs w:val="28"/>
+          <w14:ligatures w14:val="none"/>
+        </w:rPr>
+        <w:t>у кидається повідомлення</w:t>
+      </w:r>
+      <w:r>
+        <w:rPr>
+          <w:rFonts w:ascii="Times New Roman" w:eastAsia="Times New Roman" w:hAnsi="Times New Roman" w:cs="Times New Roman"/>
+          <w:color w:val="000000"/>
+          <w:kern w:val="0"/>
+          <w:sz w:val="28"/>
+          <w:szCs w:val="28"/>
+          <w:lang w:val="en-UA"/>
+          <w14:ligatures w14:val="none"/>
+        </w:rPr>
+        <w:t>,</w:t>
+      </w:r>
+      <w:r>
+        <w:rPr>
+          <w:rFonts w:ascii="Times New Roman" w:eastAsia="Times New Roman" w:hAnsi="Times New Roman" w:cs="Times New Roman"/>
+          <w:color w:val="000000"/>
+          <w:kern w:val="0"/>
+          <w:sz w:val="28"/>
+          <w:szCs w:val="28"/>
+          <w14:ligatures w14:val="none"/>
+        </w:rPr>
+        <w:t xml:space="preserve"> </w:t>
+      </w:r>
+      <w:r>
+        <w:rPr>
+          <w:rFonts w:ascii="Times New Roman" w:eastAsia="Times New Roman" w:hAnsi="Times New Roman" w:cs="Times New Roman"/>
+          <w:color w:val="000000"/>
+          <w:kern w:val="0"/>
+          <w:sz w:val="28"/>
+          <w:szCs w:val="28"/>
+          <w:lang w:val="en-UA"/>
+          <w14:ligatures w14:val="none"/>
+        </w:rPr>
+        <w:t>програма продовжує роботу.</w:t>
+      </w:r>
+    </w:p>
+    <w:p>
+      <w:pPr>
+        <w:spacing w:before="100" w:beforeAutospacing="1" w:after="100" w:afterAutospacing="1" w:line="240" w:lineRule="auto"/>
+        <w:outlineLvl w:val="2"/>
+        <w:rPr>
+          <w:rFonts w:ascii="Times New Roman" w:eastAsia="Times New Roman" w:hAnsi="Times New Roman" w:cs="Times New Roman"/>
+          <w:b/>
+          <w:bCs/>
+          <w:color w:val="000000"/>
+          <w:kern w:val="0"/>
+          <w:sz w:val="28"/>
+          <w:szCs w:val="28"/>
+          <w14:ligatures w14:val="none"/>
+        </w:rPr>
+      </w:pPr>
+      <w:r>
+        <w:rPr>
+          <w:rFonts w:ascii="Times New Roman" w:eastAsia="Times New Roman" w:hAnsi="Times New Roman" w:cs="Times New Roman"/>
+          <w:b/>
+          <w:bCs/>
+          <w:color w:val="000000"/>
+          <w:kern w:val="0"/>
+          <w:sz w:val="28"/>
+          <w:szCs w:val="28"/>
+          <w:lang w:val="en-UA"/>
+          <w14:ligatures w14:val="none"/>
+        </w:rPr>
+        <w:t xml:space="preserve">2. </w:t>
+      </w:r>
+    </w:p>
+    <w:p>
+      <w:pPr>
+        <w:pStyle w:val="ListParagraph"/>
+        <w:numPr>
+          <w:ilvl w:val="0"/>
+          <w:numId w:val="25"/>
+        </w:numPr>
+        <w:spacing w:before="100" w:beforeAutospacing="1" w:after="100" w:afterAutospacing="1" w:line="240" w:lineRule="auto"/>
+        <w:outlineLvl w:val="2"/>
+        <w:rPr>
+          <w:rFonts w:ascii="Times New Roman" w:eastAsia="Times New Roman" w:hAnsi="Times New Roman" w:cs="Times New Roman"/>
+          <w:color w:val="000000"/>
+          <w:kern w:val="0"/>
+          <w:sz w:val="28"/>
+          <w:szCs w:val="28"/>
+          <w:lang w:val="en-UA"/>
+          <w14:ligatures w14:val="none"/>
+        </w:rPr>
+      </w:pPr>
+      <w:r>
+        <w:rPr>
+          <w:rFonts w:ascii="Times New Roman" w:eastAsia="Times New Roman" w:hAnsi="Times New Roman" w:cs="Times New Roman"/>
+          <w:b/>
+          <w:bCs/>
+          <w:color w:val="000000"/>
+          <w:kern w:val="0"/>
+          <w:sz w:val="28"/>
+          <w:szCs w:val="28"/>
+          <w:lang w:val="en-UA"/>
+          <w14:ligatures w14:val="none"/>
+        </w:rPr>
+        <w:t>Проблема:</w:t>
+      </w:r>
+      <w:r>
+        <w:rPr>
+          <w:rFonts w:ascii="Times New Roman" w:eastAsia="Times New Roman" w:hAnsi="Times New Roman" w:cs="Times New Roman"/>
+          <w:color w:val="000000"/>
+          <w:kern w:val="0"/>
+          <w:sz w:val="28"/>
+          <w:szCs w:val="28"/>
+          <w:lang w:val="en-UA"/>
+          <w14:ligatures w14:val="none"/>
+        </w:rPr>
+        <w:t> </w:t>
+      </w:r>
+      <w:r>
+        <w:rPr>
+          <w:rFonts w:ascii="Times New Roman" w:eastAsia="Times New Roman" w:hAnsi="Times New Roman" w:cs="Times New Roman"/>
+          <w:color w:val="000000"/>
+          <w:kern w:val="0"/>
+          <w:sz w:val="28"/>
+          <w:szCs w:val="28"/>
+          <w14:ligatures w14:val="none"/>
+        </w:rPr>
+        <w:t>п</w:t>
+      </w:r>
+      <w:r>
+        <w:rPr>
+          <w:rFonts w:ascii="Times New Roman" w:eastAsia="Times New Roman" w:hAnsi="Times New Roman" w:cs="Times New Roman"/>
+          <w:color w:val="000000"/>
+          <w:kern w:val="0"/>
+          <w:sz w:val="28"/>
+          <w:szCs w:val="28"/>
+          <w:lang w:val="en-UA"/>
+          <w14:ligatures w14:val="none"/>
+        </w:rPr>
+        <w:t>очатко</w:t>
+      </w:r>
+      <w:r>
+        <w:rPr>
+          <w:rFonts w:ascii="Times New Roman" w:eastAsia="Times New Roman" w:hAnsi="Times New Roman" w:cs="Times New Roman"/>
+          <w:color w:val="000000"/>
+          <w:kern w:val="0"/>
+          <w:sz w:val="28"/>
+          <w:szCs w:val="28"/>
+          <w14:ligatures w14:val="none"/>
+        </w:rPr>
+        <w:t xml:space="preserve">вий </w:t>
+      </w:r>
+      <w:r>
+        <w:rPr>
+          <w:rFonts w:ascii="Times New Roman" w:eastAsia="Times New Roman" w:hAnsi="Times New Roman" w:cs="Times New Roman"/>
+          <w:color w:val="000000"/>
+          <w:kern w:val="0"/>
+          <w:sz w:val="28"/>
+          <w:szCs w:val="28"/>
+          <w:lang w:val="en-UA"/>
+          <w14:ligatures w14:val="none"/>
+        </w:rPr>
+        <w:t>клас Student не місти</w:t>
+      </w:r>
+      <w:r>
+        <w:rPr>
+          <w:rFonts w:ascii="Times New Roman" w:eastAsia="Times New Roman" w:hAnsi="Times New Roman" w:cs="Times New Roman"/>
+          <w:color w:val="000000"/>
+          <w:kern w:val="0"/>
+          <w:sz w:val="28"/>
+          <w:szCs w:val="28"/>
+          <w14:ligatures w14:val="none"/>
+        </w:rPr>
+        <w:t>в</w:t>
+      </w:r>
+      <w:r>
+        <w:rPr>
+          <w:rFonts w:ascii="Times New Roman" w:eastAsia="Times New Roman" w:hAnsi="Times New Roman" w:cs="Times New Roman"/>
+          <w:color w:val="000000"/>
+          <w:kern w:val="0"/>
+          <w:sz w:val="28"/>
+          <w:szCs w:val="28"/>
+          <w:lang w:val="en-UA"/>
+          <w14:ligatures w14:val="none"/>
+        </w:rPr>
+        <w:t xml:space="preserve"> поля для зберігання інформації про факультет</w:t>
+      </w:r>
+      <w:r>
+        <w:rPr>
+          <w:rFonts w:ascii="Times New Roman" w:eastAsia="Times New Roman" w:hAnsi="Times New Roman" w:cs="Times New Roman"/>
+          <w:color w:val="000000"/>
+          <w:kern w:val="0"/>
+          <w:sz w:val="28"/>
+          <w:szCs w:val="28"/>
+          <w14:ligatures w14:val="none"/>
+        </w:rPr>
+        <w:t xml:space="preserve">, що не дозволяло реалізувати сортування </w:t>
+      </w:r>
+      <w:r>
+        <w:rPr>
+          <w:rFonts w:ascii="Times New Roman" w:eastAsia="Times New Roman" w:hAnsi="Times New Roman" w:cs="Times New Roman"/>
+          <w:color w:val="000000"/>
+          <w:kern w:val="0"/>
+          <w:sz w:val="28"/>
+          <w:szCs w:val="28"/>
+          <w:lang w:val="en-UA"/>
+          <w14:ligatures w14:val="none"/>
+        </w:rPr>
+        <w:t>студентів.</w:t>
+      </w:r>
+    </w:p>
+    <w:p>
+      <w:pPr>
+        <w:numPr>
+          <w:ilvl w:val="0"/>
+          <w:numId w:val="25"/>
+        </w:numPr>
+        <w:spacing w:before="100" w:beforeAutospacing="1" w:after="100" w:afterAutospacing="1" w:line="240" w:lineRule="auto"/>
+        <w:rPr>
+          <w:rFonts w:ascii="Times New Roman" w:eastAsia="Times New Roman" w:hAnsi="Times New Roman" w:cs="Times New Roman"/>
+          <w:color w:val="000000"/>
+          <w:kern w:val="0"/>
+          <w:sz w:val="28"/>
+          <w:szCs w:val="28"/>
+          <w:lang w:val="en-UA"/>
+          <w14:ligatures w14:val="none"/>
+        </w:rPr>
+      </w:pPr>
+      <w:r>
+        <w:rPr>
+          <w:rFonts w:ascii="Times New Roman" w:eastAsia="Times New Roman" w:hAnsi="Times New Roman" w:cs="Times New Roman"/>
+          <w:b/>
+          <w:bCs/>
+          <w:color w:val="000000"/>
+          <w:kern w:val="0"/>
+          <w:sz w:val="28"/>
+          <w:szCs w:val="28"/>
+          <w:lang w:val="en-UA"/>
+          <w14:ligatures w14:val="none"/>
+        </w:rPr>
+        <w:t>Рішення:</w:t>
+      </w:r>
+      <w:r>
+        <w:rPr>
+          <w:rFonts w:ascii="Times New Roman" w:eastAsia="Times New Roman" w:hAnsi="Times New Roman" w:cs="Times New Roman"/>
+          <w:color w:val="000000"/>
+          <w:kern w:val="0"/>
+          <w:sz w:val="28"/>
+          <w:szCs w:val="28"/>
+          <w:lang w:val="en-UA"/>
+          <w14:ligatures w14:val="none"/>
+        </w:rPr>
+        <w:t> </w:t>
+      </w:r>
+      <w:r>
+        <w:rPr>
+          <w:rFonts w:ascii="Times New Roman" w:eastAsia="Times New Roman" w:hAnsi="Times New Roman" w:cs="Times New Roman"/>
+          <w:color w:val="000000"/>
+          <w:kern w:val="0"/>
+          <w:sz w:val="28"/>
+          <w:szCs w:val="28"/>
+          <w14:ligatures w14:val="none"/>
+        </w:rPr>
+        <w:t>д</w:t>
+      </w:r>
+      <w:r>
+        <w:rPr>
+          <w:rFonts w:ascii="Times New Roman" w:eastAsia="Times New Roman" w:hAnsi="Times New Roman" w:cs="Times New Roman"/>
+          <w:color w:val="000000"/>
+          <w:kern w:val="0"/>
+          <w:sz w:val="28"/>
+          <w:szCs w:val="28"/>
+          <w:lang w:val="en-UA"/>
+          <w14:ligatures w14:val="none"/>
+        </w:rPr>
+        <w:t>о Student було додано поле faculty</w:t>
+      </w:r>
+      <w:r>
+        <w:rPr>
+          <w:rFonts w:ascii="Times New Roman" w:eastAsia="Times New Roman" w:hAnsi="Times New Roman" w:cs="Times New Roman"/>
+          <w:color w:val="000000"/>
+          <w:kern w:val="0"/>
+          <w:sz w:val="28"/>
+          <w:szCs w:val="28"/>
+          <w14:ligatures w14:val="none"/>
+        </w:rPr>
+        <w:t xml:space="preserve"> і</w:t>
+      </w:r>
+      <w:r>
+        <w:rPr>
+          <w:rFonts w:ascii="Times New Roman" w:eastAsia="Times New Roman" w:hAnsi="Times New Roman" w:cs="Times New Roman"/>
+          <w:color w:val="000000"/>
+          <w:kern w:val="0"/>
+          <w:sz w:val="28"/>
+          <w:szCs w:val="28"/>
+          <w:lang w:val="en-UA"/>
+          <w14:ligatures w14:val="none"/>
+        </w:rPr>
+        <w:t xml:space="preserve"> оновлено</w:t>
+      </w:r>
+      <w:r>
+        <w:rPr>
+          <w:rFonts w:ascii="Times New Roman" w:eastAsia="Times New Roman" w:hAnsi="Times New Roman" w:cs="Times New Roman"/>
+          <w:color w:val="000000"/>
+          <w:kern w:val="0"/>
+          <w:sz w:val="28"/>
+          <w:szCs w:val="28"/>
+          <w14:ligatures w14:val="none"/>
+        </w:rPr>
+        <w:t>: к</w:t>
+      </w:r>
+      <w:r>
+        <w:rPr>
+          <w:rFonts w:ascii="Times New Roman" w:eastAsia="Times New Roman" w:hAnsi="Times New Roman" w:cs="Times New Roman"/>
+          <w:color w:val="000000"/>
+          <w:kern w:val="0"/>
+          <w:sz w:val="28"/>
+          <w:szCs w:val="28"/>
+          <w:lang w:val="en-UA"/>
+          <w14:ligatures w14:val="none"/>
+        </w:rPr>
+        <w:t>онструктори класу</w:t>
+      </w:r>
+      <w:r>
+        <w:rPr>
+          <w:rFonts w:ascii="Times New Roman" w:eastAsia="Times New Roman" w:hAnsi="Times New Roman" w:cs="Times New Roman"/>
+          <w:color w:val="000000"/>
+          <w:kern w:val="0"/>
+          <w:sz w:val="28"/>
+          <w:szCs w:val="28"/>
+          <w14:ligatures w14:val="none"/>
+        </w:rPr>
+        <w:t>, гетери</w:t>
+      </w:r>
+      <w:r>
+        <w:rPr>
+          <w:rFonts w:ascii="Times New Roman" w:eastAsia="Times New Roman" w:hAnsi="Times New Roman" w:cs="Times New Roman"/>
+          <w:color w:val="000000"/>
+          <w:kern w:val="0"/>
+          <w:sz w:val="28"/>
+          <w:szCs w:val="28"/>
+          <w:lang w:val="en-US"/>
+          <w14:ligatures w14:val="none"/>
+        </w:rPr>
+        <w:t>/</w:t>
+      </w:r>
+      <w:r>
+        <w:rPr>
+          <w:rFonts w:ascii="Times New Roman" w:eastAsia="Times New Roman" w:hAnsi="Times New Roman" w:cs="Times New Roman"/>
+          <w:color w:val="000000"/>
+          <w:kern w:val="0"/>
+          <w:sz w:val="28"/>
+          <w:szCs w:val="28"/>
+          <w14:ligatures w14:val="none"/>
+        </w:rPr>
+        <w:t>сетери, л</w:t>
+      </w:r>
+      <w:r>
+        <w:rPr>
+          <w:rFonts w:ascii="Times New Roman" w:eastAsia="Times New Roman" w:hAnsi="Times New Roman" w:cs="Times New Roman"/>
+          <w:color w:val="000000"/>
+          <w:kern w:val="0"/>
+          <w:sz w:val="28"/>
+          <w:szCs w:val="28"/>
+          <w:lang w:val="en-UA"/>
+          <w14:ligatures w14:val="none"/>
+        </w:rPr>
+        <w:t>огіку серіалізації/десеріалізації</w:t>
+      </w:r>
+      <w:r>
+        <w:rPr>
+          <w:rFonts w:ascii="Times New Roman" w:eastAsia="Times New Roman" w:hAnsi="Times New Roman" w:cs="Times New Roman"/>
+          <w:color w:val="000000"/>
+          <w:kern w:val="0"/>
+          <w:sz w:val="28"/>
+          <w:szCs w:val="28"/>
+          <w14:ligatures w14:val="none"/>
+        </w:rPr>
+        <w:t xml:space="preserve">, метод </w:t>
+      </w:r>
+      <w:r>
+        <w:rPr>
+          <w:rFonts w:ascii="Times New Roman" w:eastAsia="Times New Roman" w:hAnsi="Times New Roman" w:cs="Times New Roman"/>
+          <w:color w:val="000000"/>
+          <w:kern w:val="0"/>
+          <w:sz w:val="28"/>
+          <w:szCs w:val="28"/>
+          <w:lang w:val="en-UA"/>
+          <w14:ligatures w14:val="none"/>
+        </w:rPr>
+        <w:t>відображення списку студенті</w:t>
+      </w:r>
+      <w:r>
+        <w:rPr>
+          <w:rFonts w:ascii="Times New Roman" w:eastAsia="Times New Roman" w:hAnsi="Times New Roman" w:cs="Times New Roman"/>
+          <w:color w:val="000000"/>
+          <w:kern w:val="0"/>
+          <w:sz w:val="28"/>
+          <w:szCs w:val="28"/>
+          <w14:ligatures w14:val="none"/>
+        </w:rPr>
+        <w:t>в</w:t>
+      </w:r>
+      <w:r>
+        <w:rPr>
+          <w:rFonts w:ascii="Times New Roman" w:eastAsia="Times New Roman" w:hAnsi="Times New Roman" w:cs="Times New Roman"/>
+          <w:color w:val="000000"/>
+          <w:kern w:val="0"/>
+          <w:sz w:val="28"/>
+          <w:szCs w:val="28"/>
+          <w:lang w:val="en-UA"/>
+          <w14:ligatures w14:val="none"/>
+        </w:rPr>
+        <w:t>.</w:t>
+      </w:r>
+    </w:p>
+    <w:p>
+      <w:pPr>
+        <w:spacing w:before="100" w:beforeAutospacing="1" w:after="100" w:afterAutospacing="1" w:line="240" w:lineRule="auto"/>
+        <w:rPr>
+          <w:rFonts w:ascii="Times New Roman" w:eastAsia="Times New Roman" w:hAnsi="Times New Roman" w:cs="Times New Roman"/>
+          <w:b/>
+          <w:bCs/>
+          <w:color w:val="000000"/>
+          <w:kern w:val="0"/>
+          <w:sz w:val="28"/>
+          <w:szCs w:val="28"/>
+          <w14:ligatures w14:val="none"/>
+        </w:rPr>
+      </w:pPr>
+      <w:r>
+        <w:rPr>
+          <w:rFonts w:ascii="Times New Roman" w:eastAsia="Times New Roman" w:hAnsi="Times New Roman" w:cs="Times New Roman"/>
+          <w:b/>
+          <w:bCs/>
+          <w:color w:val="000000"/>
+          <w:kern w:val="0"/>
+          <w:sz w:val="28"/>
+          <w:szCs w:val="28"/>
+          <w14:ligatures w14:val="none"/>
+        </w:rPr>
+        <w:t xml:space="preserve">3. </w:t>
+      </w:r>
+    </w:p>
+    <w:p>
+      <w:pPr>
+        <w:pStyle w:val="NormalWeb"/>
+        <w:numPr>
+          <w:ilvl w:val="0"/>
+          <w:numId w:val="26"/>
+        </w:numPr>
+        <w:rPr>
+          <w:color w:val="000000"/>
+          <w:sz w:val="28"/>
+          <w:szCs w:val="28"/>
+        </w:rPr>
+      </w:pPr>
+      <w:r>
+        <w:rPr>
+          <w:b/>
+          <w:bCs/>
+          <w:color w:val="000000"/>
+          <w:sz w:val="28"/>
+          <w:szCs w:val="28"/>
+        </w:rPr>
+        <w:t>Проблема:</w:t>
+      </w:r>
+      <w:r>
+        <w:rPr>
+          <w:rStyle w:val="apple-converted-space"/>
+          <w:rFonts w:eastAsiaTheme="majorEastAsia"/>
+          <w:color w:val="000000"/>
+          <w:sz w:val="28"/>
+          <w:szCs w:val="28"/>
+        </w:rPr>
+        <w:t> </w:t>
+      </w:r>
+      <w:r>
+        <w:rPr>
+          <w:color w:val="000000"/>
+          <w:sz w:val="28"/>
+          <w:szCs w:val="28"/>
+        </w:rPr>
+        <w:t xml:space="preserve">при </w:t>
+      </w:r>
+      <w:r>
+        <w:rPr>
+          <w:color w:val="000000"/>
+          <w:sz w:val="28"/>
+          <w:szCs w:val="28"/>
+        </w:rPr>
+        <w:t>додаванні</w:t>
+      </w:r>
+      <w:r>
+        <w:rPr>
+          <w:color w:val="000000"/>
+          <w:sz w:val="28"/>
+          <w:szCs w:val="28"/>
+        </w:rPr>
+        <w:t xml:space="preserve"> </w:t>
+      </w:r>
+      <w:r>
+        <w:rPr>
+          <w:color w:val="000000"/>
+          <w:sz w:val="28"/>
+          <w:szCs w:val="28"/>
+        </w:rPr>
+        <w:t>викладача</w:t>
+      </w:r>
+      <w:r>
+        <w:rPr>
+          <w:color w:val="000000"/>
+          <w:sz w:val="28"/>
+          <w:szCs w:val="28"/>
+          <w:lang w:val="en-US"/>
+        </w:rPr>
+        <w:t>/</w:t>
+      </w:r>
+      <w:r>
+        <w:rPr>
+          <w:color w:val="000000"/>
+          <w:sz w:val="28"/>
+          <w:szCs w:val="28"/>
+        </w:rPr>
+        <w:t>студента</w:t>
+      </w:r>
+      <w:r>
+        <w:rPr>
+          <w:color w:val="000000"/>
+          <w:sz w:val="28"/>
+          <w:szCs w:val="28"/>
+        </w:rPr>
+        <w:t xml:space="preserve"> </w:t>
+      </w:r>
+      <w:r>
+        <w:rPr>
+          <w:color w:val="000000"/>
+          <w:sz w:val="28"/>
+          <w:szCs w:val="28"/>
+        </w:rPr>
+        <w:t>до</w:t>
+      </w:r>
+      <w:r>
+        <w:rPr>
+          <w:color w:val="000000"/>
+          <w:sz w:val="28"/>
+          <w:szCs w:val="28"/>
+        </w:rPr>
+        <w:t xml:space="preserve"> кафедри</w:t>
+      </w:r>
+      <w:r>
+        <w:rPr>
+          <w:color w:val="000000"/>
+          <w:sz w:val="28"/>
+          <w:szCs w:val="28"/>
+          <w:lang w:val="en-US"/>
+        </w:rPr>
+        <w:t xml:space="preserve"> </w:t>
+      </w:r>
+      <w:r>
+        <w:rPr>
+          <w:color w:val="000000"/>
+          <w:sz w:val="28"/>
+          <w:szCs w:val="28"/>
+        </w:rPr>
+        <w:t xml:space="preserve">дані не оновлювалися в </w:t>
+      </w:r>
+      <w:r>
+        <w:rPr>
+          <w:color w:val="000000"/>
+          <w:sz w:val="28"/>
+          <w:szCs w:val="28"/>
+        </w:rPr>
+        <w:t>класі</w:t>
+      </w:r>
+      <w:r>
+        <w:rPr>
+          <w:rStyle w:val="apple-converted-space"/>
+          <w:rFonts w:eastAsiaTheme="majorEastAsia"/>
+          <w:color w:val="000000"/>
+          <w:sz w:val="28"/>
+          <w:szCs w:val="28"/>
+        </w:rPr>
+        <w:t> </w:t>
+      </w:r>
+      <w:proofErr w:type="spellStart"/>
+      <w:r>
+        <w:rPr>
+          <w:rStyle w:val="HTMLCode"/>
+          <w:rFonts w:ascii="Times New Roman" w:eastAsiaTheme="majorEastAsia" w:hAnsi="Times New Roman" w:cs="Times New Roman"/>
+          <w:color w:val="000000"/>
+          <w:sz w:val="28"/>
+          <w:szCs w:val="28"/>
+        </w:rPr>
+        <w:t>Faculty</w:t>
+      </w:r>
+      <w:proofErr w:type="spellEnd"/>
+      <w:r>
+        <w:rPr>
+          <w:color w:val="000000"/>
+          <w:sz w:val="28"/>
+          <w:szCs w:val="28"/>
+        </w:rPr>
+        <w:t>, через</w:t>
+      </w:r>
+      <w:r>
+        <w:rPr>
+          <w:color w:val="000000"/>
+          <w:sz w:val="28"/>
+          <w:szCs w:val="28"/>
+        </w:rPr>
+        <w:t xml:space="preserve"> </w:t>
+      </w:r>
+      <w:r>
+        <w:rPr>
+          <w:color w:val="000000"/>
+          <w:sz w:val="28"/>
+          <w:szCs w:val="28"/>
+        </w:rPr>
+        <w:t xml:space="preserve">що </w:t>
+      </w:r>
+      <w:r>
+        <w:rPr>
+          <w:color w:val="000000"/>
+          <w:sz w:val="28"/>
+          <w:szCs w:val="28"/>
+        </w:rPr>
+        <w:t xml:space="preserve">список викладачів факультету був неповним. Також </w:t>
+      </w:r>
+      <w:r>
+        <w:rPr>
+          <w:color w:val="000000"/>
+          <w:sz w:val="28"/>
+          <w:szCs w:val="28"/>
+        </w:rPr>
+        <w:t>не було</w:t>
+      </w:r>
+      <w:r>
+        <w:rPr>
+          <w:color w:val="000000"/>
+          <w:sz w:val="28"/>
+          <w:szCs w:val="28"/>
+        </w:rPr>
+        <w:t xml:space="preserve"> перевірк</w:t>
+      </w:r>
+      <w:r>
+        <w:rPr>
+          <w:color w:val="000000"/>
+          <w:sz w:val="28"/>
+          <w:szCs w:val="28"/>
+        </w:rPr>
+        <w:t>и</w:t>
+      </w:r>
+      <w:r>
+        <w:rPr>
+          <w:color w:val="000000"/>
+          <w:sz w:val="28"/>
+          <w:szCs w:val="28"/>
+        </w:rPr>
+        <w:t xml:space="preserve"> на</w:t>
+      </w:r>
+      <w:r>
+        <w:rPr>
+          <w:rStyle w:val="apple-converted-space"/>
+          <w:rFonts w:eastAsiaTheme="majorEastAsia"/>
+          <w:color w:val="000000"/>
+          <w:sz w:val="28"/>
+          <w:szCs w:val="28"/>
+        </w:rPr>
+        <w:t> </w:t>
+      </w:r>
+      <w:proofErr w:type="spellStart"/>
+      <w:r>
+        <w:rPr>
+          <w:rStyle w:val="HTMLCode"/>
+          <w:rFonts w:ascii="Times New Roman" w:eastAsiaTheme="majorEastAsia" w:hAnsi="Times New Roman" w:cs="Times New Roman"/>
+          <w:color w:val="000000"/>
+          <w:sz w:val="28"/>
+          <w:szCs w:val="28"/>
+        </w:rPr>
+        <w:t>null</w:t>
+      </w:r>
+      <w:proofErr w:type="spellEnd"/>
+      <w:r>
+        <w:rPr>
+          <w:rStyle w:val="apple-converted-space"/>
+          <w:rFonts w:eastAsiaTheme="majorEastAsia"/>
+          <w:color w:val="000000"/>
+          <w:sz w:val="28"/>
+          <w:szCs w:val="28"/>
+        </w:rPr>
+        <w:t> </w:t>
+      </w:r>
+      <w:r>
+        <w:rPr>
+          <w:color w:val="000000"/>
+          <w:sz w:val="28"/>
+          <w:szCs w:val="28"/>
+        </w:rPr>
+        <w:t>та дублювання записів на рівні факультету.</w:t>
+      </w:r>
+    </w:p>
+    <w:p>
+      <w:pPr>
+        <w:pStyle w:val="NormalWeb"/>
+        <w:numPr>
+          <w:ilvl w:val="0"/>
+          <w:numId w:val="26"/>
+        </w:numPr>
+        <w:rPr>
+          <w:color w:val="000000"/>
+          <w:sz w:val="28"/>
+          <w:szCs w:val="28"/>
+        </w:rPr>
+      </w:pPr>
+      <w:r>
+        <w:rPr>
+          <w:b/>
+          <w:bCs/>
+          <w:color w:val="000000"/>
+          <w:sz w:val="28"/>
+          <w:szCs w:val="28"/>
+        </w:rPr>
+        <w:t>Рішення:</w:t>
+      </w:r>
+      <w:r>
+        <w:rPr>
+          <w:rStyle w:val="apple-converted-space"/>
+          <w:rFonts w:eastAsiaTheme="majorEastAsia"/>
+          <w:color w:val="000000"/>
+          <w:sz w:val="28"/>
+          <w:szCs w:val="28"/>
+        </w:rPr>
+        <w:t> </w:t>
+      </w:r>
+      <w:r>
+        <w:rPr>
+          <w:color w:val="000000"/>
+          <w:sz w:val="28"/>
+          <w:szCs w:val="28"/>
+        </w:rPr>
+        <w:t>у</w:t>
+      </w:r>
+      <w:r>
+        <w:rPr>
+          <w:rStyle w:val="apple-converted-space"/>
+          <w:rFonts w:eastAsiaTheme="majorEastAsia"/>
+          <w:color w:val="000000"/>
+          <w:sz w:val="28"/>
+          <w:szCs w:val="28"/>
+        </w:rPr>
+        <w:t> </w:t>
+      </w:r>
+      <w:proofErr w:type="spellStart"/>
+      <w:r>
+        <w:rPr>
+          <w:rStyle w:val="HTMLCode"/>
+          <w:rFonts w:ascii="Times New Roman" w:eastAsiaTheme="majorEastAsia" w:hAnsi="Times New Roman" w:cs="Times New Roman"/>
+          <w:color w:val="000000"/>
+          <w:sz w:val="28"/>
+          <w:szCs w:val="28"/>
+        </w:rPr>
+        <w:t>Faculty</w:t>
+      </w:r>
+      <w:proofErr w:type="spellEnd"/>
+      <w:r>
+        <w:rPr>
+          <w:rStyle w:val="HTMLCode"/>
+          <w:rFonts w:ascii="Times New Roman" w:eastAsiaTheme="majorEastAsia" w:hAnsi="Times New Roman" w:cs="Times New Roman"/>
+          <w:color w:val="000000"/>
+          <w:sz w:val="28"/>
+          <w:szCs w:val="28"/>
+          <w:lang w:val="en-US"/>
+        </w:rPr>
+        <w:t xml:space="preserve"> </w:t>
+      </w:r>
+      <w:r>
+        <w:rPr>
+          <w:rStyle w:val="HTMLCode"/>
+          <w:rFonts w:ascii="Times New Roman" w:eastAsiaTheme="majorEastAsia" w:hAnsi="Times New Roman" w:cs="Times New Roman"/>
+          <w:color w:val="000000"/>
+          <w:sz w:val="28"/>
+          <w:szCs w:val="28"/>
+        </w:rPr>
+        <w:t>реалізовано</w:t>
+      </w:r>
+      <w:r>
+        <w:rPr>
+          <w:color w:val="000000"/>
+          <w:sz w:val="28"/>
+          <w:szCs w:val="28"/>
+        </w:rPr>
+        <w:t xml:space="preserve"> методи</w:t>
+      </w:r>
+      <w:r>
+        <w:rPr>
+          <w:rStyle w:val="apple-converted-space"/>
+          <w:rFonts w:eastAsiaTheme="majorEastAsia"/>
+          <w:color w:val="000000"/>
+          <w:sz w:val="28"/>
+          <w:szCs w:val="28"/>
+        </w:rPr>
+        <w:t> </w:t>
+      </w:r>
+      <w:proofErr w:type="spellStart"/>
+      <w:r>
+        <w:rPr>
+          <w:rStyle w:val="HTMLCode"/>
+          <w:rFonts w:ascii="Times New Roman" w:eastAsiaTheme="majorEastAsia" w:hAnsi="Times New Roman" w:cs="Times New Roman"/>
+          <w:color w:val="000000"/>
+          <w:sz w:val="28"/>
+          <w:szCs w:val="28"/>
+        </w:rPr>
+        <w:t>addTeacher</w:t>
+      </w:r>
+      <w:proofErr w:type="spellEnd"/>
+      <w:r>
+        <w:rPr>
+          <w:rStyle w:val="apple-converted-space"/>
+          <w:rFonts w:eastAsiaTheme="majorEastAsia"/>
+          <w:color w:val="000000"/>
+          <w:sz w:val="28"/>
+          <w:szCs w:val="28"/>
+          <w:lang w:val="en-US"/>
+        </w:rPr>
+        <w:t>/</w:t>
+      </w:r>
+      <w:proofErr w:type="spellStart"/>
+      <w:r>
+        <w:rPr>
+          <w:rStyle w:val="HTMLCode"/>
+          <w:rFonts w:ascii="Times New Roman" w:eastAsiaTheme="majorEastAsia" w:hAnsi="Times New Roman" w:cs="Times New Roman"/>
+          <w:color w:val="000000"/>
+          <w:sz w:val="28"/>
+          <w:szCs w:val="28"/>
+        </w:rPr>
+        <w:t>Student</w:t>
+      </w:r>
+      <w:proofErr w:type="spellEnd"/>
+      <w:r>
+        <w:rPr>
+          <w:color w:val="000000"/>
+          <w:sz w:val="28"/>
+          <w:szCs w:val="28"/>
+        </w:rPr>
+        <w:t>, які містять перевірку об'єкта на</w:t>
+      </w:r>
+      <w:r>
+        <w:rPr>
+          <w:rStyle w:val="apple-converted-space"/>
+          <w:rFonts w:eastAsiaTheme="majorEastAsia"/>
+          <w:color w:val="000000"/>
+          <w:sz w:val="28"/>
+          <w:szCs w:val="28"/>
+        </w:rPr>
+        <w:t> </w:t>
+      </w:r>
+      <w:proofErr w:type="spellStart"/>
+      <w:r>
+        <w:rPr>
+          <w:rStyle w:val="HTMLCode"/>
+          <w:rFonts w:ascii="Times New Roman" w:eastAsiaTheme="majorEastAsia" w:hAnsi="Times New Roman" w:cs="Times New Roman"/>
+          <w:color w:val="000000"/>
+          <w:sz w:val="28"/>
+          <w:szCs w:val="28"/>
+        </w:rPr>
+        <w:t>null</w:t>
+      </w:r>
+      <w:proofErr w:type="spellEnd"/>
+      <w:r>
+        <w:rPr>
+          <w:color w:val="000000"/>
+          <w:sz w:val="28"/>
+          <w:szCs w:val="28"/>
+        </w:rPr>
+        <w:t xml:space="preserve"> та</w:t>
+      </w:r>
+      <w:r>
+        <w:rPr>
+          <w:color w:val="000000"/>
+          <w:sz w:val="28"/>
+          <w:szCs w:val="28"/>
+        </w:rPr>
+        <w:t xml:space="preserve"> </w:t>
+      </w:r>
+      <w:proofErr w:type="spellStart"/>
+      <w:r>
+        <w:rPr>
+          <w:color w:val="000000"/>
+          <w:sz w:val="28"/>
+          <w:szCs w:val="28"/>
+        </w:rPr>
+        <w:t>відсутност</w:t>
+      </w:r>
+      <w:r>
+        <w:rPr>
+          <w:color w:val="000000"/>
+          <w:sz w:val="28"/>
+          <w:szCs w:val="28"/>
+        </w:rPr>
+        <w:t>ь</w:t>
+      </w:r>
+      <w:proofErr w:type="spellEnd"/>
+      <w:r>
+        <w:rPr>
+          <w:color w:val="000000"/>
+          <w:sz w:val="28"/>
+          <w:szCs w:val="28"/>
+        </w:rPr>
+        <w:t xml:space="preserve"> об'єкта у списку, щоб уникнути дублювання даних.</w:t>
+      </w:r>
+      <w:r>
+        <w:rPr>
+          <w:color w:val="000000"/>
+          <w:sz w:val="28"/>
+          <w:szCs w:val="28"/>
+        </w:rPr>
+        <w:t xml:space="preserve"> </w:t>
+      </w:r>
+      <w:r>
+        <w:rPr>
+          <w:color w:val="000000"/>
+          <w:sz w:val="28"/>
+          <w:szCs w:val="28"/>
+        </w:rPr>
+        <w:t>У</w:t>
+      </w:r>
+      <w:r>
+        <w:rPr>
+          <w:rStyle w:val="apple-converted-space"/>
+          <w:rFonts w:eastAsiaTheme="majorEastAsia"/>
+          <w:color w:val="000000"/>
+          <w:sz w:val="28"/>
+          <w:szCs w:val="28"/>
+        </w:rPr>
+        <w:t> </w:t>
+      </w:r>
+      <w:proofErr w:type="spellStart"/>
+      <w:r>
+        <w:rPr>
+          <w:rStyle w:val="HTMLCode"/>
+          <w:rFonts w:ascii="Times New Roman" w:eastAsiaTheme="majorEastAsia" w:hAnsi="Times New Roman" w:cs="Times New Roman"/>
+          <w:color w:val="000000"/>
+          <w:sz w:val="28"/>
+          <w:szCs w:val="28"/>
+        </w:rPr>
+        <w:t>Department</w:t>
+      </w:r>
+      <w:proofErr w:type="spellEnd"/>
+      <w:r>
+        <w:rPr>
+          <w:rStyle w:val="HTMLCode"/>
+          <w:rFonts w:ascii="Times New Roman" w:eastAsiaTheme="majorEastAsia" w:hAnsi="Times New Roman" w:cs="Times New Roman"/>
+          <w:color w:val="000000"/>
+          <w:sz w:val="28"/>
+          <w:szCs w:val="28"/>
+        </w:rPr>
+        <w:t xml:space="preserve"> </w:t>
+      </w:r>
+      <w:r>
+        <w:rPr>
+          <w:color w:val="000000"/>
+          <w:sz w:val="28"/>
+          <w:szCs w:val="28"/>
+        </w:rPr>
+        <w:t>додано</w:t>
+      </w:r>
+      <w:r>
+        <w:rPr>
+          <w:color w:val="000000"/>
+          <w:sz w:val="28"/>
+          <w:szCs w:val="28"/>
+        </w:rPr>
+        <w:t xml:space="preserve"> </w:t>
+      </w:r>
+      <w:r>
+        <w:rPr>
+          <w:color w:val="000000"/>
+          <w:sz w:val="28"/>
+          <w:szCs w:val="28"/>
+        </w:rPr>
+        <w:t>виклик</w:t>
+      </w:r>
+      <w:r>
+        <w:rPr>
+          <w:color w:val="000000"/>
+          <w:sz w:val="28"/>
+          <w:szCs w:val="28"/>
+        </w:rPr>
+        <w:t>и</w:t>
+      </w:r>
+      <w:r>
+        <w:rPr>
+          <w:color w:val="000000"/>
+          <w:sz w:val="28"/>
+          <w:szCs w:val="28"/>
+        </w:rPr>
+        <w:t xml:space="preserve"> </w:t>
+      </w:r>
+      <w:proofErr w:type="spellStart"/>
+      <w:r>
+        <w:rPr>
+          <w:rStyle w:val="HTMLCode"/>
+          <w:rFonts w:ascii="Times New Roman" w:eastAsiaTheme="majorEastAsia" w:hAnsi="Times New Roman" w:cs="Times New Roman"/>
+          <w:color w:val="000000"/>
+          <w:sz w:val="28"/>
+          <w:szCs w:val="28"/>
+        </w:rPr>
+        <w:t>this.faculty.add</w:t>
+      </w:r>
+      <w:proofErr w:type="spellEnd"/>
+      <w:r>
+        <w:rPr>
+          <w:rStyle w:val="HTMLCode"/>
+          <w:rFonts w:ascii="Times New Roman" w:eastAsiaTheme="majorEastAsia" w:hAnsi="Times New Roman" w:cs="Times New Roman"/>
+          <w:color w:val="000000"/>
+          <w:sz w:val="28"/>
+          <w:szCs w:val="28"/>
+          <w:lang w:val="en-US"/>
+        </w:rPr>
+        <w:t>Teacher/Student</w:t>
+      </w:r>
+      <w:r>
+        <w:rPr>
+          <w:rStyle w:val="HTMLCode"/>
+          <w:rFonts w:ascii="Times New Roman" w:eastAsiaTheme="majorEastAsia" w:hAnsi="Times New Roman" w:cs="Times New Roman"/>
+          <w:color w:val="000000"/>
+          <w:sz w:val="28"/>
+          <w:szCs w:val="28"/>
+        </w:rPr>
+        <w:t xml:space="preserve"> </w:t>
+      </w:r>
+      <w:r>
+        <w:rPr>
+          <w:rStyle w:val="HTMLCode"/>
+          <w:rFonts w:ascii="Times New Roman" w:eastAsiaTheme="majorEastAsia" w:hAnsi="Times New Roman" w:cs="Times New Roman"/>
+          <w:color w:val="000000"/>
+          <w:sz w:val="28"/>
+          <w:szCs w:val="28"/>
+        </w:rPr>
+        <w:t>(</w:t>
+      </w:r>
+      <w:proofErr w:type="spellStart"/>
+      <w:r>
+        <w:rPr>
+          <w:rStyle w:val="HTMLCode"/>
+          <w:rFonts w:ascii="Times New Roman" w:eastAsiaTheme="majorEastAsia" w:hAnsi="Times New Roman" w:cs="Times New Roman"/>
+          <w:color w:val="000000"/>
+          <w:sz w:val="28"/>
+          <w:szCs w:val="28"/>
+        </w:rPr>
+        <w:t>teacher</w:t>
+      </w:r>
+      <w:proofErr w:type="spellEnd"/>
+      <w:r>
+        <w:rPr>
+          <w:rStyle w:val="HTMLCode"/>
+          <w:rFonts w:ascii="Times New Roman" w:eastAsiaTheme="majorEastAsia" w:hAnsi="Times New Roman" w:cs="Times New Roman"/>
+          <w:color w:val="000000"/>
+          <w:sz w:val="28"/>
+          <w:szCs w:val="28"/>
+          <w:lang w:val="en-US"/>
+        </w:rPr>
+        <w:t>/student</w:t>
+      </w:r>
+      <w:r>
+        <w:rPr>
+          <w:rStyle w:val="HTMLCode"/>
+          <w:rFonts w:ascii="Times New Roman" w:eastAsiaTheme="majorEastAsia" w:hAnsi="Times New Roman" w:cs="Times New Roman"/>
+          <w:color w:val="000000"/>
+          <w:sz w:val="28"/>
+          <w:szCs w:val="28"/>
+        </w:rPr>
+        <w:t>)</w:t>
+      </w:r>
+      <w:r>
+        <w:rPr>
+          <w:color w:val="000000"/>
+          <w:sz w:val="28"/>
+          <w:szCs w:val="28"/>
+        </w:rPr>
+        <w:t>.</w:t>
+      </w:r>
+    </w:p>
+    <w:p>
+      <w:pPr>
+        <w:pStyle w:val="NormalWeb"/>
+        <w:rPr>
+          <w:color w:val="000000"/>
+          <w:sz w:val="28"/>
+          <w:szCs w:val="28"/>
+        </w:rPr>
+      </w:pPr>
+      <w:r>
+        <w:rPr>
+          <w:color w:val="000000"/>
+          <w:sz w:val="28"/>
+          <w:szCs w:val="28"/>
+        </w:rPr>
+        <w:t xml:space="preserve">4. </w:t>
+      </w:r>
+    </w:p>
+    <w:p>
+      <w:pPr>
+        <w:pStyle w:val="NormalWeb"/>
+        <w:numPr>
+          <w:ilvl w:val="0"/>
+          <w:numId w:val="27"/>
+        </w:numPr>
+        <w:rPr>
+          <w:color w:val="000000"/>
+          <w:sz w:val="28"/>
+          <w:szCs w:val="28"/>
+        </w:rPr>
+      </w:pPr>
+      <w:r>
+        <w:rPr>
+          <w:b/>
+          <w:bCs/>
+          <w:color w:val="000000"/>
+          <w:sz w:val="28"/>
+          <w:szCs w:val="28"/>
+        </w:rPr>
+        <w:t>Проблема:</w:t>
+      </w:r>
+      <w:r>
+        <w:rPr>
+          <w:rStyle w:val="apple-converted-space"/>
+          <w:rFonts w:eastAsiaTheme="majorEastAsia"/>
+          <w:color w:val="000000"/>
+          <w:sz w:val="28"/>
+          <w:szCs w:val="28"/>
+        </w:rPr>
+        <w:t> </w:t>
+      </w:r>
+      <w:r>
+        <w:rPr>
+          <w:color w:val="000000"/>
+          <w:sz w:val="28"/>
+          <w:szCs w:val="28"/>
+        </w:rPr>
+        <w:t>п</w:t>
+      </w:r>
+      <w:r>
+        <w:rPr>
+          <w:color w:val="000000"/>
+          <w:sz w:val="28"/>
+          <w:szCs w:val="28"/>
+        </w:rPr>
+        <w:t xml:space="preserve">ри видаленні </w:t>
+      </w:r>
+      <w:r>
+        <w:rPr>
+          <w:color w:val="000000"/>
+          <w:sz w:val="28"/>
+          <w:szCs w:val="28"/>
+        </w:rPr>
+        <w:t>класу</w:t>
+      </w:r>
+      <w:r>
+        <w:rPr>
+          <w:color w:val="000000"/>
+          <w:sz w:val="28"/>
+          <w:szCs w:val="28"/>
+        </w:rPr>
+        <w:t xml:space="preserve"> </w:t>
+      </w:r>
+      <w:r>
+        <w:rPr>
+          <w:color w:val="000000"/>
+          <w:sz w:val="28"/>
+          <w:szCs w:val="28"/>
+        </w:rPr>
+        <w:t>вищого</w:t>
+      </w:r>
+      <w:r>
+        <w:rPr>
+          <w:color w:val="000000"/>
+          <w:sz w:val="28"/>
+          <w:szCs w:val="28"/>
+        </w:rPr>
+        <w:t xml:space="preserve"> рівня (Факультету) об'єкти нижчих рівнів (Кафедри, Групи) залишалися в пам'яті</w:t>
+      </w:r>
+      <w:r>
+        <w:rPr>
+          <w:rStyle w:val="apple-converted-space"/>
+          <w:rFonts w:eastAsiaTheme="majorEastAsia"/>
+          <w:color w:val="000000"/>
+          <w:sz w:val="28"/>
+          <w:szCs w:val="28"/>
+        </w:rPr>
+        <w:t> </w:t>
+      </w:r>
+      <w:proofErr w:type="spellStart"/>
+      <w:r>
+        <w:rPr>
+          <w:rStyle w:val="HTMLCode"/>
+          <w:rFonts w:ascii="Times New Roman" w:eastAsiaTheme="majorEastAsia" w:hAnsi="Times New Roman" w:cs="Times New Roman"/>
+          <w:color w:val="000000"/>
+          <w:sz w:val="28"/>
+          <w:szCs w:val="28"/>
+        </w:rPr>
+        <w:t>Repository</w:t>
+      </w:r>
+      <w:proofErr w:type="spellEnd"/>
+      <w:r>
+        <w:rPr>
+          <w:rStyle w:val="apple-converted-space"/>
+          <w:rFonts w:eastAsiaTheme="majorEastAsia"/>
+          <w:color w:val="000000"/>
+          <w:sz w:val="28"/>
+          <w:szCs w:val="28"/>
+        </w:rPr>
+        <w:t> </w:t>
+      </w:r>
+      <w:r>
+        <w:rPr>
+          <w:color w:val="000000"/>
+          <w:sz w:val="28"/>
+          <w:szCs w:val="28"/>
+        </w:rPr>
+        <w:t>з посиланнями на</w:t>
+      </w:r>
+      <w:r>
+        <w:rPr>
+          <w:color w:val="000000"/>
+          <w:sz w:val="28"/>
+          <w:szCs w:val="28"/>
+        </w:rPr>
+        <w:t xml:space="preserve"> </w:t>
+      </w:r>
+      <w:r>
+        <w:rPr>
+          <w:color w:val="000000"/>
+          <w:sz w:val="28"/>
+          <w:szCs w:val="28"/>
+        </w:rPr>
+        <w:t xml:space="preserve">неіснуючий об'єкт. Це створювало </w:t>
+      </w:r>
+      <w:r>
+        <w:rPr>
+          <w:color w:val="000000"/>
+          <w:sz w:val="28"/>
+          <w:szCs w:val="28"/>
+        </w:rPr>
+        <w:t>непотрібні</w:t>
+      </w:r>
+      <w:r>
+        <w:rPr>
+          <w:color w:val="000000"/>
+          <w:sz w:val="28"/>
+          <w:szCs w:val="28"/>
+        </w:rPr>
+        <w:t xml:space="preserve"> дані та викликало помилки при спробі отримати доступ до батьківського об'єкта, який був видалений. </w:t>
+      </w:r>
+      <w:r>
+        <w:rPr>
+          <w:color w:val="000000"/>
+          <w:sz w:val="28"/>
+          <w:szCs w:val="28"/>
+        </w:rPr>
+        <w:t>Також були відсутні</w:t>
+      </w:r>
+      <w:r>
+        <w:rPr>
+          <w:color w:val="000000"/>
+          <w:sz w:val="28"/>
+          <w:szCs w:val="28"/>
+        </w:rPr>
+        <w:t xml:space="preserve"> перевір</w:t>
+      </w:r>
+      <w:r>
+        <w:rPr>
+          <w:color w:val="000000"/>
+          <w:sz w:val="28"/>
+          <w:szCs w:val="28"/>
+        </w:rPr>
+        <w:t>ки</w:t>
+      </w:r>
+      <w:r>
+        <w:rPr>
+          <w:color w:val="000000"/>
+          <w:sz w:val="28"/>
+          <w:szCs w:val="28"/>
+        </w:rPr>
+        <w:t xml:space="preserve"> на</w:t>
+      </w:r>
+      <w:r>
+        <w:rPr>
+          <w:rStyle w:val="apple-converted-space"/>
+          <w:rFonts w:eastAsiaTheme="majorEastAsia"/>
+          <w:color w:val="000000"/>
+          <w:sz w:val="28"/>
+          <w:szCs w:val="28"/>
+        </w:rPr>
+        <w:t> </w:t>
+      </w:r>
+      <w:proofErr w:type="spellStart"/>
+      <w:r>
+        <w:rPr>
+          <w:rStyle w:val="HTMLCode"/>
+          <w:rFonts w:ascii="Times New Roman" w:eastAsiaTheme="majorEastAsia" w:hAnsi="Times New Roman" w:cs="Times New Roman"/>
+          <w:color w:val="000000"/>
+          <w:sz w:val="28"/>
+          <w:szCs w:val="28"/>
+        </w:rPr>
+        <w:t>null</w:t>
+      </w:r>
+      <w:proofErr w:type="spellEnd"/>
+      <w:r>
+        <w:rPr>
+          <w:color w:val="000000"/>
+          <w:sz w:val="28"/>
+          <w:szCs w:val="28"/>
+        </w:rPr>
+        <w:t>.</w:t>
+      </w:r>
+    </w:p>
+    <w:p>
+      <w:pPr>
+        <w:pStyle w:val="NormalWeb"/>
+        <w:numPr>
+          <w:ilvl w:val="0"/>
+          <w:numId w:val="27"/>
+        </w:numPr>
+        <w:rPr>
+          <w:color w:val="000000"/>
+          <w:sz w:val="28"/>
+          <w:szCs w:val="28"/>
+        </w:rPr>
+      </w:pPr>
+      <w:r>
+        <w:rPr>
+          <w:b/>
+          <w:bCs/>
+          <w:color w:val="000000"/>
+          <w:sz w:val="28"/>
+          <w:szCs w:val="28"/>
+        </w:rPr>
+        <w:t>Рішення:</w:t>
+      </w:r>
+      <w:r>
+        <w:rPr>
+          <w:color w:val="000000"/>
+          <w:sz w:val="28"/>
+          <w:szCs w:val="28"/>
+        </w:rPr>
+        <w:t xml:space="preserve"> </w:t>
+      </w:r>
+      <w:r>
+        <w:rPr>
+          <w:color w:val="000000"/>
+          <w:sz w:val="28"/>
+          <w:szCs w:val="28"/>
+        </w:rPr>
+        <w:t>метод</w:t>
+      </w:r>
+      <w:r>
+        <w:rPr>
+          <w:rStyle w:val="apple-converted-space"/>
+          <w:rFonts w:eastAsiaTheme="majorEastAsia"/>
+          <w:color w:val="000000"/>
+          <w:sz w:val="28"/>
+          <w:szCs w:val="28"/>
+        </w:rPr>
+        <w:t> </w:t>
+      </w:r>
+      <w:r>
+        <w:rPr>
+          <w:rStyle w:val="HTMLCode"/>
+          <w:rFonts w:ascii="Times New Roman" w:eastAsiaTheme="majorEastAsia" w:hAnsi="Times New Roman" w:cs="Times New Roman"/>
+          <w:color w:val="000000"/>
+          <w:sz w:val="28"/>
+          <w:szCs w:val="28"/>
+        </w:rPr>
+        <w:t>видалення факультету</w:t>
+      </w:r>
+      <w:r>
+        <w:rPr>
+          <w:rStyle w:val="HTMLCode"/>
+          <w:rFonts w:ascii="Times New Roman" w:eastAsiaTheme="majorEastAsia" w:hAnsi="Times New Roman" w:cs="Times New Roman"/>
+          <w:color w:val="000000"/>
+          <w:sz w:val="28"/>
+          <w:szCs w:val="28"/>
+        </w:rPr>
+        <w:t xml:space="preserve"> </w:t>
+      </w:r>
+      <w:r>
+        <w:rPr>
+          <w:color w:val="000000"/>
+          <w:sz w:val="28"/>
+          <w:szCs w:val="28"/>
+        </w:rPr>
+        <w:t>запускає цикл видалення пов'язаних з ним кафедр.</w:t>
+      </w:r>
+      <w:r>
+        <w:rPr>
+          <w:color w:val="000000"/>
+          <w:sz w:val="28"/>
+          <w:szCs w:val="28"/>
+        </w:rPr>
+        <w:t xml:space="preserve"> Також в</w:t>
+      </w:r>
+      <w:r>
+        <w:rPr>
+          <w:color w:val="000000"/>
+          <w:sz w:val="28"/>
+          <w:szCs w:val="28"/>
+        </w:rPr>
+        <w:t xml:space="preserve">идалення кафедри </w:t>
+      </w:r>
+      <w:r>
+        <w:rPr>
+          <w:color w:val="000000"/>
+          <w:sz w:val="28"/>
+          <w:szCs w:val="28"/>
+        </w:rPr>
+        <w:t>видаляє</w:t>
+      </w:r>
+      <w:r>
+        <w:rPr>
+          <w:color w:val="000000"/>
+          <w:sz w:val="28"/>
+          <w:szCs w:val="28"/>
+        </w:rPr>
+        <w:t xml:space="preserve"> пов'язан</w:t>
+      </w:r>
+      <w:r>
+        <w:rPr>
+          <w:color w:val="000000"/>
+          <w:sz w:val="28"/>
+          <w:szCs w:val="28"/>
+        </w:rPr>
+        <w:t>і</w:t>
+      </w:r>
+      <w:r>
+        <w:rPr>
+          <w:color w:val="000000"/>
+          <w:sz w:val="28"/>
+          <w:szCs w:val="28"/>
+        </w:rPr>
+        <w:t xml:space="preserve"> груп</w:t>
+      </w:r>
+      <w:r>
+        <w:rPr>
+          <w:color w:val="000000"/>
+          <w:sz w:val="28"/>
+          <w:szCs w:val="28"/>
+        </w:rPr>
+        <w:t>и з неї</w:t>
+      </w:r>
+      <w:r>
+        <w:rPr>
+          <w:color w:val="000000"/>
+          <w:sz w:val="28"/>
+          <w:szCs w:val="28"/>
+        </w:rPr>
+        <w:t>, видалення групи</w:t>
+      </w:r>
+      <w:r>
+        <w:rPr>
+          <w:color w:val="000000"/>
+          <w:sz w:val="28"/>
+          <w:szCs w:val="28"/>
+        </w:rPr>
+        <w:t xml:space="preserve"> – видалення </w:t>
+      </w:r>
+      <w:r>
+        <w:rPr>
+          <w:color w:val="000000"/>
+          <w:sz w:val="28"/>
+          <w:szCs w:val="28"/>
+        </w:rPr>
+        <w:t xml:space="preserve">з неї </w:t>
+      </w:r>
+      <w:r>
+        <w:rPr>
+          <w:color w:val="000000"/>
+          <w:sz w:val="28"/>
+          <w:szCs w:val="28"/>
+        </w:rPr>
+        <w:t>студентів.</w:t>
+      </w:r>
+      <w:r>
+        <w:rPr>
+          <w:color w:val="000000"/>
+          <w:sz w:val="28"/>
+          <w:szCs w:val="28"/>
+        </w:rPr>
+        <w:t xml:space="preserve"> Додано перевірку на </w:t>
+      </w:r>
+      <w:r>
+        <w:rPr>
+          <w:color w:val="000000"/>
+          <w:sz w:val="28"/>
+          <w:szCs w:val="28"/>
+          <w:lang w:val="en-US"/>
+        </w:rPr>
+        <w:t>null</w:t>
+      </w:r>
+      <w:r>
+        <w:rPr>
+          <w:color w:val="000000"/>
+          <w:sz w:val="28"/>
+          <w:szCs w:val="28"/>
+          <w:lang w:val="en-US"/>
+        </w:rPr>
+        <w:t>,</w:t>
+      </w:r>
+      <w:r>
+        <w:rPr>
+          <w:color w:val="000000"/>
+          <w:sz w:val="28"/>
+          <w:szCs w:val="28"/>
+        </w:rPr>
+        <w:t xml:space="preserve"> у</w:t>
+      </w:r>
+      <w:r>
+        <w:rPr>
+          <w:rStyle w:val="apple-converted-space"/>
+          <w:rFonts w:eastAsiaTheme="majorEastAsia"/>
+          <w:color w:val="000000"/>
+          <w:sz w:val="28"/>
+          <w:szCs w:val="28"/>
+        </w:rPr>
+        <w:t> </w:t>
+      </w:r>
+      <w:r>
+        <w:rPr>
+          <w:rStyle w:val="apple-converted-space"/>
+          <w:rFonts w:eastAsiaTheme="majorEastAsia"/>
+          <w:color w:val="000000"/>
+          <w:sz w:val="28"/>
+          <w:szCs w:val="28"/>
+        </w:rPr>
+        <w:t xml:space="preserve">класі </w:t>
+      </w:r>
+      <w:proofErr w:type="spellStart"/>
+      <w:r>
+        <w:rPr>
+          <w:rStyle w:val="HTMLCode"/>
+          <w:rFonts w:ascii="Times New Roman" w:eastAsiaTheme="majorEastAsia" w:hAnsi="Times New Roman" w:cs="Times New Roman"/>
+          <w:color w:val="000000"/>
+          <w:sz w:val="28"/>
+          <w:szCs w:val="28"/>
+        </w:rPr>
+        <w:t>Group</w:t>
+      </w:r>
+      <w:proofErr w:type="spellEnd"/>
+      <w:r>
+        <w:rPr>
+          <w:rStyle w:val="apple-converted-space"/>
+          <w:rFonts w:eastAsiaTheme="majorEastAsia"/>
+          <w:color w:val="000000"/>
+          <w:sz w:val="28"/>
+          <w:szCs w:val="28"/>
+        </w:rPr>
+        <w:t> </w:t>
+      </w:r>
+      <w:r>
+        <w:rPr>
+          <w:color w:val="000000"/>
+          <w:sz w:val="28"/>
+          <w:szCs w:val="28"/>
+        </w:rPr>
+        <w:t xml:space="preserve">група </w:t>
+      </w:r>
+      <w:r>
+        <w:rPr>
+          <w:color w:val="000000"/>
+          <w:sz w:val="28"/>
+          <w:szCs w:val="28"/>
+        </w:rPr>
+        <w:t>тепер</w:t>
+      </w:r>
+      <w:r>
+        <w:rPr>
+          <w:color w:val="000000"/>
+          <w:sz w:val="28"/>
+          <w:szCs w:val="28"/>
+        </w:rPr>
+        <w:t xml:space="preserve"> </w:t>
+      </w:r>
+      <w:r>
+        <w:rPr>
+          <w:color w:val="000000"/>
+          <w:sz w:val="28"/>
+          <w:szCs w:val="28"/>
+        </w:rPr>
+        <w:t xml:space="preserve">є подібною </w:t>
+      </w:r>
+      <w:r>
+        <w:rPr>
+          <w:color w:val="000000"/>
+          <w:sz w:val="28"/>
+          <w:szCs w:val="28"/>
+        </w:rPr>
+        <w:t>іншій не тільки за назвою, а й за належністю до тієї самої кафедри</w:t>
+      </w:r>
+      <w:r>
+        <w:rPr>
+          <w:color w:val="000000"/>
+          <w:sz w:val="28"/>
+          <w:szCs w:val="28"/>
+        </w:rPr>
+        <w:t>.</w:t>
+      </w:r>
+    </w:p>
+    <w:p>
+      <w:pPr>
         <w:rPr>
           <w:rFonts w:ascii="Times New Roman" w:eastAsia="Times New Roman" w:hAnsi="Times New Roman" w:cs="Times New Roman"/>
           <w:b/>
@@ -5062,6 +7066,720 @@
     </w:p>
     <w:p>
       <w:pPr>
+        <w:jc w:val="both"/>
+        <w:rPr>
+          <w:rFonts w:ascii="Times New Roman" w:hAnsi="Times New Roman" w:cs="Times New Roman"/>
+          <w:color w:val="0F1115"/>
+          <w:sz w:val="28"/>
+          <w:szCs w:val="28"/>
+        </w:rPr>
+      </w:pPr>
+      <w:r>
+        <w:rPr>
+          <w:rFonts w:ascii="Times New Roman" w:hAnsi="Times New Roman" w:cs="Times New Roman"/>
+          <w:color w:val="0F1115"/>
+          <w:sz w:val="28"/>
+          <w:szCs w:val="28"/>
+        </w:rPr>
+        <w:t>У результаті розробки інформаційної системи</w:t>
+      </w:r>
+      <w:r>
+        <w:rPr>
+          <w:rStyle w:val="apple-converted-space"/>
+          <w:rFonts w:ascii="Times New Roman" w:hAnsi="Times New Roman" w:cs="Times New Roman"/>
+          <w:color w:val="0F1115"/>
+          <w:sz w:val="28"/>
+          <w:szCs w:val="28"/>
+        </w:rPr>
+        <w:t> </w:t>
+      </w:r>
+      <w:proofErr w:type="spellStart"/>
+      <w:r>
+        <w:rPr>
+          <w:rStyle w:val="Strong"/>
+          <w:rFonts w:ascii="Times New Roman" w:hAnsi="Times New Roman" w:cs="Times New Roman"/>
+          <w:b w:val="0"/>
+          <w:bCs w:val="0"/>
+          <w:color w:val="0F1115"/>
+          <w:sz w:val="28"/>
+          <w:szCs w:val="28"/>
+        </w:rPr>
+        <w:t>DigiUni</w:t>
+      </w:r>
+      <w:proofErr w:type="spellEnd"/>
+      <w:r>
+        <w:rPr>
+          <w:rStyle w:val="Strong"/>
+          <w:rFonts w:ascii="Times New Roman" w:hAnsi="Times New Roman" w:cs="Times New Roman"/>
+          <w:b w:val="0"/>
+          <w:bCs w:val="0"/>
+          <w:color w:val="0F1115"/>
+          <w:sz w:val="28"/>
+          <w:szCs w:val="28"/>
+        </w:rPr>
+        <w:t xml:space="preserve"> </w:t>
+      </w:r>
+      <w:proofErr w:type="spellStart"/>
+      <w:r>
+        <w:rPr>
+          <w:rStyle w:val="Strong"/>
+          <w:rFonts w:ascii="Times New Roman" w:hAnsi="Times New Roman" w:cs="Times New Roman"/>
+          <w:b w:val="0"/>
+          <w:bCs w:val="0"/>
+          <w:color w:val="0F1115"/>
+          <w:sz w:val="28"/>
+          <w:szCs w:val="28"/>
+        </w:rPr>
+        <w:t>Registry</w:t>
+      </w:r>
+      <w:proofErr w:type="spellEnd"/>
+      <w:r>
+        <w:rPr>
+          <w:rStyle w:val="apple-converted-space"/>
+          <w:rFonts w:ascii="Times New Roman" w:hAnsi="Times New Roman" w:cs="Times New Roman"/>
+          <w:color w:val="0F1115"/>
+          <w:sz w:val="28"/>
+          <w:szCs w:val="28"/>
+        </w:rPr>
+        <w:t> </w:t>
+      </w:r>
+      <w:r>
+        <w:rPr>
+          <w:rFonts w:ascii="Times New Roman" w:hAnsi="Times New Roman" w:cs="Times New Roman"/>
+          <w:color w:val="0F1115"/>
+          <w:sz w:val="28"/>
+          <w:szCs w:val="28"/>
+        </w:rPr>
+        <w:t>було реалізовано консольний застосунок для обліку студентів та викладачів, що відповідає всім поставленим вимогам. Завдяки використанню</w:t>
+      </w:r>
+      <w:r>
+        <w:rPr>
+          <w:rStyle w:val="apple-converted-space"/>
+          <w:rFonts w:ascii="Times New Roman" w:hAnsi="Times New Roman" w:cs="Times New Roman"/>
+          <w:color w:val="0F1115"/>
+          <w:sz w:val="28"/>
+          <w:szCs w:val="28"/>
+        </w:rPr>
+        <w:t> </w:t>
+      </w:r>
+      <w:proofErr w:type="spellStart"/>
+      <w:r>
+        <w:rPr>
+          <w:rStyle w:val="Strong"/>
+          <w:rFonts w:ascii="Times New Roman" w:hAnsi="Times New Roman" w:cs="Times New Roman"/>
+          <w:b w:val="0"/>
+          <w:bCs w:val="0"/>
+          <w:color w:val="0F1115"/>
+          <w:sz w:val="28"/>
+          <w:szCs w:val="28"/>
+        </w:rPr>
+        <w:t>Java</w:t>
+      </w:r>
+      <w:proofErr w:type="spellEnd"/>
+      <w:r>
+        <w:rPr>
+          <w:rStyle w:val="Strong"/>
+          <w:rFonts w:ascii="Times New Roman" w:hAnsi="Times New Roman" w:cs="Times New Roman"/>
+          <w:b w:val="0"/>
+          <w:bCs w:val="0"/>
+          <w:color w:val="0F1115"/>
+          <w:sz w:val="28"/>
+          <w:szCs w:val="28"/>
+        </w:rPr>
+        <w:t xml:space="preserve"> NIO.2</w:t>
+      </w:r>
+      <w:r>
+        <w:rPr>
+          <w:rStyle w:val="apple-converted-space"/>
+          <w:rFonts w:ascii="Times New Roman" w:hAnsi="Times New Roman" w:cs="Times New Roman"/>
+          <w:color w:val="0F1115"/>
+          <w:sz w:val="28"/>
+          <w:szCs w:val="28"/>
+        </w:rPr>
+        <w:t> </w:t>
+      </w:r>
+      <w:r>
+        <w:rPr>
+          <w:rFonts w:ascii="Times New Roman" w:hAnsi="Times New Roman" w:cs="Times New Roman"/>
+          <w:color w:val="0F1115"/>
+          <w:sz w:val="28"/>
+          <w:szCs w:val="28"/>
+        </w:rPr>
+        <w:t>та</w:t>
+      </w:r>
+      <w:r>
+        <w:rPr>
+          <w:rStyle w:val="apple-converted-space"/>
+          <w:rFonts w:ascii="Times New Roman" w:hAnsi="Times New Roman" w:cs="Times New Roman"/>
+          <w:color w:val="0F1115"/>
+          <w:sz w:val="28"/>
+          <w:szCs w:val="28"/>
+        </w:rPr>
+        <w:t> </w:t>
+      </w:r>
+      <w:proofErr w:type="spellStart"/>
+      <w:r>
+        <w:rPr>
+          <w:rStyle w:val="Strong"/>
+          <w:rFonts w:ascii="Times New Roman" w:hAnsi="Times New Roman" w:cs="Times New Roman"/>
+          <w:b w:val="0"/>
+          <w:bCs w:val="0"/>
+          <w:color w:val="0F1115"/>
+          <w:sz w:val="28"/>
+          <w:szCs w:val="28"/>
+        </w:rPr>
+        <w:t>Stream</w:t>
+      </w:r>
+      <w:proofErr w:type="spellEnd"/>
+      <w:r>
+        <w:rPr>
+          <w:rStyle w:val="Strong"/>
+          <w:rFonts w:ascii="Times New Roman" w:hAnsi="Times New Roman" w:cs="Times New Roman"/>
+          <w:b w:val="0"/>
+          <w:bCs w:val="0"/>
+          <w:color w:val="0F1115"/>
+          <w:sz w:val="28"/>
+          <w:szCs w:val="28"/>
+        </w:rPr>
+        <w:t xml:space="preserve"> </w:t>
+      </w:r>
+      <w:r>
+        <w:rPr>
+          <w:rStyle w:val="Strong"/>
+          <w:rFonts w:ascii="Times New Roman" w:hAnsi="Times New Roman" w:cs="Times New Roman"/>
+          <w:b w:val="0"/>
+          <w:bCs w:val="0"/>
+          <w:color w:val="0F1115"/>
+          <w:sz w:val="28"/>
+          <w:szCs w:val="28"/>
+        </w:rPr>
+        <w:t>API</w:t>
+      </w:r>
+      <w:r>
+        <w:rPr>
+          <w:rStyle w:val="apple-converted-space"/>
+          <w:rFonts w:ascii="Times New Roman" w:hAnsi="Times New Roman" w:cs="Times New Roman"/>
+          <w:color w:val="0F1115"/>
+          <w:sz w:val="28"/>
+          <w:szCs w:val="28"/>
+        </w:rPr>
+        <w:t> </w:t>
+      </w:r>
+      <w:r>
+        <w:rPr>
+          <w:rFonts w:ascii="Times New Roman" w:hAnsi="Times New Roman" w:cs="Times New Roman"/>
+          <w:color w:val="0F1115"/>
+          <w:sz w:val="28"/>
+          <w:szCs w:val="28"/>
+        </w:rPr>
+        <w:t>організовано збереження (</w:t>
+      </w:r>
+      <w:r>
+        <w:rPr>
+          <w:rFonts w:ascii="Times New Roman" w:hAnsi="Times New Roman" w:cs="Times New Roman"/>
+          <w:color w:val="0F1115"/>
+          <w:sz w:val="28"/>
+          <w:szCs w:val="28"/>
+          <w:lang w:val="en-US"/>
+        </w:rPr>
+        <w:t>.csv</w:t>
+      </w:r>
+      <w:r>
+        <w:rPr>
+          <w:rFonts w:ascii="Times New Roman" w:hAnsi="Times New Roman" w:cs="Times New Roman"/>
+          <w:color w:val="0F1115"/>
+          <w:sz w:val="28"/>
+          <w:szCs w:val="28"/>
+        </w:rPr>
+        <w:t xml:space="preserve">, </w:t>
+      </w:r>
+      <w:r>
+        <w:rPr>
+          <w:rFonts w:ascii="Times New Roman" w:hAnsi="Times New Roman" w:cs="Times New Roman"/>
+          <w:color w:val="0F1115"/>
+          <w:sz w:val="28"/>
+          <w:szCs w:val="28"/>
+          <w:lang w:val="en-US"/>
+        </w:rPr>
+        <w:t>.</w:t>
+      </w:r>
+      <w:proofErr w:type="spellStart"/>
+      <w:r>
+        <w:rPr>
+          <w:rFonts w:ascii="Times New Roman" w:hAnsi="Times New Roman" w:cs="Times New Roman"/>
+          <w:color w:val="0F1115"/>
+          <w:sz w:val="28"/>
+          <w:szCs w:val="28"/>
+          <w:lang w:val="en-US"/>
+        </w:rPr>
+        <w:t>json</w:t>
+      </w:r>
+      <w:proofErr w:type="spellEnd"/>
+      <w:r>
+        <w:rPr>
+          <w:rFonts w:ascii="Times New Roman" w:hAnsi="Times New Roman" w:cs="Times New Roman"/>
+          <w:color w:val="0F1115"/>
+          <w:sz w:val="28"/>
+          <w:szCs w:val="28"/>
+        </w:rPr>
+        <w:t>) та обробку даних</w:t>
+      </w:r>
+      <w:r>
+        <w:rPr>
+          <w:rFonts w:ascii="Times New Roman" w:hAnsi="Times New Roman" w:cs="Times New Roman"/>
+          <w:color w:val="0F1115"/>
+          <w:sz w:val="28"/>
+          <w:szCs w:val="28"/>
+          <w:lang w:val="en-US"/>
+        </w:rPr>
+        <w:t>.</w:t>
+      </w:r>
+      <w:r>
+        <w:rPr>
+          <w:rFonts w:ascii="Times New Roman" w:hAnsi="Times New Roman" w:cs="Times New Roman"/>
+          <w:color w:val="0F1115"/>
+          <w:sz w:val="28"/>
+          <w:szCs w:val="28"/>
+        </w:rPr>
+        <w:t xml:space="preserve"> В</w:t>
+      </w:r>
+      <w:r>
+        <w:rPr>
+          <w:rFonts w:ascii="Times New Roman" w:hAnsi="Times New Roman" w:cs="Times New Roman"/>
+          <w:color w:val="0F1115"/>
+          <w:sz w:val="28"/>
+          <w:szCs w:val="28"/>
+        </w:rPr>
+        <w:t>ласн</w:t>
+      </w:r>
+      <w:r>
+        <w:rPr>
+          <w:rFonts w:ascii="Times New Roman" w:hAnsi="Times New Roman" w:cs="Times New Roman"/>
+          <w:color w:val="0F1115"/>
+          <w:sz w:val="28"/>
+          <w:szCs w:val="28"/>
+        </w:rPr>
+        <w:t xml:space="preserve">і </w:t>
+      </w:r>
+      <w:r>
+        <w:rPr>
+          <w:rFonts w:ascii="Times New Roman" w:hAnsi="Times New Roman" w:cs="Times New Roman"/>
+          <w:color w:val="0F1115"/>
+          <w:sz w:val="28"/>
+          <w:szCs w:val="28"/>
+        </w:rPr>
+        <w:t>винятк</w:t>
+      </w:r>
+      <w:r>
+        <w:rPr>
+          <w:rFonts w:ascii="Times New Roman" w:hAnsi="Times New Roman" w:cs="Times New Roman"/>
+          <w:color w:val="0F1115"/>
+          <w:sz w:val="28"/>
+          <w:szCs w:val="28"/>
+        </w:rPr>
+        <w:t>и</w:t>
+      </w:r>
+      <w:r>
+        <w:rPr>
+          <w:rFonts w:ascii="Times New Roman" w:hAnsi="Times New Roman" w:cs="Times New Roman"/>
+          <w:color w:val="0F1115"/>
+          <w:sz w:val="28"/>
+          <w:szCs w:val="28"/>
+        </w:rPr>
+        <w:t xml:space="preserve"> із </w:t>
+      </w:r>
+      <w:proofErr w:type="spellStart"/>
+      <w:r>
+        <w:rPr>
+          <w:rFonts w:ascii="Times New Roman" w:hAnsi="Times New Roman" w:cs="Times New Roman"/>
+          <w:color w:val="0F1115"/>
+          <w:sz w:val="28"/>
+          <w:szCs w:val="28"/>
+        </w:rPr>
+        <w:t>валідацією</w:t>
+      </w:r>
+      <w:proofErr w:type="spellEnd"/>
+      <w:r>
+        <w:rPr>
+          <w:rFonts w:ascii="Times New Roman" w:hAnsi="Times New Roman" w:cs="Times New Roman"/>
+          <w:color w:val="0F1115"/>
+          <w:sz w:val="28"/>
+          <w:szCs w:val="28"/>
+        </w:rPr>
+        <w:t xml:space="preserve"> </w:t>
+      </w:r>
+      <w:r>
+        <w:rPr>
+          <w:rFonts w:ascii="Times New Roman" w:hAnsi="Times New Roman" w:cs="Times New Roman"/>
+          <w:color w:val="0F1115"/>
+          <w:sz w:val="28"/>
+          <w:szCs w:val="28"/>
+        </w:rPr>
+        <w:t>роблять</w:t>
+      </w:r>
+      <w:r>
+        <w:rPr>
+          <w:rFonts w:ascii="Times New Roman" w:hAnsi="Times New Roman" w:cs="Times New Roman"/>
+          <w:color w:val="0F1115"/>
+          <w:sz w:val="28"/>
+          <w:szCs w:val="28"/>
+        </w:rPr>
+        <w:t xml:space="preserve"> програм</w:t>
+      </w:r>
+      <w:r>
+        <w:rPr>
+          <w:rFonts w:ascii="Times New Roman" w:hAnsi="Times New Roman" w:cs="Times New Roman"/>
+          <w:color w:val="0F1115"/>
+          <w:sz w:val="28"/>
+          <w:szCs w:val="28"/>
+        </w:rPr>
+        <w:t>у менш вразливою</w:t>
+      </w:r>
+      <w:r>
+        <w:rPr>
+          <w:rFonts w:ascii="Times New Roman" w:hAnsi="Times New Roman" w:cs="Times New Roman"/>
+          <w:color w:val="0F1115"/>
+          <w:sz w:val="28"/>
+          <w:szCs w:val="28"/>
+        </w:rPr>
+        <w:t xml:space="preserve"> до помилок. Рольова модель доступу з побітовим шифруванням паролів дозвол</w:t>
+      </w:r>
+      <w:r>
+        <w:rPr>
+          <w:rFonts w:ascii="Times New Roman" w:hAnsi="Times New Roman" w:cs="Times New Roman"/>
+          <w:color w:val="0F1115"/>
+          <w:sz w:val="28"/>
+          <w:szCs w:val="28"/>
+        </w:rPr>
+        <w:t>яє</w:t>
+      </w:r>
+      <w:r>
+        <w:rPr>
+          <w:rFonts w:ascii="Times New Roman" w:hAnsi="Times New Roman" w:cs="Times New Roman"/>
+          <w:color w:val="0F1115"/>
+          <w:sz w:val="28"/>
+          <w:szCs w:val="28"/>
+        </w:rPr>
+        <w:t xml:space="preserve"> розмежувати права користувачів (</w:t>
+      </w:r>
+      <w:proofErr w:type="spellStart"/>
+      <w:r>
+        <w:rPr>
+          <w:rFonts w:ascii="Times New Roman" w:hAnsi="Times New Roman" w:cs="Times New Roman"/>
+          <w:color w:val="0F1115"/>
+          <w:sz w:val="28"/>
+          <w:szCs w:val="28"/>
+        </w:rPr>
+        <w:t>Адмін</w:t>
+      </w:r>
+      <w:proofErr w:type="spellEnd"/>
+      <w:r>
+        <w:rPr>
+          <w:rFonts w:ascii="Times New Roman" w:hAnsi="Times New Roman" w:cs="Times New Roman"/>
+          <w:color w:val="0F1115"/>
+          <w:sz w:val="28"/>
+          <w:szCs w:val="28"/>
+        </w:rPr>
+        <w:t>, Менеджер, Користувач), гаранту</w:t>
+      </w:r>
+      <w:r>
+        <w:rPr>
+          <w:rFonts w:ascii="Times New Roman" w:hAnsi="Times New Roman" w:cs="Times New Roman"/>
+          <w:color w:val="0F1115"/>
+          <w:sz w:val="28"/>
+          <w:szCs w:val="28"/>
+        </w:rPr>
+        <w:t>ючи</w:t>
+      </w:r>
+      <w:r>
+        <w:rPr>
+          <w:rFonts w:ascii="Times New Roman" w:hAnsi="Times New Roman" w:cs="Times New Roman"/>
+          <w:color w:val="0F1115"/>
+          <w:sz w:val="28"/>
+          <w:szCs w:val="28"/>
+        </w:rPr>
+        <w:t xml:space="preserve"> безпеку даних. </w:t>
+      </w:r>
+      <w:proofErr w:type="spellStart"/>
+      <w:r>
+        <w:rPr>
+          <w:rFonts w:ascii="Times New Roman" w:hAnsi="Times New Roman" w:cs="Times New Roman"/>
+          <w:color w:val="0F1115"/>
+          <w:sz w:val="28"/>
+          <w:szCs w:val="28"/>
+        </w:rPr>
+        <w:t>Проєкт</w:t>
+      </w:r>
+      <w:proofErr w:type="spellEnd"/>
+      <w:r>
+        <w:rPr>
+          <w:rFonts w:ascii="Times New Roman" w:hAnsi="Times New Roman" w:cs="Times New Roman"/>
+          <w:color w:val="0F1115"/>
+          <w:sz w:val="28"/>
+          <w:szCs w:val="28"/>
+        </w:rPr>
+        <w:t xml:space="preserve"> </w:t>
+      </w:r>
+      <w:r>
+        <w:rPr>
+          <w:rFonts w:ascii="Times New Roman" w:hAnsi="Times New Roman" w:cs="Times New Roman"/>
+          <w:color w:val="0F1115"/>
+          <w:sz w:val="28"/>
+          <w:szCs w:val="28"/>
+        </w:rPr>
+        <w:t>демонструє</w:t>
+      </w:r>
+      <w:r>
+        <w:rPr>
+          <w:rFonts w:ascii="Times New Roman" w:hAnsi="Times New Roman" w:cs="Times New Roman"/>
+          <w:color w:val="0F1115"/>
+          <w:sz w:val="28"/>
+          <w:szCs w:val="28"/>
+        </w:rPr>
+        <w:t xml:space="preserve"> практичне застосування технологій</w:t>
+      </w:r>
+      <w:r>
+        <w:rPr>
+          <w:rStyle w:val="apple-converted-space"/>
+          <w:rFonts w:ascii="Times New Roman" w:hAnsi="Times New Roman" w:cs="Times New Roman"/>
+          <w:color w:val="0F1115"/>
+          <w:sz w:val="28"/>
+          <w:szCs w:val="28"/>
+        </w:rPr>
+        <w:t> </w:t>
+      </w:r>
+      <w:proofErr w:type="spellStart"/>
+      <w:r>
+        <w:rPr>
+          <w:rStyle w:val="Strong"/>
+          <w:rFonts w:ascii="Times New Roman" w:hAnsi="Times New Roman" w:cs="Times New Roman"/>
+          <w:b w:val="0"/>
+          <w:bCs w:val="0"/>
+          <w:color w:val="0F1115"/>
+          <w:sz w:val="28"/>
+          <w:szCs w:val="28"/>
+        </w:rPr>
+        <w:t>Advanced</w:t>
+      </w:r>
+      <w:proofErr w:type="spellEnd"/>
+      <w:r>
+        <w:rPr>
+          <w:rStyle w:val="Strong"/>
+          <w:rFonts w:ascii="Times New Roman" w:hAnsi="Times New Roman" w:cs="Times New Roman"/>
+          <w:b w:val="0"/>
+          <w:bCs w:val="0"/>
+          <w:color w:val="0F1115"/>
+          <w:sz w:val="28"/>
+          <w:szCs w:val="28"/>
+        </w:rPr>
+        <w:t xml:space="preserve"> </w:t>
+      </w:r>
+      <w:proofErr w:type="spellStart"/>
+      <w:r>
+        <w:rPr>
+          <w:rStyle w:val="Strong"/>
+          <w:rFonts w:ascii="Times New Roman" w:hAnsi="Times New Roman" w:cs="Times New Roman"/>
+          <w:b w:val="0"/>
+          <w:bCs w:val="0"/>
+          <w:color w:val="0F1115"/>
+          <w:sz w:val="28"/>
+          <w:szCs w:val="28"/>
+        </w:rPr>
+        <w:t>Java</w:t>
+      </w:r>
+      <w:proofErr w:type="spellEnd"/>
+      <w:r>
+        <w:rPr>
+          <w:rStyle w:val="Strong"/>
+          <w:rFonts w:ascii="Times New Roman" w:hAnsi="Times New Roman" w:cs="Times New Roman"/>
+          <w:b w:val="0"/>
+          <w:bCs w:val="0"/>
+          <w:color w:val="0F1115"/>
+          <w:sz w:val="28"/>
+          <w:szCs w:val="28"/>
+        </w:rPr>
+        <w:t xml:space="preserve"> </w:t>
+      </w:r>
+      <w:r>
+        <w:rPr>
+          <w:rFonts w:ascii="Times New Roman" w:hAnsi="Times New Roman" w:cs="Times New Roman"/>
+          <w:color w:val="0F1115"/>
+          <w:sz w:val="28"/>
+          <w:szCs w:val="28"/>
+        </w:rPr>
+        <w:t xml:space="preserve">(ООП, </w:t>
+      </w:r>
+      <w:proofErr w:type="spellStart"/>
+      <w:r>
+        <w:rPr>
+          <w:rFonts w:ascii="Times New Roman" w:hAnsi="Times New Roman" w:cs="Times New Roman"/>
+          <w:color w:val="0F1115"/>
+          <w:sz w:val="28"/>
+          <w:szCs w:val="28"/>
+        </w:rPr>
+        <w:t>Generics</w:t>
+      </w:r>
+      <w:proofErr w:type="spellEnd"/>
+      <w:r>
+        <w:rPr>
+          <w:rFonts w:ascii="Times New Roman" w:hAnsi="Times New Roman" w:cs="Times New Roman"/>
+          <w:color w:val="0F1115"/>
+          <w:sz w:val="28"/>
+          <w:szCs w:val="28"/>
+        </w:rPr>
+        <w:t xml:space="preserve">, </w:t>
+      </w:r>
+      <w:proofErr w:type="spellStart"/>
+      <w:r>
+        <w:rPr>
+          <w:rFonts w:ascii="Times New Roman" w:hAnsi="Times New Roman" w:cs="Times New Roman"/>
+          <w:color w:val="0F1115"/>
+          <w:sz w:val="28"/>
+          <w:szCs w:val="28"/>
+        </w:rPr>
+        <w:t>Java</w:t>
+      </w:r>
+      <w:proofErr w:type="spellEnd"/>
+      <w:r>
+        <w:rPr>
+          <w:rFonts w:ascii="Times New Roman" w:hAnsi="Times New Roman" w:cs="Times New Roman"/>
+          <w:color w:val="0F1115"/>
+          <w:sz w:val="28"/>
+          <w:szCs w:val="28"/>
+        </w:rPr>
+        <w:t xml:space="preserve"> </w:t>
+      </w:r>
+      <w:proofErr w:type="spellStart"/>
+      <w:r>
+        <w:rPr>
+          <w:rFonts w:ascii="Times New Roman" w:hAnsi="Times New Roman" w:cs="Times New Roman"/>
+          <w:color w:val="0F1115"/>
+          <w:sz w:val="28"/>
+          <w:szCs w:val="28"/>
+        </w:rPr>
+        <w:t>Time</w:t>
+      </w:r>
+      <w:proofErr w:type="spellEnd"/>
+      <w:r>
+        <w:rPr>
+          <w:rFonts w:ascii="Times New Roman" w:hAnsi="Times New Roman" w:cs="Times New Roman"/>
+          <w:color w:val="0F1115"/>
+          <w:sz w:val="28"/>
+          <w:szCs w:val="28"/>
+        </w:rPr>
+        <w:t xml:space="preserve"> API, </w:t>
+      </w:r>
+      <w:proofErr w:type="spellStart"/>
+      <w:r>
+        <w:rPr>
+          <w:rFonts w:ascii="Times New Roman" w:hAnsi="Times New Roman" w:cs="Times New Roman"/>
+          <w:color w:val="0F1115"/>
+          <w:sz w:val="28"/>
+          <w:szCs w:val="28"/>
+        </w:rPr>
+        <w:t>логування</w:t>
+      </w:r>
+      <w:proofErr w:type="spellEnd"/>
+      <w:r>
+        <w:rPr>
+          <w:rFonts w:ascii="Times New Roman" w:hAnsi="Times New Roman" w:cs="Times New Roman"/>
+          <w:color w:val="0F1115"/>
+          <w:sz w:val="28"/>
+          <w:szCs w:val="28"/>
+        </w:rPr>
+        <w:t xml:space="preserve">, JUnit5, </w:t>
+      </w:r>
+      <w:proofErr w:type="spellStart"/>
+      <w:r>
+        <w:rPr>
+          <w:rFonts w:ascii="Times New Roman" w:hAnsi="Times New Roman" w:cs="Times New Roman"/>
+          <w:color w:val="0F1115"/>
+          <w:sz w:val="28"/>
+          <w:szCs w:val="28"/>
+        </w:rPr>
+        <w:t>багатопоточність</w:t>
+      </w:r>
+      <w:proofErr w:type="spellEnd"/>
+      <w:r>
+        <w:rPr>
+          <w:rFonts w:ascii="Times New Roman" w:hAnsi="Times New Roman" w:cs="Times New Roman"/>
+          <w:color w:val="0F1115"/>
+          <w:sz w:val="28"/>
+          <w:szCs w:val="28"/>
+        </w:rPr>
+        <w:t xml:space="preserve">) та ефективність парної роботи </w:t>
+      </w:r>
+      <w:r>
+        <w:rPr>
+          <w:rFonts w:ascii="Times New Roman" w:hAnsi="Times New Roman" w:cs="Times New Roman"/>
+          <w:color w:val="0F1115"/>
+          <w:sz w:val="28"/>
+          <w:szCs w:val="28"/>
+        </w:rPr>
+        <w:t>з</w:t>
+      </w:r>
+      <w:r>
+        <w:rPr>
+          <w:rStyle w:val="apple-converted-space"/>
+          <w:rFonts w:ascii="Times New Roman" w:hAnsi="Times New Roman" w:cs="Times New Roman"/>
+          <w:color w:val="0F1115"/>
+          <w:sz w:val="28"/>
+          <w:szCs w:val="28"/>
+        </w:rPr>
+        <w:t> </w:t>
+      </w:r>
+      <w:proofErr w:type="spellStart"/>
+      <w:r>
+        <w:rPr>
+          <w:rStyle w:val="Strong"/>
+          <w:rFonts w:ascii="Times New Roman" w:hAnsi="Times New Roman" w:cs="Times New Roman"/>
+          <w:b w:val="0"/>
+          <w:bCs w:val="0"/>
+          <w:color w:val="0F1115"/>
+          <w:sz w:val="28"/>
+          <w:szCs w:val="28"/>
+        </w:rPr>
+        <w:t>Git</w:t>
+      </w:r>
+      <w:proofErr w:type="spellEnd"/>
+      <w:r>
+        <w:rPr>
+          <w:rStyle w:val="apple-converted-space"/>
+          <w:rFonts w:ascii="Times New Roman" w:hAnsi="Times New Roman" w:cs="Times New Roman"/>
+          <w:color w:val="0F1115"/>
+          <w:sz w:val="28"/>
+          <w:szCs w:val="28"/>
+        </w:rPr>
+        <w:t> </w:t>
+      </w:r>
+      <w:r>
+        <w:rPr>
+          <w:rFonts w:ascii="Times New Roman" w:hAnsi="Times New Roman" w:cs="Times New Roman"/>
+          <w:color w:val="0F1115"/>
+          <w:sz w:val="28"/>
+          <w:szCs w:val="28"/>
+        </w:rPr>
+        <w:t xml:space="preserve">.  </w:t>
+      </w:r>
+    </w:p>
+    <w:p>
+      <w:pPr>
+        <w:jc w:val="both"/>
+        <w:rPr>
+          <w:rFonts w:ascii="Times New Roman" w:eastAsia="Times New Roman" w:hAnsi="Times New Roman" w:cs="Times New Roman"/>
+          <w:i/>
+          <w:iCs/>
+          <w:color w:val="000000"/>
+          <w:kern w:val="0"/>
+          <w:sz w:val="28"/>
+          <w:szCs w:val="28"/>
+          <w14:ligatures w14:val="none"/>
+        </w:rPr>
+      </w:pPr>
+    </w:p>
+    <w:p>
+      <w:pPr>
+        <w:jc w:val="center"/>
         <w:rPr>
           <w:rFonts w:ascii="Times New Roman" w:eastAsia="Times New Roman" w:hAnsi="Times New Roman" w:cs="Times New Roman"/>
           <w:b/>
@@ -5088,39 +7806,6 @@
           <w:szCs w:val="28"/>
           <w14:ligatures w14:val="none"/>
         </w:rPr>
-        <w:br w:type="page"/>
-      </w:r>
-    </w:p>
-    <w:p>
-      <w:pPr>
-        <w:jc w:val="center"/>
-        <w:rPr>
-          <w:rFonts w:ascii="Times New Roman" w:eastAsia="Times New Roman" w:hAnsi="Times New Roman" w:cs="Times New Roman"/>
-          <w:b/>
-          <w:bCs/>
-          <w:i/>
-          <w:iCs/>
-          <w:color w:val="000000"/>
-          <w:kern w:val="0"/>
-          <w:sz w:val="28"/>
-          <w:szCs w:val="28"/>
-          <w14:ligatures w14:val="none"/>
-        </w:rPr>
-      </w:pPr>
-      <w:r>
-        <w:rPr>
-          <w:rFonts w:ascii="Times New Roman" w:eastAsia="Times New Roman" w:hAnsi="Times New Roman" w:cs="Times New Roman"/>
-          <w:b/>
-          <w:bCs/>
-          <w:i/>
-          <w:iCs/>
-          <w:color w:val="000000"/>
-          <w:kern w:val="0"/>
-          <w:sz w:val="28"/>
-          <w:szCs w:val="28"/>
-          <w14:ligatures w14:val="none"/>
-        </w:rPr>
-        <w:lastRenderedPageBreak/>
         <w:t>Код</w:t>
       </w:r>
     </w:p>
@@ -5139,7 +7824,7 @@
       <w:hyperlink r:id="rId9" w:history="1">
         <w:r>
           <w:rPr>
-            <w:rStyle w:val="af"/>
+            <w:rStyle w:val="Hyperlink"/>
             <w:rFonts w:ascii="Times New Roman" w:eastAsia="Times New Roman" w:hAnsi="Times New Roman" w:cs="Times New Roman"/>
             <w:kern w:val="0"/>
             <w:sz w:val="28"/>
@@ -5150,7 +7835,7 @@
         </w:r>
         <w:r>
           <w:rPr>
-            <w:rStyle w:val="af"/>
+            <w:rStyle w:val="Hyperlink"/>
             <w:rFonts w:ascii="Times New Roman" w:eastAsia="Times New Roman" w:hAnsi="Times New Roman" w:cs="Times New Roman"/>
             <w:kern w:val="0"/>
             <w:sz w:val="28"/>
@@ -5162,7 +7847,7 @@
         </w:r>
         <w:r>
           <w:rPr>
-            <w:rStyle w:val="af"/>
+            <w:rStyle w:val="Hyperlink"/>
             <w:rFonts w:ascii="Times New Roman" w:eastAsia="Times New Roman" w:hAnsi="Times New Roman" w:cs="Times New Roman"/>
             <w:kern w:val="0"/>
             <w:sz w:val="28"/>
@@ -5173,7 +7858,7 @@
         </w:r>
         <w:r>
           <w:rPr>
-            <w:rStyle w:val="af"/>
+            <w:rStyle w:val="Hyperlink"/>
             <w:rFonts w:ascii="Times New Roman" w:eastAsia="Times New Roman" w:hAnsi="Times New Roman" w:cs="Times New Roman"/>
             <w:kern w:val="0"/>
             <w:sz w:val="28"/>
@@ -5209,6 +7894,155 @@
 <file path=word/numbering.xml><?xml version="1.0" encoding="utf-8"?>
 <w:numbering xmlns:wpc="http://schemas.microsoft.com/office/word/2010/wordprocessingCanvas" xmlns:cx="http://schemas.microsoft.com/office/drawing/2014/chartex" xmlns:cx1="http://schemas.microsoft.com/office/drawing/2015/9/8/chartex" xmlns:cx2="http://schemas.microsoft.com/office/drawing/2015/10/21/chartex" xmlns:cx3="http://schemas.microsoft.com/office/drawing/2016/5/9/chartex" xmlns:cx4="http://schemas.microsoft.com/office/drawing/2016/5/10/chartex" xmlns:cx5="http://schemas.microsoft.com/office/drawing/2016/5/11/chartex" xmlns:cx6="http://schemas.microsoft.com/office/drawing/2016/5/12/chartex" xmlns:cx7="http://schemas.microsoft.com/office/drawing/2016/5/13/chartex" xmlns:cx8="http://schemas.microsoft.com/office/drawing/2016/5/14/chartex" xmlns:mc="http://schemas.openxmlformats.org/markup-compatibility/2006" xmlns:aink="http://schemas.microsoft.com/office/drawing/2016/ink" xmlns:am3d="http://schemas.microsoft.com/office/drawing/2017/model3d" xmlns:o="urn:schemas-microsoft-com:office:office" xmlns:oel="http://schemas.microsoft.com/office/2019/extlst" xmlns:r="http://schemas.openxmlformats.org/officeDocument/2006/relationships" xmlns:m="http://schemas.openxmlformats.org/officeDocument/2006/math" xmlns:v="urn:schemas-microsoft-com:vml" xmlns:wp14="http://schemas.microsoft.com/office/word/2010/wordprocessingDrawing" xmlns:wp="http://schemas.openxmlformats.org/drawingml/2006/wordprocessingDrawing" xmlns:w10="urn:schemas-microsoft-com:office:word" xmlns:w="http://schemas.openxmlformats.org/wordprocessingml/2006/main" xmlns:w14="http://schemas.microsoft.com/office/word/2010/wordml" xmlns:w15="http://schemas.microsoft.com/office/word/2012/wordml" xmlns:w16cex="http://schemas.microsoft.com/office/word/2018/wordml/cex" xmlns:w16cid="http://schemas.microsoft.com/office/word/2016/wordml/cid" xmlns:w16="http://schemas.microsoft.com/office/word/2018/wordml" xmlns:w16du="http://schemas.microsoft.com/office/word/2023/wordml/word16du" xmlns:w16sdtdh="http://schemas.microsoft.com/office/word/2020/wordml/sdtdatahash" xmlns:w16sdtfl="http://schemas.microsoft.com/office/word/2024/wordml/sdtformatlock" xmlns:w16se="http://schemas.microsoft.com/office/word/2015/wordml/symex" xmlns:wpg="http://schemas.microsoft.com/office/word/2010/wordprocessingGroup" xmlns:wpi="http://schemas.microsoft.com/office/word/2010/wordprocessingInk" xmlns:wne="http://schemas.microsoft.com/office/word/2006/wordml" xmlns:wps="http://schemas.microsoft.com/office/word/2010/wordprocessingShape" mc:Ignorable="w14 w15 w16se w16cid w16 w16cex w16sdtdh w16sdtfl w16du wp14">
   <w:abstractNum w:abstractNumId="0" w15:restartNumberingAfterBreak="0">
+    <w:nsid w:val="01CC1665"/>
+    <w:multiLevelType w:val="multilevel"/>
+    <w:tmpl w:val="C09A7580"/>
+    <w:lvl w:ilvl="0">
+      <w:start w:val="1"/>
+      <w:numFmt w:val="bullet"/>
+      <w:lvlText w:val=""/>
+      <w:lvlJc w:val="left"/>
+      <w:pPr>
+        <w:tabs>
+          <w:tab w:val="num" w:pos="720"/>
+        </w:tabs>
+        <w:ind w:left="720" w:hanging="360"/>
+      </w:pPr>
+      <w:rPr>
+        <w:rFonts w:ascii="Symbol" w:hAnsi="Symbol" w:hint="default"/>
+        <w:sz w:val="20"/>
+      </w:rPr>
+    </w:lvl>
+    <w:lvl w:ilvl="1" w:tentative="1">
+      <w:start w:val="1"/>
+      <w:numFmt w:val="bullet"/>
+      <w:lvlText w:val="o"/>
+      <w:lvlJc w:val="left"/>
+      <w:pPr>
+        <w:tabs>
+          <w:tab w:val="num" w:pos="1440"/>
+        </w:tabs>
+        <w:ind w:left="1440" w:hanging="360"/>
+      </w:pPr>
+      <w:rPr>
+        <w:rFonts w:ascii="Courier New" w:hAnsi="Courier New" w:hint="default"/>
+        <w:sz w:val="20"/>
+      </w:rPr>
+    </w:lvl>
+    <w:lvl w:ilvl="2" w:tentative="1">
+      <w:start w:val="1"/>
+      <w:numFmt w:val="bullet"/>
+      <w:lvlText w:val=""/>
+      <w:lvlJc w:val="left"/>
+      <w:pPr>
+        <w:tabs>
+          <w:tab w:val="num" w:pos="2160"/>
+        </w:tabs>
+        <w:ind w:left="2160" w:hanging="360"/>
+      </w:pPr>
+      <w:rPr>
+        <w:rFonts w:ascii="Wingdings" w:hAnsi="Wingdings" w:hint="default"/>
+        <w:sz w:val="20"/>
+      </w:rPr>
+    </w:lvl>
+    <w:lvl w:ilvl="3" w:tentative="1">
+      <w:start w:val="1"/>
+      <w:numFmt w:val="bullet"/>
+      <w:lvlText w:val=""/>
+      <w:lvlJc w:val="left"/>
+      <w:pPr>
+        <w:tabs>
+          <w:tab w:val="num" w:pos="2880"/>
+        </w:tabs>
+        <w:ind w:left="2880" w:hanging="360"/>
+      </w:pPr>
+      <w:rPr>
+        <w:rFonts w:ascii="Wingdings" w:hAnsi="Wingdings" w:hint="default"/>
+        <w:sz w:val="20"/>
+      </w:rPr>
+    </w:lvl>
+    <w:lvl w:ilvl="4" w:tentative="1">
+      <w:start w:val="1"/>
+      <w:numFmt w:val="bullet"/>
+      <w:lvlText w:val=""/>
+      <w:lvlJc w:val="left"/>
+      <w:pPr>
+        <w:tabs>
+          <w:tab w:val="num" w:pos="3600"/>
+        </w:tabs>
+        <w:ind w:left="3600" w:hanging="360"/>
+      </w:pPr>
+      <w:rPr>
+        <w:rFonts w:ascii="Wingdings" w:hAnsi="Wingdings" w:hint="default"/>
+        <w:sz w:val="20"/>
+      </w:rPr>
+    </w:lvl>
+    <w:lvl w:ilvl="5" w:tentative="1">
+      <w:start w:val="1"/>
+      <w:numFmt w:val="bullet"/>
+      <w:lvlText w:val=""/>
+      <w:lvlJc w:val="left"/>
+      <w:pPr>
+        <w:tabs>
+          <w:tab w:val="num" w:pos="4320"/>
+        </w:tabs>
+        <w:ind w:left="4320" w:hanging="360"/>
+      </w:pPr>
+      <w:rPr>
+        <w:rFonts w:ascii="Wingdings" w:hAnsi="Wingdings" w:hint="default"/>
+        <w:sz w:val="20"/>
+      </w:rPr>
+    </w:lvl>
+    <w:lvl w:ilvl="6" w:tentative="1">
+      <w:start w:val="1"/>
+      <w:numFmt w:val="bullet"/>
+      <w:lvlText w:val=""/>
+      <w:lvlJc w:val="left"/>
+      <w:pPr>
+        <w:tabs>
+          <w:tab w:val="num" w:pos="5040"/>
+        </w:tabs>
+        <w:ind w:left="5040" w:hanging="360"/>
+      </w:pPr>
+      <w:rPr>
+        <w:rFonts w:ascii="Wingdings" w:hAnsi="Wingdings" w:hint="default"/>
+        <w:sz w:val="20"/>
+      </w:rPr>
+    </w:lvl>
+    <w:lvl w:ilvl="7" w:tentative="1">
+      <w:start w:val="1"/>
+      <w:numFmt w:val="bullet"/>
+      <w:lvlText w:val=""/>
+      <w:lvlJc w:val="left"/>
+      <w:pPr>
+        <w:tabs>
+          <w:tab w:val="num" w:pos="5760"/>
+        </w:tabs>
+        <w:ind w:left="5760" w:hanging="360"/>
+      </w:pPr>
+      <w:rPr>
+        <w:rFonts w:ascii="Wingdings" w:hAnsi="Wingdings" w:hint="default"/>
+        <w:sz w:val="20"/>
+      </w:rPr>
+    </w:lvl>
+    <w:lvl w:ilvl="8" w:tentative="1">
+      <w:start w:val="1"/>
+      <w:numFmt w:val="bullet"/>
+      <w:lvlText w:val=""/>
+      <w:lvlJc w:val="left"/>
+      <w:pPr>
+        <w:tabs>
+          <w:tab w:val="num" w:pos="6480"/>
+        </w:tabs>
+        <w:ind w:left="6480" w:hanging="360"/>
+      </w:pPr>
+      <w:rPr>
+        <w:rFonts w:ascii="Wingdings" w:hAnsi="Wingdings" w:hint="default"/>
+        <w:sz w:val="20"/>
+      </w:rPr>
+    </w:lvl>
+  </w:abstractNum>
+  <w:abstractNum w:abstractNumId="1" w15:restartNumberingAfterBreak="0">
     <w:nsid w:val="030042AD"/>
     <w:multiLevelType w:val="multilevel"/>
     <w:tmpl w:val="1F40323C"/>
@@ -5321,7 +8155,156 @@
       </w:pPr>
     </w:lvl>
   </w:abstractNum>
-  <w:abstractNum w:abstractNumId="1" w15:restartNumberingAfterBreak="0">
+  <w:abstractNum w:abstractNumId="2" w15:restartNumberingAfterBreak="0">
+    <w:nsid w:val="0A894838"/>
+    <w:multiLevelType w:val="multilevel"/>
+    <w:tmpl w:val="B5B67B18"/>
+    <w:lvl w:ilvl="0">
+      <w:start w:val="1"/>
+      <w:numFmt w:val="bullet"/>
+      <w:lvlText w:val=""/>
+      <w:lvlJc w:val="left"/>
+      <w:pPr>
+        <w:tabs>
+          <w:tab w:val="num" w:pos="720"/>
+        </w:tabs>
+        <w:ind w:left="720" w:hanging="360"/>
+      </w:pPr>
+      <w:rPr>
+        <w:rFonts w:ascii="Symbol" w:hAnsi="Symbol" w:hint="default"/>
+        <w:sz w:val="20"/>
+      </w:rPr>
+    </w:lvl>
+    <w:lvl w:ilvl="1">
+      <w:start w:val="1"/>
+      <w:numFmt w:val="bullet"/>
+      <w:lvlText w:val="o"/>
+      <w:lvlJc w:val="left"/>
+      <w:pPr>
+        <w:tabs>
+          <w:tab w:val="num" w:pos="1440"/>
+        </w:tabs>
+        <w:ind w:left="1440" w:hanging="360"/>
+      </w:pPr>
+      <w:rPr>
+        <w:rFonts w:ascii="Courier New" w:hAnsi="Courier New" w:hint="default"/>
+        <w:sz w:val="20"/>
+      </w:rPr>
+    </w:lvl>
+    <w:lvl w:ilvl="2" w:tentative="1">
+      <w:start w:val="1"/>
+      <w:numFmt w:val="bullet"/>
+      <w:lvlText w:val=""/>
+      <w:lvlJc w:val="left"/>
+      <w:pPr>
+        <w:tabs>
+          <w:tab w:val="num" w:pos="2160"/>
+        </w:tabs>
+        <w:ind w:left="2160" w:hanging="360"/>
+      </w:pPr>
+      <w:rPr>
+        <w:rFonts w:ascii="Wingdings" w:hAnsi="Wingdings" w:hint="default"/>
+        <w:sz w:val="20"/>
+      </w:rPr>
+    </w:lvl>
+    <w:lvl w:ilvl="3" w:tentative="1">
+      <w:start w:val="1"/>
+      <w:numFmt w:val="bullet"/>
+      <w:lvlText w:val=""/>
+      <w:lvlJc w:val="left"/>
+      <w:pPr>
+        <w:tabs>
+          <w:tab w:val="num" w:pos="2880"/>
+        </w:tabs>
+        <w:ind w:left="2880" w:hanging="360"/>
+      </w:pPr>
+      <w:rPr>
+        <w:rFonts w:ascii="Wingdings" w:hAnsi="Wingdings" w:hint="default"/>
+        <w:sz w:val="20"/>
+      </w:rPr>
+    </w:lvl>
+    <w:lvl w:ilvl="4" w:tentative="1">
+      <w:start w:val="1"/>
+      <w:numFmt w:val="bullet"/>
+      <w:lvlText w:val=""/>
+      <w:lvlJc w:val="left"/>
+      <w:pPr>
+        <w:tabs>
+          <w:tab w:val="num" w:pos="3600"/>
+        </w:tabs>
+        <w:ind w:left="3600" w:hanging="360"/>
+      </w:pPr>
+      <w:rPr>
+        <w:rFonts w:ascii="Wingdings" w:hAnsi="Wingdings" w:hint="default"/>
+        <w:sz w:val="20"/>
+      </w:rPr>
+    </w:lvl>
+    <w:lvl w:ilvl="5" w:tentative="1">
+      <w:start w:val="1"/>
+      <w:numFmt w:val="bullet"/>
+      <w:lvlText w:val=""/>
+      <w:lvlJc w:val="left"/>
+      <w:pPr>
+        <w:tabs>
+          <w:tab w:val="num" w:pos="4320"/>
+        </w:tabs>
+        <w:ind w:left="4320" w:hanging="360"/>
+      </w:pPr>
+      <w:rPr>
+        <w:rFonts w:ascii="Wingdings" w:hAnsi="Wingdings" w:hint="default"/>
+        <w:sz w:val="20"/>
+      </w:rPr>
+    </w:lvl>
+    <w:lvl w:ilvl="6" w:tentative="1">
+      <w:start w:val="1"/>
+      <w:numFmt w:val="bullet"/>
+      <w:lvlText w:val=""/>
+      <w:lvlJc w:val="left"/>
+      <w:pPr>
+        <w:tabs>
+          <w:tab w:val="num" w:pos="5040"/>
+        </w:tabs>
+        <w:ind w:left="5040" w:hanging="360"/>
+      </w:pPr>
+      <w:rPr>
+        <w:rFonts w:ascii="Wingdings" w:hAnsi="Wingdings" w:hint="default"/>
+        <w:sz w:val="20"/>
+      </w:rPr>
+    </w:lvl>
+    <w:lvl w:ilvl="7" w:tentative="1">
+      <w:start w:val="1"/>
+      <w:numFmt w:val="bullet"/>
+      <w:lvlText w:val=""/>
+      <w:lvlJc w:val="left"/>
+      <w:pPr>
+        <w:tabs>
+          <w:tab w:val="num" w:pos="5760"/>
+        </w:tabs>
+        <w:ind w:left="5760" w:hanging="360"/>
+      </w:pPr>
+      <w:rPr>
+        <w:rFonts w:ascii="Wingdings" w:hAnsi="Wingdings" w:hint="default"/>
+        <w:sz w:val="20"/>
+      </w:rPr>
+    </w:lvl>
+    <w:lvl w:ilvl="8" w:tentative="1">
+      <w:start w:val="1"/>
+      <w:numFmt w:val="bullet"/>
+      <w:lvlText w:val=""/>
+      <w:lvlJc w:val="left"/>
+      <w:pPr>
+        <w:tabs>
+          <w:tab w:val="num" w:pos="6480"/>
+        </w:tabs>
+        <w:ind w:left="6480" w:hanging="360"/>
+      </w:pPr>
+      <w:rPr>
+        <w:rFonts w:ascii="Wingdings" w:hAnsi="Wingdings" w:hint="default"/>
+        <w:sz w:val="20"/>
+      </w:rPr>
+    </w:lvl>
+  </w:abstractNum>
+  <w:abstractNum w:abstractNumId="3" w15:restartNumberingAfterBreak="0">
     <w:nsid w:val="0E213B76"/>
     <w:multiLevelType w:val="multilevel"/>
     <w:tmpl w:val="03DC6A02"/>
@@ -5467,7 +8450,7 @@
       </w:rPr>
     </w:lvl>
   </w:abstractNum>
-  <w:abstractNum w:abstractNumId="2" w15:restartNumberingAfterBreak="0">
+  <w:abstractNum w:abstractNumId="4" w15:restartNumberingAfterBreak="0">
     <w:nsid w:val="133807CA"/>
     <w:multiLevelType w:val="hybridMultilevel"/>
     <w:tmpl w:val="01E0550E"/>
@@ -5559,7 +8542,7 @@
       </w:pPr>
     </w:lvl>
   </w:abstractNum>
-  <w:abstractNum w:abstractNumId="3" w15:restartNumberingAfterBreak="0">
+  <w:abstractNum w:abstractNumId="5" w15:restartNumberingAfterBreak="0">
     <w:nsid w:val="1A350B6C"/>
     <w:multiLevelType w:val="multilevel"/>
     <w:tmpl w:val="CA128B9E"/>
@@ -5672,7 +8655,7 @@
       </w:pPr>
     </w:lvl>
   </w:abstractNum>
-  <w:abstractNum w:abstractNumId="4" w15:restartNumberingAfterBreak="0">
+  <w:abstractNum w:abstractNumId="6" w15:restartNumberingAfterBreak="0">
     <w:nsid w:val="1DE457E2"/>
     <w:multiLevelType w:val="hybridMultilevel"/>
     <w:tmpl w:val="822065C6"/>
@@ -5785,7 +8768,7 @@
       </w:rPr>
     </w:lvl>
   </w:abstractNum>
-  <w:abstractNum w:abstractNumId="5" w15:restartNumberingAfterBreak="0">
+  <w:abstractNum w:abstractNumId="7" w15:restartNumberingAfterBreak="0">
     <w:nsid w:val="22694739"/>
     <w:multiLevelType w:val="hybridMultilevel"/>
     <w:tmpl w:val="A6B84A5E"/>
@@ -5898,7 +8881,7 @@
       </w:rPr>
     </w:lvl>
   </w:abstractNum>
-  <w:abstractNum w:abstractNumId="6" w15:restartNumberingAfterBreak="0">
+  <w:abstractNum w:abstractNumId="8" w15:restartNumberingAfterBreak="0">
     <w:nsid w:val="299B5A42"/>
     <w:multiLevelType w:val="multilevel"/>
     <w:tmpl w:val="C1B8315C"/>
@@ -6047,7 +9030,7 @@
       </w:rPr>
     </w:lvl>
   </w:abstractNum>
-  <w:abstractNum w:abstractNumId="7" w15:restartNumberingAfterBreak="0">
+  <w:abstractNum w:abstractNumId="9" w15:restartNumberingAfterBreak="0">
     <w:nsid w:val="2F230FC1"/>
     <w:multiLevelType w:val="multilevel"/>
     <w:tmpl w:val="1346EB34"/>
@@ -6196,7 +9179,7 @@
       </w:rPr>
     </w:lvl>
   </w:abstractNum>
-  <w:abstractNum w:abstractNumId="8" w15:restartNumberingAfterBreak="0">
+  <w:abstractNum w:abstractNumId="10" w15:restartNumberingAfterBreak="0">
     <w:nsid w:val="31C0441B"/>
     <w:multiLevelType w:val="multilevel"/>
     <w:tmpl w:val="1E2833F6"/>
@@ -6345,7 +9328,7 @@
       </w:rPr>
     </w:lvl>
   </w:abstractNum>
-  <w:abstractNum w:abstractNumId="9" w15:restartNumberingAfterBreak="0">
+  <w:abstractNum w:abstractNumId="11" w15:restartNumberingAfterBreak="0">
     <w:nsid w:val="32831513"/>
     <w:multiLevelType w:val="hybridMultilevel"/>
     <w:tmpl w:val="91643826"/>
@@ -6458,7 +9441,7 @@
       </w:rPr>
     </w:lvl>
   </w:abstractNum>
-  <w:abstractNum w:abstractNumId="10" w15:restartNumberingAfterBreak="0">
+  <w:abstractNum w:abstractNumId="12" w15:restartNumberingAfterBreak="0">
     <w:nsid w:val="33FF6FB3"/>
     <w:multiLevelType w:val="hybridMultilevel"/>
     <w:tmpl w:val="0D5C069E"/>
@@ -6571,7 +9554,7 @@
       </w:rPr>
     </w:lvl>
   </w:abstractNum>
-  <w:abstractNum w:abstractNumId="11" w15:restartNumberingAfterBreak="0">
+  <w:abstractNum w:abstractNumId="13" w15:restartNumberingAfterBreak="0">
     <w:nsid w:val="44FC3160"/>
     <w:multiLevelType w:val="multilevel"/>
     <w:tmpl w:val="DFB025CA"/>
@@ -6684,7 +9667,7 @@
       </w:pPr>
     </w:lvl>
   </w:abstractNum>
-  <w:abstractNum w:abstractNumId="12" w15:restartNumberingAfterBreak="0">
+  <w:abstractNum w:abstractNumId="14" w15:restartNumberingAfterBreak="0">
     <w:nsid w:val="48BF04B9"/>
     <w:multiLevelType w:val="hybridMultilevel"/>
     <w:tmpl w:val="01E0550E"/>
@@ -6776,7 +9759,7 @@
       </w:pPr>
     </w:lvl>
   </w:abstractNum>
-  <w:abstractNum w:abstractNumId="13" w15:restartNumberingAfterBreak="0">
+  <w:abstractNum w:abstractNumId="15" w15:restartNumberingAfterBreak="0">
     <w:nsid w:val="51DF21A9"/>
     <w:multiLevelType w:val="multilevel"/>
     <w:tmpl w:val="EF46D666"/>
@@ -6925,7 +9908,120 @@
       </w:rPr>
     </w:lvl>
   </w:abstractNum>
-  <w:abstractNum w:abstractNumId="14" w15:restartNumberingAfterBreak="0">
+  <w:abstractNum w:abstractNumId="16" w15:restartNumberingAfterBreak="0">
+    <w:nsid w:val="56E01570"/>
+    <w:multiLevelType w:val="multilevel"/>
+    <w:tmpl w:val="42CA9356"/>
+    <w:lvl w:ilvl="0">
+      <w:start w:val="1"/>
+      <w:numFmt w:val="decimal"/>
+      <w:lvlText w:val="%1."/>
+      <w:lvlJc w:val="left"/>
+      <w:pPr>
+        <w:tabs>
+          <w:tab w:val="num" w:pos="720"/>
+        </w:tabs>
+        <w:ind w:left="720" w:hanging="360"/>
+      </w:pPr>
+    </w:lvl>
+    <w:lvl w:ilvl="1" w:tentative="1">
+      <w:start w:val="1"/>
+      <w:numFmt w:val="decimal"/>
+      <w:lvlText w:val="%2."/>
+      <w:lvlJc w:val="left"/>
+      <w:pPr>
+        <w:tabs>
+          <w:tab w:val="num" w:pos="1440"/>
+        </w:tabs>
+        <w:ind w:left="1440" w:hanging="360"/>
+      </w:pPr>
+    </w:lvl>
+    <w:lvl w:ilvl="2" w:tentative="1">
+      <w:start w:val="1"/>
+      <w:numFmt w:val="decimal"/>
+      <w:lvlText w:val="%3."/>
+      <w:lvlJc w:val="left"/>
+      <w:pPr>
+        <w:tabs>
+          <w:tab w:val="num" w:pos="2160"/>
+        </w:tabs>
+        <w:ind w:left="2160" w:hanging="360"/>
+      </w:pPr>
+    </w:lvl>
+    <w:lvl w:ilvl="3" w:tentative="1">
+      <w:start w:val="1"/>
+      <w:numFmt w:val="decimal"/>
+      <w:lvlText w:val="%4."/>
+      <w:lvlJc w:val="left"/>
+      <w:pPr>
+        <w:tabs>
+          <w:tab w:val="num" w:pos="2880"/>
+        </w:tabs>
+        <w:ind w:left="2880" w:hanging="360"/>
+      </w:pPr>
+    </w:lvl>
+    <w:lvl w:ilvl="4" w:tentative="1">
+      <w:start w:val="1"/>
+      <w:numFmt w:val="decimal"/>
+      <w:lvlText w:val="%5."/>
+      <w:lvlJc w:val="left"/>
+      <w:pPr>
+        <w:tabs>
+          <w:tab w:val="num" w:pos="3600"/>
+        </w:tabs>
+        <w:ind w:left="3600" w:hanging="360"/>
+      </w:pPr>
+    </w:lvl>
+    <w:lvl w:ilvl="5" w:tentative="1">
+      <w:start w:val="1"/>
+      <w:numFmt w:val="decimal"/>
+      <w:lvlText w:val="%6."/>
+      <w:lvlJc w:val="left"/>
+      <w:pPr>
+        <w:tabs>
+          <w:tab w:val="num" w:pos="4320"/>
+        </w:tabs>
+        <w:ind w:left="4320" w:hanging="360"/>
+      </w:pPr>
+    </w:lvl>
+    <w:lvl w:ilvl="6" w:tentative="1">
+      <w:start w:val="1"/>
+      <w:numFmt w:val="decimal"/>
+      <w:lvlText w:val="%7."/>
+      <w:lvlJc w:val="left"/>
+      <w:pPr>
+        <w:tabs>
+          <w:tab w:val="num" w:pos="5040"/>
+        </w:tabs>
+        <w:ind w:left="5040" w:hanging="360"/>
+      </w:pPr>
+    </w:lvl>
+    <w:lvl w:ilvl="7" w:tentative="1">
+      <w:start w:val="1"/>
+      <w:numFmt w:val="decimal"/>
+      <w:lvlText w:val="%8."/>
+      <w:lvlJc w:val="left"/>
+      <w:pPr>
+        <w:tabs>
+          <w:tab w:val="num" w:pos="5760"/>
+        </w:tabs>
+        <w:ind w:left="5760" w:hanging="360"/>
+      </w:pPr>
+    </w:lvl>
+    <w:lvl w:ilvl="8" w:tentative="1">
+      <w:start w:val="1"/>
+      <w:numFmt w:val="decimal"/>
+      <w:lvlText w:val="%9."/>
+      <w:lvlJc w:val="left"/>
+      <w:pPr>
+        <w:tabs>
+          <w:tab w:val="num" w:pos="6480"/>
+        </w:tabs>
+        <w:ind w:left="6480" w:hanging="360"/>
+      </w:pPr>
+    </w:lvl>
+  </w:abstractNum>
+  <w:abstractNum w:abstractNumId="17" w15:restartNumberingAfterBreak="0">
     <w:nsid w:val="59D03B42"/>
     <w:multiLevelType w:val="multilevel"/>
     <w:tmpl w:val="43440128"/>
@@ -7074,7 +10170,7 @@
       </w:rPr>
     </w:lvl>
   </w:abstractNum>
-  <w:abstractNum w:abstractNumId="15" w15:restartNumberingAfterBreak="0">
+  <w:abstractNum w:abstractNumId="18" w15:restartNumberingAfterBreak="0">
     <w:nsid w:val="5B1324BE"/>
     <w:multiLevelType w:val="hybridMultilevel"/>
     <w:tmpl w:val="994C83B2"/>
@@ -7187,7 +10283,7 @@
       </w:rPr>
     </w:lvl>
   </w:abstractNum>
-  <w:abstractNum w:abstractNumId="16" w15:restartNumberingAfterBreak="0">
+  <w:abstractNum w:abstractNumId="19" w15:restartNumberingAfterBreak="0">
     <w:nsid w:val="5CDD5E65"/>
     <w:multiLevelType w:val="multilevel"/>
     <w:tmpl w:val="0EA2BB20"/>
@@ -7336,7 +10432,7 @@
       </w:rPr>
     </w:lvl>
   </w:abstractNum>
-  <w:abstractNum w:abstractNumId="17" w15:restartNumberingAfterBreak="0">
+  <w:abstractNum w:abstractNumId="20" w15:restartNumberingAfterBreak="0">
     <w:nsid w:val="5D152DDD"/>
     <w:multiLevelType w:val="hybridMultilevel"/>
     <w:tmpl w:val="E00242D6"/>
@@ -7425,7 +10521,7 @@
       </w:pPr>
     </w:lvl>
   </w:abstractNum>
-  <w:abstractNum w:abstractNumId="18" w15:restartNumberingAfterBreak="0">
+  <w:abstractNum w:abstractNumId="21" w15:restartNumberingAfterBreak="0">
     <w:nsid w:val="5D8C0472"/>
     <w:multiLevelType w:val="hybridMultilevel"/>
     <w:tmpl w:val="6D2A7716"/>
@@ -7538,7 +10634,7 @@
       </w:rPr>
     </w:lvl>
   </w:abstractNum>
-  <w:abstractNum w:abstractNumId="19" w15:restartNumberingAfterBreak="0">
+  <w:abstractNum w:abstractNumId="22" w15:restartNumberingAfterBreak="0">
     <w:nsid w:val="614E36AE"/>
     <w:multiLevelType w:val="multilevel"/>
     <w:tmpl w:val="CFBCF364"/>
@@ -7687,7 +10783,7 @@
       </w:rPr>
     </w:lvl>
   </w:abstractNum>
-  <w:abstractNum w:abstractNumId="20" w15:restartNumberingAfterBreak="0">
+  <w:abstractNum w:abstractNumId="23" w15:restartNumberingAfterBreak="0">
     <w:nsid w:val="65E14181"/>
     <w:multiLevelType w:val="multilevel"/>
     <w:tmpl w:val="5E100B04"/>
@@ -7836,7 +10932,301 @@
       </w:rPr>
     </w:lvl>
   </w:abstractNum>
-  <w:abstractNum w:abstractNumId="21" w15:restartNumberingAfterBreak="0">
+  <w:abstractNum w:abstractNumId="24" w15:restartNumberingAfterBreak="0">
+    <w:nsid w:val="697F75B1"/>
+    <w:multiLevelType w:val="multilevel"/>
+    <w:tmpl w:val="B5B67B18"/>
+    <w:lvl w:ilvl="0">
+      <w:start w:val="1"/>
+      <w:numFmt w:val="bullet"/>
+      <w:lvlText w:val=""/>
+      <w:lvlJc w:val="left"/>
+      <w:pPr>
+        <w:tabs>
+          <w:tab w:val="num" w:pos="720"/>
+        </w:tabs>
+        <w:ind w:left="720" w:hanging="360"/>
+      </w:pPr>
+      <w:rPr>
+        <w:rFonts w:ascii="Symbol" w:hAnsi="Symbol" w:hint="default"/>
+        <w:sz w:val="20"/>
+      </w:rPr>
+    </w:lvl>
+    <w:lvl w:ilvl="1">
+      <w:start w:val="1"/>
+      <w:numFmt w:val="bullet"/>
+      <w:lvlText w:val="o"/>
+      <w:lvlJc w:val="left"/>
+      <w:pPr>
+        <w:tabs>
+          <w:tab w:val="num" w:pos="1440"/>
+        </w:tabs>
+        <w:ind w:left="1440" w:hanging="360"/>
+      </w:pPr>
+      <w:rPr>
+        <w:rFonts w:ascii="Courier New" w:hAnsi="Courier New" w:hint="default"/>
+        <w:sz w:val="20"/>
+      </w:rPr>
+    </w:lvl>
+    <w:lvl w:ilvl="2" w:tentative="1">
+      <w:start w:val="1"/>
+      <w:numFmt w:val="bullet"/>
+      <w:lvlText w:val=""/>
+      <w:lvlJc w:val="left"/>
+      <w:pPr>
+        <w:tabs>
+          <w:tab w:val="num" w:pos="2160"/>
+        </w:tabs>
+        <w:ind w:left="2160" w:hanging="360"/>
+      </w:pPr>
+      <w:rPr>
+        <w:rFonts w:ascii="Wingdings" w:hAnsi="Wingdings" w:hint="default"/>
+        <w:sz w:val="20"/>
+      </w:rPr>
+    </w:lvl>
+    <w:lvl w:ilvl="3" w:tentative="1">
+      <w:start w:val="1"/>
+      <w:numFmt w:val="bullet"/>
+      <w:lvlText w:val=""/>
+      <w:lvlJc w:val="left"/>
+      <w:pPr>
+        <w:tabs>
+          <w:tab w:val="num" w:pos="2880"/>
+        </w:tabs>
+        <w:ind w:left="2880" w:hanging="360"/>
+      </w:pPr>
+      <w:rPr>
+        <w:rFonts w:ascii="Wingdings" w:hAnsi="Wingdings" w:hint="default"/>
+        <w:sz w:val="20"/>
+      </w:rPr>
+    </w:lvl>
+    <w:lvl w:ilvl="4" w:tentative="1">
+      <w:start w:val="1"/>
+      <w:numFmt w:val="bullet"/>
+      <w:lvlText w:val=""/>
+      <w:lvlJc w:val="left"/>
+      <w:pPr>
+        <w:tabs>
+          <w:tab w:val="num" w:pos="3600"/>
+        </w:tabs>
+        <w:ind w:left="3600" w:hanging="360"/>
+      </w:pPr>
+      <w:rPr>
+        <w:rFonts w:ascii="Wingdings" w:hAnsi="Wingdings" w:hint="default"/>
+        <w:sz w:val="20"/>
+      </w:rPr>
+    </w:lvl>
+    <w:lvl w:ilvl="5" w:tentative="1">
+      <w:start w:val="1"/>
+      <w:numFmt w:val="bullet"/>
+      <w:lvlText w:val=""/>
+      <w:lvlJc w:val="left"/>
+      <w:pPr>
+        <w:tabs>
+          <w:tab w:val="num" w:pos="4320"/>
+        </w:tabs>
+        <w:ind w:left="4320" w:hanging="360"/>
+      </w:pPr>
+      <w:rPr>
+        <w:rFonts w:ascii="Wingdings" w:hAnsi="Wingdings" w:hint="default"/>
+        <w:sz w:val="20"/>
+      </w:rPr>
+    </w:lvl>
+    <w:lvl w:ilvl="6" w:tentative="1">
+      <w:start w:val="1"/>
+      <w:numFmt w:val="bullet"/>
+      <w:lvlText w:val=""/>
+      <w:lvlJc w:val="left"/>
+      <w:pPr>
+        <w:tabs>
+          <w:tab w:val="num" w:pos="5040"/>
+        </w:tabs>
+        <w:ind w:left="5040" w:hanging="360"/>
+      </w:pPr>
+      <w:rPr>
+        <w:rFonts w:ascii="Wingdings" w:hAnsi="Wingdings" w:hint="default"/>
+        <w:sz w:val="20"/>
+      </w:rPr>
+    </w:lvl>
+    <w:lvl w:ilvl="7" w:tentative="1">
+      <w:start w:val="1"/>
+      <w:numFmt w:val="bullet"/>
+      <w:lvlText w:val=""/>
+      <w:lvlJc w:val="left"/>
+      <w:pPr>
+        <w:tabs>
+          <w:tab w:val="num" w:pos="5760"/>
+        </w:tabs>
+        <w:ind w:left="5760" w:hanging="360"/>
+      </w:pPr>
+      <w:rPr>
+        <w:rFonts w:ascii="Wingdings" w:hAnsi="Wingdings" w:hint="default"/>
+        <w:sz w:val="20"/>
+      </w:rPr>
+    </w:lvl>
+    <w:lvl w:ilvl="8" w:tentative="1">
+      <w:start w:val="1"/>
+      <w:numFmt w:val="bullet"/>
+      <w:lvlText w:val=""/>
+      <w:lvlJc w:val="left"/>
+      <w:pPr>
+        <w:tabs>
+          <w:tab w:val="num" w:pos="6480"/>
+        </w:tabs>
+        <w:ind w:left="6480" w:hanging="360"/>
+      </w:pPr>
+      <w:rPr>
+        <w:rFonts w:ascii="Wingdings" w:hAnsi="Wingdings" w:hint="default"/>
+        <w:sz w:val="20"/>
+      </w:rPr>
+    </w:lvl>
+  </w:abstractNum>
+  <w:abstractNum w:abstractNumId="25" w15:restartNumberingAfterBreak="0">
+    <w:nsid w:val="7B856B63"/>
+    <w:multiLevelType w:val="multilevel"/>
+    <w:tmpl w:val="B5B67B18"/>
+    <w:lvl w:ilvl="0">
+      <w:start w:val="1"/>
+      <w:numFmt w:val="bullet"/>
+      <w:lvlText w:val=""/>
+      <w:lvlJc w:val="left"/>
+      <w:pPr>
+        <w:tabs>
+          <w:tab w:val="num" w:pos="720"/>
+        </w:tabs>
+        <w:ind w:left="720" w:hanging="360"/>
+      </w:pPr>
+      <w:rPr>
+        <w:rFonts w:ascii="Symbol" w:hAnsi="Symbol" w:hint="default"/>
+        <w:sz w:val="20"/>
+      </w:rPr>
+    </w:lvl>
+    <w:lvl w:ilvl="1">
+      <w:start w:val="1"/>
+      <w:numFmt w:val="decimal"/>
+      <w:lvlText w:val="%2."/>
+      <w:lvlJc w:val="left"/>
+      <w:pPr>
+        <w:tabs>
+          <w:tab w:val="num" w:pos="1440"/>
+        </w:tabs>
+        <w:ind w:left="1440" w:hanging="360"/>
+      </w:pPr>
+    </w:lvl>
+    <w:lvl w:ilvl="2">
+      <w:start w:val="1"/>
+      <w:numFmt w:val="bullet"/>
+      <w:lvlText w:val=""/>
+      <w:lvlJc w:val="left"/>
+      <w:pPr>
+        <w:tabs>
+          <w:tab w:val="num" w:pos="2160"/>
+        </w:tabs>
+        <w:ind w:left="2160" w:hanging="360"/>
+      </w:pPr>
+      <w:rPr>
+        <w:rFonts w:ascii="Wingdings" w:hAnsi="Wingdings" w:hint="default"/>
+        <w:sz w:val="20"/>
+      </w:rPr>
+    </w:lvl>
+    <w:lvl w:ilvl="3" w:tentative="1">
+      <w:start w:val="1"/>
+      <w:numFmt w:val="bullet"/>
+      <w:lvlText w:val=""/>
+      <w:lvlJc w:val="left"/>
+      <w:pPr>
+        <w:tabs>
+          <w:tab w:val="num" w:pos="2880"/>
+        </w:tabs>
+        <w:ind w:left="2880" w:hanging="360"/>
+      </w:pPr>
+      <w:rPr>
+        <w:rFonts w:ascii="Wingdings" w:hAnsi="Wingdings" w:hint="default"/>
+        <w:sz w:val="20"/>
+      </w:rPr>
+    </w:lvl>
+    <w:lvl w:ilvl="4" w:tentative="1">
+      <w:start w:val="1"/>
+      <w:numFmt w:val="bullet"/>
+      <w:lvlText w:val=""/>
+      <w:lvlJc w:val="left"/>
+      <w:pPr>
+        <w:tabs>
+          <w:tab w:val="num" w:pos="3600"/>
+        </w:tabs>
+        <w:ind w:left="3600" w:hanging="360"/>
+      </w:pPr>
+      <w:rPr>
+        <w:rFonts w:ascii="Wingdings" w:hAnsi="Wingdings" w:hint="default"/>
+        <w:sz w:val="20"/>
+      </w:rPr>
+    </w:lvl>
+    <w:lvl w:ilvl="5" w:tentative="1">
+      <w:start w:val="1"/>
+      <w:numFmt w:val="bullet"/>
+      <w:lvlText w:val=""/>
+      <w:lvlJc w:val="left"/>
+      <w:pPr>
+        <w:tabs>
+          <w:tab w:val="num" w:pos="4320"/>
+        </w:tabs>
+        <w:ind w:left="4320" w:hanging="360"/>
+      </w:pPr>
+      <w:rPr>
+        <w:rFonts w:ascii="Wingdings" w:hAnsi="Wingdings" w:hint="default"/>
+        <w:sz w:val="20"/>
+      </w:rPr>
+    </w:lvl>
+    <w:lvl w:ilvl="6" w:tentative="1">
+      <w:start w:val="1"/>
+      <w:numFmt w:val="bullet"/>
+      <w:lvlText w:val=""/>
+      <w:lvlJc w:val="left"/>
+      <w:pPr>
+        <w:tabs>
+          <w:tab w:val="num" w:pos="5040"/>
+        </w:tabs>
+        <w:ind w:left="5040" w:hanging="360"/>
+      </w:pPr>
+      <w:rPr>
+        <w:rFonts w:ascii="Wingdings" w:hAnsi="Wingdings" w:hint="default"/>
+        <w:sz w:val="20"/>
+      </w:rPr>
+    </w:lvl>
+    <w:lvl w:ilvl="7" w:tentative="1">
+      <w:start w:val="1"/>
+      <w:numFmt w:val="bullet"/>
+      <w:lvlText w:val=""/>
+      <w:lvlJc w:val="left"/>
+      <w:pPr>
+        <w:tabs>
+          <w:tab w:val="num" w:pos="5760"/>
+        </w:tabs>
+        <w:ind w:left="5760" w:hanging="360"/>
+      </w:pPr>
+      <w:rPr>
+        <w:rFonts w:ascii="Wingdings" w:hAnsi="Wingdings" w:hint="default"/>
+        <w:sz w:val="20"/>
+      </w:rPr>
+    </w:lvl>
+    <w:lvl w:ilvl="8" w:tentative="1">
+      <w:start w:val="1"/>
+      <w:numFmt w:val="bullet"/>
+      <w:lvlText w:val=""/>
+      <w:lvlJc w:val="left"/>
+      <w:pPr>
+        <w:tabs>
+          <w:tab w:val="num" w:pos="6480"/>
+        </w:tabs>
+        <w:ind w:left="6480" w:hanging="360"/>
+      </w:pPr>
+      <w:rPr>
+        <w:rFonts w:ascii="Wingdings" w:hAnsi="Wingdings" w:hint="default"/>
+        <w:sz w:val="20"/>
+      </w:rPr>
+    </w:lvl>
+  </w:abstractNum>
+  <w:abstractNum w:abstractNumId="26" w15:restartNumberingAfterBreak="0">
     <w:nsid w:val="7CE376EF"/>
     <w:multiLevelType w:val="multilevel"/>
     <w:tmpl w:val="067E91D8"/>
@@ -7985,7 +11375,7 @@
       </w:rPr>
     </w:lvl>
   </w:abstractNum>
-  <w:abstractNum w:abstractNumId="22" w15:restartNumberingAfterBreak="0">
+  <w:abstractNum w:abstractNumId="27" w15:restartNumberingAfterBreak="0">
     <w:nsid w:val="7DC6797A"/>
     <w:multiLevelType w:val="multilevel"/>
     <w:tmpl w:val="29283A72"/>
@@ -8135,73 +11525,88 @@
     </w:lvl>
   </w:abstractNum>
   <w:num w:numId="1" w16cid:durableId="920262297">
+    <w:abstractNumId w:val="1"/>
+  </w:num>
+  <w:num w:numId="2" w16cid:durableId="598953078">
+    <w:abstractNumId w:val="6"/>
+  </w:num>
+  <w:num w:numId="3" w16cid:durableId="758252360">
+    <w:abstractNumId w:val="4"/>
+  </w:num>
+  <w:num w:numId="4" w16cid:durableId="1683818145">
+    <w:abstractNumId w:val="14"/>
+  </w:num>
+  <w:num w:numId="5" w16cid:durableId="1490172876">
+    <w:abstractNumId w:val="26"/>
+  </w:num>
+  <w:num w:numId="6" w16cid:durableId="1532769053">
+    <w:abstractNumId w:val="9"/>
+  </w:num>
+  <w:num w:numId="7" w16cid:durableId="37164495">
+    <w:abstractNumId w:val="8"/>
+  </w:num>
+  <w:num w:numId="8" w16cid:durableId="1848136394">
+    <w:abstractNumId w:val="17"/>
+  </w:num>
+  <w:num w:numId="9" w16cid:durableId="1813323409">
+    <w:abstractNumId w:val="23"/>
+  </w:num>
+  <w:num w:numId="10" w16cid:durableId="721177706">
+    <w:abstractNumId w:val="19"/>
+  </w:num>
+  <w:num w:numId="11" w16cid:durableId="1468474352">
+    <w:abstractNumId w:val="15"/>
+  </w:num>
+  <w:num w:numId="12" w16cid:durableId="406267961">
+    <w:abstractNumId w:val="21"/>
+  </w:num>
+  <w:num w:numId="13" w16cid:durableId="1465779106">
+    <w:abstractNumId w:val="3"/>
+  </w:num>
+  <w:num w:numId="14" w16cid:durableId="2136481024">
+    <w:abstractNumId w:val="12"/>
+  </w:num>
+  <w:num w:numId="15" w16cid:durableId="226956496">
+    <w:abstractNumId w:val="11"/>
+  </w:num>
+  <w:num w:numId="16" w16cid:durableId="1355497389">
+    <w:abstractNumId w:val="7"/>
+  </w:num>
+  <w:num w:numId="17" w16cid:durableId="1747415153">
+    <w:abstractNumId w:val="20"/>
+  </w:num>
+  <w:num w:numId="18" w16cid:durableId="1941793484">
+    <w:abstractNumId w:val="18"/>
+  </w:num>
+  <w:num w:numId="19" w16cid:durableId="1585844997">
+    <w:abstractNumId w:val="5"/>
+  </w:num>
+  <w:num w:numId="20" w16cid:durableId="2073655599">
+    <w:abstractNumId w:val="22"/>
+  </w:num>
+  <w:num w:numId="21" w16cid:durableId="280263942">
+    <w:abstractNumId w:val="13"/>
+  </w:num>
+  <w:num w:numId="22" w16cid:durableId="1979605041">
+    <w:abstractNumId w:val="10"/>
+  </w:num>
+  <w:num w:numId="23" w16cid:durableId="1498226966">
+    <w:abstractNumId w:val="27"/>
+  </w:num>
+  <w:num w:numId="24" w16cid:durableId="145560310">
     <w:abstractNumId w:val="0"/>
   </w:num>
-  <w:num w:numId="2" w16cid:durableId="598953078">
-    <w:abstractNumId w:val="4"/>
-  </w:num>
-  <w:num w:numId="3" w16cid:durableId="758252360">
+  <w:num w:numId="25" w16cid:durableId="1833180936">
     <w:abstractNumId w:val="2"/>
   </w:num>
-  <w:num w:numId="4" w16cid:durableId="1683818145">
-    <w:abstractNumId w:val="12"/>
+  <w:num w:numId="26" w16cid:durableId="21319915">
+    <w:abstractNumId w:val="25"/>
   </w:num>
-  <w:num w:numId="5" w16cid:durableId="1490172876">
-    <w:abstractNumId w:val="21"/>
+  <w:num w:numId="27" w16cid:durableId="195779208">
+    <w:abstractNumId w:val="24"/>
   </w:num>
-  <w:num w:numId="6" w16cid:durableId="1532769053">
-    <w:abstractNumId w:val="7"/>
-  </w:num>
-  <w:num w:numId="7" w16cid:durableId="37164495">
-    <w:abstractNumId w:val="6"/>
-  </w:num>
-  <w:num w:numId="8" w16cid:durableId="1848136394">
-    <w:abstractNumId w:val="14"/>
-  </w:num>
-  <w:num w:numId="9" w16cid:durableId="1813323409">
-    <w:abstractNumId w:val="20"/>
-  </w:num>
-  <w:num w:numId="10" w16cid:durableId="721177706">
+  <w:num w:numId="28" w16cid:durableId="1504319326">
     <w:abstractNumId w:val="16"/>
-  </w:num>
-  <w:num w:numId="11" w16cid:durableId="1468474352">
-    <w:abstractNumId w:val="13"/>
-  </w:num>
-  <w:num w:numId="12" w16cid:durableId="406267961">
-    <w:abstractNumId w:val="18"/>
-  </w:num>
-  <w:num w:numId="13" w16cid:durableId="1465779106">
-    <w:abstractNumId w:val="1"/>
-  </w:num>
-  <w:num w:numId="14" w16cid:durableId="2136481024">
-    <w:abstractNumId w:val="10"/>
-  </w:num>
-  <w:num w:numId="15" w16cid:durableId="226956496">
-    <w:abstractNumId w:val="9"/>
-  </w:num>
-  <w:num w:numId="16" w16cid:durableId="1355497389">
-    <w:abstractNumId w:val="5"/>
-  </w:num>
-  <w:num w:numId="17" w16cid:durableId="1747415153">
-    <w:abstractNumId w:val="17"/>
-  </w:num>
-  <w:num w:numId="18" w16cid:durableId="1941793484">
-    <w:abstractNumId w:val="15"/>
-  </w:num>
-  <w:num w:numId="19" w16cid:durableId="1585844997">
-    <w:abstractNumId w:val="3"/>
-  </w:num>
-  <w:num w:numId="20" w16cid:durableId="2073655599">
-    <w:abstractNumId w:val="19"/>
-  </w:num>
-  <w:num w:numId="21" w16cid:durableId="280263942">
-    <w:abstractNumId w:val="11"/>
-  </w:num>
-  <w:num w:numId="22" w16cid:durableId="1979605041">
-    <w:abstractNumId w:val="8"/>
-  </w:num>
-  <w:num w:numId="23" w16cid:durableId="1498226966">
-    <w:abstractNumId w:val="22"/>
   </w:num>
 </w:numbering>
 </file>
@@ -8603,15 +12008,15 @@
     <w:lsdException w:name="Unresolved Mention" w:semiHidden="1" w:unhideWhenUsed="1"/>
     <w:lsdException w:name="Smart Link" w:semiHidden="1" w:unhideWhenUsed="1"/>
   </w:latentStyles>
-  <w:style w:type="paragraph" w:default="1" w:styleId="a">
+  <w:style w:type="paragraph" w:default="1" w:styleId="Normal">
     <w:name w:val="Normal"/>
     <w:qFormat/>
   </w:style>
-  <w:style w:type="paragraph" w:styleId="1">
+  <w:style w:type="paragraph" w:styleId="Heading1">
     <w:name w:val="heading 1"/>
-    <w:basedOn w:val="a"/>
-    <w:next w:val="a"/>
-    <w:link w:val="10"/>
+    <w:basedOn w:val="Normal"/>
+    <w:next w:val="Normal"/>
+    <w:link w:val="Heading1Char"/>
     <w:uiPriority w:val="9"/>
     <w:qFormat/>
     <w:rsid w:val="00921904"/>
@@ -8628,11 +12033,11 @@
       <w:szCs w:val="40"/>
     </w:rPr>
   </w:style>
-  <w:style w:type="paragraph" w:styleId="2">
+  <w:style w:type="paragraph" w:styleId="Heading2">
     <w:name w:val="heading 2"/>
-    <w:basedOn w:val="a"/>
-    <w:next w:val="a"/>
-    <w:link w:val="20"/>
+    <w:basedOn w:val="Normal"/>
+    <w:next w:val="Normal"/>
+    <w:link w:val="Heading2Char"/>
     <w:uiPriority w:val="9"/>
     <w:semiHidden/>
     <w:unhideWhenUsed/>
@@ -8651,11 +12056,11 @@
       <w:szCs w:val="32"/>
     </w:rPr>
   </w:style>
-  <w:style w:type="paragraph" w:styleId="3">
+  <w:style w:type="paragraph" w:styleId="Heading3">
     <w:name w:val="heading 3"/>
-    <w:basedOn w:val="a"/>
-    <w:next w:val="a"/>
-    <w:link w:val="30"/>
+    <w:basedOn w:val="Normal"/>
+    <w:next w:val="Normal"/>
+    <w:link w:val="Heading3Char"/>
     <w:uiPriority w:val="9"/>
     <w:unhideWhenUsed/>
     <w:qFormat/>
@@ -8673,11 +12078,11 @@
       <w:szCs w:val="28"/>
     </w:rPr>
   </w:style>
-  <w:style w:type="paragraph" w:styleId="4">
+  <w:style w:type="paragraph" w:styleId="Heading4">
     <w:name w:val="heading 4"/>
-    <w:basedOn w:val="a"/>
-    <w:next w:val="a"/>
-    <w:link w:val="40"/>
+    <w:basedOn w:val="Normal"/>
+    <w:next w:val="Normal"/>
+    <w:link w:val="Heading4Char"/>
     <w:uiPriority w:val="9"/>
     <w:semiHidden/>
     <w:unhideWhenUsed/>
@@ -8696,11 +12101,11 @@
       <w:color w:val="0F4761" w:themeColor="accent1" w:themeShade="BF"/>
     </w:rPr>
   </w:style>
-  <w:style w:type="paragraph" w:styleId="5">
+  <w:style w:type="paragraph" w:styleId="Heading5">
     <w:name w:val="heading 5"/>
-    <w:basedOn w:val="a"/>
-    <w:next w:val="a"/>
-    <w:link w:val="50"/>
+    <w:basedOn w:val="Normal"/>
+    <w:next w:val="Normal"/>
+    <w:link w:val="Heading5Char"/>
     <w:uiPriority w:val="9"/>
     <w:semiHidden/>
     <w:unhideWhenUsed/>
@@ -8717,11 +12122,11 @@
       <w:color w:val="0F4761" w:themeColor="accent1" w:themeShade="BF"/>
     </w:rPr>
   </w:style>
-  <w:style w:type="paragraph" w:styleId="6">
+  <w:style w:type="paragraph" w:styleId="Heading6">
     <w:name w:val="heading 6"/>
-    <w:basedOn w:val="a"/>
-    <w:next w:val="a"/>
-    <w:link w:val="60"/>
+    <w:basedOn w:val="Normal"/>
+    <w:next w:val="Normal"/>
+    <w:link w:val="Heading6Char"/>
     <w:uiPriority w:val="9"/>
     <w:semiHidden/>
     <w:unhideWhenUsed/>
@@ -8740,11 +12145,11 @@
       <w:color w:val="595959" w:themeColor="text1" w:themeTint="A6"/>
     </w:rPr>
   </w:style>
-  <w:style w:type="paragraph" w:styleId="7">
+  <w:style w:type="paragraph" w:styleId="Heading7">
     <w:name w:val="heading 7"/>
-    <w:basedOn w:val="a"/>
-    <w:next w:val="a"/>
-    <w:link w:val="70"/>
+    <w:basedOn w:val="Normal"/>
+    <w:next w:val="Normal"/>
+    <w:link w:val="Heading7Char"/>
     <w:uiPriority w:val="9"/>
     <w:semiHidden/>
     <w:unhideWhenUsed/>
@@ -8761,11 +12166,11 @@
       <w:color w:val="595959" w:themeColor="text1" w:themeTint="A6"/>
     </w:rPr>
   </w:style>
-  <w:style w:type="paragraph" w:styleId="8">
+  <w:style w:type="paragraph" w:styleId="Heading8">
     <w:name w:val="heading 8"/>
-    <w:basedOn w:val="a"/>
-    <w:next w:val="a"/>
-    <w:link w:val="80"/>
+    <w:basedOn w:val="Normal"/>
+    <w:next w:val="Normal"/>
+    <w:link w:val="Heading8Char"/>
     <w:uiPriority w:val="9"/>
     <w:semiHidden/>
     <w:unhideWhenUsed/>
@@ -8784,11 +12189,11 @@
       <w:color w:val="272727" w:themeColor="text1" w:themeTint="D8"/>
     </w:rPr>
   </w:style>
-  <w:style w:type="paragraph" w:styleId="9">
+  <w:style w:type="paragraph" w:styleId="Heading9">
     <w:name w:val="heading 9"/>
-    <w:basedOn w:val="a"/>
-    <w:next w:val="a"/>
-    <w:link w:val="90"/>
+    <w:basedOn w:val="Normal"/>
+    <w:next w:val="Normal"/>
+    <w:link w:val="Heading9Char"/>
     <w:uiPriority w:val="9"/>
     <w:semiHidden/>
     <w:unhideWhenUsed/>
@@ -8805,13 +12210,13 @@
       <w:color w:val="272727" w:themeColor="text1" w:themeTint="D8"/>
     </w:rPr>
   </w:style>
-  <w:style w:type="character" w:default="1" w:styleId="a0">
+  <w:style w:type="character" w:default="1" w:styleId="DefaultParagraphFont">
     <w:name w:val="Default Paragraph Font"/>
     <w:uiPriority w:val="1"/>
     <w:semiHidden/>
     <w:unhideWhenUsed/>
   </w:style>
-  <w:style w:type="table" w:default="1" w:styleId="a1">
+  <w:style w:type="table" w:default="1" w:styleId="TableNormal">
     <w:name w:val="Normal Table"/>
     <w:uiPriority w:val="99"/>
     <w:semiHidden/>
@@ -8826,16 +12231,16 @@
       </w:tblCellMar>
     </w:tblPr>
   </w:style>
-  <w:style w:type="numbering" w:default="1" w:styleId="a2">
+  <w:style w:type="numbering" w:default="1" w:styleId="NoList">
     <w:name w:val="No List"/>
     <w:uiPriority w:val="99"/>
     <w:semiHidden/>
     <w:unhideWhenUsed/>
   </w:style>
-  <w:style w:type="character" w:customStyle="1" w:styleId="10">
-    <w:name w:val="Заголовок 1 Знак"/>
-    <w:basedOn w:val="a0"/>
-    <w:link w:val="1"/>
+  <w:style w:type="character" w:customStyle="1" w:styleId="Heading1Char">
+    <w:name w:val="Heading 1 Char"/>
+    <w:basedOn w:val="DefaultParagraphFont"/>
+    <w:link w:val="Heading1"/>
     <w:uiPriority w:val="9"/>
     <w:rsid w:val="00921904"/>
     <w:rPr>
@@ -8845,10 +12250,10 @@
       <w:szCs w:val="40"/>
     </w:rPr>
   </w:style>
-  <w:style w:type="character" w:customStyle="1" w:styleId="20">
-    <w:name w:val="Заголовок 2 Знак"/>
-    <w:basedOn w:val="a0"/>
-    <w:link w:val="2"/>
+  <w:style w:type="character" w:customStyle="1" w:styleId="Heading2Char">
+    <w:name w:val="Heading 2 Char"/>
+    <w:basedOn w:val="DefaultParagraphFont"/>
+    <w:link w:val="Heading2"/>
     <w:uiPriority w:val="9"/>
     <w:semiHidden/>
     <w:rsid w:val="00921904"/>
@@ -8859,10 +12264,10 @@
       <w:szCs w:val="32"/>
     </w:rPr>
   </w:style>
-  <w:style w:type="character" w:customStyle="1" w:styleId="30">
-    <w:name w:val="Заголовок 3 Знак"/>
-    <w:basedOn w:val="a0"/>
-    <w:link w:val="3"/>
+  <w:style w:type="character" w:customStyle="1" w:styleId="Heading3Char">
+    <w:name w:val="Heading 3 Char"/>
+    <w:basedOn w:val="DefaultParagraphFont"/>
+    <w:link w:val="Heading3"/>
     <w:uiPriority w:val="9"/>
     <w:rsid w:val="00921904"/>
     <w:rPr>
@@ -8872,10 +12277,10 @@
       <w:szCs w:val="28"/>
     </w:rPr>
   </w:style>
-  <w:style w:type="character" w:customStyle="1" w:styleId="40">
-    <w:name w:val="Заголовок 4 Знак"/>
-    <w:basedOn w:val="a0"/>
-    <w:link w:val="4"/>
+  <w:style w:type="character" w:customStyle="1" w:styleId="Heading4Char">
+    <w:name w:val="Heading 4 Char"/>
+    <w:basedOn w:val="DefaultParagraphFont"/>
+    <w:link w:val="Heading4"/>
     <w:uiPriority w:val="9"/>
     <w:semiHidden/>
     <w:rsid w:val="00921904"/>
@@ -8886,10 +12291,10 @@
       <w:color w:val="0F4761" w:themeColor="accent1" w:themeShade="BF"/>
     </w:rPr>
   </w:style>
-  <w:style w:type="character" w:customStyle="1" w:styleId="50">
-    <w:name w:val="Заголовок 5 Знак"/>
-    <w:basedOn w:val="a0"/>
-    <w:link w:val="5"/>
+  <w:style w:type="character" w:customStyle="1" w:styleId="Heading5Char">
+    <w:name w:val="Heading 5 Char"/>
+    <w:basedOn w:val="DefaultParagraphFont"/>
+    <w:link w:val="Heading5"/>
     <w:uiPriority w:val="9"/>
     <w:semiHidden/>
     <w:rsid w:val="00921904"/>
@@ -8898,10 +12303,10 @@
       <w:color w:val="0F4761" w:themeColor="accent1" w:themeShade="BF"/>
     </w:rPr>
   </w:style>
-  <w:style w:type="character" w:customStyle="1" w:styleId="60">
-    <w:name w:val="Заголовок 6 Знак"/>
-    <w:basedOn w:val="a0"/>
-    <w:link w:val="6"/>
+  <w:style w:type="character" w:customStyle="1" w:styleId="Heading6Char">
+    <w:name w:val="Heading 6 Char"/>
+    <w:basedOn w:val="DefaultParagraphFont"/>
+    <w:link w:val="Heading6"/>
     <w:uiPriority w:val="9"/>
     <w:semiHidden/>
     <w:rsid w:val="00921904"/>
@@ -8912,10 +12317,10 @@
       <w:color w:val="595959" w:themeColor="text1" w:themeTint="A6"/>
     </w:rPr>
   </w:style>
-  <w:style w:type="character" w:customStyle="1" w:styleId="70">
-    <w:name w:val="Заголовок 7 Знак"/>
-    <w:basedOn w:val="a0"/>
-    <w:link w:val="7"/>
+  <w:style w:type="character" w:customStyle="1" w:styleId="Heading7Char">
+    <w:name w:val="Heading 7 Char"/>
+    <w:basedOn w:val="DefaultParagraphFont"/>
+    <w:link w:val="Heading7"/>
     <w:uiPriority w:val="9"/>
     <w:semiHidden/>
     <w:rsid w:val="00921904"/>
@@ -8924,10 +12329,10 @@
       <w:color w:val="595959" w:themeColor="text1" w:themeTint="A6"/>
     </w:rPr>
   </w:style>
-  <w:style w:type="character" w:customStyle="1" w:styleId="80">
-    <w:name w:val="Заголовок 8 Знак"/>
-    <w:basedOn w:val="a0"/>
-    <w:link w:val="8"/>
+  <w:style w:type="character" w:customStyle="1" w:styleId="Heading8Char">
+    <w:name w:val="Heading 8 Char"/>
+    <w:basedOn w:val="DefaultParagraphFont"/>
+    <w:link w:val="Heading8"/>
     <w:uiPriority w:val="9"/>
     <w:semiHidden/>
     <w:rsid w:val="00921904"/>
@@ -8938,10 +12343,10 @@
       <w:color w:val="272727" w:themeColor="text1" w:themeTint="D8"/>
     </w:rPr>
   </w:style>
-  <w:style w:type="character" w:customStyle="1" w:styleId="90">
-    <w:name w:val="Заголовок 9 Знак"/>
-    <w:basedOn w:val="a0"/>
-    <w:link w:val="9"/>
+  <w:style w:type="character" w:customStyle="1" w:styleId="Heading9Char">
+    <w:name w:val="Heading 9 Char"/>
+    <w:basedOn w:val="DefaultParagraphFont"/>
+    <w:link w:val="Heading9"/>
     <w:uiPriority w:val="9"/>
     <w:semiHidden/>
     <w:rsid w:val="00921904"/>
@@ -8950,11 +12355,11 @@
       <w:color w:val="272727" w:themeColor="text1" w:themeTint="D8"/>
     </w:rPr>
   </w:style>
-  <w:style w:type="paragraph" w:styleId="a3">
+  <w:style w:type="paragraph" w:styleId="Title">
     <w:name w:val="Title"/>
-    <w:basedOn w:val="a"/>
-    <w:next w:val="a"/>
-    <w:link w:val="a4"/>
+    <w:basedOn w:val="Normal"/>
+    <w:next w:val="Normal"/>
+    <w:link w:val="TitleChar"/>
     <w:uiPriority w:val="10"/>
     <w:qFormat/>
     <w:rsid w:val="00921904"/>
@@ -8970,10 +12375,10 @@
       <w:szCs w:val="56"/>
     </w:rPr>
   </w:style>
-  <w:style w:type="character" w:customStyle="1" w:styleId="a4">
-    <w:name w:val="Назва Знак"/>
-    <w:basedOn w:val="a0"/>
-    <w:link w:val="a3"/>
+  <w:style w:type="character" w:customStyle="1" w:styleId="TitleChar">
+    <w:name w:val="Title Char"/>
+    <w:basedOn w:val="DefaultParagraphFont"/>
+    <w:link w:val="Title"/>
     <w:uiPriority w:val="10"/>
     <w:rsid w:val="00921904"/>
     <w:rPr>
@@ -8984,11 +12389,11 @@
       <w:szCs w:val="56"/>
     </w:rPr>
   </w:style>
-  <w:style w:type="paragraph" w:styleId="a5">
+  <w:style w:type="paragraph" w:styleId="Subtitle">
     <w:name w:val="Subtitle"/>
-    <w:basedOn w:val="a"/>
-    <w:next w:val="a"/>
-    <w:link w:val="a6"/>
+    <w:basedOn w:val="Normal"/>
+    <w:next w:val="Normal"/>
+    <w:link w:val="SubtitleChar"/>
     <w:uiPriority w:val="11"/>
     <w:qFormat/>
     <w:rsid w:val="00921904"/>
@@ -9005,10 +12410,10 @@
       <w:szCs w:val="28"/>
     </w:rPr>
   </w:style>
-  <w:style w:type="character" w:customStyle="1" w:styleId="a6">
-    <w:name w:val="Підзаголовок Знак"/>
-    <w:basedOn w:val="a0"/>
-    <w:link w:val="a5"/>
+  <w:style w:type="character" w:customStyle="1" w:styleId="SubtitleChar">
+    <w:name w:val="Subtitle Char"/>
+    <w:basedOn w:val="DefaultParagraphFont"/>
+    <w:link w:val="Subtitle"/>
     <w:uiPriority w:val="11"/>
     <w:rsid w:val="00921904"/>
     <w:rPr>
@@ -9019,11 +12424,11 @@
       <w:szCs w:val="28"/>
     </w:rPr>
   </w:style>
-  <w:style w:type="paragraph" w:styleId="a7">
+  <w:style w:type="paragraph" w:styleId="Quote">
     <w:name w:val="Quote"/>
-    <w:basedOn w:val="a"/>
-    <w:next w:val="a"/>
-    <w:link w:val="a8"/>
+    <w:basedOn w:val="Normal"/>
+    <w:next w:val="Normal"/>
+    <w:link w:val="QuoteChar"/>
     <w:uiPriority w:val="29"/>
     <w:qFormat/>
     <w:rsid w:val="00921904"/>
@@ -9037,10 +12442,10 @@
       <w:color w:val="404040" w:themeColor="text1" w:themeTint="BF"/>
     </w:rPr>
   </w:style>
-  <w:style w:type="character" w:customStyle="1" w:styleId="a8">
-    <w:name w:val="Цитата Знак"/>
-    <w:basedOn w:val="a0"/>
-    <w:link w:val="a7"/>
+  <w:style w:type="character" w:customStyle="1" w:styleId="QuoteChar">
+    <w:name w:val="Quote Char"/>
+    <w:basedOn w:val="DefaultParagraphFont"/>
+    <w:link w:val="Quote"/>
     <w:uiPriority w:val="29"/>
     <w:rsid w:val="00921904"/>
     <w:rPr>
@@ -9049,9 +12454,9 @@
       <w:color w:val="404040" w:themeColor="text1" w:themeTint="BF"/>
     </w:rPr>
   </w:style>
-  <w:style w:type="paragraph" w:styleId="a9">
+  <w:style w:type="paragraph" w:styleId="ListParagraph">
     <w:name w:val="List Paragraph"/>
-    <w:basedOn w:val="a"/>
+    <w:basedOn w:val="Normal"/>
     <w:uiPriority w:val="34"/>
     <w:qFormat/>
     <w:rsid w:val="00921904"/>
@@ -9060,9 +12465,9 @@
       <w:contextualSpacing/>
     </w:pPr>
   </w:style>
-  <w:style w:type="character" w:styleId="aa">
+  <w:style w:type="character" w:styleId="IntenseEmphasis">
     <w:name w:val="Intense Emphasis"/>
-    <w:basedOn w:val="a0"/>
+    <w:basedOn w:val="DefaultParagraphFont"/>
     <w:uiPriority w:val="21"/>
     <w:qFormat/>
     <w:rsid w:val="00921904"/>
@@ -9072,11 +12477,11 @@
       <w:color w:val="0F4761" w:themeColor="accent1" w:themeShade="BF"/>
     </w:rPr>
   </w:style>
-  <w:style w:type="paragraph" w:styleId="ab">
+  <w:style w:type="paragraph" w:styleId="IntenseQuote">
     <w:name w:val="Intense Quote"/>
-    <w:basedOn w:val="a"/>
-    <w:next w:val="a"/>
-    <w:link w:val="ac"/>
+    <w:basedOn w:val="Normal"/>
+    <w:next w:val="Normal"/>
+    <w:link w:val="IntenseQuoteChar"/>
     <w:uiPriority w:val="30"/>
     <w:qFormat/>
     <w:rsid w:val="00921904"/>
@@ -9095,10 +12500,10 @@
       <w:color w:val="0F4761" w:themeColor="accent1" w:themeShade="BF"/>
     </w:rPr>
   </w:style>
-  <w:style w:type="character" w:customStyle="1" w:styleId="ac">
-    <w:name w:val="Насичена цитата Знак"/>
-    <w:basedOn w:val="a0"/>
-    <w:link w:val="ab"/>
+  <w:style w:type="character" w:customStyle="1" w:styleId="IntenseQuoteChar">
+    <w:name w:val="Intense Quote Char"/>
+    <w:basedOn w:val="DefaultParagraphFont"/>
+    <w:link w:val="IntenseQuote"/>
     <w:uiPriority w:val="30"/>
     <w:rsid w:val="00921904"/>
     <w:rPr>
@@ -9107,9 +12512,9 @@
       <w:color w:val="0F4761" w:themeColor="accent1" w:themeShade="BF"/>
     </w:rPr>
   </w:style>
-  <w:style w:type="character" w:styleId="ad">
+  <w:style w:type="character" w:styleId="IntenseReference">
     <w:name w:val="Intense Reference"/>
-    <w:basedOn w:val="a0"/>
+    <w:basedOn w:val="DefaultParagraphFont"/>
     <w:uiPriority w:val="32"/>
     <w:qFormat/>
     <w:rsid w:val="00921904"/>
@@ -9121,11 +12526,10 @@
       <w:spacing w:val="5"/>
     </w:rPr>
   </w:style>
-  <w:style w:type="paragraph" w:styleId="ae">
+  <w:style w:type="paragraph" w:styleId="NormalWeb">
     <w:name w:val="Normal (Web)"/>
-    <w:basedOn w:val="a"/>
+    <w:basedOn w:val="Normal"/>
     <w:uiPriority w:val="99"/>
-    <w:semiHidden/>
     <w:unhideWhenUsed/>
     <w:rsid w:val="00E87BC9"/>
     <w:pPr>
@@ -9139,12 +12543,12 @@
   </w:style>
   <w:style w:type="character" w:customStyle="1" w:styleId="apple-converted-space">
     <w:name w:val="apple-converted-space"/>
-    <w:basedOn w:val="a0"/>
+    <w:basedOn w:val="DefaultParagraphFont"/>
     <w:rsid w:val="00E87BC9"/>
   </w:style>
-  <w:style w:type="character" w:styleId="HTML">
+  <w:style w:type="character" w:styleId="HTMLCode">
     <w:name w:val="HTML Code"/>
-    <w:basedOn w:val="a0"/>
+    <w:basedOn w:val="DefaultParagraphFont"/>
     <w:uiPriority w:val="99"/>
     <w:semiHidden/>
     <w:unhideWhenUsed/>
@@ -9155,9 +12559,9 @@
       <w:szCs w:val="20"/>
     </w:rPr>
   </w:style>
-  <w:style w:type="character" w:styleId="af">
+  <w:style w:type="character" w:styleId="Hyperlink">
     <w:name w:val="Hyperlink"/>
-    <w:basedOn w:val="a0"/>
+    <w:basedOn w:val="DefaultParagraphFont"/>
     <w:uiPriority w:val="99"/>
     <w:unhideWhenUsed/>
     <w:rsid w:val="008650CC"/>
@@ -9166,9 +12570,9 @@
       <w:u w:val="single"/>
     </w:rPr>
   </w:style>
-  <w:style w:type="character" w:styleId="af0">
+  <w:style w:type="character" w:styleId="UnresolvedMention">
     <w:name w:val="Unresolved Mention"/>
-    <w:basedOn w:val="a0"/>
+    <w:basedOn w:val="DefaultParagraphFont"/>
     <w:uiPriority w:val="99"/>
     <w:semiHidden/>
     <w:unhideWhenUsed/>
@@ -9178,9 +12582,9 @@
       <w:shd w:val="clear" w:color="auto" w:fill="E1DFDD"/>
     </w:rPr>
   </w:style>
-  <w:style w:type="character" w:styleId="af1">
+  <w:style w:type="character" w:styleId="FollowedHyperlink">
     <w:name w:val="FollowedHyperlink"/>
-    <w:basedOn w:val="a0"/>
+    <w:basedOn w:val="DefaultParagraphFont"/>
     <w:uiPriority w:val="99"/>
     <w:semiHidden/>
     <w:unhideWhenUsed/>
@@ -9188,6 +12592,27 @@
     <w:rPr>
       <w:color w:val="96607D" w:themeColor="followedHyperlink"/>
       <w:u w:val="single"/>
+    </w:rPr>
+  </w:style>
+  <w:style w:type="character" w:customStyle="1" w:styleId="mrel">
+    <w:name w:val="mrel"/>
+    <w:basedOn w:val="DefaultParagraphFont"/>
+    <w:rsid w:val="00DD357D"/>
+  </w:style>
+  <w:style w:type="character" w:customStyle="1" w:styleId="mord">
+    <w:name w:val="mord"/>
+    <w:basedOn w:val="DefaultParagraphFont"/>
+    <w:rsid w:val="00DD357D"/>
+  </w:style>
+  <w:style w:type="character" w:styleId="Strong">
+    <w:name w:val="Strong"/>
+    <w:basedOn w:val="DefaultParagraphFont"/>
+    <w:uiPriority w:val="22"/>
+    <w:qFormat/>
+    <w:rsid w:val="00D322FC"/>
+    <w:rPr>
+      <w:b/>
+      <w:bCs/>
     </w:rPr>
   </w:style>
 </w:styles>
